--- a/Python Syllabus.docx
+++ b/Python Syllabus.docx
@@ -1783,1209 +1783,2607 @@
         </w:rPr>
         <w:t>elif</w:t>
       </w:r>
+      <w:proofErr w:type="spellEnd"/>
+    </w:p>
+    <w:p>
+      <w:pPr>
+        <w:pStyle w:val="NoSpacing"/>
+        <w:numPr>
+          <w:ilvl w:val="1"/>
+          <w:numId w:val="1"/>
+        </w:numPr>
+        <w:rPr>
+          <w:sz w:val="28"/>
+          <w:szCs w:val="28"/>
+        </w:rPr>
+      </w:pPr>
+      <w:r>
+        <w:rPr>
+          <w:sz w:val="28"/>
+          <w:szCs w:val="28"/>
+        </w:rPr>
+        <w:t xml:space="preserve"> else</w:t>
+      </w:r>
+    </w:p>
+    <w:p>
+      <w:pPr>
+        <w:pStyle w:val="NoSpacing"/>
+        <w:numPr>
+          <w:ilvl w:val="1"/>
+          <w:numId w:val="1"/>
+        </w:numPr>
+        <w:rPr>
+          <w:sz w:val="28"/>
+          <w:szCs w:val="28"/>
+        </w:rPr>
+      </w:pPr>
+      <w:r>
+        <w:rPr>
+          <w:sz w:val="28"/>
+          <w:szCs w:val="28"/>
+        </w:rPr>
+        <w:t xml:space="preserve"> Nesting </w:t>
+      </w:r>
+    </w:p>
+    <w:p>
+      <w:pPr>
+        <w:pStyle w:val="NoSpacing"/>
+        <w:ind w:left="360"/>
+        <w:rPr>
+          <w:sz w:val="28"/>
+          <w:szCs w:val="28"/>
+        </w:rPr>
+      </w:pPr>
+    </w:p>
+    <w:p>
+      <w:pPr>
+        <w:pStyle w:val="NoSpacing"/>
+        <w:ind w:left="360"/>
+        <w:rPr>
+          <w:sz w:val="28"/>
+          <w:szCs w:val="28"/>
+        </w:rPr>
+      </w:pPr>
+    </w:p>
+    <w:p>
+      <w:pPr>
+        <w:pStyle w:val="NoSpacing"/>
+        <w:numPr>
+          <w:ilvl w:val="0"/>
+          <w:numId w:val="1"/>
+        </w:numPr>
+        <w:rPr>
+          <w:sz w:val="28"/>
+          <w:szCs w:val="28"/>
+        </w:rPr>
+      </w:pPr>
+      <w:r>
+        <w:rPr>
+          <w:sz w:val="28"/>
+          <w:szCs w:val="28"/>
+        </w:rPr>
+        <w:t xml:space="preserve">List    (similar  like   Array ) </w:t>
+      </w:r>
+    </w:p>
+    <w:p>
+      <w:pPr>
+        <w:pStyle w:val="NoSpacing"/>
+        <w:numPr>
+          <w:ilvl w:val="0"/>
+          <w:numId w:val="3"/>
+        </w:numPr>
+        <w:rPr>
+          <w:sz w:val="28"/>
+          <w:szCs w:val="28"/>
+        </w:rPr>
+      </w:pPr>
+      <w:r>
+        <w:rPr>
+          <w:sz w:val="28"/>
+          <w:szCs w:val="28"/>
+        </w:rPr>
+        <w:t>[</w:t>
+      </w:r>
+      <w:r>
+        <w:rPr>
+          <w:sz w:val="28"/>
+          <w:szCs w:val="28"/>
+        </w:rPr>
+        <w:tab/>
+        <w:t>]</w:t>
+      </w:r>
+    </w:p>
+    <w:p>
+      <w:pPr>
+        <w:pStyle w:val="NoSpacing"/>
+        <w:numPr>
+          <w:ilvl w:val="0"/>
+          <w:numId w:val="3"/>
+        </w:numPr>
+        <w:rPr>
+          <w:sz w:val="28"/>
+          <w:szCs w:val="28"/>
+        </w:rPr>
+      </w:pPr>
+      <w:r>
+        <w:rPr>
+          <w:sz w:val="28"/>
+          <w:szCs w:val="28"/>
+        </w:rPr>
+        <w:t>It can store any elements of different  types  ( integer , float , string ,</w:t>
+      </w:r>
+      <w:proofErr w:type="spellStart"/>
+      <w:r>
+        <w:rPr>
+          <w:sz w:val="28"/>
+          <w:szCs w:val="28"/>
+        </w:rPr>
+        <w:t>etc</w:t>
+      </w:r>
+      <w:proofErr w:type="spellEnd"/>
+      <w:r>
+        <w:rPr>
+          <w:sz w:val="28"/>
+          <w:szCs w:val="28"/>
+        </w:rPr>
+        <w:t>)</w:t>
+      </w:r>
+    </w:p>
+    <w:p>
+      <w:pPr>
+        <w:pStyle w:val="NoSpacing"/>
+        <w:numPr>
+          <w:ilvl w:val="0"/>
+          <w:numId w:val="3"/>
+        </w:numPr>
+        <w:rPr>
+          <w:sz w:val="28"/>
+          <w:szCs w:val="28"/>
+        </w:rPr>
+      </w:pPr>
+      <w:r>
+        <w:rPr>
+          <w:sz w:val="28"/>
+          <w:szCs w:val="28"/>
+        </w:rPr>
+        <w:t xml:space="preserve">String are immutable In python </w:t>
+      </w:r>
+    </w:p>
+    <w:p>
+      <w:pPr>
+        <w:pStyle w:val="NoSpacing"/>
+        <w:numPr>
+          <w:ilvl w:val="0"/>
+          <w:numId w:val="3"/>
+        </w:numPr>
+        <w:rPr>
+          <w:sz w:val="28"/>
+          <w:szCs w:val="28"/>
+        </w:rPr>
+      </w:pPr>
+      <w:r>
+        <w:rPr>
+          <w:sz w:val="28"/>
+          <w:szCs w:val="28"/>
+        </w:rPr>
+        <w:t>List are mutable in python via indexing</w:t>
+      </w:r>
+    </w:p>
+    <w:p>
+      <w:pPr>
+        <w:pStyle w:val="NoSpacing"/>
+        <w:numPr>
+          <w:ilvl w:val="1"/>
+          <w:numId w:val="1"/>
+        </w:numPr>
+        <w:rPr>
+          <w:sz w:val="28"/>
+          <w:szCs w:val="28"/>
+        </w:rPr>
+      </w:pPr>
+      <w:r>
+        <w:rPr>
+          <w:sz w:val="28"/>
+          <w:szCs w:val="28"/>
+        </w:rPr>
+        <w:t xml:space="preserve"> Indexing ( </w:t>
+      </w:r>
+      <w:proofErr w:type="spellStart"/>
+      <w:r>
+        <w:rPr>
+          <w:sz w:val="28"/>
+          <w:szCs w:val="28"/>
+        </w:rPr>
+        <w:t>accesing</w:t>
+      </w:r>
+      <w:proofErr w:type="spellEnd"/>
+      <w:r>
+        <w:rPr>
+          <w:sz w:val="28"/>
+          <w:szCs w:val="28"/>
+        </w:rPr>
+        <w:t xml:space="preserve"> </w:t>
+      </w:r>
+      <w:r>
+        <w:rPr>
+          <w:sz w:val="28"/>
+          <w:szCs w:val="28"/>
+        </w:rPr>
+        <w:t xml:space="preserve">) </w:t>
+      </w:r>
+      <w:r>
+        <w:rPr>
+          <w:sz w:val="28"/>
+          <w:szCs w:val="28"/>
+        </w:rPr>
+        <w:sym w:font="Wingdings" w:char="F0E8"/>
+      </w:r>
+      <w:r>
+        <w:rPr>
+          <w:sz w:val="28"/>
+          <w:szCs w:val="28"/>
+        </w:rPr>
+        <w:t xml:space="preserve"> out of index gives error</w:t>
+      </w:r>
+    </w:p>
+    <w:p>
+      <w:pPr>
+        <w:pStyle w:val="NoSpacing"/>
+        <w:numPr>
+          <w:ilvl w:val="1"/>
+          <w:numId w:val="1"/>
+        </w:numPr>
+        <w:rPr>
+          <w:sz w:val="28"/>
+          <w:szCs w:val="28"/>
+        </w:rPr>
+      </w:pPr>
+      <w:r>
+        <w:rPr>
+          <w:sz w:val="28"/>
+          <w:szCs w:val="28"/>
+        </w:rPr>
+        <w:t xml:space="preserve"> </w:t>
+      </w:r>
+      <w:r>
+        <w:rPr>
+          <w:sz w:val="28"/>
+          <w:szCs w:val="28"/>
+        </w:rPr>
+        <w:t>Length ()</w:t>
+      </w:r>
+    </w:p>
+    <w:p>
+      <w:pPr>
+        <w:pStyle w:val="NoSpacing"/>
+        <w:numPr>
+          <w:ilvl w:val="1"/>
+          <w:numId w:val="1"/>
+        </w:numPr>
+        <w:rPr>
+          <w:sz w:val="28"/>
+          <w:szCs w:val="28"/>
+        </w:rPr>
+      </w:pPr>
+      <w:r>
+        <w:rPr>
+          <w:sz w:val="28"/>
+          <w:szCs w:val="28"/>
+        </w:rPr>
+        <w:t xml:space="preserve"> Mutable </w:t>
+      </w:r>
+    </w:p>
+    <w:p>
+      <w:pPr>
+        <w:pStyle w:val="NoSpacing"/>
+        <w:numPr>
+          <w:ilvl w:val="1"/>
+          <w:numId w:val="1"/>
+        </w:numPr>
+        <w:rPr>
+          <w:sz w:val="28"/>
+          <w:szCs w:val="28"/>
+        </w:rPr>
+      </w:pPr>
+      <w:r>
+        <w:rPr>
+          <w:sz w:val="28"/>
+          <w:szCs w:val="28"/>
+        </w:rPr>
+        <w:t xml:space="preserve"> Slicing </w:t>
+      </w:r>
+    </w:p>
+    <w:p>
+      <w:pPr>
+        <w:pStyle w:val="NoSpacing"/>
+        <w:numPr>
+          <w:ilvl w:val="1"/>
+          <w:numId w:val="1"/>
+        </w:numPr>
+        <w:rPr>
+          <w:sz w:val="28"/>
+          <w:szCs w:val="28"/>
+        </w:rPr>
+      </w:pPr>
+      <w:r>
+        <w:rPr>
+          <w:sz w:val="28"/>
+          <w:szCs w:val="28"/>
+        </w:rPr>
+        <w:t xml:space="preserve"> List Method / Function()</w:t>
+      </w:r>
+    </w:p>
+    <w:p>
+      <w:pPr>
+        <w:pStyle w:val="NoSpacing"/>
+        <w:numPr>
+          <w:ilvl w:val="2"/>
+          <w:numId w:val="1"/>
+        </w:numPr>
+        <w:rPr>
+          <w:sz w:val="28"/>
+          <w:szCs w:val="28"/>
+        </w:rPr>
+      </w:pPr>
+      <w:proofErr w:type="spellStart"/>
+      <w:r>
+        <w:rPr>
+          <w:sz w:val="28"/>
+          <w:szCs w:val="28"/>
+        </w:rPr>
+        <w:t>List.append</w:t>
+      </w:r>
+      <w:proofErr w:type="spellEnd"/>
+      <w:r>
+        <w:rPr>
+          <w:sz w:val="28"/>
+          <w:szCs w:val="28"/>
+        </w:rPr>
+        <w:t xml:space="preserve">(4) </w:t>
+      </w:r>
+      <w:r>
+        <w:rPr>
+          <w:sz w:val="28"/>
+          <w:szCs w:val="28"/>
+        </w:rPr>
+        <w:sym w:font="Wingdings" w:char="F0E8"/>
+      </w:r>
+      <w:r>
+        <w:rPr>
+          <w:sz w:val="28"/>
+          <w:szCs w:val="28"/>
+        </w:rPr>
+        <w:t xml:space="preserve"> Add one element at end of list </w:t>
+      </w:r>
+      <w:r>
+        <w:rPr>
+          <w:sz w:val="28"/>
+          <w:szCs w:val="28"/>
+        </w:rPr>
+        <w:t xml:space="preserve"> , it returns none </w:t>
+      </w:r>
+    </w:p>
+    <w:p>
+      <w:pPr>
+        <w:pStyle w:val="NoSpacing"/>
+        <w:numPr>
+          <w:ilvl w:val="2"/>
+          <w:numId w:val="1"/>
+        </w:numPr>
+        <w:rPr>
+          <w:sz w:val="28"/>
+          <w:szCs w:val="28"/>
+        </w:rPr>
+      </w:pPr>
+      <w:proofErr w:type="spellStart"/>
+      <w:r>
+        <w:rPr>
+          <w:sz w:val="28"/>
+          <w:szCs w:val="28"/>
+        </w:rPr>
+        <w:t>List.sort</w:t>
+      </w:r>
+      <w:proofErr w:type="spellEnd"/>
+      <w:r>
+        <w:rPr>
+          <w:sz w:val="28"/>
+          <w:szCs w:val="28"/>
+        </w:rPr>
+        <w:t xml:space="preserve">() </w:t>
+      </w:r>
+      <w:r>
+        <w:rPr>
+          <w:sz w:val="28"/>
+          <w:szCs w:val="28"/>
+        </w:rPr>
+        <w:sym w:font="Wingdings" w:char="F0E0"/>
+      </w:r>
+      <w:r>
+        <w:rPr>
+          <w:sz w:val="28"/>
+          <w:szCs w:val="28"/>
+        </w:rPr>
+        <w:t xml:space="preserve"> sort in ascending order</w:t>
+      </w:r>
+      <w:r>
+        <w:rPr>
+          <w:sz w:val="28"/>
+          <w:szCs w:val="28"/>
+        </w:rPr>
+        <w:t xml:space="preserve"> , it returns none</w:t>
+      </w:r>
+      <w:r>
+        <w:rPr>
+          <w:sz w:val="28"/>
+          <w:szCs w:val="28"/>
+        </w:rPr>
+        <w:t xml:space="preserve"> means </w:t>
+      </w:r>
+      <w:proofErr w:type="spellStart"/>
+      <w:r>
+        <w:rPr>
+          <w:sz w:val="28"/>
+          <w:szCs w:val="28"/>
+        </w:rPr>
+        <w:t>originall</w:t>
+      </w:r>
+      <w:proofErr w:type="spellEnd"/>
+      <w:r>
+        <w:rPr>
+          <w:sz w:val="28"/>
+          <w:szCs w:val="28"/>
+        </w:rPr>
+        <w:t xml:space="preserve"> list </w:t>
+      </w:r>
+      <w:proofErr w:type="spellStart"/>
+      <w:r>
+        <w:rPr>
+          <w:sz w:val="28"/>
+          <w:szCs w:val="28"/>
+        </w:rPr>
+        <w:t>mai</w:t>
+      </w:r>
+      <w:proofErr w:type="spellEnd"/>
+      <w:r>
+        <w:rPr>
+          <w:sz w:val="28"/>
+          <w:szCs w:val="28"/>
+        </w:rPr>
+        <w:t xml:space="preserve"> sort </w:t>
+      </w:r>
+      <w:proofErr w:type="spellStart"/>
+      <w:r>
+        <w:rPr>
+          <w:sz w:val="28"/>
+          <w:szCs w:val="28"/>
+        </w:rPr>
+        <w:t>karta</w:t>
+      </w:r>
+      <w:proofErr w:type="spellEnd"/>
+      <w:r>
+        <w:rPr>
+          <w:sz w:val="28"/>
+          <w:szCs w:val="28"/>
+        </w:rPr>
+        <w:t xml:space="preserve"> </w:t>
+      </w:r>
+      <w:proofErr w:type="spellStart"/>
+      <w:r>
+        <w:rPr>
+          <w:sz w:val="28"/>
+          <w:szCs w:val="28"/>
+        </w:rPr>
+        <w:t>hai</w:t>
+      </w:r>
+      <w:proofErr w:type="spellEnd"/>
+      <w:r>
+        <w:rPr>
+          <w:sz w:val="28"/>
+          <w:szCs w:val="28"/>
+        </w:rPr>
+        <w:t xml:space="preserve"> return </w:t>
+      </w:r>
+      <w:proofErr w:type="spellStart"/>
+      <w:r>
+        <w:rPr>
+          <w:sz w:val="28"/>
+          <w:szCs w:val="28"/>
+        </w:rPr>
+        <w:t>nahi</w:t>
+      </w:r>
+      <w:proofErr w:type="spellEnd"/>
+      <w:r>
+        <w:rPr>
+          <w:sz w:val="28"/>
+          <w:szCs w:val="28"/>
+        </w:rPr>
+        <w:t xml:space="preserve"> </w:t>
+      </w:r>
+      <w:proofErr w:type="spellStart"/>
+      <w:r>
+        <w:rPr>
+          <w:sz w:val="28"/>
+          <w:szCs w:val="28"/>
+        </w:rPr>
+        <w:t>krta</w:t>
+      </w:r>
+      <w:proofErr w:type="spellEnd"/>
+      <w:r>
+        <w:rPr>
+          <w:sz w:val="28"/>
+          <w:szCs w:val="28"/>
+        </w:rPr>
+        <w:t xml:space="preserve"> </w:t>
+      </w:r>
+      <w:proofErr w:type="spellStart"/>
+      <w:r>
+        <w:rPr>
+          <w:sz w:val="28"/>
+          <w:szCs w:val="28"/>
+        </w:rPr>
+        <w:t>kuch</w:t>
+      </w:r>
+      <w:proofErr w:type="spellEnd"/>
+    </w:p>
+    <w:p>
+      <w:pPr>
+        <w:pStyle w:val="NoSpacing"/>
+        <w:numPr>
+          <w:ilvl w:val="2"/>
+          <w:numId w:val="1"/>
+        </w:numPr>
+        <w:rPr>
+          <w:sz w:val="28"/>
+          <w:szCs w:val="28"/>
+        </w:rPr>
+      </w:pPr>
+      <w:proofErr w:type="spellStart"/>
+      <w:r>
+        <w:rPr>
+          <w:sz w:val="28"/>
+          <w:szCs w:val="28"/>
+        </w:rPr>
+        <w:t>List.sort</w:t>
+      </w:r>
+      <w:proofErr w:type="spellEnd"/>
+      <w:r>
+        <w:rPr>
+          <w:sz w:val="28"/>
+          <w:szCs w:val="28"/>
+        </w:rPr>
+        <w:t xml:space="preserve">(reverse=True) </w:t>
+      </w:r>
+      <w:r>
+        <w:rPr>
+          <w:sz w:val="28"/>
+          <w:szCs w:val="28"/>
+        </w:rPr>
+        <w:sym w:font="Wingdings" w:char="F0E0"/>
+      </w:r>
+      <w:r>
+        <w:rPr>
+          <w:sz w:val="28"/>
+          <w:szCs w:val="28"/>
+        </w:rPr>
+        <w:t xml:space="preserve"> sort in de</w:t>
+      </w:r>
+      <w:r>
+        <w:rPr>
+          <w:sz w:val="28"/>
+          <w:szCs w:val="28"/>
+        </w:rPr>
+        <w:t>scending order</w:t>
+      </w:r>
+    </w:p>
+    <w:p>
+      <w:pPr>
+        <w:pStyle w:val="NoSpacing"/>
+        <w:numPr>
+          <w:ilvl w:val="2"/>
+          <w:numId w:val="1"/>
+        </w:numPr>
+        <w:rPr>
+          <w:sz w:val="28"/>
+          <w:szCs w:val="28"/>
+        </w:rPr>
+      </w:pPr>
+      <w:proofErr w:type="spellStart"/>
+      <w:r>
+        <w:rPr>
+          <w:sz w:val="28"/>
+          <w:szCs w:val="28"/>
+        </w:rPr>
+        <w:t>List.reverse</w:t>
+      </w:r>
+      <w:proofErr w:type="spellEnd"/>
+      <w:r>
+        <w:rPr>
+          <w:sz w:val="28"/>
+          <w:szCs w:val="28"/>
+        </w:rPr>
+        <w:t xml:space="preserve"> </w:t>
+      </w:r>
+      <w:r>
+        <w:rPr>
+          <w:sz w:val="28"/>
+          <w:szCs w:val="28"/>
+        </w:rPr>
+        <w:sym w:font="Wingdings" w:char="F0E0"/>
+      </w:r>
+      <w:r>
+        <w:rPr>
+          <w:sz w:val="28"/>
+          <w:szCs w:val="28"/>
+        </w:rPr>
+        <w:t xml:space="preserve">  reverse string </w:t>
+      </w:r>
+    </w:p>
+    <w:p>
+      <w:pPr>
+        <w:pStyle w:val="NoSpacing"/>
+        <w:numPr>
+          <w:ilvl w:val="2"/>
+          <w:numId w:val="1"/>
+        </w:numPr>
+        <w:rPr>
+          <w:sz w:val="28"/>
+          <w:szCs w:val="28"/>
+        </w:rPr>
+      </w:pPr>
+      <w:proofErr w:type="spellStart"/>
+      <w:r>
+        <w:rPr>
+          <w:sz w:val="28"/>
+          <w:szCs w:val="28"/>
+        </w:rPr>
+        <w:t>List.insert</w:t>
+      </w:r>
+      <w:proofErr w:type="spellEnd"/>
+      <w:r>
+        <w:rPr>
+          <w:sz w:val="28"/>
+          <w:szCs w:val="28"/>
+        </w:rPr>
+        <w:t xml:space="preserve">(index ,  element) </w:t>
+      </w:r>
+      <w:r>
+        <w:rPr>
+          <w:sz w:val="28"/>
+          <w:szCs w:val="28"/>
+        </w:rPr>
+        <w:sym w:font="Wingdings" w:char="F0E0"/>
+      </w:r>
+      <w:r>
+        <w:rPr>
+          <w:sz w:val="28"/>
+          <w:szCs w:val="28"/>
+        </w:rPr>
+        <w:t xml:space="preserve"> insert element at index</w:t>
+      </w:r>
+    </w:p>
+    <w:p>
+      <w:pPr>
+        <w:pStyle w:val="NoSpacing"/>
+        <w:numPr>
+          <w:ilvl w:val="2"/>
+          <w:numId w:val="1"/>
+        </w:numPr>
+        <w:rPr>
+          <w:sz w:val="28"/>
+          <w:szCs w:val="28"/>
+        </w:rPr>
+      </w:pPr>
+      <w:proofErr w:type="spellStart"/>
+      <w:r>
+        <w:rPr>
+          <w:sz w:val="28"/>
+          <w:szCs w:val="28"/>
+        </w:rPr>
+        <w:t>List.remove</w:t>
+      </w:r>
+      <w:proofErr w:type="spellEnd"/>
+      <w:r>
+        <w:rPr>
+          <w:sz w:val="28"/>
+          <w:szCs w:val="28"/>
+        </w:rPr>
+        <w:t xml:space="preserve">(1element) </w:t>
+      </w:r>
+      <w:r>
+        <w:rPr>
+          <w:sz w:val="28"/>
+          <w:szCs w:val="28"/>
+        </w:rPr>
+        <w:sym w:font="Wingdings" w:char="F0E0"/>
+      </w:r>
+      <w:r>
+        <w:rPr>
+          <w:sz w:val="28"/>
+          <w:szCs w:val="28"/>
+        </w:rPr>
+        <w:t xml:space="preserve"> remove first </w:t>
+      </w:r>
+      <w:proofErr w:type="spellStart"/>
+      <w:r>
+        <w:rPr>
+          <w:sz w:val="28"/>
+          <w:szCs w:val="28"/>
+        </w:rPr>
+        <w:t>occurance</w:t>
+      </w:r>
+      <w:proofErr w:type="spellEnd"/>
+      <w:r>
+        <w:rPr>
+          <w:sz w:val="28"/>
+          <w:szCs w:val="28"/>
+        </w:rPr>
+        <w:t xml:space="preserve"> of element</w:t>
+      </w:r>
+    </w:p>
+    <w:p>
+      <w:pPr>
+        <w:pStyle w:val="NoSpacing"/>
+        <w:numPr>
+          <w:ilvl w:val="2"/>
+          <w:numId w:val="1"/>
+        </w:numPr>
+        <w:rPr>
+          <w:sz w:val="28"/>
+          <w:szCs w:val="28"/>
+        </w:rPr>
+      </w:pPr>
+      <w:proofErr w:type="spellStart"/>
+      <w:r>
+        <w:rPr>
+          <w:sz w:val="28"/>
+          <w:szCs w:val="28"/>
+        </w:rPr>
+        <w:t>List.pop</w:t>
+      </w:r>
+      <w:proofErr w:type="spellEnd"/>
+      <w:r>
+        <w:rPr>
+          <w:sz w:val="28"/>
+          <w:szCs w:val="28"/>
+        </w:rPr>
+        <w:t xml:space="preserve">(index) </w:t>
+      </w:r>
+      <w:r>
+        <w:rPr>
+          <w:sz w:val="28"/>
+          <w:szCs w:val="28"/>
+        </w:rPr>
+        <w:sym w:font="Wingdings" w:char="F0E0"/>
+      </w:r>
+      <w:r>
+        <w:rPr>
+          <w:sz w:val="28"/>
+          <w:szCs w:val="28"/>
+        </w:rPr>
+        <w:t xml:space="preserve"> remove element according to  index </w:t>
+      </w:r>
+      <w:r>
+        <w:rPr>
+          <w:sz w:val="28"/>
+          <w:szCs w:val="28"/>
+        </w:rPr>
+        <w:t>\</w:t>
+      </w:r>
+    </w:p>
+    <w:p>
+      <w:pPr>
+        <w:pStyle w:val="NoSpacing"/>
+        <w:numPr>
+          <w:ilvl w:val="2"/>
+          <w:numId w:val="1"/>
+        </w:numPr>
+        <w:rPr>
+          <w:sz w:val="28"/>
+          <w:szCs w:val="28"/>
+        </w:rPr>
+      </w:pPr>
+      <w:proofErr w:type="spellStart"/>
+      <w:r>
+        <w:rPr>
+          <w:sz w:val="28"/>
+          <w:szCs w:val="28"/>
+        </w:rPr>
+        <w:t>List</w:t>
+      </w:r>
+      <w:r>
+        <w:rPr>
+          <w:sz w:val="28"/>
+          <w:szCs w:val="28"/>
+        </w:rPr>
+        <w:t>.copy</w:t>
+      </w:r>
+      <w:proofErr w:type="spellEnd"/>
+      <w:r>
+        <w:rPr>
+          <w:sz w:val="28"/>
+          <w:szCs w:val="28"/>
+        </w:rPr>
+        <w:t>()</w:t>
+      </w:r>
+      <w:r>
+        <w:rPr>
+          <w:sz w:val="28"/>
+          <w:szCs w:val="28"/>
+        </w:rPr>
+        <w:sym w:font="Wingdings" w:char="F0E0"/>
+      </w:r>
+      <w:r>
+        <w:rPr>
+          <w:sz w:val="28"/>
+          <w:szCs w:val="28"/>
+        </w:rPr>
+        <w:t xml:space="preserve"> it is used to copy </w:t>
+      </w:r>
+    </w:p>
+    <w:p>
+      <w:pPr>
+        <w:pStyle w:val="NoSpacing"/>
+        <w:ind w:left="1224"/>
+        <w:rPr>
+          <w:sz w:val="28"/>
+          <w:szCs w:val="28"/>
+        </w:rPr>
+      </w:pPr>
+    </w:p>
+    <w:p>
+      <w:pPr>
+        <w:pStyle w:val="NoSpacing"/>
+        <w:numPr>
+          <w:ilvl w:val="0"/>
+          <w:numId w:val="1"/>
+        </w:numPr>
+        <w:rPr>
+          <w:sz w:val="28"/>
+          <w:szCs w:val="28"/>
+        </w:rPr>
+      </w:pPr>
+      <w:r>
+        <w:rPr>
+          <w:sz w:val="28"/>
+          <w:szCs w:val="28"/>
+        </w:rPr>
+        <w:t xml:space="preserve">Tuple </w:t>
+      </w:r>
+    </w:p>
+    <w:p>
+      <w:pPr>
+        <w:pStyle w:val="NoSpacing"/>
+        <w:numPr>
+          <w:ilvl w:val="0"/>
+          <w:numId w:val="5"/>
+        </w:numPr>
+        <w:rPr>
+          <w:sz w:val="28"/>
+          <w:szCs w:val="28"/>
+        </w:rPr>
+      </w:pPr>
+      <w:r>
+        <w:rPr>
+          <w:sz w:val="28"/>
+          <w:szCs w:val="28"/>
+        </w:rPr>
+        <w:t xml:space="preserve">( </w:t>
+      </w:r>
+      <w:r>
+        <w:rPr>
+          <w:sz w:val="28"/>
+          <w:szCs w:val="28"/>
+        </w:rPr>
+        <w:tab/>
+        <w:t>)</w:t>
+      </w:r>
+    </w:p>
+    <w:p>
+      <w:pPr>
+        <w:pStyle w:val="NoSpacing"/>
+        <w:numPr>
+          <w:ilvl w:val="0"/>
+          <w:numId w:val="5"/>
+        </w:numPr>
+        <w:rPr>
+          <w:sz w:val="28"/>
+          <w:szCs w:val="28"/>
+        </w:rPr>
+      </w:pPr>
+      <w:r>
+        <w:rPr>
+          <w:sz w:val="28"/>
+          <w:szCs w:val="28"/>
+        </w:rPr>
+        <w:t xml:space="preserve">Tuple are immutable </w:t>
+      </w:r>
+      <w:proofErr w:type="spellStart"/>
+      <w:r>
+        <w:rPr>
+          <w:sz w:val="28"/>
+          <w:szCs w:val="28"/>
+        </w:rPr>
+        <w:t>where as</w:t>
+      </w:r>
+      <w:proofErr w:type="spellEnd"/>
+      <w:r>
+        <w:rPr>
+          <w:sz w:val="28"/>
+          <w:szCs w:val="28"/>
+        </w:rPr>
+        <w:t xml:space="preserve"> list are mutable </w:t>
+      </w:r>
+    </w:p>
+    <w:p>
+      <w:pPr>
+        <w:pStyle w:val="NoSpacing"/>
+        <w:numPr>
+          <w:ilvl w:val="0"/>
+          <w:numId w:val="5"/>
+        </w:numPr>
+        <w:rPr>
+          <w:sz w:val="28"/>
+          <w:szCs w:val="28"/>
+        </w:rPr>
+      </w:pPr>
+      <w:r>
+        <w:rPr>
+          <w:sz w:val="28"/>
+          <w:szCs w:val="28"/>
+        </w:rPr>
+        <w:t>Means we cannot add/ delete  element in tuple</w:t>
+      </w:r>
+    </w:p>
+    <w:p>
+      <w:pPr>
+        <w:pStyle w:val="NoSpacing"/>
+        <w:numPr>
+          <w:ilvl w:val="0"/>
+          <w:numId w:val="5"/>
+        </w:numPr>
+        <w:rPr>
+          <w:sz w:val="28"/>
+          <w:szCs w:val="28"/>
+        </w:rPr>
+      </w:pPr>
+      <w:proofErr w:type="spellStart"/>
+      <w:r>
+        <w:rPr>
+          <w:sz w:val="28"/>
+          <w:szCs w:val="28"/>
+        </w:rPr>
+        <w:t>Tup</w:t>
+      </w:r>
+      <w:proofErr w:type="spellEnd"/>
+      <w:r>
+        <w:rPr>
+          <w:sz w:val="28"/>
+          <w:szCs w:val="28"/>
+        </w:rPr>
+        <w:t xml:space="preserve"> = ( 1 , ) </w:t>
+      </w:r>
+      <w:proofErr w:type="spellStart"/>
+      <w:r>
+        <w:rPr>
+          <w:sz w:val="28"/>
+          <w:szCs w:val="28"/>
+        </w:rPr>
+        <w:t>Seperated</w:t>
+      </w:r>
+      <w:proofErr w:type="spellEnd"/>
+      <w:r>
+        <w:rPr>
+          <w:sz w:val="28"/>
+          <w:szCs w:val="28"/>
+        </w:rPr>
+        <w:t xml:space="preserve">  </w:t>
+      </w:r>
+      <w:proofErr w:type="spellStart"/>
+      <w:r>
+        <w:rPr>
+          <w:sz w:val="28"/>
+          <w:szCs w:val="28"/>
+        </w:rPr>
+        <w:t>nby</w:t>
+      </w:r>
+      <w:proofErr w:type="spellEnd"/>
+      <w:r>
+        <w:rPr>
+          <w:sz w:val="28"/>
+          <w:szCs w:val="28"/>
+        </w:rPr>
+        <w:t xml:space="preserve"> comma when we gives single value </w:t>
+      </w:r>
+    </w:p>
+    <w:p>
+      <w:pPr>
+        <w:pStyle w:val="NoSpacing"/>
+        <w:numPr>
+          <w:ilvl w:val="1"/>
+          <w:numId w:val="5"/>
+        </w:numPr>
+        <w:rPr>
+          <w:sz w:val="28"/>
+          <w:szCs w:val="28"/>
+        </w:rPr>
+      </w:pPr>
+      <w:proofErr w:type="spellStart"/>
+      <w:r>
+        <w:rPr>
+          <w:sz w:val="28"/>
+          <w:szCs w:val="28"/>
+        </w:rPr>
+        <w:t>Tup</w:t>
+      </w:r>
+      <w:proofErr w:type="spellEnd"/>
+      <w:r>
+        <w:rPr>
+          <w:sz w:val="28"/>
+          <w:szCs w:val="28"/>
+        </w:rPr>
+        <w:t xml:space="preserve"> = ( 1 ) </w:t>
+      </w:r>
+      <w:r>
+        <w:rPr>
+          <w:sz w:val="28"/>
+          <w:szCs w:val="28"/>
+        </w:rPr>
+        <w:sym w:font="Wingdings" w:char="F0E0"/>
+      </w:r>
+      <w:r>
+        <w:rPr>
+          <w:sz w:val="28"/>
+          <w:szCs w:val="28"/>
+        </w:rPr>
+        <w:t xml:space="preserve"> it treats like integer when we check the type of </w:t>
+      </w:r>
+      <w:proofErr w:type="spellStart"/>
+      <w:r>
+        <w:rPr>
+          <w:sz w:val="28"/>
+          <w:szCs w:val="28"/>
+        </w:rPr>
+        <w:t>Tup</w:t>
+      </w:r>
+      <w:proofErr w:type="spellEnd"/>
+      <w:r>
+        <w:rPr>
+          <w:sz w:val="28"/>
+          <w:szCs w:val="28"/>
+        </w:rPr>
+        <w:t xml:space="preserve"> it gives </w:t>
+      </w:r>
+      <w:proofErr w:type="spellStart"/>
+      <w:r>
+        <w:rPr>
+          <w:sz w:val="28"/>
+          <w:szCs w:val="28"/>
+        </w:rPr>
+        <w:t>int</w:t>
+      </w:r>
+      <w:proofErr w:type="spellEnd"/>
+      <w:r>
+        <w:rPr>
+          <w:sz w:val="28"/>
+          <w:szCs w:val="28"/>
+        </w:rPr>
+        <w:t xml:space="preserve"> as a type </w:t>
+      </w:r>
+    </w:p>
+    <w:p>
+      <w:pPr>
+        <w:pStyle w:val="NoSpacing"/>
+        <w:numPr>
+          <w:ilvl w:val="1"/>
+          <w:numId w:val="1"/>
+        </w:numPr>
+        <w:rPr>
+          <w:sz w:val="28"/>
+          <w:szCs w:val="28"/>
+        </w:rPr>
+      </w:pPr>
+      <w:r>
+        <w:rPr>
+          <w:sz w:val="28"/>
+          <w:szCs w:val="28"/>
+        </w:rPr>
+        <w:t xml:space="preserve"> Slicing </w:t>
+      </w:r>
+    </w:p>
+    <w:p>
+      <w:pPr>
+        <w:pStyle w:val="NoSpacing"/>
+        <w:numPr>
+          <w:ilvl w:val="1"/>
+          <w:numId w:val="1"/>
+        </w:numPr>
+        <w:rPr>
+          <w:sz w:val="28"/>
+          <w:szCs w:val="28"/>
+        </w:rPr>
+      </w:pPr>
+      <w:r>
+        <w:rPr>
+          <w:sz w:val="28"/>
+          <w:szCs w:val="28"/>
+        </w:rPr>
+        <w:t xml:space="preserve"> Tuple method</w:t>
+      </w:r>
+    </w:p>
+    <w:p>
+      <w:pPr>
+        <w:pStyle w:val="NoSpacing"/>
+        <w:numPr>
+          <w:ilvl w:val="2"/>
+          <w:numId w:val="1"/>
+        </w:numPr>
+        <w:rPr>
+          <w:sz w:val="28"/>
+          <w:szCs w:val="28"/>
+        </w:rPr>
+      </w:pPr>
+      <w:proofErr w:type="spellStart"/>
+      <w:r>
+        <w:rPr>
+          <w:sz w:val="28"/>
+          <w:szCs w:val="28"/>
+        </w:rPr>
+        <w:t>Tup.index</w:t>
+      </w:r>
+      <w:proofErr w:type="spellEnd"/>
+      <w:r>
+        <w:rPr>
+          <w:sz w:val="28"/>
+          <w:szCs w:val="28"/>
+        </w:rPr>
+        <w:t xml:space="preserve">(element) </w:t>
+      </w:r>
+      <w:r>
+        <w:rPr>
+          <w:sz w:val="28"/>
+          <w:szCs w:val="28"/>
+        </w:rPr>
+        <w:sym w:font="Wingdings" w:char="F0E0"/>
+      </w:r>
+      <w:r>
+        <w:rPr>
+          <w:sz w:val="28"/>
+          <w:szCs w:val="28"/>
+        </w:rPr>
+        <w:t xml:space="preserve">ye </w:t>
+      </w:r>
+      <w:proofErr w:type="spellStart"/>
+      <w:r>
+        <w:rPr>
+          <w:sz w:val="28"/>
+          <w:szCs w:val="28"/>
+        </w:rPr>
+        <w:t>btayga</w:t>
+      </w:r>
+      <w:proofErr w:type="spellEnd"/>
+      <w:r>
+        <w:rPr>
+          <w:sz w:val="28"/>
+          <w:szCs w:val="28"/>
+        </w:rPr>
+        <w:t xml:space="preserve"> </w:t>
+      </w:r>
+      <w:proofErr w:type="spellStart"/>
+      <w:r>
+        <w:rPr>
+          <w:sz w:val="28"/>
+          <w:szCs w:val="28"/>
+        </w:rPr>
+        <w:t>ki</w:t>
+      </w:r>
+      <w:proofErr w:type="spellEnd"/>
+      <w:r>
+        <w:rPr>
+          <w:sz w:val="28"/>
+          <w:szCs w:val="28"/>
+        </w:rPr>
+        <w:t xml:space="preserve"> ye element </w:t>
+      </w:r>
+      <w:proofErr w:type="spellStart"/>
+      <w:r>
+        <w:rPr>
+          <w:sz w:val="28"/>
+          <w:szCs w:val="28"/>
+        </w:rPr>
+        <w:t>kis</w:t>
+      </w:r>
+      <w:proofErr w:type="spellEnd"/>
+      <w:r>
+        <w:rPr>
+          <w:sz w:val="28"/>
+          <w:szCs w:val="28"/>
+        </w:rPr>
+        <w:t xml:space="preserve"> index par </w:t>
+      </w:r>
+      <w:proofErr w:type="spellStart"/>
+      <w:r>
+        <w:rPr>
+          <w:sz w:val="28"/>
+          <w:szCs w:val="28"/>
+        </w:rPr>
+        <w:t>phle</w:t>
+      </w:r>
+      <w:proofErr w:type="spellEnd"/>
+      <w:r>
+        <w:rPr>
+          <w:sz w:val="28"/>
+          <w:szCs w:val="28"/>
+        </w:rPr>
+        <w:t xml:space="preserve"> </w:t>
+      </w:r>
+      <w:proofErr w:type="spellStart"/>
+      <w:r>
+        <w:rPr>
+          <w:sz w:val="28"/>
+          <w:szCs w:val="28"/>
+        </w:rPr>
+        <w:t>aya</w:t>
+      </w:r>
+      <w:proofErr w:type="spellEnd"/>
+    </w:p>
+    <w:p>
+      <w:pPr>
+        <w:pStyle w:val="NoSpacing"/>
+        <w:numPr>
+          <w:ilvl w:val="2"/>
+          <w:numId w:val="1"/>
+        </w:numPr>
+        <w:rPr>
+          <w:sz w:val="28"/>
+          <w:szCs w:val="28"/>
+        </w:rPr>
+      </w:pPr>
+      <w:r>
+        <w:rPr>
+          <w:sz w:val="28"/>
+          <w:szCs w:val="28"/>
+        </w:rPr>
+        <w:t xml:space="preserve"> </w:t>
+      </w:r>
+      <w:proofErr w:type="spellStart"/>
+      <w:r>
+        <w:rPr>
+          <w:sz w:val="28"/>
+          <w:szCs w:val="28"/>
+        </w:rPr>
+        <w:t>Tup.count</w:t>
+      </w:r>
+      <w:proofErr w:type="spellEnd"/>
+      <w:r>
+        <w:rPr>
+          <w:sz w:val="28"/>
+          <w:szCs w:val="28"/>
+        </w:rPr>
+        <w:t xml:space="preserve">(element) </w:t>
+      </w:r>
+      <w:r>
+        <w:rPr>
+          <w:sz w:val="28"/>
+          <w:szCs w:val="28"/>
+        </w:rPr>
+        <w:sym w:font="Wingdings" w:char="F0E0"/>
+      </w:r>
+      <w:r>
+        <w:rPr>
+          <w:sz w:val="28"/>
+          <w:szCs w:val="28"/>
+        </w:rPr>
+        <w:t xml:space="preserve">  </w:t>
+      </w:r>
+      <w:proofErr w:type="spellStart"/>
+      <w:r>
+        <w:rPr>
+          <w:sz w:val="28"/>
+          <w:szCs w:val="28"/>
+        </w:rPr>
+        <w:t>kitni</w:t>
+      </w:r>
+      <w:proofErr w:type="spellEnd"/>
+      <w:r>
+        <w:rPr>
+          <w:sz w:val="28"/>
+          <w:szCs w:val="28"/>
+        </w:rPr>
+        <w:t xml:space="preserve"> </w:t>
+      </w:r>
+      <w:proofErr w:type="spellStart"/>
+      <w:r>
+        <w:rPr>
+          <w:sz w:val="28"/>
+          <w:szCs w:val="28"/>
+        </w:rPr>
+        <w:t>baar</w:t>
+      </w:r>
+      <w:proofErr w:type="spellEnd"/>
+      <w:r>
+        <w:rPr>
+          <w:sz w:val="28"/>
+          <w:szCs w:val="28"/>
+        </w:rPr>
+        <w:t xml:space="preserve"> ye element </w:t>
+      </w:r>
+      <w:proofErr w:type="spellStart"/>
+      <w:r>
+        <w:rPr>
+          <w:sz w:val="28"/>
+          <w:szCs w:val="28"/>
+        </w:rPr>
+        <w:t>aaya</w:t>
+      </w:r>
+      <w:proofErr w:type="spellEnd"/>
+      <w:r>
+        <w:rPr>
+          <w:sz w:val="28"/>
+          <w:szCs w:val="28"/>
+        </w:rPr>
+        <w:t xml:space="preserve"> count hoke aa </w:t>
+      </w:r>
+      <w:proofErr w:type="spellStart"/>
+      <w:r>
+        <w:rPr>
+          <w:sz w:val="28"/>
+          <w:szCs w:val="28"/>
+        </w:rPr>
+        <w:t>jayga</w:t>
+      </w:r>
+      <w:proofErr w:type="spellEnd"/>
+      <w:r>
+        <w:rPr>
+          <w:sz w:val="28"/>
+          <w:szCs w:val="28"/>
+        </w:rPr>
+        <w:t xml:space="preserve"> </w:t>
+      </w:r>
+    </w:p>
+    <w:p>
+      <w:pPr>
+        <w:pStyle w:val="NoSpacing"/>
+        <w:numPr>
+          <w:ilvl w:val="0"/>
+          <w:numId w:val="1"/>
+        </w:numPr>
+        <w:rPr>
+          <w:sz w:val="28"/>
+          <w:szCs w:val="28"/>
+        </w:rPr>
+      </w:pPr>
+      <w:r>
+        <w:rPr>
+          <w:sz w:val="28"/>
+          <w:szCs w:val="28"/>
+        </w:rPr>
+        <w:lastRenderedPageBreak/>
+        <w:t>Dictionary</w:t>
+      </w:r>
+    </w:p>
+    <w:p>
+      <w:pPr>
+        <w:pStyle w:val="NoSpacing"/>
+        <w:numPr>
+          <w:ilvl w:val="0"/>
+          <w:numId w:val="6"/>
+        </w:numPr>
+        <w:rPr>
+          <w:sz w:val="28"/>
+          <w:szCs w:val="28"/>
+        </w:rPr>
+      </w:pPr>
+      <w:r>
+        <w:rPr>
+          <w:sz w:val="28"/>
+          <w:szCs w:val="28"/>
+        </w:rPr>
+        <w:t xml:space="preserve">Dictionary are used to store data values in </w:t>
+      </w:r>
+      <w:proofErr w:type="spellStart"/>
+      <w:r>
+        <w:rPr>
+          <w:b/>
+          <w:sz w:val="28"/>
+          <w:szCs w:val="28"/>
+        </w:rPr>
+        <w:t>Key:value</w:t>
+      </w:r>
+      <w:proofErr w:type="spellEnd"/>
+      <w:r>
+        <w:rPr>
+          <w:b/>
+          <w:sz w:val="28"/>
+          <w:szCs w:val="28"/>
+        </w:rPr>
+        <w:t xml:space="preserve"> </w:t>
+      </w:r>
+      <w:r>
+        <w:rPr>
+          <w:sz w:val="28"/>
+          <w:szCs w:val="28"/>
+        </w:rPr>
+        <w:t xml:space="preserve"> pairs</w:t>
+      </w:r>
+    </w:p>
+    <w:p>
+      <w:pPr>
+        <w:pStyle w:val="NoSpacing"/>
+        <w:numPr>
+          <w:ilvl w:val="0"/>
+          <w:numId w:val="6"/>
+        </w:numPr>
+        <w:rPr>
+          <w:sz w:val="28"/>
+          <w:szCs w:val="28"/>
+        </w:rPr>
+      </w:pPr>
+      <w:r>
+        <w:rPr>
+          <w:sz w:val="28"/>
+          <w:szCs w:val="28"/>
+        </w:rPr>
+        <w:t xml:space="preserve">They are unordered , mutable ( Changeable ) &amp; don’t allow duplicate value </w:t>
+      </w:r>
+    </w:p>
+    <w:p>
+      <w:pPr>
+        <w:pStyle w:val="NoSpacing"/>
+        <w:ind w:left="1080"/>
+        <w:rPr>
+          <w:sz w:val="28"/>
+          <w:szCs w:val="28"/>
+        </w:rPr>
+      </w:pPr>
+      <w:r>
+        <w:rPr>
+          <w:sz w:val="28"/>
+          <w:szCs w:val="28"/>
+        </w:rPr>
+        <w:drawing>
+          <wp:inline distT="0" distB="0" distL="0" distR="0" wp14:anchorId="027E4DDE" wp14:editId="5B5BB8E8">
+            <wp:extent cx="2194560" cy="1272540"/>
+            <wp:effectExtent l="0" t="0" r="0" b="3810"/>
+            <wp:docPr id="1" name="Picture 1"/>
+            <wp:cNvGraphicFramePr>
+              <a:graphicFrameLocks xmlns:a="http://schemas.openxmlformats.org/drawingml/2006/main" noChangeAspect="1"/>
+            </wp:cNvGraphicFramePr>
+            <a:graphic xmlns:a="http://schemas.openxmlformats.org/drawingml/2006/main">
+              <a:graphicData uri="http://schemas.openxmlformats.org/drawingml/2006/picture">
+                <pic:pic xmlns:pic="http://schemas.openxmlformats.org/drawingml/2006/picture">
+                  <pic:nvPicPr>
+                    <pic:cNvPr id="1" name=""/>
+                    <pic:cNvPicPr/>
+                  </pic:nvPicPr>
+                  <pic:blipFill>
+                    <a:blip r:embed="rId6"/>
+                    <a:stretch>
+                      <a:fillRect/>
+                    </a:stretch>
+                  </pic:blipFill>
+                  <pic:spPr>
+                    <a:xfrm>
+                      <a:off x="0" y="0"/>
+                      <a:ext cx="2227728" cy="1291773"/>
+                    </a:xfrm>
+                    <a:prstGeom prst="rect">
+                      <a:avLst/>
+                    </a:prstGeom>
+                  </pic:spPr>
+                </pic:pic>
+              </a:graphicData>
+            </a:graphic>
+          </wp:inline>
+        </w:drawing>
+      </w:r>
+    </w:p>
+    <w:p>
+      <w:pPr>
+        <w:pStyle w:val="NoSpacing"/>
+        <w:numPr>
+          <w:ilvl w:val="0"/>
+          <w:numId w:val="6"/>
+        </w:numPr>
+        <w:rPr>
+          <w:sz w:val="28"/>
+          <w:szCs w:val="28"/>
+        </w:rPr>
+      </w:pPr>
+      <w:r>
+        <w:rPr>
+          <w:sz w:val="28"/>
+          <w:szCs w:val="28"/>
+        </w:rPr>
+        <w:t xml:space="preserve">Assigning new value is possible and also add new key value pair in dictionary so easily </w:t>
+      </w:r>
+    </w:p>
+    <w:p>
+      <w:pPr>
+        <w:pStyle w:val="NoSpacing"/>
+        <w:numPr>
+          <w:ilvl w:val="0"/>
+          <w:numId w:val="6"/>
+        </w:numPr>
+        <w:rPr>
+          <w:sz w:val="28"/>
+          <w:szCs w:val="28"/>
+        </w:rPr>
+      </w:pPr>
+      <w:r>
+        <w:rPr>
+          <w:sz w:val="28"/>
+          <w:szCs w:val="28"/>
+        </w:rPr>
+        <w:t xml:space="preserve">It supports nested dictionary </w:t>
+      </w:r>
+    </w:p>
+    <w:p>
+      <w:pPr>
+        <w:pStyle w:val="NoSpacing"/>
+        <w:numPr>
+          <w:ilvl w:val="0"/>
+          <w:numId w:val="6"/>
+        </w:numPr>
+        <w:rPr>
+          <w:sz w:val="28"/>
+          <w:szCs w:val="28"/>
+        </w:rPr>
+      </w:pPr>
+    </w:p>
+    <w:p>
+      <w:pPr>
+        <w:pStyle w:val="NoSpacing"/>
+        <w:numPr>
+          <w:ilvl w:val="1"/>
+          <w:numId w:val="1"/>
+        </w:numPr>
+        <w:rPr>
+          <w:sz w:val="28"/>
+          <w:szCs w:val="28"/>
+        </w:rPr>
+      </w:pPr>
+      <w:proofErr w:type="spellStart"/>
+      <w:r>
+        <w:rPr>
+          <w:sz w:val="28"/>
+          <w:szCs w:val="28"/>
+        </w:rPr>
+        <w:t>Dict.keys</w:t>
+      </w:r>
+      <w:proofErr w:type="spellEnd"/>
+      <w:r>
+        <w:rPr>
+          <w:sz w:val="28"/>
+          <w:szCs w:val="28"/>
+        </w:rPr>
+        <w:t>()</w:t>
+      </w:r>
+      <w:r>
+        <w:rPr>
+          <w:sz w:val="28"/>
+          <w:szCs w:val="28"/>
+        </w:rPr>
+        <w:sym w:font="Wingdings" w:char="F0E0"/>
+      </w:r>
+      <w:r>
+        <w:rPr>
+          <w:sz w:val="28"/>
+          <w:szCs w:val="28"/>
+        </w:rPr>
+        <w:t xml:space="preserve"> returns all key </w:t>
+      </w:r>
+    </w:p>
+    <w:p>
+      <w:pPr>
+        <w:pStyle w:val="NoSpacing"/>
+        <w:numPr>
+          <w:ilvl w:val="1"/>
+          <w:numId w:val="1"/>
+        </w:numPr>
+        <w:rPr>
+          <w:sz w:val="28"/>
+          <w:szCs w:val="28"/>
+        </w:rPr>
+      </w:pPr>
+      <w:proofErr w:type="spellStart"/>
+      <w:r>
+        <w:rPr>
+          <w:sz w:val="28"/>
+          <w:szCs w:val="28"/>
+        </w:rPr>
+        <w:t>Dict.values</w:t>
+      </w:r>
+      <w:proofErr w:type="spellEnd"/>
+      <w:r>
+        <w:rPr>
+          <w:sz w:val="28"/>
+          <w:szCs w:val="28"/>
+        </w:rPr>
+        <w:t>()</w:t>
+      </w:r>
+      <w:r>
+        <w:rPr>
+          <w:sz w:val="28"/>
+          <w:szCs w:val="28"/>
+        </w:rPr>
+        <w:sym w:font="Wingdings" w:char="F0E0"/>
+      </w:r>
+      <w:r>
+        <w:rPr>
+          <w:sz w:val="28"/>
+          <w:szCs w:val="28"/>
+        </w:rPr>
+        <w:t>returns all values</w:t>
+      </w:r>
+    </w:p>
+    <w:p>
+      <w:pPr>
+        <w:pStyle w:val="NoSpacing"/>
+        <w:numPr>
+          <w:ilvl w:val="1"/>
+          <w:numId w:val="1"/>
+        </w:numPr>
+        <w:rPr>
+          <w:sz w:val="28"/>
+          <w:szCs w:val="28"/>
+        </w:rPr>
+      </w:pPr>
+      <w:proofErr w:type="spellStart"/>
+      <w:r>
+        <w:rPr>
+          <w:sz w:val="28"/>
+          <w:szCs w:val="28"/>
+        </w:rPr>
+        <w:t>Dict.items</w:t>
+      </w:r>
+      <w:proofErr w:type="spellEnd"/>
+      <w:r>
+        <w:rPr>
+          <w:sz w:val="28"/>
+          <w:szCs w:val="28"/>
+        </w:rPr>
+        <w:t>()</w:t>
+      </w:r>
+      <w:r>
+        <w:rPr>
+          <w:sz w:val="28"/>
+          <w:szCs w:val="28"/>
+        </w:rPr>
+        <w:sym w:font="Wingdings" w:char="F0E0"/>
+      </w:r>
+      <w:r>
+        <w:rPr>
+          <w:sz w:val="28"/>
+          <w:szCs w:val="28"/>
+        </w:rPr>
+        <w:t xml:space="preserve">returns all key value </w:t>
+      </w:r>
+      <w:r>
+        <w:rPr>
+          <w:sz w:val="28"/>
+          <w:szCs w:val="28"/>
+        </w:rPr>
+        <w:t>pairs</w:t>
+      </w:r>
+    </w:p>
+    <w:p>
+      <w:pPr>
+        <w:pStyle w:val="NoSpacing"/>
+        <w:numPr>
+          <w:ilvl w:val="1"/>
+          <w:numId w:val="1"/>
+        </w:numPr>
+        <w:rPr>
+          <w:sz w:val="28"/>
+          <w:szCs w:val="28"/>
+        </w:rPr>
+      </w:pPr>
+      <w:proofErr w:type="spellStart"/>
+      <w:r>
+        <w:rPr>
+          <w:sz w:val="28"/>
+          <w:szCs w:val="28"/>
+        </w:rPr>
+        <w:t>Dict.get</w:t>
+      </w:r>
+      <w:proofErr w:type="spellEnd"/>
+      <w:r>
+        <w:rPr>
+          <w:sz w:val="28"/>
+          <w:szCs w:val="28"/>
+        </w:rPr>
+        <w:t>()</w:t>
+      </w:r>
+      <w:r>
+        <w:rPr>
+          <w:sz w:val="28"/>
+          <w:szCs w:val="28"/>
+        </w:rPr>
+        <w:sym w:font="Wingdings" w:char="F0E0"/>
+      </w:r>
+      <w:r>
+        <w:rPr>
+          <w:sz w:val="28"/>
+          <w:szCs w:val="28"/>
+        </w:rPr>
+        <w:t xml:space="preserve">returns the key according the value </w:t>
+      </w:r>
+    </w:p>
+    <w:p>
+      <w:pPr>
+        <w:pStyle w:val="NoSpacing"/>
+        <w:numPr>
+          <w:ilvl w:val="1"/>
+          <w:numId w:val="1"/>
+        </w:numPr>
+        <w:rPr>
+          <w:sz w:val="28"/>
+          <w:szCs w:val="28"/>
+        </w:rPr>
+      </w:pPr>
+      <w:proofErr w:type="spellStart"/>
+      <w:r>
+        <w:rPr>
+          <w:sz w:val="28"/>
+          <w:szCs w:val="28"/>
+        </w:rPr>
+        <w:t>Dict.update</w:t>
+      </w:r>
+      <w:proofErr w:type="spellEnd"/>
+      <w:r>
+        <w:rPr>
+          <w:sz w:val="28"/>
+          <w:szCs w:val="28"/>
+        </w:rPr>
+        <w:t>()</w:t>
+      </w:r>
+      <w:r>
+        <w:rPr>
+          <w:sz w:val="28"/>
+          <w:szCs w:val="28"/>
+        </w:rPr>
+        <w:sym w:font="Wingdings" w:char="F0E0"/>
+      </w:r>
+      <w:r>
+        <w:rPr>
+          <w:sz w:val="28"/>
+          <w:szCs w:val="28"/>
+        </w:rPr>
+        <w:t xml:space="preserve">insert the specific items to the dictionary </w:t>
+      </w:r>
+    </w:p>
+    <w:p>
+      <w:pPr>
+        <w:pStyle w:val="NoSpacing"/>
+        <w:numPr>
+          <w:ilvl w:val="0"/>
+          <w:numId w:val="1"/>
+        </w:numPr>
+        <w:rPr>
+          <w:sz w:val="28"/>
+          <w:szCs w:val="28"/>
+        </w:rPr>
+      </w:pPr>
+      <w:r>
+        <w:rPr>
+          <w:sz w:val="28"/>
+          <w:szCs w:val="28"/>
+        </w:rPr>
+        <w:t>Set</w:t>
+      </w:r>
+    </w:p>
+    <w:p>
+      <w:pPr>
+        <w:pStyle w:val="NoSpacing"/>
+        <w:numPr>
+          <w:ilvl w:val="0"/>
+          <w:numId w:val="7"/>
+        </w:numPr>
+        <w:rPr>
+          <w:sz w:val="28"/>
+          <w:szCs w:val="28"/>
+        </w:rPr>
+      </w:pPr>
+      <w:r>
+        <w:rPr>
+          <w:sz w:val="28"/>
+          <w:szCs w:val="28"/>
+        </w:rPr>
+        <w:t xml:space="preserve">Set is the collection of unordered items </w:t>
+      </w:r>
+    </w:p>
+    <w:p>
+      <w:pPr>
+        <w:pStyle w:val="NoSpacing"/>
+        <w:numPr>
+          <w:ilvl w:val="0"/>
+          <w:numId w:val="7"/>
+        </w:numPr>
+        <w:rPr>
+          <w:sz w:val="28"/>
+          <w:szCs w:val="28"/>
+        </w:rPr>
+      </w:pPr>
+      <w:r>
+        <w:rPr>
+          <w:sz w:val="28"/>
+          <w:szCs w:val="28"/>
+        </w:rPr>
+        <w:t xml:space="preserve">Each element in set is must be unique and immutable </w:t>
+      </w:r>
+    </w:p>
+    <w:p>
+      <w:pPr>
+        <w:pStyle w:val="NoSpacing"/>
+        <w:numPr>
+          <w:ilvl w:val="1"/>
+          <w:numId w:val="7"/>
+        </w:numPr>
+        <w:rPr>
+          <w:sz w:val="28"/>
+          <w:szCs w:val="28"/>
+        </w:rPr>
+      </w:pPr>
+      <w:r>
+        <w:rPr>
+          <w:sz w:val="28"/>
+          <w:szCs w:val="28"/>
+        </w:rPr>
+        <w:t xml:space="preserve">Set is mutable </w:t>
+      </w:r>
+      <w:r>
+        <w:rPr>
+          <w:sz w:val="28"/>
+          <w:szCs w:val="28"/>
+        </w:rPr>
+        <w:sym w:font="Wingdings" w:char="F0E0"/>
+      </w:r>
+      <w:r>
+        <w:rPr>
+          <w:sz w:val="28"/>
+          <w:szCs w:val="28"/>
+        </w:rPr>
+        <w:t xml:space="preserve"> because we can add element in set by add() function </w:t>
+      </w:r>
+      <w:r>
+        <w:rPr>
+          <w:b/>
+          <w:sz w:val="28"/>
+          <w:szCs w:val="28"/>
+        </w:rPr>
+        <w:t>so set are immutable but</w:t>
+      </w:r>
+      <w:r>
+        <w:rPr>
+          <w:sz w:val="28"/>
+          <w:szCs w:val="28"/>
+        </w:rPr>
+        <w:t xml:space="preserve"> </w:t>
+      </w:r>
+    </w:p>
+    <w:p>
+      <w:pPr>
+        <w:pStyle w:val="NoSpacing"/>
+        <w:numPr>
+          <w:ilvl w:val="1"/>
+          <w:numId w:val="7"/>
+        </w:numPr>
+        <w:rPr>
+          <w:sz w:val="28"/>
+          <w:szCs w:val="28"/>
+        </w:rPr>
+      </w:pPr>
+      <w:r>
+        <w:rPr>
+          <w:sz w:val="28"/>
+          <w:szCs w:val="28"/>
+        </w:rPr>
+        <w:t xml:space="preserve">Set element is immutable </w:t>
+      </w:r>
+      <w:r>
+        <w:rPr>
+          <w:sz w:val="28"/>
+          <w:szCs w:val="28"/>
+        </w:rPr>
+        <w:sym w:font="Wingdings" w:char="F0E0"/>
+      </w:r>
+      <w:r>
+        <w:rPr>
+          <w:sz w:val="28"/>
+          <w:szCs w:val="28"/>
+        </w:rPr>
+        <w:t xml:space="preserve"> that’s why we can pass tuple not list and </w:t>
+      </w:r>
+      <w:proofErr w:type="spellStart"/>
+      <w:r>
+        <w:rPr>
+          <w:sz w:val="28"/>
+          <w:szCs w:val="28"/>
+        </w:rPr>
+        <w:t>dictioanry</w:t>
+      </w:r>
+      <w:proofErr w:type="spellEnd"/>
+    </w:p>
+    <w:p>
+      <w:pPr>
+        <w:pStyle w:val="NoSpacing"/>
+        <w:numPr>
+          <w:ilvl w:val="0"/>
+          <w:numId w:val="7"/>
+        </w:numPr>
+        <w:rPr>
+          <w:sz w:val="28"/>
+          <w:szCs w:val="28"/>
+        </w:rPr>
+      </w:pPr>
+      <w:r>
+        <w:rPr>
+          <w:sz w:val="28"/>
+          <w:szCs w:val="28"/>
+        </w:rPr>
+        <w:t xml:space="preserve">Set is immutable that’s why we cannot store </w:t>
+      </w:r>
+      <w:r>
+        <w:rPr>
+          <w:sz w:val="28"/>
+          <w:szCs w:val="28"/>
+        </w:rPr>
+        <w:t xml:space="preserve">list and dictionary in set </w:t>
+      </w:r>
+    </w:p>
+    <w:p>
+      <w:pPr>
+        <w:pStyle w:val="NoSpacing"/>
+        <w:numPr>
+          <w:ilvl w:val="0"/>
+          <w:numId w:val="7"/>
+        </w:numPr>
+        <w:rPr>
+          <w:sz w:val="28"/>
+          <w:szCs w:val="28"/>
+        </w:rPr>
+      </w:pPr>
+      <w:r>
+        <w:rPr>
+          <w:sz w:val="28"/>
+          <w:szCs w:val="28"/>
+        </w:rPr>
+        <w:t xml:space="preserve">It ignore duplicates values </w:t>
+      </w:r>
+    </w:p>
+    <w:p>
+      <w:pPr>
+        <w:pStyle w:val="NoSpacing"/>
+        <w:numPr>
+          <w:ilvl w:val="0"/>
+          <w:numId w:val="7"/>
+        </w:numPr>
+        <w:rPr>
+          <w:sz w:val="28"/>
+          <w:szCs w:val="28"/>
+        </w:rPr>
+      </w:pPr>
+      <w:r>
+        <w:rPr>
+          <w:sz w:val="28"/>
+          <w:szCs w:val="28"/>
+        </w:rPr>
+        <w:t>It does not support indexing that’s why its unordered</w:t>
+      </w:r>
+    </w:p>
+    <w:p>
+      <w:pPr>
+        <w:pStyle w:val="NoSpacing"/>
+        <w:numPr>
+          <w:ilvl w:val="0"/>
+          <w:numId w:val="7"/>
+        </w:numPr>
+        <w:rPr>
+          <w:sz w:val="28"/>
+          <w:szCs w:val="28"/>
+        </w:rPr>
+      </w:pPr>
+      <w:r>
+        <w:rPr>
+          <w:sz w:val="28"/>
+          <w:szCs w:val="28"/>
+        </w:rPr>
+        <w:t xml:space="preserve">How to create empty set </w:t>
+      </w:r>
+    </w:p>
+    <w:p>
+      <w:pPr>
+        <w:pStyle w:val="NoSpacing"/>
+        <w:numPr>
+          <w:ilvl w:val="1"/>
+          <w:numId w:val="7"/>
+        </w:numPr>
+        <w:rPr>
+          <w:sz w:val="28"/>
+          <w:szCs w:val="28"/>
+        </w:rPr>
+      </w:pPr>
+      <w:r>
+        <w:rPr>
+          <w:sz w:val="28"/>
+          <w:szCs w:val="28"/>
+        </w:rPr>
+        <w:t xml:space="preserve">S=  set() </w:t>
+      </w:r>
+      <w:r>
+        <w:rPr>
+          <w:sz w:val="28"/>
+          <w:szCs w:val="28"/>
+        </w:rPr>
+        <w:sym w:font="Wingdings" w:char="F0E0"/>
+      </w:r>
+      <w:r>
+        <w:rPr>
+          <w:sz w:val="28"/>
+          <w:szCs w:val="28"/>
+        </w:rPr>
+        <w:t xml:space="preserve"> only by this </w:t>
+      </w:r>
+    </w:p>
+    <w:p>
+      <w:pPr>
+        <w:pStyle w:val="NoSpacing"/>
+        <w:numPr>
+          <w:ilvl w:val="1"/>
+          <w:numId w:val="7"/>
+        </w:numPr>
+        <w:rPr>
+          <w:sz w:val="28"/>
+          <w:szCs w:val="28"/>
+        </w:rPr>
+      </w:pPr>
+      <w:r>
+        <w:rPr>
+          <w:sz w:val="28"/>
+          <w:szCs w:val="28"/>
+        </w:rPr>
+        <w:t xml:space="preserve">If we use S={} it means it is empty dictionary </w:t>
+      </w:r>
+    </w:p>
+    <w:p>
+      <w:pPr>
+        <w:pStyle w:val="NoSpacing"/>
+        <w:numPr>
+          <w:ilvl w:val="0"/>
+          <w:numId w:val="7"/>
+        </w:numPr>
+        <w:rPr>
+          <w:sz w:val="28"/>
+          <w:szCs w:val="28"/>
+        </w:rPr>
+      </w:pPr>
+      <w:r>
+        <w:rPr>
+          <w:sz w:val="28"/>
+          <w:szCs w:val="28"/>
+        </w:rPr>
+        <w:t xml:space="preserve">It consist </w:t>
+      </w:r>
+      <w:proofErr w:type="spellStart"/>
+      <w:r>
+        <w:rPr>
+          <w:sz w:val="28"/>
+          <w:szCs w:val="28"/>
+        </w:rPr>
+        <w:t>hashable</w:t>
+      </w:r>
+      <w:proofErr w:type="spellEnd"/>
+      <w:r>
+        <w:rPr>
+          <w:sz w:val="28"/>
+          <w:szCs w:val="28"/>
+        </w:rPr>
+        <w:t xml:space="preserve"> value ( original value </w:t>
+      </w:r>
+      <w:proofErr w:type="spellStart"/>
+      <w:r>
+        <w:rPr>
+          <w:sz w:val="28"/>
+          <w:szCs w:val="28"/>
+        </w:rPr>
+        <w:t>ki</w:t>
+      </w:r>
+      <w:proofErr w:type="spellEnd"/>
+      <w:r>
+        <w:rPr>
+          <w:sz w:val="28"/>
+          <w:szCs w:val="28"/>
+        </w:rPr>
+        <w:t xml:space="preserve"> 1 </w:t>
+      </w:r>
+      <w:r>
+        <w:rPr>
+          <w:sz w:val="28"/>
+          <w:szCs w:val="28"/>
+        </w:rPr>
+        <w:t xml:space="preserve">hash </w:t>
+      </w:r>
+      <w:proofErr w:type="spellStart"/>
+      <w:r>
+        <w:rPr>
+          <w:sz w:val="28"/>
+          <w:szCs w:val="28"/>
+        </w:rPr>
+        <w:t>nikal</w:t>
+      </w:r>
+      <w:proofErr w:type="spellEnd"/>
+      <w:r>
+        <w:rPr>
+          <w:sz w:val="28"/>
+          <w:szCs w:val="28"/>
+        </w:rPr>
+        <w:t xml:space="preserve"> k </w:t>
+      </w:r>
+      <w:proofErr w:type="spellStart"/>
+      <w:r>
+        <w:rPr>
+          <w:sz w:val="28"/>
+          <w:szCs w:val="28"/>
+        </w:rPr>
+        <w:t>aata</w:t>
+      </w:r>
+      <w:proofErr w:type="spellEnd"/>
+      <w:r>
+        <w:rPr>
+          <w:sz w:val="28"/>
+          <w:szCs w:val="28"/>
+        </w:rPr>
+        <w:t xml:space="preserve"> </w:t>
+      </w:r>
+      <w:proofErr w:type="spellStart"/>
+      <w:r>
+        <w:rPr>
+          <w:sz w:val="28"/>
+          <w:szCs w:val="28"/>
+        </w:rPr>
+        <w:t>hai</w:t>
+      </w:r>
+      <w:proofErr w:type="spellEnd"/>
+      <w:r>
+        <w:rPr>
+          <w:sz w:val="28"/>
+          <w:szCs w:val="28"/>
+        </w:rPr>
+        <w:t xml:space="preserve"> </w:t>
+      </w:r>
+      <w:proofErr w:type="spellStart"/>
+      <w:r>
+        <w:rPr>
+          <w:sz w:val="28"/>
+          <w:szCs w:val="28"/>
+        </w:rPr>
+        <w:t>jisme</w:t>
+      </w:r>
+      <w:proofErr w:type="spellEnd"/>
+      <w:r>
+        <w:rPr>
+          <w:sz w:val="28"/>
+          <w:szCs w:val="28"/>
+        </w:rPr>
+        <w:t xml:space="preserve"> </w:t>
+      </w:r>
+      <w:proofErr w:type="spellStart"/>
+      <w:r>
+        <w:rPr>
+          <w:sz w:val="28"/>
+          <w:szCs w:val="28"/>
+        </w:rPr>
+        <w:t>kuch</w:t>
+      </w:r>
+      <w:proofErr w:type="spellEnd"/>
+      <w:r>
+        <w:rPr>
+          <w:sz w:val="28"/>
+          <w:szCs w:val="28"/>
+        </w:rPr>
+        <w:t xml:space="preserve"> change </w:t>
+      </w:r>
+      <w:proofErr w:type="spellStart"/>
+      <w:r>
+        <w:rPr>
+          <w:sz w:val="28"/>
+          <w:szCs w:val="28"/>
+        </w:rPr>
+        <w:t>na</w:t>
+      </w:r>
+      <w:proofErr w:type="spellEnd"/>
+      <w:r>
+        <w:rPr>
+          <w:sz w:val="28"/>
+          <w:szCs w:val="28"/>
+        </w:rPr>
+        <w:t xml:space="preserve"> ho sake that’s why list </w:t>
+      </w:r>
+      <w:proofErr w:type="spellStart"/>
+      <w:r>
+        <w:rPr>
+          <w:sz w:val="28"/>
+          <w:szCs w:val="28"/>
+        </w:rPr>
+        <w:t>ko</w:t>
+      </w:r>
+      <w:proofErr w:type="spellEnd"/>
+      <w:r>
+        <w:rPr>
+          <w:sz w:val="28"/>
+          <w:szCs w:val="28"/>
+        </w:rPr>
+        <w:t xml:space="preserve"> add </w:t>
+      </w:r>
+      <w:proofErr w:type="spellStart"/>
+      <w:r>
+        <w:rPr>
+          <w:sz w:val="28"/>
+          <w:szCs w:val="28"/>
+        </w:rPr>
+        <w:t>nahi</w:t>
+      </w:r>
+      <w:proofErr w:type="spellEnd"/>
+      <w:r>
+        <w:rPr>
+          <w:sz w:val="28"/>
+          <w:szCs w:val="28"/>
+        </w:rPr>
+        <w:t xml:space="preserve"> </w:t>
+      </w:r>
+      <w:proofErr w:type="spellStart"/>
+      <w:r>
+        <w:rPr>
+          <w:sz w:val="28"/>
+          <w:szCs w:val="28"/>
+        </w:rPr>
+        <w:t>kar</w:t>
+      </w:r>
+      <w:proofErr w:type="spellEnd"/>
+      <w:r>
+        <w:rPr>
+          <w:sz w:val="28"/>
+          <w:szCs w:val="28"/>
+        </w:rPr>
+        <w:t xml:space="preserve"> </w:t>
+      </w:r>
+      <w:proofErr w:type="spellStart"/>
+      <w:r>
+        <w:rPr>
+          <w:sz w:val="28"/>
+          <w:szCs w:val="28"/>
+        </w:rPr>
+        <w:t>sakte</w:t>
+      </w:r>
+      <w:proofErr w:type="spellEnd"/>
+      <w:r>
+        <w:rPr>
+          <w:sz w:val="28"/>
+          <w:szCs w:val="28"/>
+        </w:rPr>
+        <w:t xml:space="preserve"> because list mutable </w:t>
+      </w:r>
+      <w:proofErr w:type="spellStart"/>
+      <w:r>
+        <w:rPr>
+          <w:sz w:val="28"/>
+          <w:szCs w:val="28"/>
+        </w:rPr>
+        <w:t>hai</w:t>
+      </w:r>
+      <w:proofErr w:type="spellEnd"/>
+      <w:r>
+        <w:rPr>
+          <w:sz w:val="28"/>
+          <w:szCs w:val="28"/>
+        </w:rPr>
+        <w:t xml:space="preserve"> </w:t>
+      </w:r>
+      <w:proofErr w:type="spellStart"/>
+      <w:r>
+        <w:rPr>
+          <w:sz w:val="28"/>
+          <w:szCs w:val="28"/>
+        </w:rPr>
+        <w:t>kal</w:t>
+      </w:r>
+      <w:proofErr w:type="spellEnd"/>
+      <w:r>
+        <w:rPr>
+          <w:sz w:val="28"/>
+          <w:szCs w:val="28"/>
+        </w:rPr>
+        <w:t xml:space="preserve"> </w:t>
+      </w:r>
+      <w:proofErr w:type="spellStart"/>
+      <w:r>
+        <w:rPr>
+          <w:sz w:val="28"/>
+          <w:szCs w:val="28"/>
+        </w:rPr>
+        <w:t>ko</w:t>
+      </w:r>
+      <w:proofErr w:type="spellEnd"/>
+      <w:r>
+        <w:rPr>
+          <w:sz w:val="28"/>
+          <w:szCs w:val="28"/>
+        </w:rPr>
+        <w:t xml:space="preserve"> value change ho </w:t>
+      </w:r>
+      <w:proofErr w:type="spellStart"/>
+      <w:r>
+        <w:rPr>
+          <w:sz w:val="28"/>
+          <w:szCs w:val="28"/>
+        </w:rPr>
+        <w:t>gai</w:t>
+      </w:r>
+      <w:proofErr w:type="spellEnd"/>
+      <w:r>
+        <w:rPr>
+          <w:sz w:val="28"/>
+          <w:szCs w:val="28"/>
+        </w:rPr>
+        <w:t xml:space="preserve"> to hash  </w:t>
+      </w:r>
+      <w:proofErr w:type="spellStart"/>
+      <w:r>
+        <w:rPr>
+          <w:sz w:val="28"/>
+          <w:szCs w:val="28"/>
+        </w:rPr>
+        <w:t>bhi</w:t>
+      </w:r>
+      <w:proofErr w:type="spellEnd"/>
+      <w:r>
+        <w:rPr>
+          <w:sz w:val="28"/>
+          <w:szCs w:val="28"/>
+        </w:rPr>
+        <w:t xml:space="preserve"> change ho </w:t>
+      </w:r>
+      <w:proofErr w:type="spellStart"/>
+      <w:r>
+        <w:rPr>
+          <w:sz w:val="28"/>
+          <w:szCs w:val="28"/>
+        </w:rPr>
+        <w:t>jayga</w:t>
+      </w:r>
+      <w:proofErr w:type="spellEnd"/>
+      <w:r>
+        <w:rPr>
+          <w:sz w:val="28"/>
+          <w:szCs w:val="28"/>
+        </w:rPr>
+        <w:t xml:space="preserve"> )</w:t>
+      </w:r>
+    </w:p>
+    <w:p>
+      <w:pPr>
+        <w:pStyle w:val="NoSpacing"/>
+        <w:numPr>
+          <w:ilvl w:val="1"/>
+          <w:numId w:val="1"/>
+        </w:numPr>
+        <w:rPr>
+          <w:sz w:val="28"/>
+          <w:szCs w:val="28"/>
+        </w:rPr>
+      </w:pPr>
+      <w:r>
+        <w:rPr>
+          <w:sz w:val="28"/>
+          <w:szCs w:val="28"/>
+        </w:rPr>
+        <w:t xml:space="preserve"> </w:t>
+      </w:r>
+      <w:proofErr w:type="spellStart"/>
+      <w:r>
+        <w:rPr>
+          <w:sz w:val="28"/>
+          <w:szCs w:val="28"/>
+        </w:rPr>
+        <w:t>Set.add</w:t>
+      </w:r>
+      <w:proofErr w:type="spellEnd"/>
+      <w:r>
+        <w:rPr>
+          <w:sz w:val="28"/>
+          <w:szCs w:val="28"/>
+        </w:rPr>
+        <w:t>()</w:t>
+      </w:r>
+    </w:p>
+    <w:p>
+      <w:pPr>
+        <w:pStyle w:val="NoSpacing"/>
+        <w:numPr>
+          <w:ilvl w:val="1"/>
+          <w:numId w:val="1"/>
+        </w:numPr>
+        <w:rPr>
+          <w:sz w:val="28"/>
+          <w:szCs w:val="28"/>
+        </w:rPr>
+      </w:pPr>
+      <w:proofErr w:type="spellStart"/>
+      <w:r>
+        <w:rPr>
+          <w:sz w:val="28"/>
+          <w:szCs w:val="28"/>
+        </w:rPr>
+        <w:t>Set.remove</w:t>
+      </w:r>
+      <w:proofErr w:type="spellEnd"/>
+      <w:r>
+        <w:rPr>
+          <w:sz w:val="28"/>
+          <w:szCs w:val="28"/>
+        </w:rPr>
+        <w:t>()</w:t>
+      </w:r>
+    </w:p>
+    <w:p>
+      <w:pPr>
+        <w:pStyle w:val="NoSpacing"/>
+        <w:numPr>
+          <w:ilvl w:val="1"/>
+          <w:numId w:val="1"/>
+        </w:numPr>
+        <w:rPr>
+          <w:sz w:val="28"/>
+          <w:szCs w:val="28"/>
+        </w:rPr>
+      </w:pPr>
+      <w:proofErr w:type="spellStart"/>
+      <w:r>
+        <w:rPr>
+          <w:sz w:val="28"/>
+          <w:szCs w:val="28"/>
+        </w:rPr>
+        <w:t>Set.clear</w:t>
+      </w:r>
+      <w:proofErr w:type="spellEnd"/>
+      <w:r>
+        <w:rPr>
+          <w:sz w:val="28"/>
+          <w:szCs w:val="28"/>
+        </w:rPr>
+        <w:t>()</w:t>
+      </w:r>
+    </w:p>
+    <w:p>
+      <w:pPr>
+        <w:pStyle w:val="NoSpacing"/>
+        <w:numPr>
+          <w:ilvl w:val="1"/>
+          <w:numId w:val="1"/>
+        </w:numPr>
+        <w:rPr>
+          <w:sz w:val="28"/>
+          <w:szCs w:val="28"/>
+        </w:rPr>
+      </w:pPr>
+      <w:proofErr w:type="spellStart"/>
+      <w:r>
+        <w:rPr>
+          <w:sz w:val="28"/>
+          <w:szCs w:val="28"/>
+        </w:rPr>
+        <w:t>Set.pop</w:t>
+      </w:r>
+      <w:proofErr w:type="spellEnd"/>
+      <w:r>
+        <w:rPr>
+          <w:sz w:val="28"/>
+          <w:szCs w:val="28"/>
+        </w:rPr>
+        <w:t>()</w:t>
+      </w:r>
+      <w:r>
+        <w:rPr>
+          <w:sz w:val="28"/>
+          <w:szCs w:val="28"/>
+        </w:rPr>
+        <w:sym w:font="Wingdings" w:char="F0E0"/>
+      </w:r>
+      <w:r>
+        <w:rPr>
+          <w:sz w:val="28"/>
+          <w:szCs w:val="28"/>
+        </w:rPr>
+        <w:t xml:space="preserve"> it remove any element in set </w:t>
+      </w:r>
+    </w:p>
+    <w:p>
+      <w:pPr>
+        <w:pStyle w:val="NoSpacing"/>
+        <w:numPr>
+          <w:ilvl w:val="1"/>
+          <w:numId w:val="1"/>
+        </w:numPr>
+        <w:rPr>
+          <w:sz w:val="28"/>
+          <w:szCs w:val="28"/>
+        </w:rPr>
+      </w:pPr>
+      <w:proofErr w:type="spellStart"/>
+      <w:r>
+        <w:rPr>
+          <w:sz w:val="28"/>
+          <w:szCs w:val="28"/>
+        </w:rPr>
+        <w:t>Set.union</w:t>
+      </w:r>
+      <w:proofErr w:type="spellEnd"/>
+      <w:r>
+        <w:rPr>
+          <w:sz w:val="28"/>
+          <w:szCs w:val="28"/>
+        </w:rPr>
+        <w:t>(set2)</w:t>
+      </w:r>
+      <w:r>
+        <w:rPr>
+          <w:sz w:val="28"/>
+          <w:szCs w:val="28"/>
+        </w:rPr>
+        <w:sym w:font="Wingdings" w:char="F0E0"/>
+      </w:r>
+      <w:r>
+        <w:rPr>
+          <w:sz w:val="28"/>
+          <w:szCs w:val="28"/>
+        </w:rPr>
+        <w:t xml:space="preserve">combine both set value and return new </w:t>
+      </w:r>
+    </w:p>
+    <w:p>
+      <w:pPr>
+        <w:pStyle w:val="NoSpacing"/>
+        <w:numPr>
+          <w:ilvl w:val="1"/>
+          <w:numId w:val="1"/>
+        </w:numPr>
+        <w:rPr>
+          <w:sz w:val="28"/>
+          <w:szCs w:val="28"/>
+        </w:rPr>
+      </w:pPr>
+      <w:proofErr w:type="spellStart"/>
+      <w:r>
+        <w:rPr>
+          <w:sz w:val="28"/>
+          <w:szCs w:val="28"/>
+        </w:rPr>
+        <w:t>Set.intersection</w:t>
+      </w:r>
+      <w:proofErr w:type="spellEnd"/>
+      <w:r>
+        <w:rPr>
+          <w:sz w:val="28"/>
+          <w:szCs w:val="28"/>
+        </w:rPr>
+        <w:t>(set2)</w:t>
+      </w:r>
+      <w:r>
+        <w:rPr>
+          <w:sz w:val="28"/>
+          <w:szCs w:val="28"/>
+        </w:rPr>
+        <w:sym w:font="Wingdings" w:char="F0E0"/>
+      </w:r>
+      <w:r>
+        <w:rPr>
+          <w:sz w:val="28"/>
+          <w:szCs w:val="28"/>
+        </w:rPr>
+        <w:t xml:space="preserve"> combine common value and return new</w:t>
+      </w:r>
       <w:bookmarkStart w:id="0" w:name="_GoBack"/>
       <w:bookmarkEnd w:id="0"/>
-      <w:proofErr w:type="spellEnd"/>
-    </w:p>
-    <w:p>
-      <w:pPr>
-        <w:pStyle w:val="NoSpacing"/>
-        <w:numPr>
-          <w:ilvl w:val="1"/>
-          <w:numId w:val="1"/>
-        </w:numPr>
-        <w:rPr>
-          <w:sz w:val="28"/>
-          <w:szCs w:val="28"/>
-        </w:rPr>
-      </w:pPr>
-      <w:r>
-        <w:rPr>
-          <w:sz w:val="28"/>
-          <w:szCs w:val="28"/>
-        </w:rPr>
-        <w:t xml:space="preserve"> else</w:t>
-      </w:r>
-    </w:p>
-    <w:p>
-      <w:pPr>
-        <w:pStyle w:val="NoSpacing"/>
-        <w:numPr>
-          <w:ilvl w:val="1"/>
-          <w:numId w:val="1"/>
-        </w:numPr>
-        <w:rPr>
-          <w:sz w:val="28"/>
-          <w:szCs w:val="28"/>
-        </w:rPr>
-      </w:pPr>
-      <w:r>
-        <w:rPr>
-          <w:sz w:val="28"/>
-          <w:szCs w:val="28"/>
-        </w:rPr>
-        <w:t xml:space="preserve"> Nesting </w:t>
-      </w:r>
-    </w:p>
-    <w:p>
-      <w:pPr>
-        <w:pStyle w:val="NoSpacing"/>
-        <w:ind w:left="360"/>
-        <w:rPr>
-          <w:sz w:val="28"/>
-          <w:szCs w:val="28"/>
-        </w:rPr>
-      </w:pPr>
-    </w:p>
-    <w:p>
-      <w:pPr>
-        <w:pStyle w:val="NoSpacing"/>
-        <w:ind w:left="360"/>
-        <w:rPr>
-          <w:sz w:val="28"/>
-          <w:szCs w:val="28"/>
-        </w:rPr>
-      </w:pPr>
-    </w:p>
-    <w:p>
-      <w:pPr>
-        <w:pStyle w:val="NoSpacing"/>
-        <w:numPr>
-          <w:ilvl w:val="0"/>
-          <w:numId w:val="1"/>
-        </w:numPr>
-        <w:rPr>
-          <w:sz w:val="28"/>
-          <w:szCs w:val="28"/>
-        </w:rPr>
-      </w:pPr>
-      <w:r>
-        <w:rPr>
-          <w:sz w:val="28"/>
-          <w:szCs w:val="28"/>
-        </w:rPr>
-        <w:t xml:space="preserve">List    (similar  like   Array ) </w:t>
-      </w:r>
-    </w:p>
-    <w:p>
-      <w:pPr>
-        <w:pStyle w:val="NoSpacing"/>
-        <w:numPr>
-          <w:ilvl w:val="0"/>
-          <w:numId w:val="3"/>
-        </w:numPr>
-        <w:rPr>
-          <w:sz w:val="28"/>
-          <w:szCs w:val="28"/>
-        </w:rPr>
-      </w:pPr>
-      <w:r>
-        <w:rPr>
-          <w:sz w:val="28"/>
-          <w:szCs w:val="28"/>
-        </w:rPr>
-        <w:t>[</w:t>
-      </w:r>
-      <w:r>
-        <w:rPr>
-          <w:sz w:val="28"/>
-          <w:szCs w:val="28"/>
-        </w:rPr>
-        <w:tab/>
-        <w:t>]</w:t>
-      </w:r>
-    </w:p>
-    <w:p>
-      <w:pPr>
-        <w:pStyle w:val="NoSpacing"/>
-        <w:numPr>
-          <w:ilvl w:val="0"/>
-          <w:numId w:val="3"/>
-        </w:numPr>
-        <w:rPr>
-          <w:sz w:val="28"/>
-          <w:szCs w:val="28"/>
-        </w:rPr>
-      </w:pPr>
-      <w:r>
-        <w:rPr>
-          <w:sz w:val="28"/>
-          <w:szCs w:val="28"/>
-        </w:rPr>
-        <w:t>It can store any elements of different  types  ( integer , float , string ,</w:t>
-      </w:r>
-      <w:proofErr w:type="spellStart"/>
-      <w:r>
-        <w:rPr>
-          <w:sz w:val="28"/>
-          <w:szCs w:val="28"/>
-        </w:rPr>
-        <w:t>etc</w:t>
-      </w:r>
-      <w:proofErr w:type="spellEnd"/>
-      <w:r>
-        <w:rPr>
-          <w:sz w:val="28"/>
-          <w:szCs w:val="28"/>
-        </w:rPr>
-        <w:t>)</w:t>
-      </w:r>
-    </w:p>
-    <w:p>
-      <w:pPr>
-        <w:pStyle w:val="NoSpacing"/>
-        <w:numPr>
-          <w:ilvl w:val="0"/>
-          <w:numId w:val="3"/>
-        </w:numPr>
-        <w:rPr>
-          <w:sz w:val="28"/>
-          <w:szCs w:val="28"/>
-        </w:rPr>
-      </w:pPr>
-      <w:r>
-        <w:rPr>
-          <w:sz w:val="28"/>
-          <w:szCs w:val="28"/>
-        </w:rPr>
-        <w:t xml:space="preserve">String are immutable In python </w:t>
-      </w:r>
-    </w:p>
-    <w:p>
-      <w:pPr>
-        <w:pStyle w:val="NoSpacing"/>
-        <w:numPr>
-          <w:ilvl w:val="0"/>
-          <w:numId w:val="3"/>
-        </w:numPr>
-        <w:rPr>
-          <w:sz w:val="28"/>
-          <w:szCs w:val="28"/>
-        </w:rPr>
-      </w:pPr>
-      <w:r>
-        <w:rPr>
-          <w:sz w:val="28"/>
-          <w:szCs w:val="28"/>
-        </w:rPr>
-        <w:t>List are mutable in python via indexing</w:t>
-      </w:r>
-    </w:p>
-    <w:p>
-      <w:pPr>
-        <w:pStyle w:val="NoSpacing"/>
-        <w:numPr>
-          <w:ilvl w:val="1"/>
-          <w:numId w:val="1"/>
-        </w:numPr>
-        <w:rPr>
-          <w:sz w:val="28"/>
-          <w:szCs w:val="28"/>
-        </w:rPr>
-      </w:pPr>
-      <w:r>
-        <w:rPr>
-          <w:sz w:val="28"/>
-          <w:szCs w:val="28"/>
-        </w:rPr>
-        <w:t xml:space="preserve"> Indexing ( </w:t>
-      </w:r>
-      <w:proofErr w:type="spellStart"/>
-      <w:r>
-        <w:rPr>
-          <w:sz w:val="28"/>
-          <w:szCs w:val="28"/>
-        </w:rPr>
-        <w:t>accesing</w:t>
-      </w:r>
-      <w:proofErr w:type="spellEnd"/>
-      <w:r>
-        <w:rPr>
-          <w:sz w:val="28"/>
-          <w:szCs w:val="28"/>
-        </w:rPr>
-        <w:t xml:space="preserve"> </w:t>
-      </w:r>
-      <w:r>
-        <w:rPr>
-          <w:sz w:val="28"/>
-          <w:szCs w:val="28"/>
-        </w:rPr>
-        <w:t xml:space="preserve">) </w:t>
-      </w:r>
-      <w:r>
-        <w:rPr>
-          <w:sz w:val="28"/>
-          <w:szCs w:val="28"/>
-        </w:rPr>
-        <w:sym w:font="Wingdings" w:char="F0E8"/>
-      </w:r>
-      <w:r>
-        <w:rPr>
-          <w:sz w:val="28"/>
-          <w:szCs w:val="28"/>
-        </w:rPr>
-        <w:t xml:space="preserve"> out of index gives error</w:t>
-      </w:r>
-    </w:p>
-    <w:p>
-      <w:pPr>
-        <w:pStyle w:val="NoSpacing"/>
-        <w:numPr>
-          <w:ilvl w:val="1"/>
-          <w:numId w:val="1"/>
-        </w:numPr>
-        <w:rPr>
-          <w:sz w:val="28"/>
-          <w:szCs w:val="28"/>
-        </w:rPr>
-      </w:pPr>
-      <w:r>
-        <w:rPr>
-          <w:sz w:val="28"/>
-          <w:szCs w:val="28"/>
-        </w:rPr>
-        <w:t xml:space="preserve"> </w:t>
-      </w:r>
-      <w:r>
-        <w:rPr>
-          <w:sz w:val="28"/>
-          <w:szCs w:val="28"/>
-        </w:rPr>
-        <w:t>Length ()</w:t>
-      </w:r>
-    </w:p>
-    <w:p>
-      <w:pPr>
-        <w:pStyle w:val="NoSpacing"/>
-        <w:numPr>
-          <w:ilvl w:val="1"/>
-          <w:numId w:val="1"/>
-        </w:numPr>
-        <w:rPr>
-          <w:sz w:val="28"/>
-          <w:szCs w:val="28"/>
-        </w:rPr>
-      </w:pPr>
-      <w:r>
-        <w:rPr>
-          <w:sz w:val="28"/>
-          <w:szCs w:val="28"/>
-        </w:rPr>
-        <w:t xml:space="preserve"> Mutable </w:t>
-      </w:r>
-    </w:p>
-    <w:p>
-      <w:pPr>
-        <w:pStyle w:val="NoSpacing"/>
-        <w:numPr>
-          <w:ilvl w:val="1"/>
-          <w:numId w:val="1"/>
-        </w:numPr>
-        <w:rPr>
-          <w:sz w:val="28"/>
-          <w:szCs w:val="28"/>
-        </w:rPr>
-      </w:pPr>
-      <w:r>
-        <w:rPr>
-          <w:sz w:val="28"/>
-          <w:szCs w:val="28"/>
-        </w:rPr>
-        <w:t xml:space="preserve"> Slicing </w:t>
-      </w:r>
-    </w:p>
-    <w:p>
-      <w:pPr>
-        <w:pStyle w:val="NoSpacing"/>
-        <w:numPr>
-          <w:ilvl w:val="1"/>
-          <w:numId w:val="1"/>
-        </w:numPr>
-        <w:rPr>
-          <w:sz w:val="28"/>
-          <w:szCs w:val="28"/>
-        </w:rPr>
-      </w:pPr>
-      <w:r>
-        <w:rPr>
-          <w:sz w:val="28"/>
-          <w:szCs w:val="28"/>
-        </w:rPr>
-        <w:t xml:space="preserve"> List Method / Function()</w:t>
-      </w:r>
-    </w:p>
-    <w:p>
-      <w:pPr>
-        <w:pStyle w:val="NoSpacing"/>
-        <w:numPr>
-          <w:ilvl w:val="2"/>
-          <w:numId w:val="1"/>
-        </w:numPr>
-        <w:rPr>
-          <w:sz w:val="28"/>
-          <w:szCs w:val="28"/>
-        </w:rPr>
-      </w:pPr>
-      <w:proofErr w:type="spellStart"/>
-      <w:r>
-        <w:rPr>
-          <w:sz w:val="28"/>
-          <w:szCs w:val="28"/>
-        </w:rPr>
-        <w:t>List.append</w:t>
-      </w:r>
-      <w:proofErr w:type="spellEnd"/>
-      <w:r>
-        <w:rPr>
-          <w:sz w:val="28"/>
-          <w:szCs w:val="28"/>
-        </w:rPr>
-        <w:t xml:space="preserve">(4) </w:t>
-      </w:r>
-      <w:r>
-        <w:rPr>
-          <w:sz w:val="28"/>
-          <w:szCs w:val="28"/>
-        </w:rPr>
-        <w:sym w:font="Wingdings" w:char="F0E8"/>
-      </w:r>
-      <w:r>
-        <w:rPr>
-          <w:sz w:val="28"/>
-          <w:szCs w:val="28"/>
-        </w:rPr>
-        <w:t xml:space="preserve"> Add one element at end of list </w:t>
-      </w:r>
-      <w:r>
-        <w:rPr>
-          <w:sz w:val="28"/>
-          <w:szCs w:val="28"/>
-        </w:rPr>
-        <w:t xml:space="preserve"> , it returns none </w:t>
-      </w:r>
-    </w:p>
-    <w:p>
-      <w:pPr>
-        <w:pStyle w:val="NoSpacing"/>
-        <w:numPr>
-          <w:ilvl w:val="2"/>
-          <w:numId w:val="1"/>
-        </w:numPr>
-        <w:rPr>
-          <w:sz w:val="28"/>
-          <w:szCs w:val="28"/>
-        </w:rPr>
-      </w:pPr>
-      <w:proofErr w:type="spellStart"/>
-      <w:r>
-        <w:rPr>
-          <w:sz w:val="28"/>
-          <w:szCs w:val="28"/>
-        </w:rPr>
-        <w:t>List.sort</w:t>
-      </w:r>
-      <w:proofErr w:type="spellEnd"/>
-      <w:r>
-        <w:rPr>
-          <w:sz w:val="28"/>
-          <w:szCs w:val="28"/>
-        </w:rPr>
-        <w:t xml:space="preserve">() </w:t>
-      </w:r>
-      <w:r>
-        <w:rPr>
-          <w:sz w:val="28"/>
-          <w:szCs w:val="28"/>
-        </w:rPr>
-        <w:sym w:font="Wingdings" w:char="F0E0"/>
-      </w:r>
-      <w:r>
-        <w:rPr>
-          <w:sz w:val="28"/>
-          <w:szCs w:val="28"/>
-        </w:rPr>
-        <w:t xml:space="preserve"> sort in ascending order</w:t>
-      </w:r>
-      <w:r>
-        <w:rPr>
-          <w:sz w:val="28"/>
-          <w:szCs w:val="28"/>
-        </w:rPr>
-        <w:t xml:space="preserve"> </w:t>
-      </w:r>
-      <w:r>
-        <w:rPr>
-          <w:sz w:val="28"/>
-          <w:szCs w:val="28"/>
-        </w:rPr>
-        <w:t>, it returns none</w:t>
-      </w:r>
-    </w:p>
-    <w:p>
-      <w:pPr>
-        <w:pStyle w:val="NoSpacing"/>
-        <w:numPr>
-          <w:ilvl w:val="2"/>
-          <w:numId w:val="1"/>
-        </w:numPr>
-        <w:rPr>
-          <w:sz w:val="28"/>
-          <w:szCs w:val="28"/>
-        </w:rPr>
-      </w:pPr>
-      <w:proofErr w:type="spellStart"/>
-      <w:r>
-        <w:rPr>
-          <w:sz w:val="28"/>
-          <w:szCs w:val="28"/>
-        </w:rPr>
-        <w:t>List.sort</w:t>
-      </w:r>
-      <w:proofErr w:type="spellEnd"/>
-      <w:r>
-        <w:rPr>
-          <w:sz w:val="28"/>
-          <w:szCs w:val="28"/>
-        </w:rPr>
-        <w:t xml:space="preserve">(reverse=True) </w:t>
-      </w:r>
-      <w:r>
-        <w:rPr>
-          <w:sz w:val="28"/>
-          <w:szCs w:val="28"/>
-        </w:rPr>
-        <w:sym w:font="Wingdings" w:char="F0E0"/>
-      </w:r>
-      <w:r>
-        <w:rPr>
-          <w:sz w:val="28"/>
-          <w:szCs w:val="28"/>
-        </w:rPr>
-        <w:t xml:space="preserve"> sort in de</w:t>
-      </w:r>
-      <w:r>
-        <w:rPr>
-          <w:sz w:val="28"/>
-          <w:szCs w:val="28"/>
-        </w:rPr>
-        <w:t>scending order</w:t>
-      </w:r>
-    </w:p>
-    <w:p>
-      <w:pPr>
-        <w:pStyle w:val="NoSpacing"/>
-        <w:numPr>
-          <w:ilvl w:val="2"/>
-          <w:numId w:val="1"/>
-        </w:numPr>
-        <w:rPr>
-          <w:sz w:val="28"/>
-          <w:szCs w:val="28"/>
-        </w:rPr>
-      </w:pPr>
-      <w:proofErr w:type="spellStart"/>
-      <w:r>
-        <w:rPr>
-          <w:sz w:val="28"/>
-          <w:szCs w:val="28"/>
-        </w:rPr>
-        <w:t>List.reverse</w:t>
-      </w:r>
-      <w:proofErr w:type="spellEnd"/>
-      <w:r>
-        <w:rPr>
-          <w:sz w:val="28"/>
-          <w:szCs w:val="28"/>
-        </w:rPr>
-        <w:t xml:space="preserve"> </w:t>
-      </w:r>
-      <w:r>
-        <w:rPr>
-          <w:sz w:val="28"/>
-          <w:szCs w:val="28"/>
-        </w:rPr>
-        <w:sym w:font="Wingdings" w:char="F0E0"/>
-      </w:r>
-      <w:r>
-        <w:rPr>
-          <w:sz w:val="28"/>
-          <w:szCs w:val="28"/>
-        </w:rPr>
-        <w:t xml:space="preserve">  reverse string </w:t>
-      </w:r>
-    </w:p>
-    <w:p>
-      <w:pPr>
-        <w:pStyle w:val="NoSpacing"/>
-        <w:numPr>
-          <w:ilvl w:val="2"/>
-          <w:numId w:val="1"/>
-        </w:numPr>
-        <w:rPr>
-          <w:sz w:val="28"/>
-          <w:szCs w:val="28"/>
-        </w:rPr>
-      </w:pPr>
-      <w:proofErr w:type="spellStart"/>
-      <w:r>
-        <w:rPr>
-          <w:sz w:val="28"/>
-          <w:szCs w:val="28"/>
-        </w:rPr>
-        <w:t>List.insert</w:t>
-      </w:r>
-      <w:proofErr w:type="spellEnd"/>
-      <w:r>
-        <w:rPr>
-          <w:sz w:val="28"/>
-          <w:szCs w:val="28"/>
-        </w:rPr>
-        <w:t xml:space="preserve">(index ,  element) </w:t>
-      </w:r>
-      <w:r>
-        <w:rPr>
-          <w:sz w:val="28"/>
-          <w:szCs w:val="28"/>
-        </w:rPr>
-        <w:sym w:font="Wingdings" w:char="F0E0"/>
-      </w:r>
-      <w:r>
-        <w:rPr>
-          <w:sz w:val="28"/>
-          <w:szCs w:val="28"/>
-        </w:rPr>
-        <w:t xml:space="preserve"> insert element at index</w:t>
-      </w:r>
-    </w:p>
-    <w:p>
-      <w:pPr>
-        <w:pStyle w:val="NoSpacing"/>
-        <w:numPr>
-          <w:ilvl w:val="2"/>
-          <w:numId w:val="1"/>
-        </w:numPr>
-        <w:rPr>
-          <w:sz w:val="28"/>
-          <w:szCs w:val="28"/>
-        </w:rPr>
-      </w:pPr>
-      <w:proofErr w:type="spellStart"/>
-      <w:r>
-        <w:rPr>
-          <w:sz w:val="28"/>
-          <w:szCs w:val="28"/>
-        </w:rPr>
-        <w:t>List.remove</w:t>
-      </w:r>
-      <w:proofErr w:type="spellEnd"/>
-      <w:r>
-        <w:rPr>
-          <w:sz w:val="28"/>
-          <w:szCs w:val="28"/>
-        </w:rPr>
-        <w:t xml:space="preserve">(1element) </w:t>
-      </w:r>
-      <w:r>
-        <w:rPr>
-          <w:sz w:val="28"/>
-          <w:szCs w:val="28"/>
-        </w:rPr>
-        <w:sym w:font="Wingdings" w:char="F0E0"/>
-      </w:r>
-      <w:r>
-        <w:rPr>
-          <w:sz w:val="28"/>
-          <w:szCs w:val="28"/>
-        </w:rPr>
-        <w:t xml:space="preserve"> remove first </w:t>
-      </w:r>
-      <w:proofErr w:type="spellStart"/>
-      <w:r>
-        <w:rPr>
-          <w:sz w:val="28"/>
-          <w:szCs w:val="28"/>
-        </w:rPr>
-        <w:t>occurance</w:t>
-      </w:r>
-      <w:proofErr w:type="spellEnd"/>
-      <w:r>
-        <w:rPr>
-          <w:sz w:val="28"/>
-          <w:szCs w:val="28"/>
-        </w:rPr>
-        <w:t xml:space="preserve"> of element</w:t>
-      </w:r>
-    </w:p>
-    <w:p>
-      <w:pPr>
-        <w:pStyle w:val="NoSpacing"/>
-        <w:numPr>
-          <w:ilvl w:val="2"/>
-          <w:numId w:val="1"/>
-        </w:numPr>
-        <w:rPr>
-          <w:sz w:val="28"/>
-          <w:szCs w:val="28"/>
-        </w:rPr>
-      </w:pPr>
-      <w:proofErr w:type="spellStart"/>
-      <w:r>
-        <w:rPr>
-          <w:sz w:val="28"/>
-          <w:szCs w:val="28"/>
-        </w:rPr>
-        <w:t>List.pop</w:t>
-      </w:r>
-      <w:proofErr w:type="spellEnd"/>
-      <w:r>
-        <w:rPr>
-          <w:sz w:val="28"/>
-          <w:szCs w:val="28"/>
-        </w:rPr>
-        <w:t xml:space="preserve">(index) </w:t>
-      </w:r>
-      <w:r>
-        <w:rPr>
-          <w:sz w:val="28"/>
-          <w:szCs w:val="28"/>
-        </w:rPr>
-        <w:sym w:font="Wingdings" w:char="F0E0"/>
-      </w:r>
-      <w:r>
-        <w:rPr>
-          <w:sz w:val="28"/>
-          <w:szCs w:val="28"/>
-        </w:rPr>
-        <w:t xml:space="preserve"> remove element according to  index </w:t>
-      </w:r>
-    </w:p>
-    <w:p>
-      <w:pPr>
-        <w:pStyle w:val="NoSpacing"/>
-        <w:ind w:left="1224"/>
-        <w:rPr>
-          <w:sz w:val="28"/>
-          <w:szCs w:val="28"/>
-        </w:rPr>
-      </w:pPr>
-    </w:p>
-    <w:p>
-      <w:pPr>
-        <w:pStyle w:val="NoSpacing"/>
-        <w:numPr>
-          <w:ilvl w:val="0"/>
-          <w:numId w:val="1"/>
-        </w:numPr>
-        <w:rPr>
-          <w:sz w:val="28"/>
-          <w:szCs w:val="28"/>
-        </w:rPr>
-      </w:pPr>
-      <w:r>
-        <w:rPr>
-          <w:sz w:val="28"/>
-          <w:szCs w:val="28"/>
-        </w:rPr>
-        <w:t xml:space="preserve">Tuple </w:t>
-      </w:r>
-    </w:p>
-    <w:p>
-      <w:pPr>
-        <w:pStyle w:val="NoSpacing"/>
-        <w:numPr>
-          <w:ilvl w:val="0"/>
-          <w:numId w:val="5"/>
-        </w:numPr>
-        <w:rPr>
-          <w:sz w:val="28"/>
-          <w:szCs w:val="28"/>
-        </w:rPr>
-      </w:pPr>
-      <w:r>
-        <w:rPr>
-          <w:sz w:val="28"/>
-          <w:szCs w:val="28"/>
-        </w:rPr>
-        <w:t xml:space="preserve">( </w:t>
-      </w:r>
-      <w:r>
-        <w:rPr>
-          <w:sz w:val="28"/>
-          <w:szCs w:val="28"/>
-        </w:rPr>
-        <w:tab/>
-        <w:t>)</w:t>
-      </w:r>
-    </w:p>
-    <w:p>
-      <w:pPr>
-        <w:pStyle w:val="NoSpacing"/>
-        <w:numPr>
-          <w:ilvl w:val="0"/>
-          <w:numId w:val="5"/>
-        </w:numPr>
-        <w:rPr>
-          <w:sz w:val="28"/>
-          <w:szCs w:val="28"/>
-        </w:rPr>
-      </w:pPr>
-      <w:r>
-        <w:rPr>
-          <w:sz w:val="28"/>
-          <w:szCs w:val="28"/>
-        </w:rPr>
-        <w:t xml:space="preserve">Tuple are immutable </w:t>
-      </w:r>
-      <w:proofErr w:type="spellStart"/>
-      <w:r>
-        <w:rPr>
-          <w:sz w:val="28"/>
-          <w:szCs w:val="28"/>
-        </w:rPr>
-        <w:t>where as</w:t>
-      </w:r>
-      <w:proofErr w:type="spellEnd"/>
-      <w:r>
-        <w:rPr>
-          <w:sz w:val="28"/>
-          <w:szCs w:val="28"/>
-        </w:rPr>
-        <w:t xml:space="preserve"> list are mutable </w:t>
-      </w:r>
-    </w:p>
-    <w:p>
-      <w:pPr>
-        <w:pStyle w:val="NoSpacing"/>
-        <w:numPr>
-          <w:ilvl w:val="0"/>
-          <w:numId w:val="5"/>
-        </w:numPr>
-        <w:rPr>
-          <w:sz w:val="28"/>
-          <w:szCs w:val="28"/>
-        </w:rPr>
-      </w:pPr>
-      <w:r>
-        <w:rPr>
-          <w:sz w:val="28"/>
-          <w:szCs w:val="28"/>
-        </w:rPr>
-        <w:t>Means we cannot add/ delete  element in tuple</w:t>
-      </w:r>
-    </w:p>
-    <w:p>
-      <w:pPr>
-        <w:pStyle w:val="NoSpacing"/>
-        <w:numPr>
-          <w:ilvl w:val="0"/>
-          <w:numId w:val="5"/>
-        </w:numPr>
-        <w:rPr>
-          <w:sz w:val="28"/>
-          <w:szCs w:val="28"/>
-        </w:rPr>
-      </w:pPr>
-      <w:proofErr w:type="spellStart"/>
-      <w:r>
-        <w:rPr>
-          <w:sz w:val="28"/>
-          <w:szCs w:val="28"/>
-        </w:rPr>
-        <w:t>Tup</w:t>
-      </w:r>
-      <w:proofErr w:type="spellEnd"/>
-      <w:r>
-        <w:rPr>
-          <w:sz w:val="28"/>
-          <w:szCs w:val="28"/>
-        </w:rPr>
-        <w:t xml:space="preserve"> = ( 1 , )</w:t>
-      </w:r>
-      <w:r>
-        <w:rPr>
-          <w:sz w:val="28"/>
-          <w:szCs w:val="28"/>
-        </w:rPr>
-        <w:t xml:space="preserve"> </w:t>
-      </w:r>
-      <w:proofErr w:type="spellStart"/>
-      <w:r>
-        <w:rPr>
-          <w:sz w:val="28"/>
-          <w:szCs w:val="28"/>
-        </w:rPr>
-        <w:t>Seperated</w:t>
-      </w:r>
-      <w:proofErr w:type="spellEnd"/>
-      <w:r>
-        <w:rPr>
-          <w:sz w:val="28"/>
-          <w:szCs w:val="28"/>
-        </w:rPr>
-        <w:t xml:space="preserve">  </w:t>
-      </w:r>
-      <w:proofErr w:type="spellStart"/>
-      <w:r>
-        <w:rPr>
-          <w:sz w:val="28"/>
-          <w:szCs w:val="28"/>
-        </w:rPr>
-        <w:t>nby</w:t>
-      </w:r>
-      <w:proofErr w:type="spellEnd"/>
-      <w:r>
-        <w:rPr>
-          <w:sz w:val="28"/>
-          <w:szCs w:val="28"/>
-        </w:rPr>
-        <w:t xml:space="preserve"> comma when we gives single value </w:t>
-      </w:r>
-    </w:p>
-    <w:p>
-      <w:pPr>
-        <w:pStyle w:val="NoSpacing"/>
-        <w:numPr>
-          <w:ilvl w:val="1"/>
-          <w:numId w:val="5"/>
-        </w:numPr>
-        <w:rPr>
-          <w:sz w:val="28"/>
-          <w:szCs w:val="28"/>
-        </w:rPr>
-      </w:pPr>
-      <w:proofErr w:type="spellStart"/>
-      <w:r>
-        <w:rPr>
-          <w:sz w:val="28"/>
-          <w:szCs w:val="28"/>
-        </w:rPr>
-        <w:t>Tup</w:t>
-      </w:r>
-      <w:proofErr w:type="spellEnd"/>
-      <w:r>
-        <w:rPr>
-          <w:sz w:val="28"/>
-          <w:szCs w:val="28"/>
-        </w:rPr>
-        <w:t xml:space="preserve"> = ( 1 ) </w:t>
-      </w:r>
-      <w:r>
-        <w:rPr>
-          <w:sz w:val="28"/>
-          <w:szCs w:val="28"/>
-        </w:rPr>
-        <w:sym w:font="Wingdings" w:char="F0E0"/>
-      </w:r>
-      <w:r>
-        <w:rPr>
-          <w:sz w:val="28"/>
-          <w:szCs w:val="28"/>
-        </w:rPr>
-        <w:t xml:space="preserve"> it treats like integer when we check the type of </w:t>
-      </w:r>
-      <w:proofErr w:type="spellStart"/>
-      <w:r>
-        <w:rPr>
-          <w:sz w:val="28"/>
-          <w:szCs w:val="28"/>
-        </w:rPr>
-        <w:t>Tup</w:t>
-      </w:r>
-      <w:proofErr w:type="spellEnd"/>
-      <w:r>
-        <w:rPr>
-          <w:sz w:val="28"/>
-          <w:szCs w:val="28"/>
-        </w:rPr>
-        <w:t xml:space="preserve"> it gives </w:t>
-      </w:r>
-      <w:proofErr w:type="spellStart"/>
-      <w:r>
-        <w:rPr>
-          <w:sz w:val="28"/>
-          <w:szCs w:val="28"/>
-        </w:rPr>
-        <w:t>int</w:t>
-      </w:r>
-      <w:proofErr w:type="spellEnd"/>
-      <w:r>
-        <w:rPr>
-          <w:sz w:val="28"/>
-          <w:szCs w:val="28"/>
-        </w:rPr>
-        <w:t xml:space="preserve"> as a type </w:t>
-      </w:r>
-    </w:p>
-    <w:p>
-      <w:pPr>
-        <w:pStyle w:val="NoSpacing"/>
-        <w:numPr>
-          <w:ilvl w:val="1"/>
-          <w:numId w:val="1"/>
-        </w:numPr>
-        <w:rPr>
-          <w:sz w:val="28"/>
-          <w:szCs w:val="28"/>
-        </w:rPr>
-      </w:pPr>
-      <w:r>
-        <w:rPr>
-          <w:sz w:val="28"/>
-          <w:szCs w:val="28"/>
-        </w:rPr>
-        <w:t xml:space="preserve"> Slicing </w:t>
-      </w:r>
-    </w:p>
-    <w:p>
-      <w:pPr>
-        <w:pStyle w:val="NoSpacing"/>
-        <w:numPr>
-          <w:ilvl w:val="1"/>
-          <w:numId w:val="1"/>
-        </w:numPr>
-        <w:rPr>
-          <w:sz w:val="28"/>
-          <w:szCs w:val="28"/>
-        </w:rPr>
-      </w:pPr>
-      <w:r>
-        <w:rPr>
-          <w:sz w:val="28"/>
-          <w:szCs w:val="28"/>
-        </w:rPr>
-        <w:t xml:space="preserve"> Tuple method</w:t>
-      </w:r>
-    </w:p>
-    <w:p>
-      <w:pPr>
-        <w:pStyle w:val="NoSpacing"/>
-        <w:numPr>
-          <w:ilvl w:val="2"/>
-          <w:numId w:val="1"/>
-        </w:numPr>
-        <w:rPr>
-          <w:sz w:val="28"/>
-          <w:szCs w:val="28"/>
-        </w:rPr>
-      </w:pPr>
-      <w:proofErr w:type="spellStart"/>
-      <w:r>
-        <w:rPr>
-          <w:sz w:val="28"/>
-          <w:szCs w:val="28"/>
-        </w:rPr>
-        <w:t>Tup.index</w:t>
-      </w:r>
-      <w:proofErr w:type="spellEnd"/>
-      <w:r>
-        <w:rPr>
-          <w:sz w:val="28"/>
-          <w:szCs w:val="28"/>
-        </w:rPr>
-        <w:t xml:space="preserve">(element) </w:t>
-      </w:r>
-      <w:r>
-        <w:rPr>
-          <w:sz w:val="28"/>
-          <w:szCs w:val="28"/>
-        </w:rPr>
-        <w:sym w:font="Wingdings" w:char="F0E0"/>
-      </w:r>
-      <w:r>
-        <w:rPr>
-          <w:sz w:val="28"/>
-          <w:szCs w:val="28"/>
-        </w:rPr>
-        <w:t xml:space="preserve">ye </w:t>
-      </w:r>
-      <w:proofErr w:type="spellStart"/>
-      <w:r>
-        <w:rPr>
-          <w:sz w:val="28"/>
-          <w:szCs w:val="28"/>
-        </w:rPr>
-        <w:t>btayga</w:t>
-      </w:r>
-      <w:proofErr w:type="spellEnd"/>
-      <w:r>
-        <w:rPr>
-          <w:sz w:val="28"/>
-          <w:szCs w:val="28"/>
-        </w:rPr>
-        <w:t xml:space="preserve"> </w:t>
-      </w:r>
-      <w:proofErr w:type="spellStart"/>
-      <w:r>
-        <w:rPr>
-          <w:sz w:val="28"/>
-          <w:szCs w:val="28"/>
-        </w:rPr>
-        <w:t>ki</w:t>
-      </w:r>
-      <w:proofErr w:type="spellEnd"/>
-      <w:r>
-        <w:rPr>
-          <w:sz w:val="28"/>
-          <w:szCs w:val="28"/>
-        </w:rPr>
-        <w:t xml:space="preserve"> ye element </w:t>
-      </w:r>
-      <w:proofErr w:type="spellStart"/>
-      <w:r>
-        <w:rPr>
-          <w:sz w:val="28"/>
-          <w:szCs w:val="28"/>
-        </w:rPr>
-        <w:t>kis</w:t>
-      </w:r>
-      <w:proofErr w:type="spellEnd"/>
-      <w:r>
-        <w:rPr>
-          <w:sz w:val="28"/>
-          <w:szCs w:val="28"/>
-        </w:rPr>
-        <w:t xml:space="preserve"> index par </w:t>
-      </w:r>
-      <w:proofErr w:type="spellStart"/>
-      <w:r>
-        <w:rPr>
-          <w:sz w:val="28"/>
-          <w:szCs w:val="28"/>
-        </w:rPr>
-        <w:t>phle</w:t>
-      </w:r>
-      <w:proofErr w:type="spellEnd"/>
-      <w:r>
-        <w:rPr>
-          <w:sz w:val="28"/>
-          <w:szCs w:val="28"/>
-        </w:rPr>
-        <w:t xml:space="preserve"> </w:t>
-      </w:r>
-      <w:proofErr w:type="spellStart"/>
-      <w:r>
-        <w:rPr>
-          <w:sz w:val="28"/>
-          <w:szCs w:val="28"/>
-        </w:rPr>
-        <w:t>aya</w:t>
-      </w:r>
-      <w:proofErr w:type="spellEnd"/>
-    </w:p>
-    <w:p>
-      <w:pPr>
-        <w:pStyle w:val="NoSpacing"/>
-        <w:numPr>
-          <w:ilvl w:val="2"/>
-          <w:numId w:val="1"/>
-        </w:numPr>
-        <w:rPr>
-          <w:sz w:val="28"/>
-          <w:szCs w:val="28"/>
-        </w:rPr>
-      </w:pPr>
-      <w:r>
-        <w:rPr>
-          <w:sz w:val="28"/>
-          <w:szCs w:val="28"/>
-        </w:rPr>
-        <w:t xml:space="preserve"> </w:t>
-      </w:r>
-      <w:proofErr w:type="spellStart"/>
-      <w:r>
-        <w:rPr>
-          <w:sz w:val="28"/>
-          <w:szCs w:val="28"/>
-        </w:rPr>
-        <w:t>Tup.count</w:t>
-      </w:r>
-      <w:proofErr w:type="spellEnd"/>
-      <w:r>
-        <w:rPr>
-          <w:sz w:val="28"/>
-          <w:szCs w:val="28"/>
-        </w:rPr>
-        <w:t xml:space="preserve">(element) </w:t>
-      </w:r>
-      <w:r>
-        <w:rPr>
-          <w:sz w:val="28"/>
-          <w:szCs w:val="28"/>
-        </w:rPr>
-        <w:sym w:font="Wingdings" w:char="F0E0"/>
-      </w:r>
-      <w:r>
-        <w:rPr>
-          <w:sz w:val="28"/>
-          <w:szCs w:val="28"/>
-        </w:rPr>
-        <w:t xml:space="preserve">  </w:t>
-      </w:r>
-      <w:proofErr w:type="spellStart"/>
-      <w:r>
-        <w:rPr>
-          <w:sz w:val="28"/>
-          <w:szCs w:val="28"/>
-        </w:rPr>
-        <w:t>kitni</w:t>
-      </w:r>
-      <w:proofErr w:type="spellEnd"/>
-      <w:r>
-        <w:rPr>
-          <w:sz w:val="28"/>
-          <w:szCs w:val="28"/>
-        </w:rPr>
-        <w:t xml:space="preserve"> </w:t>
-      </w:r>
-      <w:proofErr w:type="spellStart"/>
-      <w:r>
-        <w:rPr>
-          <w:sz w:val="28"/>
-          <w:szCs w:val="28"/>
-        </w:rPr>
-        <w:t>baar</w:t>
-      </w:r>
-      <w:proofErr w:type="spellEnd"/>
-      <w:r>
-        <w:rPr>
-          <w:sz w:val="28"/>
-          <w:szCs w:val="28"/>
-        </w:rPr>
-        <w:t xml:space="preserve"> ye element </w:t>
-      </w:r>
-      <w:proofErr w:type="spellStart"/>
-      <w:r>
-        <w:rPr>
-          <w:sz w:val="28"/>
-          <w:szCs w:val="28"/>
-        </w:rPr>
-        <w:t>aaya</w:t>
-      </w:r>
-      <w:proofErr w:type="spellEnd"/>
-      <w:r>
-        <w:rPr>
-          <w:sz w:val="28"/>
-          <w:szCs w:val="28"/>
-        </w:rPr>
-        <w:t xml:space="preserve"> count hoke aa </w:t>
-      </w:r>
-      <w:proofErr w:type="spellStart"/>
-      <w:r>
-        <w:rPr>
-          <w:sz w:val="28"/>
-          <w:szCs w:val="28"/>
-        </w:rPr>
-        <w:t>jayga</w:t>
-      </w:r>
-      <w:proofErr w:type="spellEnd"/>
-      <w:r>
-        <w:rPr>
-          <w:sz w:val="28"/>
-          <w:szCs w:val="28"/>
-        </w:rPr>
-        <w:t xml:space="preserve"> </w:t>
-      </w:r>
     </w:p>
     <w:sectPr>
       <w:pgSz w:w="15840" w:h="24480" w:code="3"/>
@@ -3312,6 +4710,232 @@
     </w:lvl>
   </w:abstractNum>
   <w:abstractNum w:abstractNumId="3" w15:restartNumberingAfterBreak="0">
+    <w:nsid w:val="53E37E08"/>
+    <w:multiLevelType w:val="hybridMultilevel"/>
+    <w:tmpl w:val="804C6D78"/>
+    <w:lvl w:ilvl="0" w:tplc="04090001">
+      <w:start w:val="1"/>
+      <w:numFmt w:val="bullet"/>
+      <w:lvlText w:val=""/>
+      <w:lvlJc w:val="left"/>
+      <w:pPr>
+        <w:ind w:left="1080" w:hanging="360"/>
+      </w:pPr>
+      <w:rPr>
+        <w:rFonts w:ascii="Symbol" w:hAnsi="Symbol" w:hint="default"/>
+      </w:rPr>
+    </w:lvl>
+    <w:lvl w:ilvl="1" w:tplc="04090003">
+      <w:start w:val="1"/>
+      <w:numFmt w:val="bullet"/>
+      <w:lvlText w:val="o"/>
+      <w:lvlJc w:val="left"/>
+      <w:pPr>
+        <w:ind w:left="1800" w:hanging="360"/>
+      </w:pPr>
+      <w:rPr>
+        <w:rFonts w:ascii="Courier New" w:hAnsi="Courier New" w:cs="Courier New" w:hint="default"/>
+      </w:rPr>
+    </w:lvl>
+    <w:lvl w:ilvl="2" w:tplc="04090005" w:tentative="1">
+      <w:start w:val="1"/>
+      <w:numFmt w:val="bullet"/>
+      <w:lvlText w:val=""/>
+      <w:lvlJc w:val="left"/>
+      <w:pPr>
+        <w:ind w:left="2520" w:hanging="360"/>
+      </w:pPr>
+      <w:rPr>
+        <w:rFonts w:ascii="Wingdings" w:hAnsi="Wingdings" w:hint="default"/>
+      </w:rPr>
+    </w:lvl>
+    <w:lvl w:ilvl="3" w:tplc="04090001" w:tentative="1">
+      <w:start w:val="1"/>
+      <w:numFmt w:val="bullet"/>
+      <w:lvlText w:val=""/>
+      <w:lvlJc w:val="left"/>
+      <w:pPr>
+        <w:ind w:left="3240" w:hanging="360"/>
+      </w:pPr>
+      <w:rPr>
+        <w:rFonts w:ascii="Symbol" w:hAnsi="Symbol" w:hint="default"/>
+      </w:rPr>
+    </w:lvl>
+    <w:lvl w:ilvl="4" w:tplc="04090003" w:tentative="1">
+      <w:start w:val="1"/>
+      <w:numFmt w:val="bullet"/>
+      <w:lvlText w:val="o"/>
+      <w:lvlJc w:val="left"/>
+      <w:pPr>
+        <w:ind w:left="3960" w:hanging="360"/>
+      </w:pPr>
+      <w:rPr>
+        <w:rFonts w:ascii="Courier New" w:hAnsi="Courier New" w:cs="Courier New" w:hint="default"/>
+      </w:rPr>
+    </w:lvl>
+    <w:lvl w:ilvl="5" w:tplc="04090005" w:tentative="1">
+      <w:start w:val="1"/>
+      <w:numFmt w:val="bullet"/>
+      <w:lvlText w:val=""/>
+      <w:lvlJc w:val="left"/>
+      <w:pPr>
+        <w:ind w:left="4680" w:hanging="360"/>
+      </w:pPr>
+      <w:rPr>
+        <w:rFonts w:ascii="Wingdings" w:hAnsi="Wingdings" w:hint="default"/>
+      </w:rPr>
+    </w:lvl>
+    <w:lvl w:ilvl="6" w:tplc="04090001" w:tentative="1">
+      <w:start w:val="1"/>
+      <w:numFmt w:val="bullet"/>
+      <w:lvlText w:val=""/>
+      <w:lvlJc w:val="left"/>
+      <w:pPr>
+        <w:ind w:left="5400" w:hanging="360"/>
+      </w:pPr>
+      <w:rPr>
+        <w:rFonts w:ascii="Symbol" w:hAnsi="Symbol" w:hint="default"/>
+      </w:rPr>
+    </w:lvl>
+    <w:lvl w:ilvl="7" w:tplc="04090003" w:tentative="1">
+      <w:start w:val="1"/>
+      <w:numFmt w:val="bullet"/>
+      <w:lvlText w:val="o"/>
+      <w:lvlJc w:val="left"/>
+      <w:pPr>
+        <w:ind w:left="6120" w:hanging="360"/>
+      </w:pPr>
+      <w:rPr>
+        <w:rFonts w:ascii="Courier New" w:hAnsi="Courier New" w:cs="Courier New" w:hint="default"/>
+      </w:rPr>
+    </w:lvl>
+    <w:lvl w:ilvl="8" w:tplc="04090005" w:tentative="1">
+      <w:start w:val="1"/>
+      <w:numFmt w:val="bullet"/>
+      <w:lvlText w:val=""/>
+      <w:lvlJc w:val="left"/>
+      <w:pPr>
+        <w:ind w:left="6840" w:hanging="360"/>
+      </w:pPr>
+      <w:rPr>
+        <w:rFonts w:ascii="Wingdings" w:hAnsi="Wingdings" w:hint="default"/>
+      </w:rPr>
+    </w:lvl>
+  </w:abstractNum>
+  <w:abstractNum w:abstractNumId="4" w15:restartNumberingAfterBreak="0">
+    <w:nsid w:val="615C619A"/>
+    <w:multiLevelType w:val="hybridMultilevel"/>
+    <w:tmpl w:val="D1A093D0"/>
+    <w:lvl w:ilvl="0" w:tplc="04090001">
+      <w:start w:val="1"/>
+      <w:numFmt w:val="bullet"/>
+      <w:lvlText w:val=""/>
+      <w:lvlJc w:val="left"/>
+      <w:pPr>
+        <w:ind w:left="1080" w:hanging="360"/>
+      </w:pPr>
+      <w:rPr>
+        <w:rFonts w:ascii="Symbol" w:hAnsi="Symbol" w:hint="default"/>
+      </w:rPr>
+    </w:lvl>
+    <w:lvl w:ilvl="1" w:tplc="04090003" w:tentative="1">
+      <w:start w:val="1"/>
+      <w:numFmt w:val="bullet"/>
+      <w:lvlText w:val="o"/>
+      <w:lvlJc w:val="left"/>
+      <w:pPr>
+        <w:ind w:left="1800" w:hanging="360"/>
+      </w:pPr>
+      <w:rPr>
+        <w:rFonts w:ascii="Courier New" w:hAnsi="Courier New" w:cs="Courier New" w:hint="default"/>
+      </w:rPr>
+    </w:lvl>
+    <w:lvl w:ilvl="2" w:tplc="04090005" w:tentative="1">
+      <w:start w:val="1"/>
+      <w:numFmt w:val="bullet"/>
+      <w:lvlText w:val=""/>
+      <w:lvlJc w:val="left"/>
+      <w:pPr>
+        <w:ind w:left="2520" w:hanging="360"/>
+      </w:pPr>
+      <w:rPr>
+        <w:rFonts w:ascii="Wingdings" w:hAnsi="Wingdings" w:hint="default"/>
+      </w:rPr>
+    </w:lvl>
+    <w:lvl w:ilvl="3" w:tplc="04090001" w:tentative="1">
+      <w:start w:val="1"/>
+      <w:numFmt w:val="bullet"/>
+      <w:lvlText w:val=""/>
+      <w:lvlJc w:val="left"/>
+      <w:pPr>
+        <w:ind w:left="3240" w:hanging="360"/>
+      </w:pPr>
+      <w:rPr>
+        <w:rFonts w:ascii="Symbol" w:hAnsi="Symbol" w:hint="default"/>
+      </w:rPr>
+    </w:lvl>
+    <w:lvl w:ilvl="4" w:tplc="04090003" w:tentative="1">
+      <w:start w:val="1"/>
+      <w:numFmt w:val="bullet"/>
+      <w:lvlText w:val="o"/>
+      <w:lvlJc w:val="left"/>
+      <w:pPr>
+        <w:ind w:left="3960" w:hanging="360"/>
+      </w:pPr>
+      <w:rPr>
+        <w:rFonts w:ascii="Courier New" w:hAnsi="Courier New" w:cs="Courier New" w:hint="default"/>
+      </w:rPr>
+    </w:lvl>
+    <w:lvl w:ilvl="5" w:tplc="04090005" w:tentative="1">
+      <w:start w:val="1"/>
+      <w:numFmt w:val="bullet"/>
+      <w:lvlText w:val=""/>
+      <w:lvlJc w:val="left"/>
+      <w:pPr>
+        <w:ind w:left="4680" w:hanging="360"/>
+      </w:pPr>
+      <w:rPr>
+        <w:rFonts w:ascii="Wingdings" w:hAnsi="Wingdings" w:hint="default"/>
+      </w:rPr>
+    </w:lvl>
+    <w:lvl w:ilvl="6" w:tplc="04090001" w:tentative="1">
+      <w:start w:val="1"/>
+      <w:numFmt w:val="bullet"/>
+      <w:lvlText w:val=""/>
+      <w:lvlJc w:val="left"/>
+      <w:pPr>
+        <w:ind w:left="5400" w:hanging="360"/>
+      </w:pPr>
+      <w:rPr>
+        <w:rFonts w:ascii="Symbol" w:hAnsi="Symbol" w:hint="default"/>
+      </w:rPr>
+    </w:lvl>
+    <w:lvl w:ilvl="7" w:tplc="04090003" w:tentative="1">
+      <w:start w:val="1"/>
+      <w:numFmt w:val="bullet"/>
+      <w:lvlText w:val="o"/>
+      <w:lvlJc w:val="left"/>
+      <w:pPr>
+        <w:ind w:left="6120" w:hanging="360"/>
+      </w:pPr>
+      <w:rPr>
+        <w:rFonts w:ascii="Courier New" w:hAnsi="Courier New" w:cs="Courier New" w:hint="default"/>
+      </w:rPr>
+    </w:lvl>
+    <w:lvl w:ilvl="8" w:tplc="04090005" w:tentative="1">
+      <w:start w:val="1"/>
+      <w:numFmt w:val="bullet"/>
+      <w:lvlText w:val=""/>
+      <w:lvlJc w:val="left"/>
+      <w:pPr>
+        <w:ind w:left="6840" w:hanging="360"/>
+      </w:pPr>
+      <w:rPr>
+        <w:rFonts w:ascii="Wingdings" w:hAnsi="Wingdings" w:hint="default"/>
+      </w:rPr>
+    </w:lvl>
+  </w:abstractNum>
+  <w:abstractNum w:abstractNumId="5" w15:restartNumberingAfterBreak="0">
     <w:nsid w:val="6E212716"/>
     <w:multiLevelType w:val="hybridMultilevel"/>
     <w:tmpl w:val="EE48E5D6"/>
@@ -3424,7 +5048,7 @@
       </w:rPr>
     </w:lvl>
   </w:abstractNum>
-  <w:abstractNum w:abstractNumId="4" w15:restartNumberingAfterBreak="0">
+  <w:abstractNum w:abstractNumId="6" w15:restartNumberingAfterBreak="0">
     <w:nsid w:val="74BC133B"/>
     <w:multiLevelType w:val="hybridMultilevel"/>
     <w:tmpl w:val="CF5EF714"/>
@@ -3544,13 +5168,19 @@
     <w:abstractNumId w:val="1"/>
   </w:num>
   <w:num w:numId="3">
-    <w:abstractNumId w:val="3"/>
+    <w:abstractNumId w:val="5"/>
   </w:num>
   <w:num w:numId="4">
-    <w:abstractNumId w:val="4"/>
+    <w:abstractNumId w:val="6"/>
   </w:num>
   <w:num w:numId="5">
     <w:abstractNumId w:val="0"/>
+  </w:num>
+  <w:num w:numId="6">
+    <w:abstractNumId w:val="4"/>
+  </w:num>
+  <w:num w:numId="7">
+    <w:abstractNumId w:val="3"/>
   </w:num>
 </w:numbering>
 </file>

--- a/Python Syllabus.docx
+++ b/Python Syllabus.docx
@@ -4382,6 +4382,1750 @@
         </w:rPr>
         <w:t xml:space="preserve"> combine common value and return new</w:t>
       </w:r>
+    </w:p>
+    <w:p>
+      <w:pPr>
+        <w:pStyle w:val="NoSpacing"/>
+        <w:numPr>
+          <w:ilvl w:val="0"/>
+          <w:numId w:val="1"/>
+        </w:numPr>
+        <w:rPr>
+          <w:sz w:val="28"/>
+          <w:szCs w:val="28"/>
+        </w:rPr>
+      </w:pPr>
+      <w:r>
+        <w:rPr>
+          <w:sz w:val="28"/>
+          <w:szCs w:val="28"/>
+        </w:rPr>
+        <w:t>Loops</w:t>
+      </w:r>
+    </w:p>
+    <w:p>
+      <w:pPr>
+        <w:pStyle w:val="NoSpacing"/>
+        <w:numPr>
+          <w:ilvl w:val="1"/>
+          <w:numId w:val="1"/>
+        </w:numPr>
+        <w:rPr>
+          <w:sz w:val="28"/>
+          <w:szCs w:val="28"/>
+        </w:rPr>
+      </w:pPr>
+      <w:r>
+        <w:rPr>
+          <w:sz w:val="28"/>
+          <w:szCs w:val="28"/>
+        </w:rPr>
+        <w:t xml:space="preserve">While </w:t>
+      </w:r>
+    </w:p>
+    <w:p>
+      <w:pPr>
+        <w:pStyle w:val="NoSpacing"/>
+        <w:numPr>
+          <w:ilvl w:val="2"/>
+          <w:numId w:val="1"/>
+        </w:numPr>
+        <w:rPr>
+          <w:sz w:val="28"/>
+          <w:szCs w:val="28"/>
+        </w:rPr>
+      </w:pPr>
+      <w:r>
+        <w:rPr>
+          <w:sz w:val="28"/>
+          <w:szCs w:val="28"/>
+        </w:rPr>
+        <w:t xml:space="preserve">Break  </w:t>
+      </w:r>
+      <w:r>
+        <w:rPr>
+          <w:sz w:val="28"/>
+          <w:szCs w:val="28"/>
+        </w:rPr>
+        <w:sym w:font="Wingdings" w:char="F0E0"/>
+      </w:r>
+      <w:r>
+        <w:rPr>
+          <w:sz w:val="28"/>
+          <w:szCs w:val="28"/>
+        </w:rPr>
+        <w:t xml:space="preserve"> used to terminate the loop when Encountered</w:t>
+      </w:r>
+    </w:p>
+    <w:p>
+      <w:pPr>
+        <w:pStyle w:val="NoSpacing"/>
+        <w:numPr>
+          <w:ilvl w:val="2"/>
+          <w:numId w:val="1"/>
+        </w:numPr>
+        <w:rPr>
+          <w:sz w:val="28"/>
+          <w:szCs w:val="28"/>
+        </w:rPr>
+      </w:pPr>
+      <w:r>
+        <w:rPr>
+          <w:sz w:val="28"/>
+          <w:szCs w:val="28"/>
+        </w:rPr>
+        <w:t xml:space="preserve">Continue </w:t>
+      </w:r>
+      <w:r>
+        <w:rPr>
+          <w:sz w:val="28"/>
+          <w:szCs w:val="28"/>
+        </w:rPr>
+        <w:sym w:font="Wingdings" w:char="F0E0"/>
+      </w:r>
+      <w:r>
+        <w:rPr>
+          <w:sz w:val="28"/>
+          <w:szCs w:val="28"/>
+        </w:rPr>
+        <w:t>terminate execution in current  iteration &amp; continues execution of the loop with the next iteration</w:t>
+      </w:r>
+    </w:p>
+    <w:p>
+      <w:pPr>
+        <w:pStyle w:val="NoSpacing"/>
+        <w:numPr>
+          <w:ilvl w:val="1"/>
+          <w:numId w:val="1"/>
+        </w:numPr>
+        <w:rPr>
+          <w:sz w:val="28"/>
+          <w:szCs w:val="28"/>
+        </w:rPr>
+      </w:pPr>
+      <w:r>
+        <w:rPr>
+          <w:sz w:val="28"/>
+          <w:szCs w:val="28"/>
+        </w:rPr>
+        <w:t xml:space="preserve">For Loops </w:t>
+      </w:r>
+      <w:r>
+        <w:rPr>
+          <w:sz w:val="28"/>
+          <w:szCs w:val="28"/>
+        </w:rPr>
+        <w:sym w:font="Wingdings" w:char="F0E0"/>
+      </w:r>
+      <w:r>
+        <w:rPr>
+          <w:sz w:val="28"/>
+          <w:szCs w:val="28"/>
+        </w:rPr>
+        <w:t xml:space="preserve"> loops are used for sequential </w:t>
+      </w:r>
+      <w:proofErr w:type="gramStart"/>
+      <w:r>
+        <w:rPr>
+          <w:sz w:val="28"/>
+          <w:szCs w:val="28"/>
+        </w:rPr>
+        <w:t>traversal .</w:t>
+      </w:r>
+      <w:proofErr w:type="gramEnd"/>
+      <w:r>
+        <w:rPr>
+          <w:sz w:val="28"/>
+          <w:szCs w:val="28"/>
+        </w:rPr>
+        <w:t xml:space="preserve"> For traversing list , string , tuple and other</w:t>
+      </w:r>
+    </w:p>
+    <w:p>
+      <w:pPr>
+        <w:pStyle w:val="NoSpacing"/>
+        <w:numPr>
+          <w:ilvl w:val="2"/>
+          <w:numId w:val="1"/>
+        </w:numPr>
+        <w:rPr>
+          <w:sz w:val="28"/>
+          <w:szCs w:val="28"/>
+        </w:rPr>
+      </w:pPr>
+      <w:r>
+        <w:rPr>
+          <w:sz w:val="28"/>
+          <w:szCs w:val="28"/>
+        </w:rPr>
+        <w:t>Pass</w:t>
+      </w:r>
+      <w:r>
+        <w:rPr>
+          <w:sz w:val="28"/>
+          <w:szCs w:val="28"/>
+        </w:rPr>
+        <w:sym w:font="Wingdings" w:char="F0E0"/>
+      </w:r>
+      <w:proofErr w:type="spellStart"/>
+      <w:r>
+        <w:rPr>
+          <w:sz w:val="28"/>
+          <w:szCs w:val="28"/>
+        </w:rPr>
+        <w:t>pass</w:t>
+      </w:r>
+      <w:proofErr w:type="spellEnd"/>
+      <w:r>
+        <w:rPr>
+          <w:sz w:val="28"/>
+          <w:szCs w:val="28"/>
+        </w:rPr>
+        <w:t xml:space="preserve"> is null statement that does nothing. It is used as placeholder for future code </w:t>
+      </w:r>
+    </w:p>
+    <w:p>
+      <w:pPr>
+        <w:pStyle w:val="NoSpacing"/>
+        <w:numPr>
+          <w:ilvl w:val="1"/>
+          <w:numId w:val="1"/>
+        </w:numPr>
+        <w:rPr>
+          <w:sz w:val="28"/>
+          <w:szCs w:val="28"/>
+        </w:rPr>
+      </w:pPr>
+      <w:r>
+        <w:rPr>
+          <w:sz w:val="28"/>
+          <w:szCs w:val="28"/>
+        </w:rPr>
+        <w:t xml:space="preserve">Range </w:t>
+      </w:r>
+    </w:p>
+    <w:p>
+      <w:pPr>
+        <w:pStyle w:val="NoSpacing"/>
+        <w:numPr>
+          <w:ilvl w:val="0"/>
+          <w:numId w:val="1"/>
+        </w:numPr>
+        <w:rPr>
+          <w:sz w:val="28"/>
+          <w:szCs w:val="28"/>
+        </w:rPr>
+      </w:pPr>
+      <w:r>
+        <w:rPr>
+          <w:sz w:val="28"/>
+          <w:szCs w:val="28"/>
+        </w:rPr>
+        <w:t xml:space="preserve">Function </w:t>
+      </w:r>
+    </w:p>
+    <w:p>
+      <w:pPr>
+        <w:pStyle w:val="NoSpacing"/>
+        <w:numPr>
+          <w:ilvl w:val="0"/>
+          <w:numId w:val="8"/>
+        </w:numPr>
+        <w:rPr>
+          <w:sz w:val="28"/>
+          <w:szCs w:val="28"/>
+        </w:rPr>
+      </w:pPr>
+      <w:r>
+        <w:rPr>
+          <w:sz w:val="28"/>
+          <w:szCs w:val="28"/>
+        </w:rPr>
+        <w:t>Block of statement that perform specific task</w:t>
+      </w:r>
+    </w:p>
+    <w:p>
+      <w:pPr>
+        <w:pStyle w:val="NoSpacing"/>
+        <w:numPr>
+          <w:ilvl w:val="1"/>
+          <w:numId w:val="1"/>
+        </w:numPr>
+        <w:rPr>
+          <w:sz w:val="28"/>
+          <w:szCs w:val="28"/>
+        </w:rPr>
+      </w:pPr>
+      <w:r>
+        <w:rPr>
+          <w:sz w:val="28"/>
+          <w:szCs w:val="28"/>
+        </w:rPr>
+        <w:t>Built in Function</w:t>
+      </w:r>
+    </w:p>
+    <w:p>
+      <w:pPr>
+        <w:pStyle w:val="NoSpacing"/>
+        <w:numPr>
+          <w:ilvl w:val="2"/>
+          <w:numId w:val="1"/>
+        </w:numPr>
+        <w:rPr>
+          <w:sz w:val="28"/>
+          <w:szCs w:val="28"/>
+        </w:rPr>
+      </w:pPr>
+      <w:r>
+        <w:rPr>
+          <w:sz w:val="28"/>
+          <w:szCs w:val="28"/>
+        </w:rPr>
+        <w:t>Print()</w:t>
+      </w:r>
+    </w:p>
+    <w:p>
+      <w:pPr>
+        <w:pStyle w:val="NoSpacing"/>
+        <w:numPr>
+          <w:ilvl w:val="2"/>
+          <w:numId w:val="1"/>
+        </w:numPr>
+        <w:rPr>
+          <w:sz w:val="28"/>
+          <w:szCs w:val="28"/>
+        </w:rPr>
+      </w:pPr>
+      <w:r>
+        <w:rPr>
+          <w:sz w:val="28"/>
+          <w:szCs w:val="28"/>
+        </w:rPr>
+        <w:t>Len()</w:t>
+      </w:r>
+    </w:p>
+    <w:p>
+      <w:pPr>
+        <w:pStyle w:val="NoSpacing"/>
+        <w:numPr>
+          <w:ilvl w:val="2"/>
+          <w:numId w:val="1"/>
+        </w:numPr>
+        <w:rPr>
+          <w:sz w:val="28"/>
+          <w:szCs w:val="28"/>
+        </w:rPr>
+      </w:pPr>
+      <w:r>
+        <w:rPr>
+          <w:sz w:val="28"/>
+          <w:szCs w:val="28"/>
+        </w:rPr>
+        <w:t>Type()</w:t>
+      </w:r>
+    </w:p>
+    <w:p>
+      <w:pPr>
+        <w:pStyle w:val="NoSpacing"/>
+        <w:numPr>
+          <w:ilvl w:val="2"/>
+          <w:numId w:val="1"/>
+        </w:numPr>
+        <w:rPr>
+          <w:sz w:val="28"/>
+          <w:szCs w:val="28"/>
+        </w:rPr>
+      </w:pPr>
+      <w:r>
+        <w:rPr>
+          <w:sz w:val="28"/>
+          <w:szCs w:val="28"/>
+        </w:rPr>
+        <w:t>Range()</w:t>
+      </w:r>
+    </w:p>
+    <w:p>
+      <w:pPr>
+        <w:pStyle w:val="NoSpacing"/>
+        <w:numPr>
+          <w:ilvl w:val="1"/>
+          <w:numId w:val="1"/>
+        </w:numPr>
+        <w:rPr>
+          <w:sz w:val="28"/>
+          <w:szCs w:val="28"/>
+        </w:rPr>
+      </w:pPr>
+      <w:r>
+        <w:rPr>
+          <w:sz w:val="28"/>
+          <w:szCs w:val="28"/>
+        </w:rPr>
+        <w:t>User define Function</w:t>
+      </w:r>
+    </w:p>
+    <w:p>
+      <w:pPr>
+        <w:pStyle w:val="NoSpacing"/>
+        <w:numPr>
+          <w:ilvl w:val="2"/>
+          <w:numId w:val="1"/>
+        </w:numPr>
+        <w:rPr>
+          <w:sz w:val="28"/>
+          <w:szCs w:val="28"/>
+        </w:rPr>
+      </w:pPr>
+      <w:r>
+        <w:rPr>
+          <w:sz w:val="28"/>
+          <w:szCs w:val="28"/>
+        </w:rPr>
+        <w:t xml:space="preserve">Default parameter </w:t>
+      </w:r>
+    </w:p>
+    <w:p>
+      <w:pPr>
+        <w:pStyle w:val="NoSpacing"/>
+        <w:numPr>
+          <w:ilvl w:val="0"/>
+          <w:numId w:val="1"/>
+        </w:numPr>
+        <w:rPr>
+          <w:sz w:val="28"/>
+          <w:szCs w:val="28"/>
+        </w:rPr>
+      </w:pPr>
+      <w:r>
+        <w:rPr>
+          <w:sz w:val="28"/>
+          <w:szCs w:val="28"/>
+        </w:rPr>
+        <w:t>Recursion Function</w:t>
+      </w:r>
+    </w:p>
+    <w:p>
+      <w:pPr>
+        <w:pStyle w:val="NoSpacing"/>
+        <w:numPr>
+          <w:ilvl w:val="0"/>
+          <w:numId w:val="8"/>
+        </w:numPr>
+        <w:rPr>
+          <w:sz w:val="28"/>
+          <w:szCs w:val="28"/>
+        </w:rPr>
+      </w:pPr>
+      <w:r>
+        <w:rPr>
+          <w:sz w:val="28"/>
+          <w:szCs w:val="28"/>
+        </w:rPr>
+        <w:t xml:space="preserve">When a function call itself </w:t>
+      </w:r>
+      <w:proofErr w:type="spellStart"/>
+      <w:r>
+        <w:rPr>
+          <w:sz w:val="28"/>
+          <w:szCs w:val="28"/>
+        </w:rPr>
+        <w:t>repeatdely</w:t>
+      </w:r>
+      <w:proofErr w:type="spellEnd"/>
+    </w:p>
+    <w:p>
+      <w:pPr>
+        <w:pStyle w:val="NoSpacing"/>
+        <w:numPr>
+          <w:ilvl w:val="1"/>
+          <w:numId w:val="1"/>
+        </w:numPr>
+        <w:rPr>
+          <w:sz w:val="28"/>
+          <w:szCs w:val="28"/>
+        </w:rPr>
+      </w:pPr>
+      <w:r>
+        <w:rPr>
+          <w:sz w:val="28"/>
+          <w:szCs w:val="28"/>
+        </w:rPr>
+        <w:t xml:space="preserve">Base case </w:t>
+      </w:r>
+      <w:r>
+        <w:rPr>
+          <w:sz w:val="28"/>
+          <w:szCs w:val="28"/>
+        </w:rPr>
+        <w:sym w:font="Wingdings" w:char="F0E8"/>
+      </w:r>
+      <w:r>
+        <w:rPr>
+          <w:sz w:val="28"/>
+          <w:szCs w:val="28"/>
+        </w:rPr>
+        <w:t xml:space="preserve"> means </w:t>
+      </w:r>
+      <w:proofErr w:type="spellStart"/>
+      <w:r>
+        <w:rPr>
+          <w:sz w:val="28"/>
+          <w:szCs w:val="28"/>
+        </w:rPr>
+        <w:t>stoping</w:t>
+      </w:r>
+      <w:proofErr w:type="spellEnd"/>
+      <w:r>
+        <w:rPr>
+          <w:sz w:val="28"/>
+          <w:szCs w:val="28"/>
+        </w:rPr>
+        <w:t xml:space="preserve"> condition</w:t>
+      </w:r>
+    </w:p>
+    <w:p>
+      <w:pPr>
+        <w:pStyle w:val="NoSpacing"/>
+        <w:numPr>
+          <w:ilvl w:val="1"/>
+          <w:numId w:val="1"/>
+        </w:numPr>
+        <w:rPr>
+          <w:sz w:val="28"/>
+          <w:szCs w:val="28"/>
+        </w:rPr>
+      </w:pPr>
+      <w:r>
+        <w:rPr>
+          <w:sz w:val="28"/>
+          <w:szCs w:val="28"/>
+        </w:rPr>
+        <w:t xml:space="preserve">Call stack </w:t>
+      </w:r>
+      <w:r>
+        <w:rPr>
+          <w:sz w:val="28"/>
+          <w:szCs w:val="28"/>
+        </w:rPr>
+        <w:sym w:font="Wingdings" w:char="F0E0"/>
+      </w:r>
+      <w:r>
+        <w:rPr>
+          <w:sz w:val="28"/>
+          <w:szCs w:val="28"/>
+        </w:rPr>
+        <w:t xml:space="preserve"> works on the concept of call stack </w:t>
+      </w:r>
+    </w:p>
+    <w:p>
+      <w:pPr>
+        <w:shd w:val="clear" w:color="auto" w:fill="1F1F1F"/>
+        <w:spacing w:after="0" w:line="285" w:lineRule="atLeast"/>
+        <w:rPr>
+          <w:rFonts w:ascii="Consolas" w:eastAsia="Times New Roman" w:hAnsi="Consolas" w:cs="Times New Roman"/>
+          <w:color w:val="CCCCCC"/>
+          <w:sz w:val="21"/>
+          <w:szCs w:val="21"/>
+        </w:rPr>
+      </w:pPr>
+      <w:r>
+        <w:rPr>
+          <w:rFonts w:ascii="Consolas" w:eastAsia="Times New Roman" w:hAnsi="Consolas" w:cs="Times New Roman"/>
+          <w:color w:val="9CDCFE"/>
+          <w:sz w:val="21"/>
+          <w:szCs w:val="21"/>
+        </w:rPr>
+        <w:t>n</w:t>
+      </w:r>
+      <w:r>
+        <w:rPr>
+          <w:rFonts w:ascii="Consolas" w:eastAsia="Times New Roman" w:hAnsi="Consolas" w:cs="Times New Roman"/>
+          <w:color w:val="D4D4D4"/>
+          <w:sz w:val="21"/>
+          <w:szCs w:val="21"/>
+        </w:rPr>
+        <w:t>=</w:t>
+      </w:r>
+      <w:r>
+        <w:rPr>
+          <w:rFonts w:ascii="Consolas" w:eastAsia="Times New Roman" w:hAnsi="Consolas" w:cs="Times New Roman"/>
+          <w:color w:val="CCCCCC"/>
+          <w:sz w:val="21"/>
+          <w:szCs w:val="21"/>
+        </w:rPr>
+        <w:t xml:space="preserve"> </w:t>
+      </w:r>
+      <w:r>
+        <w:rPr>
+          <w:rFonts w:ascii="Consolas" w:eastAsia="Times New Roman" w:hAnsi="Consolas" w:cs="Times New Roman"/>
+          <w:color w:val="B5CEA8"/>
+          <w:sz w:val="21"/>
+          <w:szCs w:val="21"/>
+        </w:rPr>
+        <w:t>5</w:t>
+      </w:r>
+    </w:p>
+    <w:p>
+      <w:pPr>
+        <w:shd w:val="clear" w:color="auto" w:fill="1F1F1F"/>
+        <w:spacing w:after="0" w:line="285" w:lineRule="atLeast"/>
+        <w:rPr>
+          <w:rFonts w:ascii="Consolas" w:eastAsia="Times New Roman" w:hAnsi="Consolas" w:cs="Times New Roman"/>
+          <w:color w:val="CCCCCC"/>
+          <w:sz w:val="21"/>
+          <w:szCs w:val="21"/>
+        </w:rPr>
+      </w:pPr>
+      <w:proofErr w:type="spellStart"/>
+      <w:proofErr w:type="gramStart"/>
+      <w:r>
+        <w:rPr>
+          <w:rFonts w:ascii="Consolas" w:eastAsia="Times New Roman" w:hAnsi="Consolas" w:cs="Times New Roman"/>
+          <w:color w:val="569CD6"/>
+          <w:sz w:val="21"/>
+          <w:szCs w:val="21"/>
+        </w:rPr>
+        <w:t>def</w:t>
+      </w:r>
+      <w:proofErr w:type="spellEnd"/>
+      <w:proofErr w:type="gramEnd"/>
+      <w:r>
+        <w:rPr>
+          <w:rFonts w:ascii="Consolas" w:eastAsia="Times New Roman" w:hAnsi="Consolas" w:cs="Times New Roman"/>
+          <w:color w:val="CCCCCC"/>
+          <w:sz w:val="21"/>
+          <w:szCs w:val="21"/>
+        </w:rPr>
+        <w:t xml:space="preserve"> </w:t>
+      </w:r>
+      <w:r>
+        <w:rPr>
+          <w:rFonts w:ascii="Consolas" w:eastAsia="Times New Roman" w:hAnsi="Consolas" w:cs="Times New Roman"/>
+          <w:color w:val="DCDCAA"/>
+          <w:sz w:val="21"/>
+          <w:szCs w:val="21"/>
+        </w:rPr>
+        <w:t>fact</w:t>
+      </w:r>
+      <w:r>
+        <w:rPr>
+          <w:rFonts w:ascii="Consolas" w:eastAsia="Times New Roman" w:hAnsi="Consolas" w:cs="Times New Roman"/>
+          <w:color w:val="CCCCCC"/>
+          <w:sz w:val="21"/>
+          <w:szCs w:val="21"/>
+        </w:rPr>
+        <w:t>(</w:t>
+      </w:r>
+      <w:r>
+        <w:rPr>
+          <w:rFonts w:ascii="Consolas" w:eastAsia="Times New Roman" w:hAnsi="Consolas" w:cs="Times New Roman"/>
+          <w:color w:val="9CDCFE"/>
+          <w:sz w:val="21"/>
+          <w:szCs w:val="21"/>
+        </w:rPr>
+        <w:t>n</w:t>
+      </w:r>
+      <w:r>
+        <w:rPr>
+          <w:rFonts w:ascii="Consolas" w:eastAsia="Times New Roman" w:hAnsi="Consolas" w:cs="Times New Roman"/>
+          <w:color w:val="CCCCCC"/>
+          <w:sz w:val="21"/>
+          <w:szCs w:val="21"/>
+        </w:rPr>
+        <w:t>):</w:t>
+      </w:r>
+    </w:p>
+    <w:p>
+      <w:pPr>
+        <w:shd w:val="clear" w:color="auto" w:fill="1F1F1F"/>
+        <w:spacing w:after="0" w:line="285" w:lineRule="atLeast"/>
+        <w:rPr>
+          <w:rFonts w:ascii="Consolas" w:eastAsia="Times New Roman" w:hAnsi="Consolas" w:cs="Times New Roman"/>
+          <w:color w:val="CCCCCC"/>
+          <w:sz w:val="21"/>
+          <w:szCs w:val="21"/>
+        </w:rPr>
+      </w:pPr>
+      <w:r>
+        <w:rPr>
+          <w:rFonts w:ascii="Consolas" w:eastAsia="Times New Roman" w:hAnsi="Consolas" w:cs="Times New Roman"/>
+          <w:color w:val="CCCCCC"/>
+          <w:sz w:val="21"/>
+          <w:szCs w:val="21"/>
+        </w:rPr>
+        <w:t xml:space="preserve">  </w:t>
+      </w:r>
+      <w:proofErr w:type="gramStart"/>
+      <w:r>
+        <w:rPr>
+          <w:rFonts w:ascii="Consolas" w:eastAsia="Times New Roman" w:hAnsi="Consolas" w:cs="Times New Roman"/>
+          <w:color w:val="C586C0"/>
+          <w:sz w:val="21"/>
+          <w:szCs w:val="21"/>
+        </w:rPr>
+        <w:t>if</w:t>
+      </w:r>
+      <w:proofErr w:type="gramEnd"/>
+      <w:r>
+        <w:rPr>
+          <w:rFonts w:ascii="Consolas" w:eastAsia="Times New Roman" w:hAnsi="Consolas" w:cs="Times New Roman"/>
+          <w:color w:val="CCCCCC"/>
+          <w:sz w:val="21"/>
+          <w:szCs w:val="21"/>
+        </w:rPr>
+        <w:t xml:space="preserve"> </w:t>
+      </w:r>
+      <w:r>
+        <w:rPr>
+          <w:rFonts w:ascii="Consolas" w:eastAsia="Times New Roman" w:hAnsi="Consolas" w:cs="Times New Roman"/>
+          <w:color w:val="9CDCFE"/>
+          <w:sz w:val="21"/>
+          <w:szCs w:val="21"/>
+        </w:rPr>
+        <w:t>n</w:t>
+      </w:r>
+      <w:r>
+        <w:rPr>
+          <w:rFonts w:ascii="Consolas" w:eastAsia="Times New Roman" w:hAnsi="Consolas" w:cs="Times New Roman"/>
+          <w:color w:val="D4D4D4"/>
+          <w:sz w:val="21"/>
+          <w:szCs w:val="21"/>
+        </w:rPr>
+        <w:t>==</w:t>
+      </w:r>
+      <w:r>
+        <w:rPr>
+          <w:rFonts w:ascii="Consolas" w:eastAsia="Times New Roman" w:hAnsi="Consolas" w:cs="Times New Roman"/>
+          <w:color w:val="B5CEA8"/>
+          <w:sz w:val="21"/>
+          <w:szCs w:val="21"/>
+        </w:rPr>
+        <w:t>0</w:t>
+      </w:r>
+      <w:r>
+        <w:rPr>
+          <w:rFonts w:ascii="Consolas" w:eastAsia="Times New Roman" w:hAnsi="Consolas" w:cs="Times New Roman"/>
+          <w:color w:val="CCCCCC"/>
+          <w:sz w:val="21"/>
+          <w:szCs w:val="21"/>
+        </w:rPr>
+        <w:t xml:space="preserve"> </w:t>
+      </w:r>
+      <w:r>
+        <w:rPr>
+          <w:rFonts w:ascii="Consolas" w:eastAsia="Times New Roman" w:hAnsi="Consolas" w:cs="Times New Roman"/>
+          <w:color w:val="569CD6"/>
+          <w:sz w:val="21"/>
+          <w:szCs w:val="21"/>
+        </w:rPr>
+        <w:t>or</w:t>
+      </w:r>
+      <w:r>
+        <w:rPr>
+          <w:rFonts w:ascii="Consolas" w:eastAsia="Times New Roman" w:hAnsi="Consolas" w:cs="Times New Roman"/>
+          <w:color w:val="CCCCCC"/>
+          <w:sz w:val="21"/>
+          <w:szCs w:val="21"/>
+        </w:rPr>
+        <w:t xml:space="preserve"> </w:t>
+      </w:r>
+      <w:r>
+        <w:rPr>
+          <w:rFonts w:ascii="Consolas" w:eastAsia="Times New Roman" w:hAnsi="Consolas" w:cs="Times New Roman"/>
+          <w:color w:val="9CDCFE"/>
+          <w:sz w:val="21"/>
+          <w:szCs w:val="21"/>
+        </w:rPr>
+        <w:t>n</w:t>
+      </w:r>
+      <w:r>
+        <w:rPr>
+          <w:rFonts w:ascii="Consolas" w:eastAsia="Times New Roman" w:hAnsi="Consolas" w:cs="Times New Roman"/>
+          <w:color w:val="D4D4D4"/>
+          <w:sz w:val="21"/>
+          <w:szCs w:val="21"/>
+        </w:rPr>
+        <w:t>==</w:t>
+      </w:r>
+      <w:r>
+        <w:rPr>
+          <w:rFonts w:ascii="Consolas" w:eastAsia="Times New Roman" w:hAnsi="Consolas" w:cs="Times New Roman"/>
+          <w:color w:val="B5CEA8"/>
+          <w:sz w:val="21"/>
+          <w:szCs w:val="21"/>
+        </w:rPr>
+        <w:t>1</w:t>
+      </w:r>
+      <w:r>
+        <w:rPr>
+          <w:rFonts w:ascii="Consolas" w:eastAsia="Times New Roman" w:hAnsi="Consolas" w:cs="Times New Roman"/>
+          <w:color w:val="CCCCCC"/>
+          <w:sz w:val="21"/>
+          <w:szCs w:val="21"/>
+        </w:rPr>
+        <w:t>:</w:t>
+      </w:r>
+      <w:r>
+        <w:rPr>
+          <w:rFonts w:ascii="Consolas" w:eastAsia="Times New Roman" w:hAnsi="Consolas" w:cs="Times New Roman"/>
+          <w:color w:val="CCCCCC"/>
+          <w:sz w:val="21"/>
+          <w:szCs w:val="21"/>
+        </w:rPr>
+        <w:t xml:space="preserve">     Base Case </w:t>
+      </w:r>
+    </w:p>
+    <w:p>
+      <w:pPr>
+        <w:shd w:val="clear" w:color="auto" w:fill="1F1F1F"/>
+        <w:spacing w:after="0" w:line="285" w:lineRule="atLeast"/>
+        <w:rPr>
+          <w:rFonts w:ascii="Consolas" w:eastAsia="Times New Roman" w:hAnsi="Consolas" w:cs="Times New Roman"/>
+          <w:color w:val="CCCCCC"/>
+          <w:sz w:val="21"/>
+          <w:szCs w:val="21"/>
+        </w:rPr>
+      </w:pPr>
+      <w:r>
+        <w:rPr>
+          <w:rFonts w:ascii="Consolas" w:eastAsia="Times New Roman" w:hAnsi="Consolas" w:cs="Times New Roman"/>
+          <w:color w:val="CCCCCC"/>
+          <w:sz w:val="21"/>
+          <w:szCs w:val="21"/>
+        </w:rPr>
+        <w:t xml:space="preserve">    </w:t>
+      </w:r>
+      <w:proofErr w:type="gramStart"/>
+      <w:r>
+        <w:rPr>
+          <w:rFonts w:ascii="Consolas" w:eastAsia="Times New Roman" w:hAnsi="Consolas" w:cs="Times New Roman"/>
+          <w:color w:val="C586C0"/>
+          <w:sz w:val="21"/>
+          <w:szCs w:val="21"/>
+        </w:rPr>
+        <w:t>return</w:t>
+      </w:r>
+      <w:proofErr w:type="gramEnd"/>
+      <w:r>
+        <w:rPr>
+          <w:rFonts w:ascii="Consolas" w:eastAsia="Times New Roman" w:hAnsi="Consolas" w:cs="Times New Roman"/>
+          <w:color w:val="CCCCCC"/>
+          <w:sz w:val="21"/>
+          <w:szCs w:val="21"/>
+        </w:rPr>
+        <w:t xml:space="preserve"> </w:t>
+      </w:r>
+      <w:r>
+        <w:rPr>
+          <w:rFonts w:ascii="Consolas" w:eastAsia="Times New Roman" w:hAnsi="Consolas" w:cs="Times New Roman"/>
+          <w:color w:val="B5CEA8"/>
+          <w:sz w:val="21"/>
+          <w:szCs w:val="21"/>
+        </w:rPr>
+        <w:t>1</w:t>
+      </w:r>
+    </w:p>
+    <w:p>
+      <w:pPr>
+        <w:shd w:val="clear" w:color="auto" w:fill="1F1F1F"/>
+        <w:spacing w:after="0" w:line="285" w:lineRule="atLeast"/>
+        <w:rPr>
+          <w:rFonts w:ascii="Consolas" w:eastAsia="Times New Roman" w:hAnsi="Consolas" w:cs="Times New Roman"/>
+          <w:color w:val="CCCCCC"/>
+          <w:sz w:val="21"/>
+          <w:szCs w:val="21"/>
+        </w:rPr>
+      </w:pPr>
+      <w:r>
+        <w:rPr>
+          <w:rFonts w:ascii="Consolas" w:eastAsia="Times New Roman" w:hAnsi="Consolas" w:cs="Times New Roman"/>
+          <w:color w:val="CCCCCC"/>
+          <w:sz w:val="21"/>
+          <w:szCs w:val="21"/>
+        </w:rPr>
+        <w:t xml:space="preserve">  </w:t>
+      </w:r>
+      <w:proofErr w:type="gramStart"/>
+      <w:r>
+        <w:rPr>
+          <w:rFonts w:ascii="Consolas" w:eastAsia="Times New Roman" w:hAnsi="Consolas" w:cs="Times New Roman"/>
+          <w:color w:val="C586C0"/>
+          <w:sz w:val="21"/>
+          <w:szCs w:val="21"/>
+        </w:rPr>
+        <w:t>else</w:t>
+      </w:r>
+      <w:proofErr w:type="gramEnd"/>
+      <w:r>
+        <w:rPr>
+          <w:rFonts w:ascii="Consolas" w:eastAsia="Times New Roman" w:hAnsi="Consolas" w:cs="Times New Roman"/>
+          <w:color w:val="CCCCCC"/>
+          <w:sz w:val="21"/>
+          <w:szCs w:val="21"/>
+        </w:rPr>
+        <w:t>:</w:t>
+      </w:r>
+    </w:p>
+    <w:p>
+      <w:pPr>
+        <w:shd w:val="clear" w:color="auto" w:fill="1F1F1F"/>
+        <w:spacing w:after="0" w:line="285" w:lineRule="atLeast"/>
+        <w:rPr>
+          <w:rFonts w:ascii="Consolas" w:eastAsia="Times New Roman" w:hAnsi="Consolas" w:cs="Times New Roman"/>
+          <w:color w:val="CCCCCC"/>
+          <w:sz w:val="21"/>
+          <w:szCs w:val="21"/>
+        </w:rPr>
+      </w:pPr>
+      <w:r>
+        <w:rPr>
+          <w:rFonts w:ascii="Consolas" w:eastAsia="Times New Roman" w:hAnsi="Consolas" w:cs="Times New Roman"/>
+          <w:color w:val="CCCCCC"/>
+          <w:sz w:val="21"/>
+          <w:szCs w:val="21"/>
+        </w:rPr>
+        <w:t xml:space="preserve">    </w:t>
+      </w:r>
+      <w:proofErr w:type="gramStart"/>
+      <w:r>
+        <w:rPr>
+          <w:rFonts w:ascii="Consolas" w:eastAsia="Times New Roman" w:hAnsi="Consolas" w:cs="Times New Roman"/>
+          <w:color w:val="C586C0"/>
+          <w:sz w:val="21"/>
+          <w:szCs w:val="21"/>
+        </w:rPr>
+        <w:t>return</w:t>
+      </w:r>
+      <w:proofErr w:type="gramEnd"/>
+      <w:r>
+        <w:rPr>
+          <w:rFonts w:ascii="Consolas" w:eastAsia="Times New Roman" w:hAnsi="Consolas" w:cs="Times New Roman"/>
+          <w:color w:val="CCCCCC"/>
+          <w:sz w:val="21"/>
+          <w:szCs w:val="21"/>
+        </w:rPr>
+        <w:t xml:space="preserve"> </w:t>
+      </w:r>
+      <w:r>
+        <w:rPr>
+          <w:rFonts w:ascii="Consolas" w:eastAsia="Times New Roman" w:hAnsi="Consolas" w:cs="Times New Roman"/>
+          <w:color w:val="DCDCAA"/>
+          <w:sz w:val="21"/>
+          <w:szCs w:val="21"/>
+        </w:rPr>
+        <w:t>fact</w:t>
+      </w:r>
+      <w:r>
+        <w:rPr>
+          <w:rFonts w:ascii="Consolas" w:eastAsia="Times New Roman" w:hAnsi="Consolas" w:cs="Times New Roman"/>
+          <w:color w:val="CCCCCC"/>
+          <w:sz w:val="21"/>
+          <w:szCs w:val="21"/>
+        </w:rPr>
+        <w:t>(</w:t>
+      </w:r>
+      <w:r>
+        <w:rPr>
+          <w:rFonts w:ascii="Consolas" w:eastAsia="Times New Roman" w:hAnsi="Consolas" w:cs="Times New Roman"/>
+          <w:color w:val="9CDCFE"/>
+          <w:sz w:val="21"/>
+          <w:szCs w:val="21"/>
+        </w:rPr>
+        <w:t>n</w:t>
+      </w:r>
+      <w:r>
+        <w:rPr>
+          <w:rFonts w:ascii="Consolas" w:eastAsia="Times New Roman" w:hAnsi="Consolas" w:cs="Times New Roman"/>
+          <w:color w:val="D4D4D4"/>
+          <w:sz w:val="21"/>
+          <w:szCs w:val="21"/>
+        </w:rPr>
+        <w:t>-</w:t>
+      </w:r>
+      <w:r>
+        <w:rPr>
+          <w:rFonts w:ascii="Consolas" w:eastAsia="Times New Roman" w:hAnsi="Consolas" w:cs="Times New Roman"/>
+          <w:color w:val="B5CEA8"/>
+          <w:sz w:val="21"/>
+          <w:szCs w:val="21"/>
+        </w:rPr>
+        <w:t>1</w:t>
+      </w:r>
+      <w:r>
+        <w:rPr>
+          <w:rFonts w:ascii="Consolas" w:eastAsia="Times New Roman" w:hAnsi="Consolas" w:cs="Times New Roman"/>
+          <w:color w:val="CCCCCC"/>
+          <w:sz w:val="21"/>
+          <w:szCs w:val="21"/>
+        </w:rPr>
+        <w:t xml:space="preserve">) </w:t>
+      </w:r>
+      <w:r>
+        <w:rPr>
+          <w:rFonts w:ascii="Consolas" w:eastAsia="Times New Roman" w:hAnsi="Consolas" w:cs="Times New Roman"/>
+          <w:color w:val="D4D4D4"/>
+          <w:sz w:val="21"/>
+          <w:szCs w:val="21"/>
+        </w:rPr>
+        <w:t>*</w:t>
+      </w:r>
+      <w:r>
+        <w:rPr>
+          <w:rFonts w:ascii="Consolas" w:eastAsia="Times New Roman" w:hAnsi="Consolas" w:cs="Times New Roman"/>
+          <w:color w:val="9CDCFE"/>
+          <w:sz w:val="21"/>
+          <w:szCs w:val="21"/>
+        </w:rPr>
+        <w:t>n</w:t>
+      </w:r>
+      <w:r>
+        <w:rPr>
+          <w:rFonts w:ascii="Consolas" w:eastAsia="Times New Roman" w:hAnsi="Consolas" w:cs="Times New Roman"/>
+          <w:color w:val="CCCCCC"/>
+          <w:sz w:val="21"/>
+          <w:szCs w:val="21"/>
+        </w:rPr>
+        <w:t xml:space="preserve">  </w:t>
+      </w:r>
+    </w:p>
+    <w:p>
+      <w:pPr>
+        <w:shd w:val="clear" w:color="auto" w:fill="1F1F1F"/>
+        <w:spacing w:after="0" w:line="285" w:lineRule="atLeast"/>
+        <w:rPr>
+          <w:rFonts w:ascii="Consolas" w:eastAsia="Times New Roman" w:hAnsi="Consolas" w:cs="Times New Roman"/>
+          <w:color w:val="CCCCCC"/>
+          <w:sz w:val="21"/>
+          <w:szCs w:val="21"/>
+        </w:rPr>
+      </w:pPr>
+      <w:r>
+        <w:rPr>
+          <w:rFonts w:ascii="Consolas" w:eastAsia="Times New Roman" w:hAnsi="Consolas" w:cs="Times New Roman"/>
+          <w:color w:val="CCCCCC"/>
+          <w:sz w:val="21"/>
+          <w:szCs w:val="21"/>
+        </w:rPr>
+        <w:t xml:space="preserve">  </w:t>
+      </w:r>
+    </w:p>
+    <w:p>
+      <w:pPr>
+        <w:shd w:val="clear" w:color="auto" w:fill="1F1F1F"/>
+        <w:spacing w:after="0" w:line="285" w:lineRule="atLeast"/>
+        <w:rPr>
+          <w:rFonts w:ascii="Consolas" w:eastAsia="Times New Roman" w:hAnsi="Consolas" w:cs="Times New Roman"/>
+          <w:color w:val="CCCCCC"/>
+          <w:sz w:val="21"/>
+          <w:szCs w:val="21"/>
+        </w:rPr>
+      </w:pPr>
+      <w:proofErr w:type="gramStart"/>
+      <w:r>
+        <w:rPr>
+          <w:rFonts w:ascii="Consolas" w:eastAsia="Times New Roman" w:hAnsi="Consolas" w:cs="Times New Roman"/>
+          <w:color w:val="DCDCAA"/>
+          <w:sz w:val="21"/>
+          <w:szCs w:val="21"/>
+        </w:rPr>
+        <w:t>print</w:t>
+      </w:r>
+      <w:r>
+        <w:rPr>
+          <w:rFonts w:ascii="Consolas" w:eastAsia="Times New Roman" w:hAnsi="Consolas" w:cs="Times New Roman"/>
+          <w:color w:val="CCCCCC"/>
+          <w:sz w:val="21"/>
+          <w:szCs w:val="21"/>
+        </w:rPr>
+        <w:t>(</w:t>
+      </w:r>
+      <w:proofErr w:type="gramEnd"/>
+      <w:r>
+        <w:rPr>
+          <w:rFonts w:ascii="Consolas" w:eastAsia="Times New Roman" w:hAnsi="Consolas" w:cs="Times New Roman"/>
+          <w:color w:val="DCDCAA"/>
+          <w:sz w:val="21"/>
+          <w:szCs w:val="21"/>
+        </w:rPr>
+        <w:t>fact</w:t>
+      </w:r>
+      <w:r>
+        <w:rPr>
+          <w:rFonts w:ascii="Consolas" w:eastAsia="Times New Roman" w:hAnsi="Consolas" w:cs="Times New Roman"/>
+          <w:color w:val="CCCCCC"/>
+          <w:sz w:val="21"/>
+          <w:szCs w:val="21"/>
+        </w:rPr>
+        <w:t>(</w:t>
+      </w:r>
+      <w:r>
+        <w:rPr>
+          <w:rFonts w:ascii="Consolas" w:eastAsia="Times New Roman" w:hAnsi="Consolas" w:cs="Times New Roman"/>
+          <w:color w:val="9CDCFE"/>
+          <w:sz w:val="21"/>
+          <w:szCs w:val="21"/>
+        </w:rPr>
+        <w:t>n</w:t>
+      </w:r>
+      <w:r>
+        <w:rPr>
+          <w:rFonts w:ascii="Consolas" w:eastAsia="Times New Roman" w:hAnsi="Consolas" w:cs="Times New Roman"/>
+          <w:color w:val="CCCCCC"/>
+          <w:sz w:val="21"/>
+          <w:szCs w:val="21"/>
+        </w:rPr>
+        <w:t>))</w:t>
+      </w:r>
+    </w:p>
+    <w:p>
+      <w:pPr>
+        <w:shd w:val="clear" w:color="auto" w:fill="1F1F1F"/>
+        <w:spacing w:after="0" w:line="285" w:lineRule="atLeast"/>
+        <w:rPr>
+          <w:rFonts w:ascii="Consolas" w:eastAsia="Times New Roman" w:hAnsi="Consolas" w:cs="Times New Roman"/>
+          <w:color w:val="CCCCCC"/>
+          <w:sz w:val="21"/>
+          <w:szCs w:val="21"/>
+        </w:rPr>
+      </w:pPr>
+    </w:p>
+    <w:p>
+      <w:pPr>
+        <w:shd w:val="clear" w:color="auto" w:fill="1F1F1F"/>
+        <w:spacing w:after="0" w:line="285" w:lineRule="atLeast"/>
+        <w:rPr>
+          <w:rFonts w:ascii="Consolas" w:eastAsia="Times New Roman" w:hAnsi="Consolas" w:cs="Times New Roman"/>
+          <w:color w:val="CCCCCC"/>
+          <w:sz w:val="21"/>
+          <w:szCs w:val="21"/>
+        </w:rPr>
+      </w:pPr>
+    </w:p>
+    <w:p>
+      <w:pPr>
+        <w:shd w:val="clear" w:color="auto" w:fill="1F1F1F"/>
+        <w:spacing w:after="0" w:line="285" w:lineRule="atLeast"/>
+        <w:rPr>
+          <w:rFonts w:ascii="Consolas" w:eastAsia="Times New Roman" w:hAnsi="Consolas" w:cs="Times New Roman"/>
+          <w:color w:val="CCCCCC"/>
+          <w:sz w:val="21"/>
+          <w:szCs w:val="21"/>
+        </w:rPr>
+      </w:pPr>
+    </w:p>
+    <w:p>
+      <w:pPr>
+        <w:shd w:val="clear" w:color="auto" w:fill="1F1F1F"/>
+        <w:spacing w:after="0" w:line="285" w:lineRule="atLeast"/>
+        <w:rPr>
+          <w:rFonts w:ascii="Consolas" w:eastAsia="Times New Roman" w:hAnsi="Consolas" w:cs="Times New Roman"/>
+          <w:color w:val="CCCCCC"/>
+          <w:sz w:val="21"/>
+          <w:szCs w:val="21"/>
+        </w:rPr>
+      </w:pPr>
+    </w:p>
+    <w:p>
+      <w:pPr>
+        <w:pStyle w:val="NoSpacing"/>
+        <w:ind w:left="720"/>
+        <w:rPr>
+          <w:sz w:val="28"/>
+          <w:szCs w:val="28"/>
+        </w:rPr>
+      </w:pPr>
+    </w:p>
+    <w:p>
+      <w:pPr>
+        <w:pStyle w:val="NoSpacing"/>
+        <w:ind w:left="720"/>
+        <w:rPr>
+          <w:sz w:val="28"/>
+          <w:szCs w:val="28"/>
+        </w:rPr>
+      </w:pPr>
+      <w:proofErr w:type="gramStart"/>
+      <w:r>
+        <w:rPr>
+          <w:sz w:val="28"/>
+          <w:szCs w:val="28"/>
+        </w:rPr>
+        <w:t>simple</w:t>
+      </w:r>
+      <w:proofErr w:type="gramEnd"/>
+      <w:r>
+        <w:rPr>
+          <w:sz w:val="28"/>
+          <w:szCs w:val="28"/>
+        </w:rPr>
+        <w:t xml:space="preserve"> Understanding of Recursion by </w:t>
+      </w:r>
+      <w:proofErr w:type="spellStart"/>
+      <w:r>
+        <w:rPr>
+          <w:sz w:val="28"/>
+          <w:szCs w:val="28"/>
+        </w:rPr>
+        <w:t>self made</w:t>
+      </w:r>
+      <w:proofErr w:type="spellEnd"/>
+      <w:r>
+        <w:rPr>
+          <w:sz w:val="28"/>
+          <w:szCs w:val="28"/>
+        </w:rPr>
+        <w:t xml:space="preserve"> question</w:t>
+      </w:r>
+    </w:p>
+    <w:p>
+      <w:pPr>
+        <w:shd w:val="clear" w:color="auto" w:fill="1F1F1F"/>
+        <w:spacing w:after="0" w:line="285" w:lineRule="atLeast"/>
+        <w:rPr>
+          <w:rFonts w:ascii="Consolas" w:eastAsia="Times New Roman" w:hAnsi="Consolas" w:cs="Times New Roman"/>
+          <w:color w:val="CCCCCC"/>
+          <w:sz w:val="21"/>
+          <w:szCs w:val="21"/>
+        </w:rPr>
+      </w:pPr>
+      <w:proofErr w:type="spellStart"/>
+      <w:proofErr w:type="gramStart"/>
+      <w:r>
+        <w:rPr>
+          <w:rFonts w:ascii="Consolas" w:eastAsia="Times New Roman" w:hAnsi="Consolas" w:cs="Times New Roman"/>
+          <w:color w:val="569CD6"/>
+          <w:sz w:val="21"/>
+          <w:szCs w:val="21"/>
+        </w:rPr>
+        <w:t>def</w:t>
+      </w:r>
+      <w:proofErr w:type="spellEnd"/>
+      <w:proofErr w:type="gramEnd"/>
+      <w:r>
+        <w:rPr>
+          <w:rFonts w:ascii="Consolas" w:eastAsia="Times New Roman" w:hAnsi="Consolas" w:cs="Times New Roman"/>
+          <w:color w:val="CCCCCC"/>
+          <w:sz w:val="21"/>
+          <w:szCs w:val="21"/>
+        </w:rPr>
+        <w:t xml:space="preserve"> </w:t>
+      </w:r>
+      <w:r>
+        <w:rPr>
+          <w:rFonts w:ascii="Consolas" w:eastAsia="Times New Roman" w:hAnsi="Consolas" w:cs="Times New Roman"/>
+          <w:color w:val="DCDCAA"/>
+          <w:sz w:val="21"/>
+          <w:szCs w:val="21"/>
+        </w:rPr>
+        <w:t>a</w:t>
+      </w:r>
+      <w:r>
+        <w:rPr>
+          <w:rFonts w:ascii="Consolas" w:eastAsia="Times New Roman" w:hAnsi="Consolas" w:cs="Times New Roman"/>
+          <w:color w:val="CCCCCC"/>
+          <w:sz w:val="21"/>
+          <w:szCs w:val="21"/>
+        </w:rPr>
+        <w:t>():</w:t>
+      </w:r>
+    </w:p>
+    <w:p>
+      <w:pPr>
+        <w:shd w:val="clear" w:color="auto" w:fill="1F1F1F"/>
+        <w:spacing w:after="0" w:line="285" w:lineRule="atLeast"/>
+        <w:rPr>
+          <w:rFonts w:ascii="Consolas" w:eastAsia="Times New Roman" w:hAnsi="Consolas" w:cs="Times New Roman"/>
+          <w:color w:val="CCCCCC"/>
+          <w:sz w:val="21"/>
+          <w:szCs w:val="21"/>
+        </w:rPr>
+      </w:pPr>
+      <w:r>
+        <w:rPr>
+          <w:rFonts w:ascii="Consolas" w:eastAsia="Times New Roman" w:hAnsi="Consolas" w:cs="Times New Roman"/>
+          <w:color w:val="CCCCCC"/>
+          <w:sz w:val="21"/>
+          <w:szCs w:val="21"/>
+        </w:rPr>
+        <w:t xml:space="preserve">  </w:t>
+      </w:r>
+      <w:proofErr w:type="gramStart"/>
+      <w:r>
+        <w:rPr>
+          <w:rFonts w:ascii="Consolas" w:eastAsia="Times New Roman" w:hAnsi="Consolas" w:cs="Times New Roman"/>
+          <w:color w:val="C586C0"/>
+          <w:sz w:val="21"/>
+          <w:szCs w:val="21"/>
+        </w:rPr>
+        <w:t>return</w:t>
+      </w:r>
+      <w:proofErr w:type="gramEnd"/>
+      <w:r>
+        <w:rPr>
+          <w:rFonts w:ascii="Consolas" w:eastAsia="Times New Roman" w:hAnsi="Consolas" w:cs="Times New Roman"/>
+          <w:color w:val="CCCCCC"/>
+          <w:sz w:val="21"/>
+          <w:szCs w:val="21"/>
+        </w:rPr>
+        <w:t xml:space="preserve"> </w:t>
+      </w:r>
+      <w:r>
+        <w:rPr>
+          <w:rFonts w:ascii="Consolas" w:eastAsia="Times New Roman" w:hAnsi="Consolas" w:cs="Times New Roman"/>
+          <w:color w:val="B5CEA8"/>
+          <w:sz w:val="21"/>
+          <w:szCs w:val="21"/>
+        </w:rPr>
+        <w:t>2</w:t>
+      </w:r>
+    </w:p>
+    <w:p>
+      <w:pPr>
+        <w:shd w:val="clear" w:color="auto" w:fill="1F1F1F"/>
+        <w:spacing w:after="0" w:line="285" w:lineRule="atLeast"/>
+        <w:rPr>
+          <w:rFonts w:ascii="Consolas" w:eastAsia="Times New Roman" w:hAnsi="Consolas" w:cs="Times New Roman"/>
+          <w:color w:val="CCCCCC"/>
+          <w:sz w:val="21"/>
+          <w:szCs w:val="21"/>
+        </w:rPr>
+      </w:pPr>
+    </w:p>
+    <w:p>
+      <w:pPr>
+        <w:shd w:val="clear" w:color="auto" w:fill="1F1F1F"/>
+        <w:spacing w:after="0" w:line="285" w:lineRule="atLeast"/>
+        <w:rPr>
+          <w:rFonts w:ascii="Consolas" w:eastAsia="Times New Roman" w:hAnsi="Consolas" w:cs="Times New Roman"/>
+          <w:color w:val="CCCCCC"/>
+          <w:sz w:val="21"/>
+          <w:szCs w:val="21"/>
+        </w:rPr>
+      </w:pPr>
+      <w:proofErr w:type="spellStart"/>
+      <w:proofErr w:type="gramStart"/>
+      <w:r>
+        <w:rPr>
+          <w:rFonts w:ascii="Consolas" w:eastAsia="Times New Roman" w:hAnsi="Consolas" w:cs="Times New Roman"/>
+          <w:color w:val="569CD6"/>
+          <w:sz w:val="21"/>
+          <w:szCs w:val="21"/>
+        </w:rPr>
+        <w:t>def</w:t>
+      </w:r>
+      <w:proofErr w:type="spellEnd"/>
+      <w:proofErr w:type="gramEnd"/>
+      <w:r>
+        <w:rPr>
+          <w:rFonts w:ascii="Consolas" w:eastAsia="Times New Roman" w:hAnsi="Consolas" w:cs="Times New Roman"/>
+          <w:color w:val="CCCCCC"/>
+          <w:sz w:val="21"/>
+          <w:szCs w:val="21"/>
+        </w:rPr>
+        <w:t xml:space="preserve"> </w:t>
+      </w:r>
+      <w:r>
+        <w:rPr>
+          <w:rFonts w:ascii="Consolas" w:eastAsia="Times New Roman" w:hAnsi="Consolas" w:cs="Times New Roman"/>
+          <w:color w:val="DCDCAA"/>
+          <w:sz w:val="21"/>
+          <w:szCs w:val="21"/>
+        </w:rPr>
+        <w:t>b</w:t>
+      </w:r>
+      <w:r>
+        <w:rPr>
+          <w:rFonts w:ascii="Consolas" w:eastAsia="Times New Roman" w:hAnsi="Consolas" w:cs="Times New Roman"/>
+          <w:color w:val="CCCCCC"/>
+          <w:sz w:val="21"/>
+          <w:szCs w:val="21"/>
+        </w:rPr>
+        <w:t>():</w:t>
+      </w:r>
+    </w:p>
+    <w:p>
+      <w:pPr>
+        <w:shd w:val="clear" w:color="auto" w:fill="1F1F1F"/>
+        <w:spacing w:after="0" w:line="285" w:lineRule="atLeast"/>
+        <w:rPr>
+          <w:rFonts w:ascii="Consolas" w:eastAsia="Times New Roman" w:hAnsi="Consolas" w:cs="Times New Roman"/>
+          <w:color w:val="CCCCCC"/>
+          <w:sz w:val="21"/>
+          <w:szCs w:val="21"/>
+        </w:rPr>
+      </w:pPr>
+      <w:r>
+        <w:rPr>
+          <w:rFonts w:ascii="Consolas" w:eastAsia="Times New Roman" w:hAnsi="Consolas" w:cs="Times New Roman"/>
+          <w:color w:val="CCCCCC"/>
+          <w:sz w:val="21"/>
+          <w:szCs w:val="21"/>
+        </w:rPr>
+        <w:t xml:space="preserve">  </w:t>
+      </w:r>
+      <w:proofErr w:type="gramStart"/>
+      <w:r>
+        <w:rPr>
+          <w:rFonts w:ascii="Consolas" w:eastAsia="Times New Roman" w:hAnsi="Consolas" w:cs="Times New Roman"/>
+          <w:color w:val="C586C0"/>
+          <w:sz w:val="21"/>
+          <w:szCs w:val="21"/>
+        </w:rPr>
+        <w:t>return</w:t>
+      </w:r>
+      <w:proofErr w:type="gramEnd"/>
+      <w:r>
+        <w:rPr>
+          <w:rFonts w:ascii="Consolas" w:eastAsia="Times New Roman" w:hAnsi="Consolas" w:cs="Times New Roman"/>
+          <w:color w:val="CCCCCC"/>
+          <w:sz w:val="21"/>
+          <w:szCs w:val="21"/>
+        </w:rPr>
+        <w:t xml:space="preserve"> </w:t>
+      </w:r>
+      <w:r>
+        <w:rPr>
+          <w:rFonts w:ascii="Consolas" w:eastAsia="Times New Roman" w:hAnsi="Consolas" w:cs="Times New Roman"/>
+          <w:color w:val="DCDCAA"/>
+          <w:sz w:val="21"/>
+          <w:szCs w:val="21"/>
+        </w:rPr>
+        <w:t>a</w:t>
+      </w:r>
+      <w:r>
+        <w:rPr>
+          <w:rFonts w:ascii="Consolas" w:eastAsia="Times New Roman" w:hAnsi="Consolas" w:cs="Times New Roman"/>
+          <w:color w:val="CCCCCC"/>
+          <w:sz w:val="21"/>
+          <w:szCs w:val="21"/>
+        </w:rPr>
+        <w:t xml:space="preserve">() </w:t>
+      </w:r>
+      <w:r>
+        <w:rPr>
+          <w:rFonts w:ascii="Consolas" w:eastAsia="Times New Roman" w:hAnsi="Consolas" w:cs="Times New Roman"/>
+          <w:color w:val="D4D4D4"/>
+          <w:sz w:val="21"/>
+          <w:szCs w:val="21"/>
+        </w:rPr>
+        <w:t>+</w:t>
+      </w:r>
+      <w:r>
+        <w:rPr>
+          <w:rFonts w:ascii="Consolas" w:eastAsia="Times New Roman" w:hAnsi="Consolas" w:cs="Times New Roman"/>
+          <w:color w:val="B5CEA8"/>
+          <w:sz w:val="21"/>
+          <w:szCs w:val="21"/>
+        </w:rPr>
+        <w:t>3</w:t>
+      </w:r>
+    </w:p>
+    <w:p>
+      <w:pPr>
+        <w:shd w:val="clear" w:color="auto" w:fill="1F1F1F"/>
+        <w:spacing w:after="0" w:line="285" w:lineRule="atLeast"/>
+        <w:rPr>
+          <w:rFonts w:ascii="Consolas" w:eastAsia="Times New Roman" w:hAnsi="Consolas" w:cs="Times New Roman"/>
+          <w:color w:val="CCCCCC"/>
+          <w:sz w:val="21"/>
+          <w:szCs w:val="21"/>
+        </w:rPr>
+      </w:pPr>
+    </w:p>
+    <w:p>
+      <w:pPr>
+        <w:shd w:val="clear" w:color="auto" w:fill="1F1F1F"/>
+        <w:spacing w:after="0" w:line="285" w:lineRule="atLeast"/>
+        <w:rPr>
+          <w:rFonts w:ascii="Consolas" w:eastAsia="Times New Roman" w:hAnsi="Consolas" w:cs="Times New Roman"/>
+          <w:color w:val="CCCCCC"/>
+          <w:sz w:val="21"/>
+          <w:szCs w:val="21"/>
+        </w:rPr>
+      </w:pPr>
+      <w:proofErr w:type="spellStart"/>
+      <w:proofErr w:type="gramStart"/>
+      <w:r>
+        <w:rPr>
+          <w:rFonts w:ascii="Consolas" w:eastAsia="Times New Roman" w:hAnsi="Consolas" w:cs="Times New Roman"/>
+          <w:color w:val="569CD6"/>
+          <w:sz w:val="21"/>
+          <w:szCs w:val="21"/>
+        </w:rPr>
+        <w:t>def</w:t>
+      </w:r>
+      <w:proofErr w:type="spellEnd"/>
+      <w:proofErr w:type="gramEnd"/>
+      <w:r>
+        <w:rPr>
+          <w:rFonts w:ascii="Consolas" w:eastAsia="Times New Roman" w:hAnsi="Consolas" w:cs="Times New Roman"/>
+          <w:color w:val="CCCCCC"/>
+          <w:sz w:val="21"/>
+          <w:szCs w:val="21"/>
+        </w:rPr>
+        <w:t xml:space="preserve"> </w:t>
+      </w:r>
+      <w:r>
+        <w:rPr>
+          <w:rFonts w:ascii="Consolas" w:eastAsia="Times New Roman" w:hAnsi="Consolas" w:cs="Times New Roman"/>
+          <w:color w:val="DCDCAA"/>
+          <w:sz w:val="21"/>
+          <w:szCs w:val="21"/>
+        </w:rPr>
+        <w:t>c</w:t>
+      </w:r>
+      <w:r>
+        <w:rPr>
+          <w:rFonts w:ascii="Consolas" w:eastAsia="Times New Roman" w:hAnsi="Consolas" w:cs="Times New Roman"/>
+          <w:color w:val="CCCCCC"/>
+          <w:sz w:val="21"/>
+          <w:szCs w:val="21"/>
+        </w:rPr>
+        <w:t xml:space="preserve"> ():</w:t>
+      </w:r>
+    </w:p>
+    <w:p>
+      <w:pPr>
+        <w:shd w:val="clear" w:color="auto" w:fill="1F1F1F"/>
+        <w:spacing w:after="0" w:line="285" w:lineRule="atLeast"/>
+        <w:rPr>
+          <w:rFonts w:ascii="Consolas" w:eastAsia="Times New Roman" w:hAnsi="Consolas" w:cs="Times New Roman"/>
+          <w:color w:val="CCCCCC"/>
+          <w:sz w:val="21"/>
+          <w:szCs w:val="21"/>
+        </w:rPr>
+      </w:pPr>
+      <w:r>
+        <w:rPr>
+          <w:rFonts w:ascii="Consolas" w:eastAsia="Times New Roman" w:hAnsi="Consolas" w:cs="Times New Roman"/>
+          <w:color w:val="CCCCCC"/>
+          <w:sz w:val="21"/>
+          <w:szCs w:val="21"/>
+        </w:rPr>
+        <w:t xml:space="preserve">  </w:t>
+      </w:r>
+      <w:proofErr w:type="gramStart"/>
+      <w:r>
+        <w:rPr>
+          <w:rFonts w:ascii="Consolas" w:eastAsia="Times New Roman" w:hAnsi="Consolas" w:cs="Times New Roman"/>
+          <w:color w:val="9CDCFE"/>
+          <w:sz w:val="21"/>
+          <w:szCs w:val="21"/>
+        </w:rPr>
+        <w:t>res</w:t>
+      </w:r>
+      <w:proofErr w:type="gramEnd"/>
+      <w:r>
+        <w:rPr>
+          <w:rFonts w:ascii="Consolas" w:eastAsia="Times New Roman" w:hAnsi="Consolas" w:cs="Times New Roman"/>
+          <w:color w:val="CCCCCC"/>
+          <w:sz w:val="21"/>
+          <w:szCs w:val="21"/>
+        </w:rPr>
+        <w:t xml:space="preserve"> </w:t>
+      </w:r>
+      <w:r>
+        <w:rPr>
+          <w:rFonts w:ascii="Consolas" w:eastAsia="Times New Roman" w:hAnsi="Consolas" w:cs="Times New Roman"/>
+          <w:color w:val="D4D4D4"/>
+          <w:sz w:val="21"/>
+          <w:szCs w:val="21"/>
+        </w:rPr>
+        <w:t>=</w:t>
+      </w:r>
+      <w:r>
+        <w:rPr>
+          <w:rFonts w:ascii="Consolas" w:eastAsia="Times New Roman" w:hAnsi="Consolas" w:cs="Times New Roman"/>
+          <w:color w:val="CCCCCC"/>
+          <w:sz w:val="21"/>
+          <w:szCs w:val="21"/>
+        </w:rPr>
+        <w:t xml:space="preserve"> </w:t>
+      </w:r>
+      <w:r>
+        <w:rPr>
+          <w:rFonts w:ascii="Consolas" w:eastAsia="Times New Roman" w:hAnsi="Consolas" w:cs="Times New Roman"/>
+          <w:color w:val="DCDCAA"/>
+          <w:sz w:val="21"/>
+          <w:szCs w:val="21"/>
+        </w:rPr>
+        <w:t>b</w:t>
+      </w:r>
+      <w:r>
+        <w:rPr>
+          <w:rFonts w:ascii="Consolas" w:eastAsia="Times New Roman" w:hAnsi="Consolas" w:cs="Times New Roman"/>
+          <w:color w:val="CCCCCC"/>
+          <w:sz w:val="21"/>
+          <w:szCs w:val="21"/>
+        </w:rPr>
+        <w:t xml:space="preserve">() </w:t>
+      </w:r>
+      <w:r>
+        <w:rPr>
+          <w:rFonts w:ascii="Consolas" w:eastAsia="Times New Roman" w:hAnsi="Consolas" w:cs="Times New Roman"/>
+          <w:color w:val="D4D4D4"/>
+          <w:sz w:val="21"/>
+          <w:szCs w:val="21"/>
+        </w:rPr>
+        <w:t>+</w:t>
+      </w:r>
+      <w:r>
+        <w:rPr>
+          <w:rFonts w:ascii="Consolas" w:eastAsia="Times New Roman" w:hAnsi="Consolas" w:cs="Times New Roman"/>
+          <w:color w:val="CCCCCC"/>
+          <w:sz w:val="21"/>
+          <w:szCs w:val="21"/>
+        </w:rPr>
+        <w:t xml:space="preserve"> </w:t>
+      </w:r>
+      <w:r>
+        <w:rPr>
+          <w:rFonts w:ascii="Consolas" w:eastAsia="Times New Roman" w:hAnsi="Consolas" w:cs="Times New Roman"/>
+          <w:color w:val="B5CEA8"/>
+          <w:sz w:val="21"/>
+          <w:szCs w:val="21"/>
+        </w:rPr>
+        <w:t>4</w:t>
+      </w:r>
+    </w:p>
+    <w:p>
+      <w:pPr>
+        <w:shd w:val="clear" w:color="auto" w:fill="1F1F1F"/>
+        <w:spacing w:after="0" w:line="285" w:lineRule="atLeast"/>
+        <w:rPr>
+          <w:rFonts w:ascii="Consolas" w:eastAsia="Times New Roman" w:hAnsi="Consolas" w:cs="Times New Roman"/>
+          <w:color w:val="CCCCCC"/>
+          <w:sz w:val="21"/>
+          <w:szCs w:val="21"/>
+        </w:rPr>
+      </w:pPr>
+      <w:r>
+        <w:rPr>
+          <w:rFonts w:ascii="Consolas" w:eastAsia="Times New Roman" w:hAnsi="Consolas" w:cs="Times New Roman"/>
+          <w:color w:val="CCCCCC"/>
+          <w:sz w:val="21"/>
+          <w:szCs w:val="21"/>
+        </w:rPr>
+        <w:t xml:space="preserve">  </w:t>
+      </w:r>
+      <w:proofErr w:type="gramStart"/>
+      <w:r>
+        <w:rPr>
+          <w:rFonts w:ascii="Consolas" w:eastAsia="Times New Roman" w:hAnsi="Consolas" w:cs="Times New Roman"/>
+          <w:color w:val="C586C0"/>
+          <w:sz w:val="21"/>
+          <w:szCs w:val="21"/>
+        </w:rPr>
+        <w:t>return</w:t>
+      </w:r>
+      <w:proofErr w:type="gramEnd"/>
+      <w:r>
+        <w:rPr>
+          <w:rFonts w:ascii="Consolas" w:eastAsia="Times New Roman" w:hAnsi="Consolas" w:cs="Times New Roman"/>
+          <w:color w:val="CCCCCC"/>
+          <w:sz w:val="21"/>
+          <w:szCs w:val="21"/>
+        </w:rPr>
+        <w:t xml:space="preserve"> </w:t>
+      </w:r>
+      <w:r>
+        <w:rPr>
+          <w:rFonts w:ascii="Consolas" w:eastAsia="Times New Roman" w:hAnsi="Consolas" w:cs="Times New Roman"/>
+          <w:color w:val="9CDCFE"/>
+          <w:sz w:val="21"/>
+          <w:szCs w:val="21"/>
+        </w:rPr>
+        <w:t>res</w:t>
+      </w:r>
+      <w:r>
+        <w:rPr>
+          <w:rFonts w:ascii="Consolas" w:eastAsia="Times New Roman" w:hAnsi="Consolas" w:cs="Times New Roman"/>
+          <w:color w:val="D4D4D4"/>
+          <w:sz w:val="21"/>
+          <w:szCs w:val="21"/>
+        </w:rPr>
+        <w:t>*</w:t>
+      </w:r>
+      <w:r>
+        <w:rPr>
+          <w:rFonts w:ascii="Consolas" w:eastAsia="Times New Roman" w:hAnsi="Consolas" w:cs="Times New Roman"/>
+          <w:color w:val="B5CEA8"/>
+          <w:sz w:val="21"/>
+          <w:szCs w:val="21"/>
+        </w:rPr>
+        <w:t>10</w:t>
+      </w:r>
+    </w:p>
+    <w:p>
+      <w:pPr>
+        <w:shd w:val="clear" w:color="auto" w:fill="1F1F1F"/>
+        <w:spacing w:after="0" w:line="285" w:lineRule="atLeast"/>
+        <w:rPr>
+          <w:rFonts w:ascii="Consolas" w:eastAsia="Times New Roman" w:hAnsi="Consolas" w:cs="Times New Roman"/>
+          <w:color w:val="CCCCCC"/>
+          <w:sz w:val="21"/>
+          <w:szCs w:val="21"/>
+        </w:rPr>
+      </w:pPr>
+    </w:p>
+    <w:p>
+      <w:pPr>
+        <w:shd w:val="clear" w:color="auto" w:fill="1F1F1F"/>
+        <w:spacing w:after="0" w:line="285" w:lineRule="atLeast"/>
+        <w:rPr>
+          <w:rFonts w:ascii="Consolas" w:eastAsia="Times New Roman" w:hAnsi="Consolas" w:cs="Times New Roman"/>
+          <w:color w:val="CCCCCC"/>
+          <w:sz w:val="21"/>
+          <w:szCs w:val="21"/>
+        </w:rPr>
+      </w:pPr>
+      <w:proofErr w:type="gramStart"/>
+      <w:r>
+        <w:rPr>
+          <w:rFonts w:ascii="Consolas" w:eastAsia="Times New Roman" w:hAnsi="Consolas" w:cs="Times New Roman"/>
+          <w:color w:val="DCDCAA"/>
+          <w:sz w:val="21"/>
+          <w:szCs w:val="21"/>
+        </w:rPr>
+        <w:t>print</w:t>
+      </w:r>
+      <w:r>
+        <w:rPr>
+          <w:rFonts w:ascii="Consolas" w:eastAsia="Times New Roman" w:hAnsi="Consolas" w:cs="Times New Roman"/>
+          <w:color w:val="CCCCCC"/>
+          <w:sz w:val="21"/>
+          <w:szCs w:val="21"/>
+        </w:rPr>
+        <w:t>(</w:t>
+      </w:r>
+      <w:proofErr w:type="gramEnd"/>
+      <w:r>
+        <w:rPr>
+          <w:rFonts w:ascii="Consolas" w:eastAsia="Times New Roman" w:hAnsi="Consolas" w:cs="Times New Roman"/>
+          <w:color w:val="DCDCAA"/>
+          <w:sz w:val="21"/>
+          <w:szCs w:val="21"/>
+        </w:rPr>
+        <w:t>c</w:t>
+      </w:r>
+      <w:r>
+        <w:rPr>
+          <w:rFonts w:ascii="Consolas" w:eastAsia="Times New Roman" w:hAnsi="Consolas" w:cs="Times New Roman"/>
+          <w:color w:val="CCCCCC"/>
+          <w:sz w:val="21"/>
+          <w:szCs w:val="21"/>
+        </w:rPr>
+        <w:t>())</w:t>
+      </w:r>
+    </w:p>
+    <w:p>
+      <w:pPr>
+        <w:pStyle w:val="NoSpacing"/>
+        <w:rPr>
+          <w:sz w:val="28"/>
+          <w:szCs w:val="28"/>
+        </w:rPr>
+      </w:pPr>
       <w:bookmarkStart w:id="0" w:name="_GoBack"/>
       <w:bookmarkEnd w:id="0"/>
     </w:p>
@@ -4936,16 +6680,16 @@
     </w:lvl>
   </w:abstractNum>
   <w:abstractNum w:abstractNumId="5" w15:restartNumberingAfterBreak="0">
-    <w:nsid w:val="6E212716"/>
+    <w:nsid w:val="63807F27"/>
     <w:multiLevelType w:val="hybridMultilevel"/>
-    <w:tmpl w:val="EE48E5D6"/>
+    <w:tmpl w:val="0980B046"/>
     <w:lvl w:ilvl="0" w:tplc="04090001">
       <w:start w:val="1"/>
       <w:numFmt w:val="bullet"/>
       <w:lvlText w:val=""/>
       <w:lvlJc w:val="left"/>
       <w:pPr>
-        <w:ind w:left="1944" w:hanging="360"/>
+        <w:ind w:left="1080" w:hanging="360"/>
       </w:pPr>
       <w:rPr>
         <w:rFonts w:ascii="Symbol" w:hAnsi="Symbol" w:hint="default"/>
@@ -4957,7 +6701,7 @@
       <w:lvlText w:val="o"/>
       <w:lvlJc w:val="left"/>
       <w:pPr>
-        <w:ind w:left="2664" w:hanging="360"/>
+        <w:ind w:left="1800" w:hanging="360"/>
       </w:pPr>
       <w:rPr>
         <w:rFonts w:ascii="Courier New" w:hAnsi="Courier New" w:cs="Courier New" w:hint="default"/>
@@ -4969,7 +6713,7 @@
       <w:lvlText w:val=""/>
       <w:lvlJc w:val="left"/>
       <w:pPr>
-        <w:ind w:left="3384" w:hanging="360"/>
+        <w:ind w:left="2520" w:hanging="360"/>
       </w:pPr>
       <w:rPr>
         <w:rFonts w:ascii="Wingdings" w:hAnsi="Wingdings" w:hint="default"/>
@@ -4981,7 +6725,7 @@
       <w:lvlText w:val=""/>
       <w:lvlJc w:val="left"/>
       <w:pPr>
-        <w:ind w:left="4104" w:hanging="360"/>
+        <w:ind w:left="3240" w:hanging="360"/>
       </w:pPr>
       <w:rPr>
         <w:rFonts w:ascii="Symbol" w:hAnsi="Symbol" w:hint="default"/>
@@ -4993,7 +6737,7 @@
       <w:lvlText w:val="o"/>
       <w:lvlJc w:val="left"/>
       <w:pPr>
-        <w:ind w:left="4824" w:hanging="360"/>
+        <w:ind w:left="3960" w:hanging="360"/>
       </w:pPr>
       <w:rPr>
         <w:rFonts w:ascii="Courier New" w:hAnsi="Courier New" w:cs="Courier New" w:hint="default"/>
@@ -5005,7 +6749,7 @@
       <w:lvlText w:val=""/>
       <w:lvlJc w:val="left"/>
       <w:pPr>
-        <w:ind w:left="5544" w:hanging="360"/>
+        <w:ind w:left="4680" w:hanging="360"/>
       </w:pPr>
       <w:rPr>
         <w:rFonts w:ascii="Wingdings" w:hAnsi="Wingdings" w:hint="default"/>
@@ -5017,7 +6761,7 @@
       <w:lvlText w:val=""/>
       <w:lvlJc w:val="left"/>
       <w:pPr>
-        <w:ind w:left="6264" w:hanging="360"/>
+        <w:ind w:left="5400" w:hanging="360"/>
       </w:pPr>
       <w:rPr>
         <w:rFonts w:ascii="Symbol" w:hAnsi="Symbol" w:hint="default"/>
@@ -5029,7 +6773,7 @@
       <w:lvlText w:val="o"/>
       <w:lvlJc w:val="left"/>
       <w:pPr>
-        <w:ind w:left="6984" w:hanging="360"/>
+        <w:ind w:left="6120" w:hanging="360"/>
       </w:pPr>
       <w:rPr>
         <w:rFonts w:ascii="Courier New" w:hAnsi="Courier New" w:cs="Courier New" w:hint="default"/>
@@ -5041,7 +6785,7 @@
       <w:lvlText w:val=""/>
       <w:lvlJc w:val="left"/>
       <w:pPr>
-        <w:ind w:left="7704" w:hanging="360"/>
+        <w:ind w:left="6840" w:hanging="360"/>
       </w:pPr>
       <w:rPr>
         <w:rFonts w:ascii="Wingdings" w:hAnsi="Wingdings" w:hint="default"/>
@@ -5049,6 +6793,119 @@
     </w:lvl>
   </w:abstractNum>
   <w:abstractNum w:abstractNumId="6" w15:restartNumberingAfterBreak="0">
+    <w:nsid w:val="6E212716"/>
+    <w:multiLevelType w:val="hybridMultilevel"/>
+    <w:tmpl w:val="EE48E5D6"/>
+    <w:lvl w:ilvl="0" w:tplc="04090001">
+      <w:start w:val="1"/>
+      <w:numFmt w:val="bullet"/>
+      <w:lvlText w:val=""/>
+      <w:lvlJc w:val="left"/>
+      <w:pPr>
+        <w:ind w:left="1944" w:hanging="360"/>
+      </w:pPr>
+      <w:rPr>
+        <w:rFonts w:ascii="Symbol" w:hAnsi="Symbol" w:hint="default"/>
+      </w:rPr>
+    </w:lvl>
+    <w:lvl w:ilvl="1" w:tplc="04090003" w:tentative="1">
+      <w:start w:val="1"/>
+      <w:numFmt w:val="bullet"/>
+      <w:lvlText w:val="o"/>
+      <w:lvlJc w:val="left"/>
+      <w:pPr>
+        <w:ind w:left="2664" w:hanging="360"/>
+      </w:pPr>
+      <w:rPr>
+        <w:rFonts w:ascii="Courier New" w:hAnsi="Courier New" w:cs="Courier New" w:hint="default"/>
+      </w:rPr>
+    </w:lvl>
+    <w:lvl w:ilvl="2" w:tplc="04090005" w:tentative="1">
+      <w:start w:val="1"/>
+      <w:numFmt w:val="bullet"/>
+      <w:lvlText w:val=""/>
+      <w:lvlJc w:val="left"/>
+      <w:pPr>
+        <w:ind w:left="3384" w:hanging="360"/>
+      </w:pPr>
+      <w:rPr>
+        <w:rFonts w:ascii="Wingdings" w:hAnsi="Wingdings" w:hint="default"/>
+      </w:rPr>
+    </w:lvl>
+    <w:lvl w:ilvl="3" w:tplc="04090001" w:tentative="1">
+      <w:start w:val="1"/>
+      <w:numFmt w:val="bullet"/>
+      <w:lvlText w:val=""/>
+      <w:lvlJc w:val="left"/>
+      <w:pPr>
+        <w:ind w:left="4104" w:hanging="360"/>
+      </w:pPr>
+      <w:rPr>
+        <w:rFonts w:ascii="Symbol" w:hAnsi="Symbol" w:hint="default"/>
+      </w:rPr>
+    </w:lvl>
+    <w:lvl w:ilvl="4" w:tplc="04090003" w:tentative="1">
+      <w:start w:val="1"/>
+      <w:numFmt w:val="bullet"/>
+      <w:lvlText w:val="o"/>
+      <w:lvlJc w:val="left"/>
+      <w:pPr>
+        <w:ind w:left="4824" w:hanging="360"/>
+      </w:pPr>
+      <w:rPr>
+        <w:rFonts w:ascii="Courier New" w:hAnsi="Courier New" w:cs="Courier New" w:hint="default"/>
+      </w:rPr>
+    </w:lvl>
+    <w:lvl w:ilvl="5" w:tplc="04090005" w:tentative="1">
+      <w:start w:val="1"/>
+      <w:numFmt w:val="bullet"/>
+      <w:lvlText w:val=""/>
+      <w:lvlJc w:val="left"/>
+      <w:pPr>
+        <w:ind w:left="5544" w:hanging="360"/>
+      </w:pPr>
+      <w:rPr>
+        <w:rFonts w:ascii="Wingdings" w:hAnsi="Wingdings" w:hint="default"/>
+      </w:rPr>
+    </w:lvl>
+    <w:lvl w:ilvl="6" w:tplc="04090001" w:tentative="1">
+      <w:start w:val="1"/>
+      <w:numFmt w:val="bullet"/>
+      <w:lvlText w:val=""/>
+      <w:lvlJc w:val="left"/>
+      <w:pPr>
+        <w:ind w:left="6264" w:hanging="360"/>
+      </w:pPr>
+      <w:rPr>
+        <w:rFonts w:ascii="Symbol" w:hAnsi="Symbol" w:hint="default"/>
+      </w:rPr>
+    </w:lvl>
+    <w:lvl w:ilvl="7" w:tplc="04090003" w:tentative="1">
+      <w:start w:val="1"/>
+      <w:numFmt w:val="bullet"/>
+      <w:lvlText w:val="o"/>
+      <w:lvlJc w:val="left"/>
+      <w:pPr>
+        <w:ind w:left="6984" w:hanging="360"/>
+      </w:pPr>
+      <w:rPr>
+        <w:rFonts w:ascii="Courier New" w:hAnsi="Courier New" w:cs="Courier New" w:hint="default"/>
+      </w:rPr>
+    </w:lvl>
+    <w:lvl w:ilvl="8" w:tplc="04090005" w:tentative="1">
+      <w:start w:val="1"/>
+      <w:numFmt w:val="bullet"/>
+      <w:lvlText w:val=""/>
+      <w:lvlJc w:val="left"/>
+      <w:pPr>
+        <w:ind w:left="7704" w:hanging="360"/>
+      </w:pPr>
+      <w:rPr>
+        <w:rFonts w:ascii="Wingdings" w:hAnsi="Wingdings" w:hint="default"/>
+      </w:rPr>
+    </w:lvl>
+  </w:abstractNum>
+  <w:abstractNum w:abstractNumId="7" w15:restartNumberingAfterBreak="0">
     <w:nsid w:val="74BC133B"/>
     <w:multiLevelType w:val="hybridMultilevel"/>
     <w:tmpl w:val="CF5EF714"/>
@@ -5168,10 +7025,10 @@
     <w:abstractNumId w:val="1"/>
   </w:num>
   <w:num w:numId="3">
-    <w:abstractNumId w:val="5"/>
+    <w:abstractNumId w:val="6"/>
   </w:num>
   <w:num w:numId="4">
-    <w:abstractNumId w:val="6"/>
+    <w:abstractNumId w:val="7"/>
   </w:num>
   <w:num w:numId="5">
     <w:abstractNumId w:val="0"/>
@@ -5181,6 +7038,9 @@
   </w:num>
   <w:num w:numId="7">
     <w:abstractNumId w:val="3"/>
+  </w:num>
+  <w:num w:numId="8">
+    <w:abstractNumId w:val="5"/>
   </w:num>
 </w:numbering>
 </file>
@@ -5626,6 +7486,17 @@
       <w:u w:val="single"/>
     </w:rPr>
   </w:style>
+  <w:style w:type="paragraph" w:styleId="ListParagraph">
+    <w:name w:val="List Paragraph"/>
+    <w:basedOn w:val="Normal"/>
+    <w:uiPriority w:val="34"/>
+    <w:qFormat/>
+    <w:rsid w:val="002E47A1"/>
+    <w:pPr>
+      <w:ind w:left="720"/>
+      <w:contextualSpacing/>
+    </w:pPr>
+  </w:style>
 </w:styles>
 </file>
 

--- a/Python Syllabus.docx
+++ b/Python Syllabus.docx
@@ -129,7 +129,7 @@
         </w:rPr>
         <w:tab/>
       </w:r>
-      <w:hyperlink r:id="rId5" w:history="1">
+      <w:hyperlink r:id="rId6" w:history="1">
         <w:r>
           <w:rPr>
             <w:rStyle w:val="Hyperlink"/>
@@ -3256,7 +3256,7 @@
                     <pic:cNvPicPr/>
                   </pic:nvPicPr>
                   <pic:blipFill>
-                    <a:blip r:embed="rId6"/>
+                    <a:blip r:embed="rId7"/>
                     <a:stretch>
                       <a:fillRect/>
                     </a:stretch>
@@ -6126,8 +6126,1528 @@
           <w:szCs w:val="28"/>
         </w:rPr>
       </w:pPr>
+    </w:p>
+    <w:p>
+      <w:pPr>
+        <w:pStyle w:val="NoSpacing"/>
+        <w:numPr>
+          <w:ilvl w:val="0"/>
+          <w:numId w:val="1"/>
+        </w:numPr>
+        <w:rPr>
+          <w:sz w:val="28"/>
+          <w:szCs w:val="28"/>
+        </w:rPr>
+      </w:pPr>
+      <w:r>
+        <w:rPr>
+          <w:sz w:val="28"/>
+          <w:szCs w:val="28"/>
+        </w:rPr>
+        <w:t xml:space="preserve"> File </w:t>
+      </w:r>
+      <w:r>
+        <w:rPr>
+          <w:b/>
+          <w:sz w:val="28"/>
+          <w:szCs w:val="28"/>
+        </w:rPr>
+        <w:t xml:space="preserve">I/O </w:t>
+      </w:r>
+      <w:r>
+        <w:rPr>
+          <w:sz w:val="28"/>
+          <w:szCs w:val="28"/>
+        </w:rPr>
+        <w:t>in python</w:t>
+      </w:r>
+    </w:p>
+    <w:p>
+      <w:pPr>
+        <w:pStyle w:val="NoSpacing"/>
+        <w:numPr>
+          <w:ilvl w:val="0"/>
+          <w:numId w:val="8"/>
+        </w:numPr>
+        <w:rPr>
+          <w:sz w:val="28"/>
+          <w:szCs w:val="28"/>
+        </w:rPr>
+      </w:pPr>
+      <w:r>
+        <w:rPr>
+          <w:sz w:val="28"/>
+          <w:szCs w:val="28"/>
+        </w:rPr>
+        <w:t xml:space="preserve">Python can be used to perform </w:t>
+      </w:r>
+      <w:proofErr w:type="spellStart"/>
+      <w:r>
+        <w:rPr>
+          <w:sz w:val="28"/>
+          <w:szCs w:val="28"/>
+        </w:rPr>
+        <w:t>opearations</w:t>
+      </w:r>
+      <w:proofErr w:type="spellEnd"/>
+      <w:r>
+        <w:rPr>
+          <w:sz w:val="28"/>
+          <w:szCs w:val="28"/>
+        </w:rPr>
+        <w:t xml:space="preserve"> on a </w:t>
+      </w:r>
+      <w:proofErr w:type="gramStart"/>
+      <w:r>
+        <w:rPr>
+          <w:sz w:val="28"/>
+          <w:szCs w:val="28"/>
+        </w:rPr>
+        <w:t>file .</w:t>
+      </w:r>
+      <w:proofErr w:type="gramEnd"/>
+      <w:r>
+        <w:rPr>
+          <w:sz w:val="28"/>
+          <w:szCs w:val="28"/>
+        </w:rPr>
+        <w:t xml:space="preserve"> ( read and write)</w:t>
+      </w:r>
+    </w:p>
+    <w:p>
+      <w:pPr>
+        <w:pStyle w:val="NoSpacing"/>
+        <w:numPr>
+          <w:ilvl w:val="0"/>
+          <w:numId w:val="8"/>
+        </w:numPr>
+        <w:rPr>
+          <w:sz w:val="28"/>
+          <w:szCs w:val="28"/>
+        </w:rPr>
+      </w:pPr>
+      <w:r>
+        <w:rPr>
+          <w:b/>
+          <w:sz w:val="28"/>
+          <w:szCs w:val="28"/>
+        </w:rPr>
+        <w:t xml:space="preserve">I/O </w:t>
+      </w:r>
+      <w:r>
+        <w:rPr>
+          <w:sz w:val="28"/>
+          <w:szCs w:val="28"/>
+        </w:rPr>
+        <w:t xml:space="preserve"> </w:t>
+      </w:r>
+      <w:r>
+        <w:rPr>
+          <w:sz w:val="28"/>
+          <w:szCs w:val="28"/>
+        </w:rPr>
+        <w:sym w:font="Wingdings" w:char="F0E0"/>
+      </w:r>
+      <w:r>
+        <w:rPr>
+          <w:sz w:val="28"/>
+          <w:szCs w:val="28"/>
+        </w:rPr>
+        <w:t xml:space="preserve"> </w:t>
+      </w:r>
+      <w:proofErr w:type="spellStart"/>
+      <w:r>
+        <w:rPr>
+          <w:sz w:val="28"/>
+          <w:szCs w:val="28"/>
+        </w:rPr>
+        <w:t>kisi</w:t>
+      </w:r>
+      <w:proofErr w:type="spellEnd"/>
+      <w:r>
+        <w:rPr>
+          <w:sz w:val="28"/>
+          <w:szCs w:val="28"/>
+        </w:rPr>
+        <w:t xml:space="preserve"> data </w:t>
+      </w:r>
+      <w:proofErr w:type="spellStart"/>
+      <w:r>
+        <w:rPr>
+          <w:sz w:val="28"/>
+          <w:szCs w:val="28"/>
+        </w:rPr>
+        <w:t>ko</w:t>
+      </w:r>
+      <w:proofErr w:type="spellEnd"/>
+      <w:r>
+        <w:rPr>
+          <w:sz w:val="28"/>
+          <w:szCs w:val="28"/>
+        </w:rPr>
+        <w:t xml:space="preserve"> </w:t>
+      </w:r>
+      <w:proofErr w:type="spellStart"/>
+      <w:r>
+        <w:rPr>
+          <w:sz w:val="28"/>
+          <w:szCs w:val="28"/>
+        </w:rPr>
+        <w:t>khol</w:t>
+      </w:r>
+      <w:proofErr w:type="spellEnd"/>
+      <w:r>
+        <w:rPr>
+          <w:sz w:val="28"/>
+          <w:szCs w:val="28"/>
+        </w:rPr>
+        <w:t xml:space="preserve"> </w:t>
+      </w:r>
+      <w:proofErr w:type="spellStart"/>
+      <w:r>
+        <w:rPr>
+          <w:sz w:val="28"/>
+          <w:szCs w:val="28"/>
+        </w:rPr>
+        <w:t>rahe</w:t>
+      </w:r>
+      <w:proofErr w:type="spellEnd"/>
+      <w:r>
+        <w:rPr>
+          <w:sz w:val="28"/>
+          <w:szCs w:val="28"/>
+        </w:rPr>
+        <w:t xml:space="preserve"> </w:t>
+      </w:r>
+      <w:proofErr w:type="spellStart"/>
+      <w:r>
+        <w:rPr>
+          <w:sz w:val="28"/>
+          <w:szCs w:val="28"/>
+        </w:rPr>
+        <w:t>hai</w:t>
+      </w:r>
+      <w:proofErr w:type="spellEnd"/>
+      <w:r>
+        <w:rPr>
+          <w:sz w:val="28"/>
+          <w:szCs w:val="28"/>
+        </w:rPr>
+        <w:t xml:space="preserve"> , data read </w:t>
+      </w:r>
+      <w:proofErr w:type="spellStart"/>
+      <w:r>
+        <w:rPr>
+          <w:sz w:val="28"/>
+          <w:szCs w:val="28"/>
+        </w:rPr>
+        <w:t>kar</w:t>
+      </w:r>
+      <w:proofErr w:type="spellEnd"/>
+      <w:r>
+        <w:rPr>
+          <w:sz w:val="28"/>
+          <w:szCs w:val="28"/>
+        </w:rPr>
+        <w:t xml:space="preserve">  </w:t>
+      </w:r>
+      <w:proofErr w:type="spellStart"/>
+      <w:r>
+        <w:rPr>
+          <w:sz w:val="28"/>
+          <w:szCs w:val="28"/>
+        </w:rPr>
+        <w:t>rahe</w:t>
+      </w:r>
+      <w:proofErr w:type="spellEnd"/>
+      <w:r>
+        <w:rPr>
+          <w:sz w:val="28"/>
+          <w:szCs w:val="28"/>
+        </w:rPr>
+        <w:t xml:space="preserve"> </w:t>
+      </w:r>
+      <w:proofErr w:type="spellStart"/>
+      <w:r>
+        <w:rPr>
+          <w:sz w:val="28"/>
+          <w:szCs w:val="28"/>
+        </w:rPr>
+        <w:t>hai</w:t>
+      </w:r>
+      <w:proofErr w:type="spellEnd"/>
+      <w:r>
+        <w:rPr>
+          <w:sz w:val="28"/>
+          <w:szCs w:val="28"/>
+        </w:rPr>
+        <w:t xml:space="preserve"> , </w:t>
+      </w:r>
+      <w:proofErr w:type="spellStart"/>
+      <w:r>
+        <w:rPr>
+          <w:sz w:val="28"/>
+          <w:szCs w:val="28"/>
+        </w:rPr>
+        <w:t>updation</w:t>
+      </w:r>
+      <w:proofErr w:type="spellEnd"/>
+      <w:r>
+        <w:rPr>
+          <w:sz w:val="28"/>
+          <w:szCs w:val="28"/>
+        </w:rPr>
+        <w:t xml:space="preserve"> </w:t>
+      </w:r>
+      <w:proofErr w:type="spellStart"/>
+      <w:r>
+        <w:rPr>
+          <w:sz w:val="28"/>
+          <w:szCs w:val="28"/>
+        </w:rPr>
+        <w:t>kar</w:t>
+      </w:r>
+      <w:proofErr w:type="spellEnd"/>
+      <w:r>
+        <w:rPr>
+          <w:sz w:val="28"/>
+          <w:szCs w:val="28"/>
+        </w:rPr>
+        <w:t xml:space="preserve"> </w:t>
+      </w:r>
+      <w:proofErr w:type="spellStart"/>
+      <w:r>
+        <w:rPr>
+          <w:sz w:val="28"/>
+          <w:szCs w:val="28"/>
+        </w:rPr>
+        <w:t>rahe</w:t>
+      </w:r>
+      <w:proofErr w:type="spellEnd"/>
+      <w:r>
+        <w:rPr>
+          <w:sz w:val="28"/>
+          <w:szCs w:val="28"/>
+        </w:rPr>
+        <w:t xml:space="preserve"> </w:t>
+      </w:r>
+      <w:proofErr w:type="spellStart"/>
+      <w:r>
+        <w:rPr>
+          <w:sz w:val="28"/>
+          <w:szCs w:val="28"/>
+        </w:rPr>
+        <w:t>hai</w:t>
+      </w:r>
+      <w:proofErr w:type="spellEnd"/>
+      <w:r>
+        <w:rPr>
+          <w:sz w:val="28"/>
+          <w:szCs w:val="28"/>
+        </w:rPr>
+        <w:t xml:space="preserve">, nay data </w:t>
+      </w:r>
+      <w:proofErr w:type="spellStart"/>
+      <w:r>
+        <w:rPr>
+          <w:sz w:val="28"/>
+          <w:szCs w:val="28"/>
+        </w:rPr>
+        <w:t>ko</w:t>
+      </w:r>
+      <w:proofErr w:type="spellEnd"/>
+      <w:r>
+        <w:rPr>
+          <w:sz w:val="28"/>
+          <w:szCs w:val="28"/>
+        </w:rPr>
+        <w:t xml:space="preserve"> write </w:t>
+      </w:r>
+      <w:proofErr w:type="spellStart"/>
+      <w:r>
+        <w:rPr>
+          <w:sz w:val="28"/>
+          <w:szCs w:val="28"/>
+        </w:rPr>
+        <w:t>kar</w:t>
+      </w:r>
+      <w:proofErr w:type="spellEnd"/>
+      <w:r>
+        <w:rPr>
+          <w:sz w:val="28"/>
+          <w:szCs w:val="28"/>
+        </w:rPr>
+        <w:t xml:space="preserve"> </w:t>
+      </w:r>
+      <w:proofErr w:type="spellStart"/>
+      <w:r>
+        <w:rPr>
+          <w:sz w:val="28"/>
+          <w:szCs w:val="28"/>
+        </w:rPr>
+        <w:t>rahe</w:t>
+      </w:r>
+      <w:proofErr w:type="spellEnd"/>
+      <w:r>
+        <w:rPr>
+          <w:sz w:val="28"/>
+          <w:szCs w:val="28"/>
+        </w:rPr>
+        <w:t xml:space="preserve"> </w:t>
+      </w:r>
+      <w:proofErr w:type="spellStart"/>
+      <w:r>
+        <w:rPr>
+          <w:sz w:val="28"/>
+          <w:szCs w:val="28"/>
+        </w:rPr>
+        <w:t>hai</w:t>
+      </w:r>
+      <w:proofErr w:type="spellEnd"/>
+      <w:r>
+        <w:rPr>
+          <w:sz w:val="28"/>
+          <w:szCs w:val="28"/>
+        </w:rPr>
+        <w:t xml:space="preserve"> , file </w:t>
+      </w:r>
+      <w:proofErr w:type="spellStart"/>
+      <w:r>
+        <w:rPr>
+          <w:sz w:val="28"/>
+          <w:szCs w:val="28"/>
+        </w:rPr>
+        <w:t>ko</w:t>
+      </w:r>
+      <w:proofErr w:type="spellEnd"/>
+      <w:r>
+        <w:rPr>
+          <w:sz w:val="28"/>
+          <w:szCs w:val="28"/>
+        </w:rPr>
+        <w:t xml:space="preserve"> close </w:t>
+      </w:r>
+      <w:proofErr w:type="spellStart"/>
+      <w:r>
+        <w:rPr>
+          <w:sz w:val="28"/>
+          <w:szCs w:val="28"/>
+        </w:rPr>
+        <w:t>kar</w:t>
+      </w:r>
+      <w:proofErr w:type="spellEnd"/>
+      <w:r>
+        <w:rPr>
+          <w:sz w:val="28"/>
+          <w:szCs w:val="28"/>
+        </w:rPr>
+        <w:t xml:space="preserve"> </w:t>
+      </w:r>
+      <w:proofErr w:type="spellStart"/>
+      <w:r>
+        <w:rPr>
+          <w:sz w:val="28"/>
+          <w:szCs w:val="28"/>
+        </w:rPr>
+        <w:t>rahe</w:t>
+      </w:r>
+      <w:proofErr w:type="spellEnd"/>
+      <w:r>
+        <w:rPr>
+          <w:sz w:val="28"/>
+          <w:szCs w:val="28"/>
+        </w:rPr>
+        <w:t xml:space="preserve"> </w:t>
+      </w:r>
+      <w:proofErr w:type="spellStart"/>
+      <w:r>
+        <w:rPr>
+          <w:sz w:val="28"/>
+          <w:szCs w:val="28"/>
+        </w:rPr>
+        <w:t>hai</w:t>
+      </w:r>
+      <w:proofErr w:type="spellEnd"/>
+      <w:r>
+        <w:rPr>
+          <w:sz w:val="28"/>
+          <w:szCs w:val="28"/>
+        </w:rPr>
+        <w:t xml:space="preserve"> </w:t>
+      </w:r>
+    </w:p>
+    <w:p>
+      <w:pPr>
+        <w:pStyle w:val="NoSpacing"/>
+        <w:ind w:left="720"/>
+        <w:rPr>
+          <w:sz w:val="28"/>
+          <w:szCs w:val="28"/>
+        </w:rPr>
+      </w:pPr>
+      <w:r>
+        <w:rPr>
+          <w:sz w:val="28"/>
+          <w:szCs w:val="28"/>
+        </w:rPr>
+        <w:t xml:space="preserve">Types of all file </w:t>
+      </w:r>
+    </w:p>
+    <w:p>
+      <w:pPr>
+        <w:pStyle w:val="NoSpacing"/>
+        <w:numPr>
+          <w:ilvl w:val="0"/>
+          <w:numId w:val="13"/>
+        </w:numPr>
+        <w:rPr>
+          <w:sz w:val="28"/>
+          <w:szCs w:val="28"/>
+        </w:rPr>
+      </w:pPr>
+      <w:r>
+        <w:rPr>
+          <w:sz w:val="28"/>
+          <w:szCs w:val="28"/>
+        </w:rPr>
+        <w:t>Text Files :- .txt , .</w:t>
+      </w:r>
+      <w:proofErr w:type="spellStart"/>
+      <w:r>
+        <w:rPr>
+          <w:sz w:val="28"/>
+          <w:szCs w:val="28"/>
+        </w:rPr>
+        <w:t>docx</w:t>
+      </w:r>
+      <w:proofErr w:type="spellEnd"/>
+      <w:r>
+        <w:rPr>
+          <w:sz w:val="28"/>
+          <w:szCs w:val="28"/>
+        </w:rPr>
+        <w:t xml:space="preserve"> , .log and </w:t>
+      </w:r>
+      <w:proofErr w:type="spellStart"/>
+      <w:r>
+        <w:rPr>
+          <w:sz w:val="28"/>
+          <w:szCs w:val="28"/>
+        </w:rPr>
+        <w:t>etc</w:t>
+      </w:r>
+      <w:proofErr w:type="spellEnd"/>
+    </w:p>
+    <w:p>
+      <w:pPr>
+        <w:pStyle w:val="NoSpacing"/>
+        <w:numPr>
+          <w:ilvl w:val="1"/>
+          <w:numId w:val="13"/>
+        </w:numPr>
+        <w:rPr>
+          <w:sz w:val="28"/>
+          <w:szCs w:val="28"/>
+        </w:rPr>
+      </w:pPr>
+      <w:r>
+        <w:rPr>
+          <w:sz w:val="28"/>
+          <w:szCs w:val="28"/>
+        </w:rPr>
+        <w:t xml:space="preserve">Read  mode </w:t>
+      </w:r>
+    </w:p>
+    <w:p>
+      <w:pPr>
+        <w:pStyle w:val="NoSpacing"/>
+        <w:numPr>
+          <w:ilvl w:val="2"/>
+          <w:numId w:val="13"/>
+        </w:numPr>
+        <w:rPr>
+          <w:sz w:val="28"/>
+          <w:szCs w:val="28"/>
+        </w:rPr>
+      </w:pPr>
+      <w:r>
+        <w:rPr>
+          <w:sz w:val="28"/>
+          <w:szCs w:val="28"/>
+        </w:rPr>
+        <w:t xml:space="preserve">Read() </w:t>
+      </w:r>
+      <w:r>
+        <w:rPr>
+          <w:sz w:val="28"/>
+          <w:szCs w:val="28"/>
+        </w:rPr>
+        <w:sym w:font="Wingdings" w:char="F0E8"/>
+      </w:r>
+      <w:r>
+        <w:rPr>
+          <w:sz w:val="28"/>
+          <w:szCs w:val="28"/>
+        </w:rPr>
+        <w:t xml:space="preserve"> </w:t>
+      </w:r>
+      <w:proofErr w:type="spellStart"/>
+      <w:r>
+        <w:rPr>
+          <w:sz w:val="28"/>
+          <w:szCs w:val="28"/>
+        </w:rPr>
+        <w:t>imse</w:t>
+      </w:r>
+      <w:proofErr w:type="spellEnd"/>
+      <w:r>
+        <w:rPr>
+          <w:sz w:val="28"/>
+          <w:szCs w:val="28"/>
+        </w:rPr>
+        <w:t xml:space="preserve"> cursor end </w:t>
+      </w:r>
+      <w:proofErr w:type="spellStart"/>
+      <w:r>
+        <w:rPr>
+          <w:sz w:val="28"/>
+          <w:szCs w:val="28"/>
+        </w:rPr>
+        <w:t>mai</w:t>
+      </w:r>
+      <w:proofErr w:type="spellEnd"/>
+      <w:r>
+        <w:rPr>
+          <w:sz w:val="28"/>
+          <w:szCs w:val="28"/>
+        </w:rPr>
+        <w:t xml:space="preserve"> </w:t>
+      </w:r>
+      <w:proofErr w:type="spellStart"/>
+      <w:r>
+        <w:rPr>
+          <w:sz w:val="28"/>
+          <w:szCs w:val="28"/>
+        </w:rPr>
+        <w:t>chla</w:t>
+      </w:r>
+      <w:proofErr w:type="spellEnd"/>
+      <w:r>
+        <w:rPr>
+          <w:sz w:val="28"/>
+          <w:szCs w:val="28"/>
+        </w:rPr>
+        <w:t xml:space="preserve"> </w:t>
+      </w:r>
+      <w:proofErr w:type="spellStart"/>
+      <w:r>
+        <w:rPr>
+          <w:sz w:val="28"/>
+          <w:szCs w:val="28"/>
+        </w:rPr>
+        <w:t>jayga</w:t>
+      </w:r>
+      <w:proofErr w:type="spellEnd"/>
+      <w:r>
+        <w:rPr>
+          <w:sz w:val="28"/>
+          <w:szCs w:val="28"/>
+        </w:rPr>
+        <w:t xml:space="preserve"> to </w:t>
+      </w:r>
+      <w:proofErr w:type="spellStart"/>
+      <w:r>
+        <w:rPr>
+          <w:sz w:val="28"/>
+          <w:szCs w:val="28"/>
+        </w:rPr>
+        <w:t>kuch</w:t>
+      </w:r>
+      <w:proofErr w:type="spellEnd"/>
+      <w:r>
+        <w:rPr>
+          <w:sz w:val="28"/>
+          <w:szCs w:val="28"/>
+        </w:rPr>
+        <w:t xml:space="preserve"> print </w:t>
+      </w:r>
+      <w:proofErr w:type="spellStart"/>
+      <w:r>
+        <w:rPr>
+          <w:sz w:val="28"/>
+          <w:szCs w:val="28"/>
+        </w:rPr>
+        <w:t>nahi</w:t>
+      </w:r>
+      <w:proofErr w:type="spellEnd"/>
+      <w:r>
+        <w:rPr>
+          <w:sz w:val="28"/>
+          <w:szCs w:val="28"/>
+        </w:rPr>
+        <w:t xml:space="preserve"> </w:t>
+      </w:r>
+      <w:proofErr w:type="spellStart"/>
+      <w:r>
+        <w:rPr>
+          <w:sz w:val="28"/>
+          <w:szCs w:val="28"/>
+        </w:rPr>
+        <w:t>hoga</w:t>
+      </w:r>
+      <w:proofErr w:type="spellEnd"/>
+      <w:r>
+        <w:rPr>
+          <w:sz w:val="28"/>
+          <w:szCs w:val="28"/>
+        </w:rPr>
+        <w:t xml:space="preserve"> </w:t>
+      </w:r>
+    </w:p>
+    <w:p>
+      <w:pPr>
+        <w:pStyle w:val="NoSpacing"/>
+        <w:numPr>
+          <w:ilvl w:val="2"/>
+          <w:numId w:val="13"/>
+        </w:numPr>
+        <w:rPr>
+          <w:sz w:val="28"/>
+          <w:szCs w:val="28"/>
+        </w:rPr>
+      </w:pPr>
+      <w:proofErr w:type="spellStart"/>
+      <w:r>
+        <w:rPr>
+          <w:sz w:val="28"/>
+          <w:szCs w:val="28"/>
+        </w:rPr>
+        <w:t>Readline</w:t>
+      </w:r>
+      <w:proofErr w:type="spellEnd"/>
+      <w:r>
+        <w:rPr>
+          <w:sz w:val="28"/>
+          <w:szCs w:val="28"/>
+        </w:rPr>
+        <w:t>()</w:t>
+      </w:r>
+    </w:p>
+    <w:p>
+      <w:pPr>
+        <w:pStyle w:val="NoSpacing"/>
+        <w:numPr>
+          <w:ilvl w:val="1"/>
+          <w:numId w:val="13"/>
+        </w:numPr>
+        <w:rPr>
+          <w:sz w:val="28"/>
+          <w:szCs w:val="28"/>
+        </w:rPr>
+      </w:pPr>
+      <w:r>
+        <w:rPr>
+          <w:sz w:val="28"/>
+          <w:szCs w:val="28"/>
+        </w:rPr>
+        <w:drawing>
+          <wp:inline distT="0" distB="0" distL="0" distR="0" wp14:anchorId="04149913" wp14:editId="116FA282">
+            <wp:extent cx="4760804" cy="2004060"/>
+            <wp:effectExtent l="0" t="0" r="1905" b="0"/>
+            <wp:docPr id="2" name="Picture 2"/>
+            <wp:cNvGraphicFramePr>
+              <a:graphicFrameLocks xmlns:a="http://schemas.openxmlformats.org/drawingml/2006/main" noChangeAspect="1"/>
+            </wp:cNvGraphicFramePr>
+            <a:graphic xmlns:a="http://schemas.openxmlformats.org/drawingml/2006/main">
+              <a:graphicData uri="http://schemas.openxmlformats.org/drawingml/2006/picture">
+                <pic:pic xmlns:pic="http://schemas.openxmlformats.org/drawingml/2006/picture">
+                  <pic:nvPicPr>
+                    <pic:cNvPr id="1" name=""/>
+                    <pic:cNvPicPr/>
+                  </pic:nvPicPr>
+                  <pic:blipFill>
+                    <a:blip r:embed="rId8"/>
+                    <a:stretch>
+                      <a:fillRect/>
+                    </a:stretch>
+                  </pic:blipFill>
+                  <pic:spPr>
+                    <a:xfrm>
+                      <a:off x="0" y="0"/>
+                      <a:ext cx="4770162" cy="2007999"/>
+                    </a:xfrm>
+                    <a:prstGeom prst="rect">
+                      <a:avLst/>
+                    </a:prstGeom>
+                  </pic:spPr>
+                </pic:pic>
+              </a:graphicData>
+            </a:graphic>
+          </wp:inline>
+        </w:drawing>
+      </w:r>
+    </w:p>
+    <w:p>
+      <w:pPr>
+        <w:pStyle w:val="NoSpacing"/>
+        <w:numPr>
+          <w:ilvl w:val="0"/>
+          <w:numId w:val="13"/>
+        </w:numPr>
+        <w:rPr>
+          <w:sz w:val="28"/>
+          <w:szCs w:val="28"/>
+        </w:rPr>
+      </w:pPr>
+      <w:r>
+        <w:rPr>
+          <w:sz w:val="28"/>
+          <w:szCs w:val="28"/>
+        </w:rPr>
+        <w:t xml:space="preserve">Binary Files ( non </w:t>
+      </w:r>
+      <w:proofErr w:type="spellStart"/>
+      <w:r>
+        <w:rPr>
+          <w:sz w:val="28"/>
+          <w:szCs w:val="28"/>
+        </w:rPr>
+        <w:t>chachter</w:t>
+      </w:r>
+      <w:proofErr w:type="spellEnd"/>
+      <w:r>
+        <w:rPr>
+          <w:sz w:val="28"/>
+          <w:szCs w:val="28"/>
+        </w:rPr>
+        <w:t xml:space="preserve"> data store in binary file ):-  .mp4 ,  .</w:t>
+      </w:r>
+      <w:proofErr w:type="spellStart"/>
+      <w:r>
+        <w:rPr>
+          <w:sz w:val="28"/>
+          <w:szCs w:val="28"/>
+        </w:rPr>
+        <w:t>mov</w:t>
+      </w:r>
+      <w:proofErr w:type="spellEnd"/>
+      <w:r>
+        <w:rPr>
+          <w:sz w:val="28"/>
+          <w:szCs w:val="28"/>
+        </w:rPr>
+        <w:t xml:space="preserve"> , .</w:t>
+      </w:r>
+      <w:proofErr w:type="spellStart"/>
+      <w:r>
+        <w:rPr>
+          <w:sz w:val="28"/>
+          <w:szCs w:val="28"/>
+        </w:rPr>
+        <w:t>png</w:t>
+      </w:r>
+      <w:proofErr w:type="spellEnd"/>
+      <w:r>
+        <w:rPr>
+          <w:sz w:val="28"/>
+          <w:szCs w:val="28"/>
+        </w:rPr>
+        <w:t xml:space="preserve"> , .jpeg and </w:t>
+      </w:r>
+      <w:proofErr w:type="spellStart"/>
+      <w:r>
+        <w:rPr>
+          <w:sz w:val="28"/>
+          <w:szCs w:val="28"/>
+        </w:rPr>
+        <w:t>etc</w:t>
+      </w:r>
+      <w:proofErr w:type="spellEnd"/>
+      <w:r>
+        <w:rPr>
+          <w:sz w:val="28"/>
+          <w:szCs w:val="28"/>
+        </w:rPr>
+        <w:t xml:space="preserve"> </w:t>
+      </w:r>
+    </w:p>
+    <w:p>
+      <w:pPr>
+        <w:pStyle w:val="NoSpacing"/>
+        <w:ind w:left="1080"/>
+        <w:rPr>
+          <w:b/>
+          <w:sz w:val="28"/>
+          <w:szCs w:val="28"/>
+        </w:rPr>
+      </w:pPr>
+      <w:proofErr w:type="gramStart"/>
+      <w:r>
+        <w:rPr>
+          <w:b/>
+          <w:sz w:val="28"/>
+          <w:szCs w:val="28"/>
+        </w:rPr>
+        <w:t>Notes :</w:t>
+      </w:r>
+      <w:proofErr w:type="gramEnd"/>
+      <w:r>
+        <w:rPr>
+          <w:sz w:val="28"/>
+          <w:szCs w:val="28"/>
+        </w:rPr>
+        <w:t xml:space="preserve">  </w:t>
+      </w:r>
+      <w:r>
+        <w:rPr>
+          <w:b/>
+          <w:sz w:val="28"/>
+          <w:szCs w:val="28"/>
+        </w:rPr>
+        <w:t xml:space="preserve"> ye bit ( 0 and 1 ) </w:t>
+      </w:r>
+      <w:proofErr w:type="spellStart"/>
+      <w:r>
+        <w:rPr>
+          <w:b/>
+          <w:sz w:val="28"/>
+          <w:szCs w:val="28"/>
+        </w:rPr>
+        <w:t>ki</w:t>
+      </w:r>
+      <w:proofErr w:type="spellEnd"/>
+      <w:r>
+        <w:rPr>
+          <w:b/>
+          <w:sz w:val="28"/>
+          <w:szCs w:val="28"/>
+        </w:rPr>
+        <w:t xml:space="preserve"> form </w:t>
+      </w:r>
+      <w:proofErr w:type="spellStart"/>
+      <w:r>
+        <w:rPr>
+          <w:b/>
+          <w:sz w:val="28"/>
+          <w:szCs w:val="28"/>
+        </w:rPr>
+        <w:t>mai</w:t>
+      </w:r>
+      <w:proofErr w:type="spellEnd"/>
+      <w:r>
+        <w:rPr>
+          <w:b/>
+          <w:sz w:val="28"/>
+          <w:szCs w:val="28"/>
+        </w:rPr>
+        <w:t xml:space="preserve"> </w:t>
+      </w:r>
+      <w:proofErr w:type="spellStart"/>
+      <w:r>
+        <w:rPr>
+          <w:b/>
+          <w:sz w:val="28"/>
+          <w:szCs w:val="28"/>
+        </w:rPr>
+        <w:t>jakar</w:t>
+      </w:r>
+      <w:proofErr w:type="spellEnd"/>
+      <w:r>
+        <w:rPr>
+          <w:b/>
+          <w:sz w:val="28"/>
+          <w:szCs w:val="28"/>
+        </w:rPr>
+        <w:t xml:space="preserve"> hi store </w:t>
+      </w:r>
+      <w:proofErr w:type="spellStart"/>
+      <w:r>
+        <w:rPr>
+          <w:b/>
+          <w:sz w:val="28"/>
+          <w:szCs w:val="28"/>
+        </w:rPr>
+        <w:t>hota</w:t>
+      </w:r>
+      <w:proofErr w:type="spellEnd"/>
+      <w:r>
+        <w:rPr>
+          <w:b/>
+          <w:sz w:val="28"/>
+          <w:szCs w:val="28"/>
+        </w:rPr>
+        <w:t xml:space="preserve"> </w:t>
+      </w:r>
+      <w:proofErr w:type="spellStart"/>
+      <w:r>
+        <w:rPr>
+          <w:b/>
+          <w:sz w:val="28"/>
+          <w:szCs w:val="28"/>
+        </w:rPr>
+        <w:t>hai</w:t>
+      </w:r>
+      <w:proofErr w:type="spellEnd"/>
+      <w:r>
+        <w:rPr>
+          <w:b/>
+          <w:sz w:val="28"/>
+          <w:szCs w:val="28"/>
+        </w:rPr>
+        <w:t xml:space="preserve"> memory </w:t>
+      </w:r>
+      <w:proofErr w:type="spellStart"/>
+      <w:r>
+        <w:rPr>
+          <w:b/>
+          <w:sz w:val="28"/>
+          <w:szCs w:val="28"/>
+        </w:rPr>
+        <w:t>mai</w:t>
+      </w:r>
+      <w:proofErr w:type="spellEnd"/>
+      <w:r>
+        <w:rPr>
+          <w:b/>
+          <w:sz w:val="28"/>
+          <w:szCs w:val="28"/>
+        </w:rPr>
+        <w:t xml:space="preserve"> </w:t>
+      </w:r>
+    </w:p>
+    <w:p>
+      <w:pPr>
+        <w:pStyle w:val="NoSpacing"/>
+        <w:rPr>
+          <w:sz w:val="28"/>
+          <w:szCs w:val="28"/>
+        </w:rPr>
+      </w:pPr>
+      <w:r>
+        <w:rPr>
+          <w:sz w:val="28"/>
+          <w:szCs w:val="28"/>
+        </w:rPr>
+        <w:tab/>
+      </w:r>
+    </w:p>
+    <w:p>
+      <w:pPr>
+        <w:pStyle w:val="NoSpacing"/>
+        <w:numPr>
+          <w:ilvl w:val="0"/>
+          <w:numId w:val="14"/>
+        </w:numPr>
+        <w:rPr>
+          <w:sz w:val="28"/>
+          <w:szCs w:val="28"/>
+        </w:rPr>
+      </w:pPr>
+      <w:r>
+        <w:rPr>
+          <w:sz w:val="28"/>
+          <w:szCs w:val="28"/>
+        </w:rPr>
+        <w:t>When we open a file in ‘’</w:t>
+      </w:r>
+      <w:r>
+        <w:rPr>
+          <w:b/>
+          <w:sz w:val="28"/>
+          <w:szCs w:val="28"/>
+        </w:rPr>
+        <w:t>a</w:t>
+      </w:r>
+      <w:r>
+        <w:rPr>
+          <w:sz w:val="28"/>
+          <w:szCs w:val="28"/>
+        </w:rPr>
+        <w:t>’’ or ‘’</w:t>
+      </w:r>
+      <w:r>
+        <w:rPr>
+          <w:b/>
+          <w:sz w:val="28"/>
+          <w:szCs w:val="28"/>
+        </w:rPr>
+        <w:t>w</w:t>
+      </w:r>
+      <w:r>
+        <w:rPr>
+          <w:sz w:val="28"/>
+          <w:szCs w:val="28"/>
+        </w:rPr>
+        <w:t xml:space="preserve">’’ mode and this file is not exist it create the file automatically </w:t>
+      </w:r>
+    </w:p>
+    <w:p>
+      <w:pPr>
+        <w:pStyle w:val="NoSpacing"/>
+        <w:rPr>
+          <w:sz w:val="28"/>
+          <w:szCs w:val="28"/>
+        </w:rPr>
+      </w:pPr>
+      <w:r>
+        <w:rPr>
+          <w:sz w:val="28"/>
+          <w:szCs w:val="28"/>
+        </w:rPr>
+        <w:drawing>
+          <wp:inline distT="0" distB="0" distL="0" distR="0" wp14:anchorId="4C968EAE" wp14:editId="78CE6E04">
+            <wp:extent cx="5325218" cy="3543795"/>
+            <wp:effectExtent l="0" t="0" r="0" b="0"/>
+            <wp:docPr id="3" name="Picture 3"/>
+            <wp:cNvGraphicFramePr>
+              <a:graphicFrameLocks xmlns:a="http://schemas.openxmlformats.org/drawingml/2006/main" noChangeAspect="1"/>
+            </wp:cNvGraphicFramePr>
+            <a:graphic xmlns:a="http://schemas.openxmlformats.org/drawingml/2006/main">
+              <a:graphicData uri="http://schemas.openxmlformats.org/drawingml/2006/picture">
+                <pic:pic xmlns:pic="http://schemas.openxmlformats.org/drawingml/2006/picture">
+                  <pic:nvPicPr>
+                    <pic:cNvPr id="1" name=""/>
+                    <pic:cNvPicPr/>
+                  </pic:nvPicPr>
+                  <pic:blipFill>
+                    <a:blip r:embed="rId9"/>
+                    <a:stretch>
+                      <a:fillRect/>
+                    </a:stretch>
+                  </pic:blipFill>
+                  <pic:spPr>
+                    <a:xfrm>
+                      <a:off x="0" y="0"/>
+                      <a:ext cx="5325218" cy="3543795"/>
+                    </a:xfrm>
+                    <a:prstGeom prst="rect">
+                      <a:avLst/>
+                    </a:prstGeom>
+                  </pic:spPr>
+                </pic:pic>
+              </a:graphicData>
+            </a:graphic>
+          </wp:inline>
+        </w:drawing>
+      </w:r>
+    </w:p>
+    <w:p>
+      <w:pPr>
+        <w:pStyle w:val="NoSpacing"/>
+        <w:rPr>
+          <w:sz w:val="28"/>
+          <w:szCs w:val="28"/>
+        </w:rPr>
+      </w:pPr>
+      <w:r>
+        <w:rPr>
+          <w:sz w:val="28"/>
+          <w:szCs w:val="28"/>
+        </w:rPr>
+        <w:drawing>
+          <wp:inline distT="0" distB="0" distL="0" distR="0" wp14:anchorId="4B259B67" wp14:editId="4E0627B2">
+            <wp:extent cx="8040222" cy="1571844"/>
+            <wp:effectExtent l="0" t="0" r="0" b="9525"/>
+            <wp:docPr id="4" name="Picture 4"/>
+            <wp:cNvGraphicFramePr>
+              <a:graphicFrameLocks xmlns:a="http://schemas.openxmlformats.org/drawingml/2006/main" noChangeAspect="1"/>
+            </wp:cNvGraphicFramePr>
+            <a:graphic xmlns:a="http://schemas.openxmlformats.org/drawingml/2006/main">
+              <a:graphicData uri="http://schemas.openxmlformats.org/drawingml/2006/picture">
+                <pic:pic xmlns:pic="http://schemas.openxmlformats.org/drawingml/2006/picture">
+                  <pic:nvPicPr>
+                    <pic:cNvPr id="1" name=""/>
+                    <pic:cNvPicPr/>
+                  </pic:nvPicPr>
+                  <pic:blipFill>
+                    <a:blip r:embed="rId10"/>
+                    <a:stretch>
+                      <a:fillRect/>
+                    </a:stretch>
+                  </pic:blipFill>
+                  <pic:spPr>
+                    <a:xfrm>
+                      <a:off x="0" y="0"/>
+                      <a:ext cx="8040222" cy="1571844"/>
+                    </a:xfrm>
+                    <a:prstGeom prst="rect">
+                      <a:avLst/>
+                    </a:prstGeom>
+                  </pic:spPr>
+                </pic:pic>
+              </a:graphicData>
+            </a:graphic>
+          </wp:inline>
+        </w:drawing>
+      </w:r>
+    </w:p>
+    <w:p>
+      <w:pPr>
+        <w:pStyle w:val="NoSpacing"/>
+        <w:rPr>
+          <w:sz w:val="28"/>
+          <w:szCs w:val="28"/>
+        </w:rPr>
+      </w:pPr>
+    </w:p>
+    <w:p>
+      <w:pPr>
+        <w:pStyle w:val="NoSpacing"/>
+        <w:rPr>
+          <w:sz w:val="28"/>
+          <w:szCs w:val="28"/>
+        </w:rPr>
+      </w:pPr>
+    </w:p>
+    <w:p>
+      <w:pPr>
+        <w:pStyle w:val="NoSpacing"/>
+        <w:rPr>
+          <w:sz w:val="28"/>
+          <w:szCs w:val="28"/>
+        </w:rPr>
+      </w:pPr>
+    </w:p>
+    <w:p>
+      <w:pPr>
+        <w:pStyle w:val="NoSpacing"/>
+        <w:rPr>
+          <w:sz w:val="28"/>
+          <w:szCs w:val="28"/>
+        </w:rPr>
+      </w:pPr>
+    </w:p>
+    <w:p>
+      <w:pPr>
+        <w:pStyle w:val="NoSpacing"/>
+        <w:rPr>
+          <w:sz w:val="28"/>
+          <w:szCs w:val="28"/>
+        </w:rPr>
+      </w:pPr>
       <w:bookmarkStart w:id="0" w:name="_GoBack"/>
       <w:bookmarkEnd w:id="0"/>
+    </w:p>
+    <w:p>
+      <w:pPr>
+        <w:pStyle w:val="NoSpacing"/>
+        <w:rPr>
+          <w:sz w:val="28"/>
+          <w:szCs w:val="28"/>
+        </w:rPr>
+      </w:pPr>
+    </w:p>
+    <w:p>
+      <w:pPr>
+        <w:pStyle w:val="NoSpacing"/>
+        <w:rPr>
+          <w:sz w:val="28"/>
+          <w:szCs w:val="28"/>
+        </w:rPr>
+      </w:pPr>
+    </w:p>
+    <w:p>
+      <w:pPr>
+        <w:pStyle w:val="NoSpacing"/>
+        <w:rPr>
+          <w:sz w:val="28"/>
+          <w:szCs w:val="28"/>
+        </w:rPr>
+      </w:pPr>
+    </w:p>
+    <w:p>
+      <w:pPr>
+        <w:pStyle w:val="NoSpacing"/>
+        <w:rPr>
+          <w:sz w:val="28"/>
+          <w:szCs w:val="28"/>
+        </w:rPr>
+      </w:pPr>
+    </w:p>
+    <w:p>
+      <w:pPr>
+        <w:pStyle w:val="NoSpacing"/>
+        <w:rPr>
+          <w:sz w:val="28"/>
+          <w:szCs w:val="28"/>
+        </w:rPr>
+      </w:pPr>
+    </w:p>
+    <w:p>
+      <w:pPr>
+        <w:pStyle w:val="NoSpacing"/>
+        <w:numPr>
+          <w:ilvl w:val="0"/>
+          <w:numId w:val="16"/>
+        </w:numPr>
+        <w:rPr>
+          <w:sz w:val="28"/>
+          <w:szCs w:val="28"/>
+        </w:rPr>
+      </w:pPr>
+      <w:r>
+        <w:rPr>
+          <w:sz w:val="28"/>
+          <w:szCs w:val="28"/>
+        </w:rPr>
+        <w:t>With syntax</w:t>
+      </w:r>
+    </w:p>
+    <w:p>
+      <w:pPr>
+        <w:pStyle w:val="NoSpacing"/>
+        <w:ind w:left="720"/>
+        <w:rPr>
+          <w:sz w:val="28"/>
+          <w:szCs w:val="28"/>
+        </w:rPr>
+      </w:pPr>
+      <w:r>
+        <w:rPr>
+          <w:sz w:val="28"/>
+          <w:szCs w:val="28"/>
+        </w:rPr>
+        <w:drawing>
+          <wp:inline distT="0" distB="0" distL="0" distR="0" wp14:anchorId="0EC976B7" wp14:editId="508207FA">
+            <wp:extent cx="3943900" cy="1771897"/>
+            <wp:effectExtent l="0" t="0" r="0" b="0"/>
+            <wp:docPr id="7" name="Picture 7"/>
+            <wp:cNvGraphicFramePr>
+              <a:graphicFrameLocks xmlns:a="http://schemas.openxmlformats.org/drawingml/2006/main" noChangeAspect="1"/>
+            </wp:cNvGraphicFramePr>
+            <a:graphic xmlns:a="http://schemas.openxmlformats.org/drawingml/2006/main">
+              <a:graphicData uri="http://schemas.openxmlformats.org/drawingml/2006/picture">
+                <pic:pic xmlns:pic="http://schemas.openxmlformats.org/drawingml/2006/picture">
+                  <pic:nvPicPr>
+                    <pic:cNvPr id="1" name=""/>
+                    <pic:cNvPicPr/>
+                  </pic:nvPicPr>
+                  <pic:blipFill>
+                    <a:blip r:embed="rId11"/>
+                    <a:stretch>
+                      <a:fillRect/>
+                    </a:stretch>
+                  </pic:blipFill>
+                  <pic:spPr>
+                    <a:xfrm>
+                      <a:off x="0" y="0"/>
+                      <a:ext cx="3943900" cy="1771897"/>
+                    </a:xfrm>
+                    <a:prstGeom prst="rect">
+                      <a:avLst/>
+                    </a:prstGeom>
+                  </pic:spPr>
+                </pic:pic>
+              </a:graphicData>
+            </a:graphic>
+          </wp:inline>
+        </w:drawing>
+      </w:r>
+    </w:p>
+    <w:p>
+      <w:pPr>
+        <w:pStyle w:val="NoSpacing"/>
+        <w:numPr>
+          <w:ilvl w:val="0"/>
+          <w:numId w:val="14"/>
+        </w:numPr>
+        <w:rPr>
+          <w:sz w:val="28"/>
+          <w:szCs w:val="28"/>
+        </w:rPr>
+      </w:pPr>
+      <w:r>
+        <w:rPr>
+          <w:sz w:val="28"/>
+          <w:szCs w:val="28"/>
+        </w:rPr>
+        <w:t xml:space="preserve">If we are using </w:t>
+      </w:r>
+      <w:r>
+        <w:rPr>
+          <w:b/>
+          <w:sz w:val="28"/>
+          <w:szCs w:val="28"/>
+        </w:rPr>
+        <w:t xml:space="preserve">with syntax </w:t>
+      </w:r>
+      <w:r>
+        <w:rPr>
+          <w:sz w:val="28"/>
+          <w:szCs w:val="28"/>
+        </w:rPr>
+        <w:t xml:space="preserve"> it does not need to close the value its close the file automatically </w:t>
+      </w:r>
+    </w:p>
+    <w:p>
+      <w:pPr>
+        <w:pStyle w:val="NoSpacing"/>
+        <w:numPr>
+          <w:ilvl w:val="0"/>
+          <w:numId w:val="16"/>
+        </w:numPr>
+        <w:rPr>
+          <w:sz w:val="28"/>
+          <w:szCs w:val="28"/>
+        </w:rPr>
+      </w:pPr>
+      <w:r>
+        <w:rPr>
+          <w:sz w:val="28"/>
+          <w:szCs w:val="28"/>
+        </w:rPr>
+        <w:t xml:space="preserve">Deleting a file </w:t>
+      </w:r>
+    </w:p>
+    <w:p>
+      <w:pPr>
+        <w:pStyle w:val="NoSpacing"/>
+        <w:numPr>
+          <w:ilvl w:val="1"/>
+          <w:numId w:val="14"/>
+        </w:numPr>
+        <w:rPr>
+          <w:sz w:val="28"/>
+          <w:szCs w:val="28"/>
+        </w:rPr>
+      </w:pPr>
+      <w:r>
+        <w:rPr>
+          <w:sz w:val="28"/>
+          <w:szCs w:val="28"/>
+        </w:rPr>
+        <w:t xml:space="preserve">Import </w:t>
+      </w:r>
+      <w:proofErr w:type="spellStart"/>
+      <w:r>
+        <w:rPr>
+          <w:sz w:val="28"/>
+          <w:szCs w:val="28"/>
+        </w:rPr>
+        <w:t>os</w:t>
+      </w:r>
+      <w:proofErr w:type="spellEnd"/>
+      <w:r>
+        <w:rPr>
+          <w:sz w:val="28"/>
+          <w:szCs w:val="28"/>
+        </w:rPr>
+        <w:t xml:space="preserve"> </w:t>
+      </w:r>
+    </w:p>
+    <w:p>
+      <w:pPr>
+        <w:pStyle w:val="NoSpacing"/>
+        <w:numPr>
+          <w:ilvl w:val="2"/>
+          <w:numId w:val="14"/>
+        </w:numPr>
+        <w:rPr>
+          <w:sz w:val="28"/>
+          <w:szCs w:val="28"/>
+        </w:rPr>
+      </w:pPr>
+      <w:r>
+        <w:rPr>
+          <w:sz w:val="28"/>
+          <w:szCs w:val="28"/>
+        </w:rPr>
+        <w:t>Syntax</w:t>
+      </w:r>
+    </w:p>
+    <w:p>
+      <w:pPr>
+        <w:pStyle w:val="NoSpacing"/>
+        <w:ind w:left="720"/>
+        <w:rPr>
+          <w:b/>
+          <w:sz w:val="28"/>
+          <w:szCs w:val="28"/>
+        </w:rPr>
+      </w:pPr>
+      <w:r>
+        <w:rPr>
+          <w:b/>
+          <w:sz w:val="28"/>
+          <w:szCs w:val="28"/>
+        </w:rPr>
+        <w:t xml:space="preserve">Import </w:t>
+      </w:r>
+      <w:proofErr w:type="spellStart"/>
+      <w:r>
+        <w:rPr>
+          <w:b/>
+          <w:sz w:val="28"/>
+          <w:szCs w:val="28"/>
+        </w:rPr>
+        <w:t>os</w:t>
+      </w:r>
+      <w:proofErr w:type="spellEnd"/>
+    </w:p>
+    <w:p>
+      <w:pPr>
+        <w:pStyle w:val="NoSpacing"/>
+        <w:ind w:left="720"/>
+        <w:rPr>
+          <w:b/>
+          <w:sz w:val="28"/>
+          <w:szCs w:val="28"/>
+        </w:rPr>
+      </w:pPr>
+      <w:proofErr w:type="spellStart"/>
+      <w:proofErr w:type="gramStart"/>
+      <w:r>
+        <w:rPr>
+          <w:b/>
+          <w:sz w:val="28"/>
+          <w:szCs w:val="28"/>
+        </w:rPr>
+        <w:t>Os.remove</w:t>
+      </w:r>
+      <w:proofErr w:type="spellEnd"/>
+      <w:r>
+        <w:rPr>
+          <w:b/>
+          <w:sz w:val="28"/>
+          <w:szCs w:val="28"/>
+        </w:rPr>
+        <w:t>(</w:t>
+      </w:r>
+      <w:proofErr w:type="gramEnd"/>
+      <w:r>
+        <w:rPr>
+          <w:b/>
+          <w:sz w:val="28"/>
+          <w:szCs w:val="28"/>
+        </w:rPr>
+        <w:t>“</w:t>
+      </w:r>
+      <w:proofErr w:type="spellStart"/>
+      <w:r>
+        <w:rPr>
+          <w:b/>
+          <w:sz w:val="28"/>
+          <w:szCs w:val="28"/>
+        </w:rPr>
+        <w:t>FileName</w:t>
+      </w:r>
+      <w:proofErr w:type="spellEnd"/>
+      <w:r>
+        <w:rPr>
+          <w:b/>
+          <w:sz w:val="28"/>
+          <w:szCs w:val="28"/>
+        </w:rPr>
+        <w:t>”)</w:t>
+      </w:r>
+      <w:r>
+        <w:rPr>
+          <w:b/>
+          <w:sz w:val="28"/>
+          <w:szCs w:val="28"/>
+        </w:rPr>
+        <w:t xml:space="preserve"> </w:t>
+      </w:r>
     </w:p>
     <w:sectPr>
       <w:pgSz w:w="15840" w:h="24480" w:code="3"/>
@@ -6142,6 +7662,119 @@
 <file path=word/numbering.xml><?xml version="1.0" encoding="utf-8"?>
 <w:numbering xmlns:wpc="http://schemas.microsoft.com/office/word/2010/wordprocessingCanvas" xmlns:mc="http://schemas.openxmlformats.org/markup-compatibility/2006" xmlns:o="urn:schemas-microsoft-com:office:office" xmlns:r="http://schemas.openxmlformats.org/officeDocument/2006/relationships" xmlns:m="http://schemas.openxmlformats.org/officeDocument/2006/math" xmlns:v="urn:schemas-microsoft-com:vml" xmlns:wp14="http://schemas.microsoft.com/office/word/2010/wordprocessingDrawing" xmlns:wp="http://schemas.openxmlformats.org/drawingml/2006/wordprocessingDrawing" xmlns:w10="urn:schemas-microsoft-com:office:word" xmlns:w="http://schemas.openxmlformats.org/wordprocessingml/2006/main" xmlns:w14="http://schemas.microsoft.com/office/word/2010/wordml" xmlns:w15="http://schemas.microsoft.com/office/word/2012/wordml" xmlns:wpg="http://schemas.microsoft.com/office/word/2010/wordprocessingGroup" xmlns:wpi="http://schemas.microsoft.com/office/word/2010/wordprocessingInk" xmlns:wne="http://schemas.microsoft.com/office/word/2006/wordml" xmlns:wps="http://schemas.microsoft.com/office/word/2010/wordprocessingShape" mc:Ignorable="w14 w15 wp14">
   <w:abstractNum w:abstractNumId="0" w15:restartNumberingAfterBreak="0">
+    <w:nsid w:val="04281EDF"/>
+    <w:multiLevelType w:val="hybridMultilevel"/>
+    <w:tmpl w:val="6804F2E2"/>
+    <w:lvl w:ilvl="0" w:tplc="04090001">
+      <w:start w:val="1"/>
+      <w:numFmt w:val="bullet"/>
+      <w:lvlText w:val=""/>
+      <w:lvlJc w:val="left"/>
+      <w:pPr>
+        <w:ind w:left="720" w:hanging="360"/>
+      </w:pPr>
+      <w:rPr>
+        <w:rFonts w:ascii="Symbol" w:hAnsi="Symbol" w:hint="default"/>
+      </w:rPr>
+    </w:lvl>
+    <w:lvl w:ilvl="1" w:tplc="04090003">
+      <w:start w:val="1"/>
+      <w:numFmt w:val="bullet"/>
+      <w:lvlText w:val="o"/>
+      <w:lvlJc w:val="left"/>
+      <w:pPr>
+        <w:ind w:left="1440" w:hanging="360"/>
+      </w:pPr>
+      <w:rPr>
+        <w:rFonts w:ascii="Courier New" w:hAnsi="Courier New" w:cs="Courier New" w:hint="default"/>
+      </w:rPr>
+    </w:lvl>
+    <w:lvl w:ilvl="2" w:tplc="04090005">
+      <w:start w:val="1"/>
+      <w:numFmt w:val="bullet"/>
+      <w:lvlText w:val=""/>
+      <w:lvlJc w:val="left"/>
+      <w:pPr>
+        <w:ind w:left="2160" w:hanging="360"/>
+      </w:pPr>
+      <w:rPr>
+        <w:rFonts w:ascii="Wingdings" w:hAnsi="Wingdings" w:hint="default"/>
+      </w:rPr>
+    </w:lvl>
+    <w:lvl w:ilvl="3" w:tplc="04090001">
+      <w:start w:val="1"/>
+      <w:numFmt w:val="bullet"/>
+      <w:lvlText w:val=""/>
+      <w:lvlJc w:val="left"/>
+      <w:pPr>
+        <w:ind w:left="2880" w:hanging="360"/>
+      </w:pPr>
+      <w:rPr>
+        <w:rFonts w:ascii="Symbol" w:hAnsi="Symbol" w:hint="default"/>
+      </w:rPr>
+    </w:lvl>
+    <w:lvl w:ilvl="4" w:tplc="04090003" w:tentative="1">
+      <w:start w:val="1"/>
+      <w:numFmt w:val="bullet"/>
+      <w:lvlText w:val="o"/>
+      <w:lvlJc w:val="left"/>
+      <w:pPr>
+        <w:ind w:left="3600" w:hanging="360"/>
+      </w:pPr>
+      <w:rPr>
+        <w:rFonts w:ascii="Courier New" w:hAnsi="Courier New" w:cs="Courier New" w:hint="default"/>
+      </w:rPr>
+    </w:lvl>
+    <w:lvl w:ilvl="5" w:tplc="04090005" w:tentative="1">
+      <w:start w:val="1"/>
+      <w:numFmt w:val="bullet"/>
+      <w:lvlText w:val=""/>
+      <w:lvlJc w:val="left"/>
+      <w:pPr>
+        <w:ind w:left="4320" w:hanging="360"/>
+      </w:pPr>
+      <w:rPr>
+        <w:rFonts w:ascii="Wingdings" w:hAnsi="Wingdings" w:hint="default"/>
+      </w:rPr>
+    </w:lvl>
+    <w:lvl w:ilvl="6" w:tplc="04090001" w:tentative="1">
+      <w:start w:val="1"/>
+      <w:numFmt w:val="bullet"/>
+      <w:lvlText w:val=""/>
+      <w:lvlJc w:val="left"/>
+      <w:pPr>
+        <w:ind w:left="5040" w:hanging="360"/>
+      </w:pPr>
+      <w:rPr>
+        <w:rFonts w:ascii="Symbol" w:hAnsi="Symbol" w:hint="default"/>
+      </w:rPr>
+    </w:lvl>
+    <w:lvl w:ilvl="7" w:tplc="04090003" w:tentative="1">
+      <w:start w:val="1"/>
+      <w:numFmt w:val="bullet"/>
+      <w:lvlText w:val="o"/>
+      <w:lvlJc w:val="left"/>
+      <w:pPr>
+        <w:ind w:left="5760" w:hanging="360"/>
+      </w:pPr>
+      <w:rPr>
+        <w:rFonts w:ascii="Courier New" w:hAnsi="Courier New" w:cs="Courier New" w:hint="default"/>
+      </w:rPr>
+    </w:lvl>
+    <w:lvl w:ilvl="8" w:tplc="04090005" w:tentative="1">
+      <w:start w:val="1"/>
+      <w:numFmt w:val="bullet"/>
+      <w:lvlText w:val=""/>
+      <w:lvlJc w:val="left"/>
+      <w:pPr>
+        <w:ind w:left="6480" w:hanging="360"/>
+      </w:pPr>
+      <w:rPr>
+        <w:rFonts w:ascii="Wingdings" w:hAnsi="Wingdings" w:hint="default"/>
+      </w:rPr>
+    </w:lvl>
+  </w:abstractNum>
+  <w:abstractNum w:abstractNumId="1" w15:restartNumberingAfterBreak="0">
     <w:nsid w:val="0896266B"/>
     <w:multiLevelType w:val="hybridMultilevel"/>
     <w:tmpl w:val="38C8DDFC"/>
@@ -6254,7 +7887,7 @@
       </w:rPr>
     </w:lvl>
   </w:abstractNum>
-  <w:abstractNum w:abstractNumId="1" w15:restartNumberingAfterBreak="0">
+  <w:abstractNum w:abstractNumId="2" w15:restartNumberingAfterBreak="0">
     <w:nsid w:val="0D5825B5"/>
     <w:multiLevelType w:val="hybridMultilevel"/>
     <w:tmpl w:val="ACF81296"/>
@@ -6367,7 +8000,265 @@
       </w:rPr>
     </w:lvl>
   </w:abstractNum>
-  <w:abstractNum w:abstractNumId="2" w15:restartNumberingAfterBreak="0">
+  <w:abstractNum w:abstractNumId="3" w15:restartNumberingAfterBreak="0">
+    <w:nsid w:val="314427AB"/>
+    <w:multiLevelType w:val="hybridMultilevel"/>
+    <w:tmpl w:val="FF8C3C5C"/>
+    <w:lvl w:ilvl="0" w:tplc="0409000F">
+      <w:start w:val="1"/>
+      <w:numFmt w:val="decimal"/>
+      <w:lvlText w:val="%1."/>
+      <w:lvlJc w:val="left"/>
+      <w:pPr>
+        <w:ind w:left="1440" w:hanging="360"/>
+      </w:pPr>
+    </w:lvl>
+    <w:lvl w:ilvl="1" w:tplc="04090019" w:tentative="1">
+      <w:start w:val="1"/>
+      <w:numFmt w:val="lowerLetter"/>
+      <w:lvlText w:val="%2."/>
+      <w:lvlJc w:val="left"/>
+      <w:pPr>
+        <w:ind w:left="2160" w:hanging="360"/>
+      </w:pPr>
+    </w:lvl>
+    <w:lvl w:ilvl="2" w:tplc="0409001B" w:tentative="1">
+      <w:start w:val="1"/>
+      <w:numFmt w:val="lowerRoman"/>
+      <w:lvlText w:val="%3."/>
+      <w:lvlJc w:val="right"/>
+      <w:pPr>
+        <w:ind w:left="2880" w:hanging="180"/>
+      </w:pPr>
+    </w:lvl>
+    <w:lvl w:ilvl="3" w:tplc="0409000F" w:tentative="1">
+      <w:start w:val="1"/>
+      <w:numFmt w:val="decimal"/>
+      <w:lvlText w:val="%4."/>
+      <w:lvlJc w:val="left"/>
+      <w:pPr>
+        <w:ind w:left="3600" w:hanging="360"/>
+      </w:pPr>
+    </w:lvl>
+    <w:lvl w:ilvl="4" w:tplc="04090019" w:tentative="1">
+      <w:start w:val="1"/>
+      <w:numFmt w:val="lowerLetter"/>
+      <w:lvlText w:val="%5."/>
+      <w:lvlJc w:val="left"/>
+      <w:pPr>
+        <w:ind w:left="4320" w:hanging="360"/>
+      </w:pPr>
+    </w:lvl>
+    <w:lvl w:ilvl="5" w:tplc="0409001B" w:tentative="1">
+      <w:start w:val="1"/>
+      <w:numFmt w:val="lowerRoman"/>
+      <w:lvlText w:val="%6."/>
+      <w:lvlJc w:val="right"/>
+      <w:pPr>
+        <w:ind w:left="5040" w:hanging="180"/>
+      </w:pPr>
+    </w:lvl>
+    <w:lvl w:ilvl="6" w:tplc="0409000F" w:tentative="1">
+      <w:start w:val="1"/>
+      <w:numFmt w:val="decimal"/>
+      <w:lvlText w:val="%7."/>
+      <w:lvlJc w:val="left"/>
+      <w:pPr>
+        <w:ind w:left="5760" w:hanging="360"/>
+      </w:pPr>
+    </w:lvl>
+    <w:lvl w:ilvl="7" w:tplc="04090019" w:tentative="1">
+      <w:start w:val="1"/>
+      <w:numFmt w:val="lowerLetter"/>
+      <w:lvlText w:val="%8."/>
+      <w:lvlJc w:val="left"/>
+      <w:pPr>
+        <w:ind w:left="6480" w:hanging="360"/>
+      </w:pPr>
+    </w:lvl>
+    <w:lvl w:ilvl="8" w:tplc="0409001B" w:tentative="1">
+      <w:start w:val="1"/>
+      <w:numFmt w:val="lowerRoman"/>
+      <w:lvlText w:val="%9."/>
+      <w:lvlJc w:val="right"/>
+      <w:pPr>
+        <w:ind w:left="7200" w:hanging="180"/>
+      </w:pPr>
+    </w:lvl>
+  </w:abstractNum>
+  <w:abstractNum w:abstractNumId="4" w15:restartNumberingAfterBreak="0">
+    <w:nsid w:val="376B3D36"/>
+    <w:multiLevelType w:val="hybridMultilevel"/>
+    <w:tmpl w:val="DC54FEA6"/>
+    <w:lvl w:ilvl="0" w:tplc="0409000F">
+      <w:start w:val="1"/>
+      <w:numFmt w:val="decimal"/>
+      <w:lvlText w:val="%1."/>
+      <w:lvlJc w:val="left"/>
+      <w:pPr>
+        <w:ind w:left="720" w:hanging="360"/>
+      </w:pPr>
+    </w:lvl>
+    <w:lvl w:ilvl="1" w:tplc="04090019" w:tentative="1">
+      <w:start w:val="1"/>
+      <w:numFmt w:val="lowerLetter"/>
+      <w:lvlText w:val="%2."/>
+      <w:lvlJc w:val="left"/>
+      <w:pPr>
+        <w:ind w:left="1440" w:hanging="360"/>
+      </w:pPr>
+    </w:lvl>
+    <w:lvl w:ilvl="2" w:tplc="0409001B" w:tentative="1">
+      <w:start w:val="1"/>
+      <w:numFmt w:val="lowerRoman"/>
+      <w:lvlText w:val="%3."/>
+      <w:lvlJc w:val="right"/>
+      <w:pPr>
+        <w:ind w:left="2160" w:hanging="180"/>
+      </w:pPr>
+    </w:lvl>
+    <w:lvl w:ilvl="3" w:tplc="0409000F" w:tentative="1">
+      <w:start w:val="1"/>
+      <w:numFmt w:val="decimal"/>
+      <w:lvlText w:val="%4."/>
+      <w:lvlJc w:val="left"/>
+      <w:pPr>
+        <w:ind w:left="2880" w:hanging="360"/>
+      </w:pPr>
+    </w:lvl>
+    <w:lvl w:ilvl="4" w:tplc="04090019" w:tentative="1">
+      <w:start w:val="1"/>
+      <w:numFmt w:val="lowerLetter"/>
+      <w:lvlText w:val="%5."/>
+      <w:lvlJc w:val="left"/>
+      <w:pPr>
+        <w:ind w:left="3600" w:hanging="360"/>
+      </w:pPr>
+    </w:lvl>
+    <w:lvl w:ilvl="5" w:tplc="0409001B" w:tentative="1">
+      <w:start w:val="1"/>
+      <w:numFmt w:val="lowerRoman"/>
+      <w:lvlText w:val="%6."/>
+      <w:lvlJc w:val="right"/>
+      <w:pPr>
+        <w:ind w:left="4320" w:hanging="180"/>
+      </w:pPr>
+    </w:lvl>
+    <w:lvl w:ilvl="6" w:tplc="0409000F" w:tentative="1">
+      <w:start w:val="1"/>
+      <w:numFmt w:val="decimal"/>
+      <w:lvlText w:val="%7."/>
+      <w:lvlJc w:val="left"/>
+      <w:pPr>
+        <w:ind w:left="5040" w:hanging="360"/>
+      </w:pPr>
+    </w:lvl>
+    <w:lvl w:ilvl="7" w:tplc="04090019" w:tentative="1">
+      <w:start w:val="1"/>
+      <w:numFmt w:val="lowerLetter"/>
+      <w:lvlText w:val="%8."/>
+      <w:lvlJc w:val="left"/>
+      <w:pPr>
+        <w:ind w:left="5760" w:hanging="360"/>
+      </w:pPr>
+    </w:lvl>
+    <w:lvl w:ilvl="8" w:tplc="0409001B" w:tentative="1">
+      <w:start w:val="1"/>
+      <w:numFmt w:val="lowerRoman"/>
+      <w:lvlText w:val="%9."/>
+      <w:lvlJc w:val="right"/>
+      <w:pPr>
+        <w:ind w:left="6480" w:hanging="180"/>
+      </w:pPr>
+    </w:lvl>
+  </w:abstractNum>
+  <w:abstractNum w:abstractNumId="5" w15:restartNumberingAfterBreak="0">
+    <w:nsid w:val="38D32FA2"/>
+    <w:multiLevelType w:val="hybridMultilevel"/>
+    <w:tmpl w:val="3D7E730E"/>
+    <w:lvl w:ilvl="0" w:tplc="0409000F">
+      <w:start w:val="1"/>
+      <w:numFmt w:val="decimal"/>
+      <w:lvlText w:val="%1."/>
+      <w:lvlJc w:val="left"/>
+      <w:pPr>
+        <w:ind w:left="720" w:hanging="360"/>
+      </w:pPr>
+    </w:lvl>
+    <w:lvl w:ilvl="1" w:tplc="04090019" w:tentative="1">
+      <w:start w:val="1"/>
+      <w:numFmt w:val="lowerLetter"/>
+      <w:lvlText w:val="%2."/>
+      <w:lvlJc w:val="left"/>
+      <w:pPr>
+        <w:ind w:left="1440" w:hanging="360"/>
+      </w:pPr>
+    </w:lvl>
+    <w:lvl w:ilvl="2" w:tplc="0409001B" w:tentative="1">
+      <w:start w:val="1"/>
+      <w:numFmt w:val="lowerRoman"/>
+      <w:lvlText w:val="%3."/>
+      <w:lvlJc w:val="right"/>
+      <w:pPr>
+        <w:ind w:left="2160" w:hanging="180"/>
+      </w:pPr>
+    </w:lvl>
+    <w:lvl w:ilvl="3" w:tplc="0409000F" w:tentative="1">
+      <w:start w:val="1"/>
+      <w:numFmt w:val="decimal"/>
+      <w:lvlText w:val="%4."/>
+      <w:lvlJc w:val="left"/>
+      <w:pPr>
+        <w:ind w:left="2880" w:hanging="360"/>
+      </w:pPr>
+    </w:lvl>
+    <w:lvl w:ilvl="4" w:tplc="04090019" w:tentative="1">
+      <w:start w:val="1"/>
+      <w:numFmt w:val="lowerLetter"/>
+      <w:lvlText w:val="%5."/>
+      <w:lvlJc w:val="left"/>
+      <w:pPr>
+        <w:ind w:left="3600" w:hanging="360"/>
+      </w:pPr>
+    </w:lvl>
+    <w:lvl w:ilvl="5" w:tplc="0409001B" w:tentative="1">
+      <w:start w:val="1"/>
+      <w:numFmt w:val="lowerRoman"/>
+      <w:lvlText w:val="%6."/>
+      <w:lvlJc w:val="right"/>
+      <w:pPr>
+        <w:ind w:left="4320" w:hanging="180"/>
+      </w:pPr>
+    </w:lvl>
+    <w:lvl w:ilvl="6" w:tplc="0409000F" w:tentative="1">
+      <w:start w:val="1"/>
+      <w:numFmt w:val="decimal"/>
+      <w:lvlText w:val="%7."/>
+      <w:lvlJc w:val="left"/>
+      <w:pPr>
+        <w:ind w:left="5040" w:hanging="360"/>
+      </w:pPr>
+    </w:lvl>
+    <w:lvl w:ilvl="7" w:tplc="04090019" w:tentative="1">
+      <w:start w:val="1"/>
+      <w:numFmt w:val="lowerLetter"/>
+      <w:lvlText w:val="%8."/>
+      <w:lvlJc w:val="left"/>
+      <w:pPr>
+        <w:ind w:left="5760" w:hanging="360"/>
+      </w:pPr>
+    </w:lvl>
+    <w:lvl w:ilvl="8" w:tplc="0409001B" w:tentative="1">
+      <w:start w:val="1"/>
+      <w:numFmt w:val="lowerRoman"/>
+      <w:lvlText w:val="%9."/>
+      <w:lvlJc w:val="right"/>
+      <w:pPr>
+        <w:ind w:left="6480" w:hanging="180"/>
+      </w:pPr>
+    </w:lvl>
+  </w:abstractNum>
+  <w:abstractNum w:abstractNumId="6" w15:restartNumberingAfterBreak="0">
     <w:nsid w:val="39540E5D"/>
     <w:multiLevelType w:val="multilevel"/>
     <w:tmpl w:val="0409001F"/>
@@ -6453,7 +8344,93 @@
       </w:pPr>
     </w:lvl>
   </w:abstractNum>
-  <w:abstractNum w:abstractNumId="3" w15:restartNumberingAfterBreak="0">
+  <w:abstractNum w:abstractNumId="7" w15:restartNumberingAfterBreak="0">
+    <w:nsid w:val="3A091E78"/>
+    <w:multiLevelType w:val="hybridMultilevel"/>
+    <w:tmpl w:val="2BA48F32"/>
+    <w:lvl w:ilvl="0" w:tplc="0409000F">
+      <w:start w:val="1"/>
+      <w:numFmt w:val="decimal"/>
+      <w:lvlText w:val="%1."/>
+      <w:lvlJc w:val="left"/>
+      <w:pPr>
+        <w:ind w:left="720" w:hanging="360"/>
+      </w:pPr>
+    </w:lvl>
+    <w:lvl w:ilvl="1" w:tplc="04090019" w:tentative="1">
+      <w:start w:val="1"/>
+      <w:numFmt w:val="lowerLetter"/>
+      <w:lvlText w:val="%2."/>
+      <w:lvlJc w:val="left"/>
+      <w:pPr>
+        <w:ind w:left="1440" w:hanging="360"/>
+      </w:pPr>
+    </w:lvl>
+    <w:lvl w:ilvl="2" w:tplc="0409001B" w:tentative="1">
+      <w:start w:val="1"/>
+      <w:numFmt w:val="lowerRoman"/>
+      <w:lvlText w:val="%3."/>
+      <w:lvlJc w:val="right"/>
+      <w:pPr>
+        <w:ind w:left="2160" w:hanging="180"/>
+      </w:pPr>
+    </w:lvl>
+    <w:lvl w:ilvl="3" w:tplc="0409000F" w:tentative="1">
+      <w:start w:val="1"/>
+      <w:numFmt w:val="decimal"/>
+      <w:lvlText w:val="%4."/>
+      <w:lvlJc w:val="left"/>
+      <w:pPr>
+        <w:ind w:left="2880" w:hanging="360"/>
+      </w:pPr>
+    </w:lvl>
+    <w:lvl w:ilvl="4" w:tplc="04090019" w:tentative="1">
+      <w:start w:val="1"/>
+      <w:numFmt w:val="lowerLetter"/>
+      <w:lvlText w:val="%5."/>
+      <w:lvlJc w:val="left"/>
+      <w:pPr>
+        <w:ind w:left="3600" w:hanging="360"/>
+      </w:pPr>
+    </w:lvl>
+    <w:lvl w:ilvl="5" w:tplc="0409001B" w:tentative="1">
+      <w:start w:val="1"/>
+      <w:numFmt w:val="lowerRoman"/>
+      <w:lvlText w:val="%6."/>
+      <w:lvlJc w:val="right"/>
+      <w:pPr>
+        <w:ind w:left="4320" w:hanging="180"/>
+      </w:pPr>
+    </w:lvl>
+    <w:lvl w:ilvl="6" w:tplc="0409000F" w:tentative="1">
+      <w:start w:val="1"/>
+      <w:numFmt w:val="decimal"/>
+      <w:lvlText w:val="%7."/>
+      <w:lvlJc w:val="left"/>
+      <w:pPr>
+        <w:ind w:left="5040" w:hanging="360"/>
+      </w:pPr>
+    </w:lvl>
+    <w:lvl w:ilvl="7" w:tplc="04090019" w:tentative="1">
+      <w:start w:val="1"/>
+      <w:numFmt w:val="lowerLetter"/>
+      <w:lvlText w:val="%8."/>
+      <w:lvlJc w:val="left"/>
+      <w:pPr>
+        <w:ind w:left="5760" w:hanging="360"/>
+      </w:pPr>
+    </w:lvl>
+    <w:lvl w:ilvl="8" w:tplc="0409001B" w:tentative="1">
+      <w:start w:val="1"/>
+      <w:numFmt w:val="lowerRoman"/>
+      <w:lvlText w:val="%9."/>
+      <w:lvlJc w:val="right"/>
+      <w:pPr>
+        <w:ind w:left="6480" w:hanging="180"/>
+      </w:pPr>
+    </w:lvl>
+  </w:abstractNum>
+  <w:abstractNum w:abstractNumId="8" w15:restartNumberingAfterBreak="0">
     <w:nsid w:val="53E37E08"/>
     <w:multiLevelType w:val="hybridMultilevel"/>
     <w:tmpl w:val="804C6D78"/>
@@ -6566,7 +8543,7 @@
       </w:rPr>
     </w:lvl>
   </w:abstractNum>
-  <w:abstractNum w:abstractNumId="4" w15:restartNumberingAfterBreak="0">
+  <w:abstractNum w:abstractNumId="9" w15:restartNumberingAfterBreak="0">
     <w:nsid w:val="615C619A"/>
     <w:multiLevelType w:val="hybridMultilevel"/>
     <w:tmpl w:val="D1A093D0"/>
@@ -6679,10 +8656,96 @@
       </w:rPr>
     </w:lvl>
   </w:abstractNum>
-  <w:abstractNum w:abstractNumId="5" w15:restartNumberingAfterBreak="0">
+  <w:abstractNum w:abstractNumId="10" w15:restartNumberingAfterBreak="0">
+    <w:nsid w:val="61D627D4"/>
+    <w:multiLevelType w:val="hybridMultilevel"/>
+    <w:tmpl w:val="632ACC9C"/>
+    <w:lvl w:ilvl="0" w:tplc="0409000F">
+      <w:start w:val="1"/>
+      <w:numFmt w:val="decimal"/>
+      <w:lvlText w:val="%1."/>
+      <w:lvlJc w:val="left"/>
+      <w:pPr>
+        <w:ind w:left="720" w:hanging="360"/>
+      </w:pPr>
+    </w:lvl>
+    <w:lvl w:ilvl="1" w:tplc="04090019" w:tentative="1">
+      <w:start w:val="1"/>
+      <w:numFmt w:val="lowerLetter"/>
+      <w:lvlText w:val="%2."/>
+      <w:lvlJc w:val="left"/>
+      <w:pPr>
+        <w:ind w:left="1440" w:hanging="360"/>
+      </w:pPr>
+    </w:lvl>
+    <w:lvl w:ilvl="2" w:tplc="0409001B" w:tentative="1">
+      <w:start w:val="1"/>
+      <w:numFmt w:val="lowerRoman"/>
+      <w:lvlText w:val="%3."/>
+      <w:lvlJc w:val="right"/>
+      <w:pPr>
+        <w:ind w:left="2160" w:hanging="180"/>
+      </w:pPr>
+    </w:lvl>
+    <w:lvl w:ilvl="3" w:tplc="0409000F" w:tentative="1">
+      <w:start w:val="1"/>
+      <w:numFmt w:val="decimal"/>
+      <w:lvlText w:val="%4."/>
+      <w:lvlJc w:val="left"/>
+      <w:pPr>
+        <w:ind w:left="2880" w:hanging="360"/>
+      </w:pPr>
+    </w:lvl>
+    <w:lvl w:ilvl="4" w:tplc="04090019" w:tentative="1">
+      <w:start w:val="1"/>
+      <w:numFmt w:val="lowerLetter"/>
+      <w:lvlText w:val="%5."/>
+      <w:lvlJc w:val="left"/>
+      <w:pPr>
+        <w:ind w:left="3600" w:hanging="360"/>
+      </w:pPr>
+    </w:lvl>
+    <w:lvl w:ilvl="5" w:tplc="0409001B" w:tentative="1">
+      <w:start w:val="1"/>
+      <w:numFmt w:val="lowerRoman"/>
+      <w:lvlText w:val="%6."/>
+      <w:lvlJc w:val="right"/>
+      <w:pPr>
+        <w:ind w:left="4320" w:hanging="180"/>
+      </w:pPr>
+    </w:lvl>
+    <w:lvl w:ilvl="6" w:tplc="0409000F" w:tentative="1">
+      <w:start w:val="1"/>
+      <w:numFmt w:val="decimal"/>
+      <w:lvlText w:val="%7."/>
+      <w:lvlJc w:val="left"/>
+      <w:pPr>
+        <w:ind w:left="5040" w:hanging="360"/>
+      </w:pPr>
+    </w:lvl>
+    <w:lvl w:ilvl="7" w:tplc="04090019" w:tentative="1">
+      <w:start w:val="1"/>
+      <w:numFmt w:val="lowerLetter"/>
+      <w:lvlText w:val="%8."/>
+      <w:lvlJc w:val="left"/>
+      <w:pPr>
+        <w:ind w:left="5760" w:hanging="360"/>
+      </w:pPr>
+    </w:lvl>
+    <w:lvl w:ilvl="8" w:tplc="0409001B" w:tentative="1">
+      <w:start w:val="1"/>
+      <w:numFmt w:val="lowerRoman"/>
+      <w:lvlText w:val="%9."/>
+      <w:lvlJc w:val="right"/>
+      <w:pPr>
+        <w:ind w:left="6480" w:hanging="180"/>
+      </w:pPr>
+    </w:lvl>
+  </w:abstractNum>
+  <w:abstractNum w:abstractNumId="11" w15:restartNumberingAfterBreak="0">
     <w:nsid w:val="63807F27"/>
     <w:multiLevelType w:val="hybridMultilevel"/>
-    <w:tmpl w:val="0980B046"/>
+    <w:tmpl w:val="864A46E2"/>
     <w:lvl w:ilvl="0" w:tplc="04090001">
       <w:start w:val="1"/>
       <w:numFmt w:val="bullet"/>
@@ -6792,7 +8855,7 @@
       </w:rPr>
     </w:lvl>
   </w:abstractNum>
-  <w:abstractNum w:abstractNumId="6" w15:restartNumberingAfterBreak="0">
+  <w:abstractNum w:abstractNumId="12" w15:restartNumberingAfterBreak="0">
     <w:nsid w:val="6E212716"/>
     <w:multiLevelType w:val="hybridMultilevel"/>
     <w:tmpl w:val="EE48E5D6"/>
@@ -6905,7 +8968,7 @@
       </w:rPr>
     </w:lvl>
   </w:abstractNum>
-  <w:abstractNum w:abstractNumId="7" w15:restartNumberingAfterBreak="0">
+  <w:abstractNum w:abstractNumId="13" w15:restartNumberingAfterBreak="0">
     <w:nsid w:val="74BC133B"/>
     <w:multiLevelType w:val="hybridMultilevel"/>
     <w:tmpl w:val="CF5EF714"/>
@@ -7018,29 +9081,225 @@
       </w:rPr>
     </w:lvl>
   </w:abstractNum>
+  <w:abstractNum w:abstractNumId="14" w15:restartNumberingAfterBreak="0">
+    <w:nsid w:val="77A2633C"/>
+    <w:multiLevelType w:val="hybridMultilevel"/>
+    <w:tmpl w:val="4EF0C454"/>
+    <w:lvl w:ilvl="0" w:tplc="0409000F">
+      <w:start w:val="1"/>
+      <w:numFmt w:val="decimal"/>
+      <w:lvlText w:val="%1."/>
+      <w:lvlJc w:val="left"/>
+      <w:pPr>
+        <w:ind w:left="720" w:hanging="360"/>
+      </w:pPr>
+    </w:lvl>
+    <w:lvl w:ilvl="1" w:tplc="04090019">
+      <w:start w:val="1"/>
+      <w:numFmt w:val="lowerLetter"/>
+      <w:lvlText w:val="%2."/>
+      <w:lvlJc w:val="left"/>
+      <w:pPr>
+        <w:ind w:left="1440" w:hanging="360"/>
+      </w:pPr>
+    </w:lvl>
+    <w:lvl w:ilvl="2" w:tplc="0409001B" w:tentative="1">
+      <w:start w:val="1"/>
+      <w:numFmt w:val="lowerRoman"/>
+      <w:lvlText w:val="%3."/>
+      <w:lvlJc w:val="right"/>
+      <w:pPr>
+        <w:ind w:left="2160" w:hanging="180"/>
+      </w:pPr>
+    </w:lvl>
+    <w:lvl w:ilvl="3" w:tplc="0409000F" w:tentative="1">
+      <w:start w:val="1"/>
+      <w:numFmt w:val="decimal"/>
+      <w:lvlText w:val="%4."/>
+      <w:lvlJc w:val="left"/>
+      <w:pPr>
+        <w:ind w:left="2880" w:hanging="360"/>
+      </w:pPr>
+    </w:lvl>
+    <w:lvl w:ilvl="4" w:tplc="04090019" w:tentative="1">
+      <w:start w:val="1"/>
+      <w:numFmt w:val="lowerLetter"/>
+      <w:lvlText w:val="%5."/>
+      <w:lvlJc w:val="left"/>
+      <w:pPr>
+        <w:ind w:left="3600" w:hanging="360"/>
+      </w:pPr>
+    </w:lvl>
+    <w:lvl w:ilvl="5" w:tplc="0409001B" w:tentative="1">
+      <w:start w:val="1"/>
+      <w:numFmt w:val="lowerRoman"/>
+      <w:lvlText w:val="%6."/>
+      <w:lvlJc w:val="right"/>
+      <w:pPr>
+        <w:ind w:left="4320" w:hanging="180"/>
+      </w:pPr>
+    </w:lvl>
+    <w:lvl w:ilvl="6" w:tplc="0409000F" w:tentative="1">
+      <w:start w:val="1"/>
+      <w:numFmt w:val="decimal"/>
+      <w:lvlText w:val="%7."/>
+      <w:lvlJc w:val="left"/>
+      <w:pPr>
+        <w:ind w:left="5040" w:hanging="360"/>
+      </w:pPr>
+    </w:lvl>
+    <w:lvl w:ilvl="7" w:tplc="04090019" w:tentative="1">
+      <w:start w:val="1"/>
+      <w:numFmt w:val="lowerLetter"/>
+      <w:lvlText w:val="%8."/>
+      <w:lvlJc w:val="left"/>
+      <w:pPr>
+        <w:ind w:left="5760" w:hanging="360"/>
+      </w:pPr>
+    </w:lvl>
+    <w:lvl w:ilvl="8" w:tplc="0409001B" w:tentative="1">
+      <w:start w:val="1"/>
+      <w:numFmt w:val="lowerRoman"/>
+      <w:lvlText w:val="%9."/>
+      <w:lvlJc w:val="right"/>
+      <w:pPr>
+        <w:ind w:left="6480" w:hanging="180"/>
+      </w:pPr>
+    </w:lvl>
+  </w:abstractNum>
+  <w:abstractNum w:abstractNumId="15" w15:restartNumberingAfterBreak="0">
+    <w:nsid w:val="78523D4A"/>
+    <w:multiLevelType w:val="hybridMultilevel"/>
+    <w:tmpl w:val="0F408F70"/>
+    <w:lvl w:ilvl="0" w:tplc="0409000F">
+      <w:start w:val="1"/>
+      <w:numFmt w:val="decimal"/>
+      <w:lvlText w:val="%1."/>
+      <w:lvlJc w:val="left"/>
+      <w:pPr>
+        <w:ind w:left="1440" w:hanging="360"/>
+      </w:pPr>
+    </w:lvl>
+    <w:lvl w:ilvl="1" w:tplc="04090019">
+      <w:start w:val="1"/>
+      <w:numFmt w:val="lowerLetter"/>
+      <w:lvlText w:val="%2."/>
+      <w:lvlJc w:val="left"/>
+      <w:pPr>
+        <w:ind w:left="2160" w:hanging="360"/>
+      </w:pPr>
+    </w:lvl>
+    <w:lvl w:ilvl="2" w:tplc="0409001B">
+      <w:start w:val="1"/>
+      <w:numFmt w:val="lowerRoman"/>
+      <w:lvlText w:val="%3."/>
+      <w:lvlJc w:val="right"/>
+      <w:pPr>
+        <w:ind w:left="2880" w:hanging="180"/>
+      </w:pPr>
+    </w:lvl>
+    <w:lvl w:ilvl="3" w:tplc="0409000F" w:tentative="1">
+      <w:start w:val="1"/>
+      <w:numFmt w:val="decimal"/>
+      <w:lvlText w:val="%4."/>
+      <w:lvlJc w:val="left"/>
+      <w:pPr>
+        <w:ind w:left="3600" w:hanging="360"/>
+      </w:pPr>
+    </w:lvl>
+    <w:lvl w:ilvl="4" w:tplc="04090019" w:tentative="1">
+      <w:start w:val="1"/>
+      <w:numFmt w:val="lowerLetter"/>
+      <w:lvlText w:val="%5."/>
+      <w:lvlJc w:val="left"/>
+      <w:pPr>
+        <w:ind w:left="4320" w:hanging="360"/>
+      </w:pPr>
+    </w:lvl>
+    <w:lvl w:ilvl="5" w:tplc="0409001B" w:tentative="1">
+      <w:start w:val="1"/>
+      <w:numFmt w:val="lowerRoman"/>
+      <w:lvlText w:val="%6."/>
+      <w:lvlJc w:val="right"/>
+      <w:pPr>
+        <w:ind w:left="5040" w:hanging="180"/>
+      </w:pPr>
+    </w:lvl>
+    <w:lvl w:ilvl="6" w:tplc="0409000F" w:tentative="1">
+      <w:start w:val="1"/>
+      <w:numFmt w:val="decimal"/>
+      <w:lvlText w:val="%7."/>
+      <w:lvlJc w:val="left"/>
+      <w:pPr>
+        <w:ind w:left="5760" w:hanging="360"/>
+      </w:pPr>
+    </w:lvl>
+    <w:lvl w:ilvl="7" w:tplc="04090019" w:tentative="1">
+      <w:start w:val="1"/>
+      <w:numFmt w:val="lowerLetter"/>
+      <w:lvlText w:val="%8."/>
+      <w:lvlJc w:val="left"/>
+      <w:pPr>
+        <w:ind w:left="6480" w:hanging="360"/>
+      </w:pPr>
+    </w:lvl>
+    <w:lvl w:ilvl="8" w:tplc="0409001B" w:tentative="1">
+      <w:start w:val="1"/>
+      <w:numFmt w:val="lowerRoman"/>
+      <w:lvlText w:val="%9."/>
+      <w:lvlJc w:val="right"/>
+      <w:pPr>
+        <w:ind w:left="7200" w:hanging="180"/>
+      </w:pPr>
+    </w:lvl>
+  </w:abstractNum>
   <w:num w:numId="1">
+    <w:abstractNumId w:val="6"/>
+  </w:num>
+  <w:num w:numId="2">
     <w:abstractNumId w:val="2"/>
   </w:num>
-  <w:num w:numId="2">
+  <w:num w:numId="3">
+    <w:abstractNumId w:val="12"/>
+  </w:num>
+  <w:num w:numId="4">
+    <w:abstractNumId w:val="13"/>
+  </w:num>
+  <w:num w:numId="5">
     <w:abstractNumId w:val="1"/>
   </w:num>
-  <w:num w:numId="3">
-    <w:abstractNumId w:val="6"/>
+  <w:num w:numId="6">
+    <w:abstractNumId w:val="9"/>
   </w:num>
-  <w:num w:numId="4">
+  <w:num w:numId="7">
+    <w:abstractNumId w:val="8"/>
+  </w:num>
+  <w:num w:numId="8">
+    <w:abstractNumId w:val="11"/>
+  </w:num>
+  <w:num w:numId="9">
+    <w:abstractNumId w:val="4"/>
+  </w:num>
+  <w:num w:numId="10">
+    <w:abstractNumId w:val="5"/>
+  </w:num>
+  <w:num w:numId="11">
+    <w:abstractNumId w:val="10"/>
+  </w:num>
+  <w:num w:numId="12">
     <w:abstractNumId w:val="7"/>
   </w:num>
-  <w:num w:numId="5">
+  <w:num w:numId="13">
+    <w:abstractNumId w:val="15"/>
+  </w:num>
+  <w:num w:numId="14">
     <w:abstractNumId w:val="0"/>
   </w:num>
-  <w:num w:numId="6">
-    <w:abstractNumId w:val="4"/>
-  </w:num>
-  <w:num w:numId="7">
+  <w:num w:numId="15">
     <w:abstractNumId w:val="3"/>
   </w:num>
-  <w:num w:numId="8">
-    <w:abstractNumId w:val="5"/>
+  <w:num w:numId="16">
+    <w:abstractNumId w:val="14"/>
   </w:num>
 </w:numbering>
 </file>
@@ -7759,4 +10018,16 @@
     </a:ext>
   </a:extLst>
 </a:theme>
+</file>
+
+<file path=customXml/item1.xml><?xml version="1.0" encoding="utf-8"?>
+<b:Sources xmlns:b="http://schemas.openxmlformats.org/officeDocument/2006/bibliography" xmlns="http://schemas.openxmlformats.org/officeDocument/2006/bibliography" SelectedStyle="\APASixthEditionOfficeOnline.xsl" StyleName="APA" Version="6"/>
+</file>
+
+<file path=customXml/itemProps1.xml><?xml version="1.0" encoding="utf-8"?>
+<ds:datastoreItem xmlns:ds="http://schemas.openxmlformats.org/officeDocument/2006/customXml" ds:itemID="{07D6B8B3-9059-4054-9B50-88A443C1548B}">
+  <ds:schemaRefs>
+    <ds:schemaRef ds:uri="http://schemas.openxmlformats.org/officeDocument/2006/bibliography"/>
+  </ds:schemaRefs>
+</ds:datastoreItem>
 </file>
--- a/Python Syllabus.docx
+++ b/Python Syllabus.docx
@@ -3237,6 +3237,7 @@
       </w:pPr>
       <w:r>
         <w:rPr>
+          <w:noProof/>
           <w:sz w:val="28"/>
           <w:szCs w:val="28"/>
         </w:rPr>
@@ -6847,6 +6848,7 @@
       </w:pPr>
       <w:r>
         <w:rPr>
+          <w:noProof/>
           <w:sz w:val="28"/>
           <w:szCs w:val="28"/>
         </w:rPr>
@@ -7191,6 +7193,7 @@
       </w:pPr>
       <w:r>
         <w:rPr>
+          <w:noProof/>
           <w:sz w:val="28"/>
           <w:szCs w:val="28"/>
         </w:rPr>
@@ -7241,6 +7244,7 @@
       </w:pPr>
       <w:r>
         <w:rPr>
+          <w:noProof/>
           <w:sz w:val="28"/>
           <w:szCs w:val="28"/>
         </w:rPr>
@@ -7325,8 +7329,6 @@
           <w:szCs w:val="28"/>
         </w:rPr>
       </w:pPr>
-      <w:bookmarkStart w:id="0" w:name="_GoBack"/>
-      <w:bookmarkEnd w:id="0"/>
     </w:p>
     <w:p>
       <w:pPr>
@@ -7404,6 +7406,7 @@
       </w:pPr>
       <w:r>
         <w:rPr>
+          <w:noProof/>
           <w:sz w:val="28"/>
           <w:szCs w:val="28"/>
         </w:rPr>
@@ -7648,6 +7651,18 @@
         </w:rPr>
         <w:t xml:space="preserve"> </w:t>
       </w:r>
+    </w:p>
+    <w:p>
+      <w:pPr>
+        <w:pStyle w:val="NoSpacing"/>
+        <w:rPr>
+          <w:b/>
+          <w:sz w:val="28"/>
+          <w:szCs w:val="28"/>
+        </w:rPr>
+      </w:pPr>
+      <w:bookmarkStart w:id="0" w:name="_GoBack"/>
+      <w:bookmarkEnd w:id="0"/>
     </w:p>
     <w:sectPr>
       <w:pgSz w:w="15840" w:h="24480" w:code="3"/>
@@ -10025,7 +10040,7 @@
 </file>
 
 <file path=customXml/itemProps1.xml><?xml version="1.0" encoding="utf-8"?>
-<ds:datastoreItem xmlns:ds="http://schemas.openxmlformats.org/officeDocument/2006/customXml" ds:itemID="{07D6B8B3-9059-4054-9B50-88A443C1548B}">
+<ds:datastoreItem xmlns:ds="http://schemas.openxmlformats.org/officeDocument/2006/customXml" ds:itemID="{CFBB13FE-B1F6-4220-8AFA-48613339FBF8}">
   <ds:schemaRefs>
     <ds:schemaRef ds:uri="http://schemas.openxmlformats.org/officeDocument/2006/bibliography"/>
   </ds:schemaRefs>

--- a/Python Syllabus.docx
+++ b/Python Syllabus.docx
@@ -227,6 +227,15 @@
         </w:rPr>
         <w:t xml:space="preserve">Immutable </w:t>
       </w:r>
+      <w:r>
+        <w:rPr>
+          <w:sz w:val="28"/>
+          <w:szCs w:val="28"/>
+        </w:rPr>
+        <w:t xml:space="preserve"> </w:t>
+      </w:r>
+      <w:bookmarkStart w:id="0" w:name="_GoBack"/>
+      <w:bookmarkEnd w:id="0"/>
     </w:p>
     <w:p>
       <w:pPr>
@@ -7661,8 +7670,6 @@
           <w:szCs w:val="28"/>
         </w:rPr>
       </w:pPr>
-      <w:bookmarkStart w:id="0" w:name="_GoBack"/>
-      <w:bookmarkEnd w:id="0"/>
     </w:p>
     <w:sectPr>
       <w:pgSz w:w="15840" w:h="24480" w:code="3"/>
@@ -10040,7 +10047,7 @@
 </file>
 
 <file path=customXml/itemProps1.xml><?xml version="1.0" encoding="utf-8"?>
-<ds:datastoreItem xmlns:ds="http://schemas.openxmlformats.org/officeDocument/2006/customXml" ds:itemID="{CFBB13FE-B1F6-4220-8AFA-48613339FBF8}">
+<ds:datastoreItem xmlns:ds="http://schemas.openxmlformats.org/officeDocument/2006/customXml" ds:itemID="{E819F164-6032-4CD4-BD2D-C69B59C872A6}">
   <ds:schemaRefs>
     <ds:schemaRef ds:uri="http://schemas.openxmlformats.org/officeDocument/2006/bibliography"/>
   </ds:schemaRefs>

--- a/Python Syllabus.docx
+++ b/Python Syllabus.docx
@@ -5,12 +5,13 @@
     <w:p>
       <w:pPr>
         <w:pStyle w:val="NoSpacing"/>
-        <w:ind w:left="360"/>
         <w:rPr>
           <w:sz w:val="72"/>
           <w:szCs w:val="72"/>
         </w:rPr>
       </w:pPr>
+      <w:bookmarkStart w:id="0" w:name="_GoBack"/>
+      <w:bookmarkEnd w:id="0"/>
       <w:r>
         <w:rPr>
           <w:sz w:val="28"/>
@@ -234,8 +235,6 @@
         </w:rPr>
         <w:t xml:space="preserve"> </w:t>
       </w:r>
-      <w:bookmarkStart w:id="0" w:name="_GoBack"/>
-      <w:bookmarkEnd w:id="0"/>
     </w:p>
     <w:p>
       <w:pPr>
@@ -249,21 +248,12 @@
           <w:szCs w:val="28"/>
         </w:rPr>
       </w:pPr>
-      <w:proofErr w:type="spellStart"/>
-      <w:r>
-        <w:rPr>
-          <w:sz w:val="28"/>
-          <w:szCs w:val="28"/>
-        </w:rPr>
-        <w:t>Accesing</w:t>
-      </w:r>
-      <w:proofErr w:type="spellEnd"/>
-      <w:r>
-        <w:rPr>
-          <w:sz w:val="28"/>
-          <w:szCs w:val="28"/>
-        </w:rPr>
-        <w:t xml:space="preserve"> only via indexing  but we cannot change the value via indexing</w:t>
+      <w:r>
+        <w:rPr>
+          <w:sz w:val="28"/>
+          <w:szCs w:val="28"/>
+        </w:rPr>
+        <w:t>Accesing only via indexing  but we cannot change the value via indexing</w:t>
       </w:r>
     </w:p>
     <w:p>
@@ -303,17 +293,8 @@
           <w:sz w:val="28"/>
           <w:szCs w:val="28"/>
         </w:rPr>
-        <w:t xml:space="preserve"> String </w:t>
-      </w:r>
-      <w:proofErr w:type="spellStart"/>
-      <w:r>
-        <w:rPr>
-          <w:sz w:val="28"/>
-          <w:szCs w:val="28"/>
-        </w:rPr>
-        <w:t>Concatination</w:t>
-      </w:r>
-      <w:proofErr w:type="spellEnd"/>
+        <w:t xml:space="preserve"> String Concatination</w:t>
+      </w:r>
     </w:p>
     <w:p>
       <w:pPr>
@@ -376,217 +357,7 @@
           <w:sz w:val="28"/>
           <w:szCs w:val="28"/>
         </w:rPr>
-        <w:t xml:space="preserve"> </w:t>
-      </w:r>
-      <w:proofErr w:type="spellStart"/>
-      <w:proofErr w:type="gramStart"/>
-      <w:r>
-        <w:rPr>
-          <w:sz w:val="28"/>
-          <w:szCs w:val="28"/>
-        </w:rPr>
-        <w:t>isme</w:t>
-      </w:r>
-      <w:proofErr w:type="spellEnd"/>
-      <w:proofErr w:type="gramEnd"/>
-      <w:r>
-        <w:rPr>
-          <w:sz w:val="28"/>
-          <w:szCs w:val="28"/>
-        </w:rPr>
-        <w:t xml:space="preserve"> ham indexing se access </w:t>
-      </w:r>
-      <w:proofErr w:type="spellStart"/>
-      <w:r>
-        <w:rPr>
-          <w:sz w:val="28"/>
-          <w:szCs w:val="28"/>
-        </w:rPr>
-        <w:t>kar</w:t>
-      </w:r>
-      <w:proofErr w:type="spellEnd"/>
-      <w:r>
-        <w:rPr>
-          <w:sz w:val="28"/>
-          <w:szCs w:val="28"/>
-        </w:rPr>
-        <w:t xml:space="preserve"> </w:t>
-      </w:r>
-      <w:proofErr w:type="spellStart"/>
-      <w:r>
-        <w:rPr>
-          <w:sz w:val="28"/>
-          <w:szCs w:val="28"/>
-        </w:rPr>
-        <w:t>skte</w:t>
-      </w:r>
-      <w:proofErr w:type="spellEnd"/>
-      <w:r>
-        <w:rPr>
-          <w:sz w:val="28"/>
-          <w:szCs w:val="28"/>
-        </w:rPr>
-        <w:t xml:space="preserve"> </w:t>
-      </w:r>
-      <w:proofErr w:type="spellStart"/>
-      <w:r>
-        <w:rPr>
-          <w:sz w:val="28"/>
-          <w:szCs w:val="28"/>
-        </w:rPr>
-        <w:t>hai</w:t>
-      </w:r>
-      <w:proofErr w:type="spellEnd"/>
-      <w:r>
-        <w:rPr>
-          <w:sz w:val="28"/>
-          <w:szCs w:val="28"/>
-        </w:rPr>
-        <w:t xml:space="preserve"> manipulate </w:t>
-      </w:r>
-      <w:proofErr w:type="spellStart"/>
-      <w:r>
-        <w:rPr>
-          <w:sz w:val="28"/>
-          <w:szCs w:val="28"/>
-        </w:rPr>
-        <w:t>nahi</w:t>
-      </w:r>
-      <w:proofErr w:type="spellEnd"/>
-      <w:r>
-        <w:rPr>
-          <w:sz w:val="28"/>
-          <w:szCs w:val="28"/>
-        </w:rPr>
-        <w:t xml:space="preserve"> </w:t>
-      </w:r>
-      <w:proofErr w:type="spellStart"/>
-      <w:r>
-        <w:rPr>
-          <w:sz w:val="28"/>
-          <w:szCs w:val="28"/>
-        </w:rPr>
-        <w:t>kar</w:t>
-      </w:r>
-      <w:proofErr w:type="spellEnd"/>
-      <w:r>
-        <w:rPr>
-          <w:sz w:val="28"/>
-          <w:szCs w:val="28"/>
-        </w:rPr>
-        <w:t xml:space="preserve"> </w:t>
-      </w:r>
-      <w:proofErr w:type="spellStart"/>
-      <w:r>
-        <w:rPr>
-          <w:sz w:val="28"/>
-          <w:szCs w:val="28"/>
-        </w:rPr>
-        <w:t>sakte</w:t>
-      </w:r>
-      <w:proofErr w:type="spellEnd"/>
-      <w:r>
-        <w:rPr>
-          <w:sz w:val="28"/>
-          <w:szCs w:val="28"/>
-        </w:rPr>
-        <w:t xml:space="preserve"> (</w:t>
-      </w:r>
-      <w:proofErr w:type="spellStart"/>
-      <w:r>
-        <w:rPr>
-          <w:sz w:val="28"/>
-          <w:szCs w:val="28"/>
-        </w:rPr>
-        <w:t>jaise</w:t>
-      </w:r>
-      <w:proofErr w:type="spellEnd"/>
-      <w:r>
-        <w:rPr>
-          <w:sz w:val="28"/>
-          <w:szCs w:val="28"/>
-        </w:rPr>
-        <w:t xml:space="preserve"> </w:t>
-      </w:r>
-      <w:proofErr w:type="spellStart"/>
-      <w:r>
-        <w:rPr>
-          <w:sz w:val="28"/>
-          <w:szCs w:val="28"/>
-        </w:rPr>
-        <w:t>kuch</w:t>
-      </w:r>
-      <w:proofErr w:type="spellEnd"/>
-      <w:r>
-        <w:rPr>
-          <w:sz w:val="28"/>
-          <w:szCs w:val="28"/>
-        </w:rPr>
-        <w:t xml:space="preserve"> string  </w:t>
-      </w:r>
-      <w:proofErr w:type="spellStart"/>
-      <w:r>
-        <w:rPr>
-          <w:sz w:val="28"/>
-          <w:szCs w:val="28"/>
-        </w:rPr>
-        <w:t>mai</w:t>
-      </w:r>
-      <w:proofErr w:type="spellEnd"/>
-      <w:r>
-        <w:rPr>
-          <w:sz w:val="28"/>
-          <w:szCs w:val="28"/>
-        </w:rPr>
-        <w:t xml:space="preserve"> add </w:t>
-      </w:r>
-      <w:proofErr w:type="spellStart"/>
-      <w:r>
-        <w:rPr>
-          <w:sz w:val="28"/>
-          <w:szCs w:val="28"/>
-        </w:rPr>
-        <w:t>nahi</w:t>
-      </w:r>
-      <w:proofErr w:type="spellEnd"/>
-      <w:r>
-        <w:rPr>
-          <w:sz w:val="28"/>
-          <w:szCs w:val="28"/>
-        </w:rPr>
-        <w:t xml:space="preserve"> </w:t>
-      </w:r>
-      <w:proofErr w:type="spellStart"/>
-      <w:r>
-        <w:rPr>
-          <w:sz w:val="28"/>
-          <w:szCs w:val="28"/>
-        </w:rPr>
-        <w:t>kar</w:t>
-      </w:r>
-      <w:proofErr w:type="spellEnd"/>
-      <w:r>
-        <w:rPr>
-          <w:sz w:val="28"/>
-          <w:szCs w:val="28"/>
-        </w:rPr>
-        <w:t xml:space="preserve"> </w:t>
-      </w:r>
-      <w:proofErr w:type="spellStart"/>
-      <w:r>
-        <w:rPr>
-          <w:sz w:val="28"/>
-          <w:szCs w:val="28"/>
-        </w:rPr>
-        <w:t>sakte</w:t>
-      </w:r>
-      <w:proofErr w:type="spellEnd"/>
-      <w:r>
-        <w:rPr>
-          <w:sz w:val="28"/>
-          <w:szCs w:val="28"/>
-        </w:rPr>
-        <w:t xml:space="preserve"> )</w:t>
+        <w:t xml:space="preserve"> isme ham indexing se access kar skte hai manipulate nahi kar sakte (jaise kuch string  mai add nahi kar sakte )</w:t>
       </w:r>
     </w:p>
     <w:p>
@@ -635,21 +406,12 @@
           <w:szCs w:val="28"/>
         </w:rPr>
       </w:pPr>
-      <w:proofErr w:type="spellStart"/>
-      <w:r>
-        <w:rPr>
-          <w:sz w:val="28"/>
-          <w:szCs w:val="28"/>
-        </w:rPr>
-        <w:t>Str</w:t>
-      </w:r>
-      <w:proofErr w:type="spellEnd"/>
-      <w:r>
-        <w:rPr>
-          <w:sz w:val="28"/>
-          <w:szCs w:val="28"/>
-        </w:rPr>
-        <w:t>[starting index :  ending index]</w:t>
+      <w:r>
+        <w:rPr>
+          <w:sz w:val="28"/>
+          <w:szCs w:val="28"/>
+        </w:rPr>
+        <w:t>Str[starting index :  ending index]</w:t>
       </w:r>
     </w:p>
     <w:p>
@@ -689,23 +451,7 @@
           <w:sz w:val="28"/>
           <w:szCs w:val="28"/>
         </w:rPr>
-        <w:t xml:space="preserve">Give </w:t>
-      </w:r>
-      <w:proofErr w:type="spellStart"/>
-      <w:r>
-        <w:rPr>
-          <w:sz w:val="28"/>
-          <w:szCs w:val="28"/>
-        </w:rPr>
-        <w:t>len</w:t>
-      </w:r>
-      <w:proofErr w:type="spellEnd"/>
-      <w:r>
-        <w:rPr>
-          <w:sz w:val="28"/>
-          <w:szCs w:val="28"/>
-        </w:rPr>
-        <w:t>(string) in last index</w:t>
+        <w:t>Give len(string) in last index</w:t>
       </w:r>
     </w:p>
     <w:p>
@@ -740,117 +486,12 @@
           <w:szCs w:val="28"/>
         </w:rPr>
       </w:pPr>
-      <w:proofErr w:type="spellStart"/>
-      <w:r>
-        <w:rPr>
-          <w:sz w:val="28"/>
-          <w:szCs w:val="28"/>
-        </w:rPr>
-        <w:t>Isme</w:t>
-      </w:r>
-      <w:proofErr w:type="spellEnd"/>
-      <w:r>
-        <w:rPr>
-          <w:sz w:val="28"/>
-          <w:szCs w:val="28"/>
-        </w:rPr>
-        <w:t xml:space="preserve"> </w:t>
-      </w:r>
-      <w:proofErr w:type="spellStart"/>
-      <w:r>
-        <w:rPr>
-          <w:sz w:val="28"/>
-          <w:szCs w:val="28"/>
-        </w:rPr>
-        <w:t>phla</w:t>
-      </w:r>
-      <w:proofErr w:type="spellEnd"/>
-      <w:r>
-        <w:rPr>
-          <w:sz w:val="28"/>
-          <w:szCs w:val="28"/>
-        </w:rPr>
-        <w:t xml:space="preserve"> index include </w:t>
-      </w:r>
-      <w:proofErr w:type="spellStart"/>
-      <w:r>
-        <w:rPr>
-          <w:sz w:val="28"/>
-          <w:szCs w:val="28"/>
-        </w:rPr>
-        <w:t>hota</w:t>
-      </w:r>
-      <w:proofErr w:type="spellEnd"/>
-      <w:r>
-        <w:rPr>
-          <w:sz w:val="28"/>
-          <w:szCs w:val="28"/>
-        </w:rPr>
-        <w:t xml:space="preserve"> </w:t>
-      </w:r>
-      <w:proofErr w:type="spellStart"/>
-      <w:r>
-        <w:rPr>
-          <w:sz w:val="28"/>
-          <w:szCs w:val="28"/>
-        </w:rPr>
-        <w:t>hai</w:t>
-      </w:r>
-      <w:proofErr w:type="spellEnd"/>
-      <w:r>
-        <w:rPr>
-          <w:sz w:val="28"/>
-          <w:szCs w:val="28"/>
-        </w:rPr>
-        <w:t xml:space="preserve"> ending </w:t>
-      </w:r>
-      <w:proofErr w:type="spellStart"/>
-      <w:r>
-        <w:rPr>
-          <w:sz w:val="28"/>
-          <w:szCs w:val="28"/>
-        </w:rPr>
-        <w:t>vala</w:t>
-      </w:r>
-      <w:proofErr w:type="spellEnd"/>
-      <w:r>
-        <w:rPr>
-          <w:sz w:val="28"/>
-          <w:szCs w:val="28"/>
-        </w:rPr>
-        <w:t xml:space="preserve"> include </w:t>
-      </w:r>
-      <w:proofErr w:type="spellStart"/>
-      <w:r>
-        <w:rPr>
-          <w:sz w:val="28"/>
-          <w:szCs w:val="28"/>
-        </w:rPr>
-        <w:t>nahi</w:t>
-      </w:r>
-      <w:proofErr w:type="spellEnd"/>
-      <w:r>
-        <w:rPr>
-          <w:sz w:val="28"/>
-          <w:szCs w:val="28"/>
-        </w:rPr>
-        <w:t xml:space="preserve"> </w:t>
-      </w:r>
-      <w:proofErr w:type="spellStart"/>
-      <w:r>
-        <w:rPr>
-          <w:sz w:val="28"/>
-          <w:szCs w:val="28"/>
-        </w:rPr>
-        <w:t>hota</w:t>
-      </w:r>
-      <w:proofErr w:type="spellEnd"/>
-      <w:r>
-        <w:rPr>
-          <w:sz w:val="28"/>
-          <w:szCs w:val="28"/>
-        </w:rPr>
-        <w:t xml:space="preserve"> </w:t>
+      <w:r>
+        <w:rPr>
+          <w:sz w:val="28"/>
+          <w:szCs w:val="28"/>
+        </w:rPr>
+        <w:t xml:space="preserve">Isme phla index include hota hai ending vala include nahi hota </w:t>
       </w:r>
     </w:p>
     <w:p>
@@ -905,7 +546,6 @@
           <w:szCs w:val="28"/>
         </w:rPr>
       </w:pPr>
-      <w:proofErr w:type="spellStart"/>
       <w:r>
         <w:rPr>
           <w:sz w:val="28"/>
@@ -921,196 +561,19 @@
         </w:rPr>
         <w:t>endswith</w:t>
       </w:r>
-      <w:proofErr w:type="spellEnd"/>
-      <w:r>
-        <w:rPr>
-          <w:sz w:val="28"/>
-          <w:szCs w:val="28"/>
-        </w:rPr>
-        <w:t>(“</w:t>
-      </w:r>
-      <w:proofErr w:type="spellStart"/>
-      <w:r>
-        <w:rPr>
-          <w:sz w:val="28"/>
-          <w:szCs w:val="28"/>
-        </w:rPr>
-        <w:t>yaha</w:t>
-      </w:r>
-      <w:proofErr w:type="spellEnd"/>
-      <w:r>
-        <w:rPr>
-          <w:sz w:val="28"/>
-          <w:szCs w:val="28"/>
-        </w:rPr>
-        <w:t xml:space="preserve"> </w:t>
-      </w:r>
-      <w:proofErr w:type="spellStart"/>
-      <w:r>
-        <w:rPr>
-          <w:sz w:val="28"/>
-          <w:szCs w:val="28"/>
-        </w:rPr>
-        <w:t>vo</w:t>
-      </w:r>
-      <w:proofErr w:type="spellEnd"/>
-      <w:r>
-        <w:rPr>
-          <w:sz w:val="28"/>
-          <w:szCs w:val="28"/>
-        </w:rPr>
-        <w:t xml:space="preserve"> </w:t>
-      </w:r>
-      <w:proofErr w:type="spellStart"/>
-      <w:r>
-        <w:rPr>
-          <w:sz w:val="28"/>
-          <w:szCs w:val="28"/>
-        </w:rPr>
-        <w:t>dege</w:t>
-      </w:r>
-      <w:proofErr w:type="spellEnd"/>
-      <w:r>
-        <w:rPr>
-          <w:sz w:val="28"/>
-          <w:szCs w:val="28"/>
-        </w:rPr>
-        <w:t xml:space="preserve"> </w:t>
-      </w:r>
-      <w:r>
-        <w:rPr>
-          <w:sz w:val="28"/>
-          <w:szCs w:val="28"/>
-        </w:rPr>
-        <w:t xml:space="preserve">jo check </w:t>
-      </w:r>
-      <w:proofErr w:type="spellStart"/>
-      <w:r>
-        <w:rPr>
-          <w:sz w:val="28"/>
-          <w:szCs w:val="28"/>
-        </w:rPr>
-        <w:t>karna</w:t>
-      </w:r>
-      <w:proofErr w:type="spellEnd"/>
-      <w:r>
-        <w:rPr>
-          <w:sz w:val="28"/>
-          <w:szCs w:val="28"/>
-        </w:rPr>
-        <w:t xml:space="preserve"> </w:t>
-      </w:r>
-      <w:proofErr w:type="spellStart"/>
-      <w:r>
-        <w:rPr>
-          <w:sz w:val="28"/>
-          <w:szCs w:val="28"/>
-        </w:rPr>
-        <w:t>hoga</w:t>
-      </w:r>
-      <w:proofErr w:type="spellEnd"/>
-      <w:r>
-        <w:rPr>
-          <w:sz w:val="28"/>
-          <w:szCs w:val="28"/>
-        </w:rPr>
-        <w:t xml:space="preserve"> </w:t>
-      </w:r>
-      <w:proofErr w:type="spellStart"/>
-      <w:r>
-        <w:rPr>
-          <w:sz w:val="28"/>
-          <w:szCs w:val="28"/>
-        </w:rPr>
-        <w:t>ki</w:t>
-      </w:r>
-      <w:proofErr w:type="spellEnd"/>
-      <w:r>
-        <w:rPr>
-          <w:sz w:val="28"/>
-          <w:szCs w:val="28"/>
-        </w:rPr>
-        <w:t xml:space="preserve"> ye </w:t>
-      </w:r>
-      <w:proofErr w:type="spellStart"/>
-      <w:r>
-        <w:rPr>
-          <w:sz w:val="28"/>
-          <w:szCs w:val="28"/>
-        </w:rPr>
-        <w:t>isse</w:t>
-      </w:r>
-      <w:proofErr w:type="spellEnd"/>
-      <w:r>
-        <w:rPr>
-          <w:sz w:val="28"/>
-          <w:szCs w:val="28"/>
-        </w:rPr>
-        <w:t xml:space="preserve"> end ho </w:t>
-      </w:r>
-      <w:proofErr w:type="spellStart"/>
-      <w:r>
-        <w:rPr>
-          <w:sz w:val="28"/>
-          <w:szCs w:val="28"/>
-        </w:rPr>
-        <w:t>raha</w:t>
-      </w:r>
-      <w:proofErr w:type="spellEnd"/>
-      <w:r>
-        <w:rPr>
-          <w:sz w:val="28"/>
-          <w:szCs w:val="28"/>
-        </w:rPr>
-        <w:t xml:space="preserve"> </w:t>
-      </w:r>
-      <w:proofErr w:type="spellStart"/>
-      <w:r>
-        <w:rPr>
-          <w:sz w:val="28"/>
-          <w:szCs w:val="28"/>
-        </w:rPr>
-        <w:t>hai</w:t>
-      </w:r>
-      <w:proofErr w:type="spellEnd"/>
-      <w:r>
-        <w:rPr>
-          <w:sz w:val="28"/>
-          <w:szCs w:val="28"/>
-        </w:rPr>
-        <w:t xml:space="preserve"> </w:t>
-      </w:r>
-      <w:proofErr w:type="spellStart"/>
-      <w:r>
-        <w:rPr>
-          <w:sz w:val="28"/>
-          <w:szCs w:val="28"/>
-        </w:rPr>
-        <w:t>ya</w:t>
-      </w:r>
-      <w:proofErr w:type="spellEnd"/>
-      <w:r>
-        <w:rPr>
-          <w:sz w:val="28"/>
-          <w:szCs w:val="28"/>
-        </w:rPr>
-        <w:t xml:space="preserve"> </w:t>
-      </w:r>
-      <w:proofErr w:type="spellStart"/>
-      <w:r>
-        <w:rPr>
-          <w:sz w:val="28"/>
-          <w:szCs w:val="28"/>
-        </w:rPr>
-        <w:t>na</w:t>
-      </w:r>
-      <w:proofErr w:type="spellEnd"/>
-      <w:r>
-        <w:rPr>
-          <w:sz w:val="28"/>
-          <w:szCs w:val="28"/>
-        </w:rPr>
-        <w:t xml:space="preserve"> </w:t>
+      <w:r>
+        <w:rPr>
+          <w:sz w:val="28"/>
+          <w:szCs w:val="28"/>
+        </w:rPr>
+        <w:t xml:space="preserve">(“yaha vo dege </w:t>
+      </w:r>
+      <w:r>
+        <w:rPr>
+          <w:sz w:val="28"/>
+          <w:szCs w:val="28"/>
+        </w:rPr>
+        <w:t xml:space="preserve">jo check karna hoga ki ye isse end ho raha hai ya na </w:t>
       </w:r>
       <w:r>
         <w:rPr>
@@ -1153,7 +616,6 @@
           <w:szCs w:val="28"/>
         </w:rPr>
       </w:pPr>
-      <w:proofErr w:type="spellStart"/>
       <w:r>
         <w:rPr>
           <w:sz w:val="28"/>
@@ -1169,7 +631,6 @@
         </w:rPr>
         <w:t>capitalize</w:t>
       </w:r>
-      <w:proofErr w:type="spellEnd"/>
       <w:r>
         <w:rPr>
           <w:sz w:val="28"/>
@@ -1189,33 +650,8 @@
           <w:sz w:val="28"/>
           <w:szCs w:val="28"/>
         </w:rPr>
-        <w:t xml:space="preserve"> first character </w:t>
-      </w:r>
-      <w:proofErr w:type="spellStart"/>
-      <w:r>
-        <w:rPr>
-          <w:sz w:val="28"/>
-          <w:szCs w:val="28"/>
-        </w:rPr>
-        <w:t>ko</w:t>
-      </w:r>
-      <w:proofErr w:type="spellEnd"/>
-      <w:r>
-        <w:rPr>
-          <w:sz w:val="28"/>
-          <w:szCs w:val="28"/>
-        </w:rPr>
-        <w:t xml:space="preserve"> capital </w:t>
-      </w:r>
-      <w:proofErr w:type="spellStart"/>
-      <w:r>
-        <w:rPr>
-          <w:sz w:val="28"/>
-          <w:szCs w:val="28"/>
-        </w:rPr>
-        <w:t>karega</w:t>
-      </w:r>
-      <w:proofErr w:type="spellEnd"/>
+        <w:t xml:space="preserve"> first character ko capital karega</w:t>
+      </w:r>
     </w:p>
     <w:p>
       <w:pPr>
@@ -1229,7 +665,6 @@
           <w:szCs w:val="28"/>
         </w:rPr>
       </w:pPr>
-      <w:proofErr w:type="spellStart"/>
       <w:r>
         <w:rPr>
           <w:sz w:val="28"/>
@@ -1245,7 +680,6 @@
         </w:rPr>
         <w:t>replace</w:t>
       </w:r>
-      <w:proofErr w:type="spellEnd"/>
       <w:r>
         <w:rPr>
           <w:sz w:val="28"/>
@@ -1266,7 +700,6 @@
           <w:szCs w:val="28"/>
         </w:rPr>
       </w:pPr>
-      <w:proofErr w:type="spellStart"/>
       <w:r>
         <w:rPr>
           <w:sz w:val="28"/>
@@ -1282,77 +715,12 @@
         </w:rPr>
         <w:t>find</w:t>
       </w:r>
-      <w:proofErr w:type="spellEnd"/>
-      <w:r>
-        <w:rPr>
-          <w:sz w:val="28"/>
-          <w:szCs w:val="28"/>
-        </w:rPr>
-        <w:t xml:space="preserve">(word/character </w:t>
-      </w:r>
-      <w:proofErr w:type="spellStart"/>
-      <w:r>
-        <w:rPr>
-          <w:sz w:val="28"/>
-          <w:szCs w:val="28"/>
-        </w:rPr>
-        <w:t>dege</w:t>
-      </w:r>
-      <w:proofErr w:type="spellEnd"/>
-      <w:r>
-        <w:rPr>
-          <w:sz w:val="28"/>
-          <w:szCs w:val="28"/>
-        </w:rPr>
-        <w:t xml:space="preserve"> </w:t>
-      </w:r>
-      <w:proofErr w:type="spellStart"/>
-      <w:r>
-        <w:rPr>
-          <w:sz w:val="28"/>
-          <w:szCs w:val="28"/>
-        </w:rPr>
-        <w:t>yaha</w:t>
-      </w:r>
-      <w:proofErr w:type="spellEnd"/>
-      <w:r>
-        <w:rPr>
-          <w:sz w:val="28"/>
-          <w:szCs w:val="28"/>
-        </w:rPr>
-        <w:t xml:space="preserve"> jo find </w:t>
-      </w:r>
-      <w:proofErr w:type="spellStart"/>
-      <w:r>
-        <w:rPr>
-          <w:sz w:val="28"/>
-          <w:szCs w:val="28"/>
-        </w:rPr>
-        <w:t>karna</w:t>
-      </w:r>
-      <w:proofErr w:type="spellEnd"/>
-      <w:r>
-        <w:rPr>
-          <w:sz w:val="28"/>
-          <w:szCs w:val="28"/>
-        </w:rPr>
-        <w:t xml:space="preserve"> </w:t>
-      </w:r>
-      <w:proofErr w:type="spellStart"/>
-      <w:r>
-        <w:rPr>
-          <w:sz w:val="28"/>
-          <w:szCs w:val="28"/>
-        </w:rPr>
-        <w:t>hoga</w:t>
-      </w:r>
-      <w:proofErr w:type="spellEnd"/>
-      <w:r>
-        <w:rPr>
-          <w:sz w:val="28"/>
-          <w:szCs w:val="28"/>
-        </w:rPr>
-        <w:t xml:space="preserve">) </w:t>
+      <w:r>
+        <w:rPr>
+          <w:sz w:val="28"/>
+          <w:szCs w:val="28"/>
+        </w:rPr>
+        <w:t xml:space="preserve">(word/character dege yaha jo find karna hoga) </w:t>
       </w:r>
       <w:r>
         <w:rPr>
@@ -1366,119 +734,7 @@
           <w:sz w:val="28"/>
           <w:szCs w:val="28"/>
         </w:rPr>
-        <w:t xml:space="preserve"> </w:t>
-      </w:r>
-      <w:proofErr w:type="spellStart"/>
-      <w:r>
-        <w:rPr>
-          <w:sz w:val="28"/>
-          <w:szCs w:val="28"/>
-        </w:rPr>
-        <w:t>chahe</w:t>
-      </w:r>
-      <w:proofErr w:type="spellEnd"/>
-      <w:r>
-        <w:rPr>
-          <w:sz w:val="28"/>
-          <w:szCs w:val="28"/>
-        </w:rPr>
-        <w:t xml:space="preserve"> </w:t>
-      </w:r>
-      <w:proofErr w:type="spellStart"/>
-      <w:r>
-        <w:rPr>
-          <w:sz w:val="28"/>
-          <w:szCs w:val="28"/>
-        </w:rPr>
-        <w:t>jitni</w:t>
-      </w:r>
-      <w:proofErr w:type="spellEnd"/>
-      <w:r>
-        <w:rPr>
-          <w:sz w:val="28"/>
-          <w:szCs w:val="28"/>
-        </w:rPr>
-        <w:t xml:space="preserve"> </w:t>
-      </w:r>
-      <w:proofErr w:type="spellStart"/>
-      <w:r>
-        <w:rPr>
-          <w:sz w:val="28"/>
-          <w:szCs w:val="28"/>
-        </w:rPr>
-        <w:t>baar</w:t>
-      </w:r>
-      <w:proofErr w:type="spellEnd"/>
-      <w:r>
-        <w:rPr>
-          <w:sz w:val="28"/>
-          <w:szCs w:val="28"/>
-        </w:rPr>
-        <w:t xml:space="preserve"> </w:t>
-      </w:r>
-      <w:proofErr w:type="spellStart"/>
-      <w:r>
-        <w:rPr>
-          <w:sz w:val="28"/>
-          <w:szCs w:val="28"/>
-        </w:rPr>
-        <w:t>bhi</w:t>
-      </w:r>
-      <w:proofErr w:type="spellEnd"/>
-      <w:r>
-        <w:rPr>
-          <w:sz w:val="28"/>
-          <w:szCs w:val="28"/>
-        </w:rPr>
-        <w:t xml:space="preserve"> </w:t>
-      </w:r>
-      <w:proofErr w:type="spellStart"/>
-      <w:r>
-        <w:rPr>
-          <w:sz w:val="28"/>
-          <w:szCs w:val="28"/>
-        </w:rPr>
-        <w:t>aaya</w:t>
-      </w:r>
-      <w:proofErr w:type="spellEnd"/>
-      <w:r>
-        <w:rPr>
-          <w:sz w:val="28"/>
-          <w:szCs w:val="28"/>
-        </w:rPr>
-        <w:t xml:space="preserve"> ho </w:t>
-      </w:r>
-      <w:proofErr w:type="spellStart"/>
-      <w:r>
-        <w:rPr>
-          <w:sz w:val="28"/>
-          <w:szCs w:val="28"/>
-        </w:rPr>
-        <w:t>lekin</w:t>
-      </w:r>
-      <w:proofErr w:type="spellEnd"/>
-      <w:r>
-        <w:rPr>
-          <w:sz w:val="28"/>
-          <w:szCs w:val="28"/>
-        </w:rPr>
-        <w:t xml:space="preserve"> first index </w:t>
-      </w:r>
-      <w:proofErr w:type="spellStart"/>
-      <w:r>
-        <w:rPr>
-          <w:sz w:val="28"/>
-          <w:szCs w:val="28"/>
-        </w:rPr>
-        <w:t>dega</w:t>
-      </w:r>
-      <w:proofErr w:type="spellEnd"/>
-      <w:r>
-        <w:rPr>
-          <w:sz w:val="28"/>
-          <w:szCs w:val="28"/>
-        </w:rPr>
-        <w:t xml:space="preserve"> </w:t>
+        <w:t xml:space="preserve"> chahe jitni baar bhi aaya ho lekin first index dega </w:t>
       </w:r>
     </w:p>
     <w:p>
@@ -1498,97 +754,8 @@
           <w:sz w:val="28"/>
           <w:szCs w:val="28"/>
         </w:rPr>
-        <w:t xml:space="preserve">Agar word </w:t>
-      </w:r>
-      <w:proofErr w:type="spellStart"/>
-      <w:r>
-        <w:rPr>
-          <w:sz w:val="28"/>
-          <w:szCs w:val="28"/>
-        </w:rPr>
-        <w:t>nahi</w:t>
-      </w:r>
-      <w:proofErr w:type="spellEnd"/>
-      <w:r>
-        <w:rPr>
-          <w:sz w:val="28"/>
-          <w:szCs w:val="28"/>
-        </w:rPr>
-        <w:t xml:space="preserve"> </w:t>
-      </w:r>
-      <w:proofErr w:type="spellStart"/>
-      <w:r>
-        <w:rPr>
-          <w:sz w:val="28"/>
-          <w:szCs w:val="28"/>
-        </w:rPr>
-        <w:t>milega</w:t>
-      </w:r>
-      <w:proofErr w:type="spellEnd"/>
-      <w:r>
-        <w:rPr>
-          <w:sz w:val="28"/>
-          <w:szCs w:val="28"/>
-        </w:rPr>
-        <w:t xml:space="preserve"> to -1 </w:t>
-      </w:r>
-      <w:proofErr w:type="spellStart"/>
-      <w:r>
-        <w:rPr>
-          <w:sz w:val="28"/>
-          <w:szCs w:val="28"/>
-        </w:rPr>
-        <w:t>ayga</w:t>
-      </w:r>
-      <w:proofErr w:type="spellEnd"/>
-      <w:r>
-        <w:rPr>
-          <w:sz w:val="28"/>
-          <w:szCs w:val="28"/>
-        </w:rPr>
-        <w:t xml:space="preserve">  ,  negative index bas slicing </w:t>
-      </w:r>
-      <w:proofErr w:type="spellStart"/>
-      <w:r>
-        <w:rPr>
-          <w:sz w:val="28"/>
-          <w:szCs w:val="28"/>
-        </w:rPr>
-        <w:t>mai</w:t>
-      </w:r>
-      <w:proofErr w:type="spellEnd"/>
-      <w:r>
-        <w:rPr>
-          <w:sz w:val="28"/>
-          <w:szCs w:val="28"/>
-        </w:rPr>
-        <w:t xml:space="preserve"> use </w:t>
-      </w:r>
-      <w:proofErr w:type="spellStart"/>
-      <w:r>
-        <w:rPr>
-          <w:sz w:val="28"/>
-          <w:szCs w:val="28"/>
-        </w:rPr>
-        <w:t>hoti</w:t>
-      </w:r>
-      <w:proofErr w:type="spellEnd"/>
-      <w:r>
-        <w:rPr>
-          <w:sz w:val="28"/>
-          <w:szCs w:val="28"/>
-        </w:rPr>
-        <w:t xml:space="preserve"> </w:t>
-      </w:r>
-      <w:proofErr w:type="spellStart"/>
-      <w:r>
-        <w:rPr>
-          <w:sz w:val="28"/>
-          <w:szCs w:val="28"/>
-        </w:rPr>
-        <w:t>hai</w:t>
-      </w:r>
-      <w:proofErr w:type="spellEnd"/>
+        <w:t>Agar word nahi milega to -1 ayga  ,  negative index bas slicing mai use hoti hai</w:t>
+      </w:r>
     </w:p>
     <w:p>
       <w:pPr>
@@ -1602,7 +769,6 @@
           <w:szCs w:val="28"/>
         </w:rPr>
       </w:pPr>
-      <w:proofErr w:type="spellStart"/>
       <w:r>
         <w:rPr>
           <w:sz w:val="28"/>
@@ -1618,7 +784,6 @@
         </w:rPr>
         <w:t>count</w:t>
       </w:r>
-      <w:proofErr w:type="spellEnd"/>
       <w:r>
         <w:rPr>
           <w:sz w:val="28"/>
@@ -1638,71 +803,7 @@
           <w:sz w:val="28"/>
           <w:szCs w:val="28"/>
         </w:rPr>
-        <w:t xml:space="preserve"> </w:t>
-      </w:r>
-      <w:proofErr w:type="spellStart"/>
-      <w:r>
-        <w:rPr>
-          <w:sz w:val="28"/>
-          <w:szCs w:val="28"/>
-        </w:rPr>
-        <w:t>kitni</w:t>
-      </w:r>
-      <w:proofErr w:type="spellEnd"/>
-      <w:r>
-        <w:rPr>
-          <w:sz w:val="28"/>
-          <w:szCs w:val="28"/>
-        </w:rPr>
-        <w:t xml:space="preserve"> </w:t>
-      </w:r>
-      <w:proofErr w:type="spellStart"/>
-      <w:r>
-        <w:rPr>
-          <w:sz w:val="28"/>
-          <w:szCs w:val="28"/>
-        </w:rPr>
-        <w:t>baar</w:t>
-      </w:r>
-      <w:proofErr w:type="spellEnd"/>
-      <w:r>
-        <w:rPr>
-          <w:sz w:val="28"/>
-          <w:szCs w:val="28"/>
-        </w:rPr>
-        <w:t xml:space="preserve"> ye word </w:t>
-      </w:r>
-      <w:proofErr w:type="spellStart"/>
-      <w:r>
-        <w:rPr>
-          <w:sz w:val="28"/>
-          <w:szCs w:val="28"/>
-        </w:rPr>
-        <w:t>aya</w:t>
-      </w:r>
-      <w:proofErr w:type="spellEnd"/>
-      <w:r>
-        <w:rPr>
-          <w:sz w:val="28"/>
-          <w:szCs w:val="28"/>
-        </w:rPr>
-        <w:t xml:space="preserve"> </w:t>
-      </w:r>
-      <w:proofErr w:type="spellStart"/>
-      <w:r>
-        <w:rPr>
-          <w:sz w:val="28"/>
-          <w:szCs w:val="28"/>
-        </w:rPr>
-        <w:t>uska</w:t>
-      </w:r>
-      <w:proofErr w:type="spellEnd"/>
-      <w:r>
-        <w:rPr>
-          <w:sz w:val="28"/>
-          <w:szCs w:val="28"/>
-        </w:rPr>
-        <w:t xml:space="preserve"> count</w:t>
+        <w:t xml:space="preserve"> kitni baar ye word aya uska count</w:t>
       </w:r>
     </w:p>
     <w:p>
@@ -1782,17 +883,8 @@
           <w:sz w:val="28"/>
           <w:szCs w:val="28"/>
         </w:rPr>
-        <w:t xml:space="preserve"> </w:t>
-      </w:r>
-      <w:proofErr w:type="spellStart"/>
-      <w:r>
-        <w:rPr>
-          <w:sz w:val="28"/>
-          <w:szCs w:val="28"/>
-        </w:rPr>
-        <w:t>elif</w:t>
-      </w:r>
-      <w:proofErr w:type="spellEnd"/>
+        <w:t xml:space="preserve"> elif</w:t>
+      </w:r>
     </w:p>
     <w:p>
       <w:pPr>
@@ -1919,23 +1011,7 @@
           <w:sz w:val="28"/>
           <w:szCs w:val="28"/>
         </w:rPr>
-        <w:t>It can store any elements of different  types  ( integer , float , string ,</w:t>
-      </w:r>
-      <w:proofErr w:type="spellStart"/>
-      <w:r>
-        <w:rPr>
-          <w:sz w:val="28"/>
-          <w:szCs w:val="28"/>
-        </w:rPr>
-        <w:t>etc</w:t>
-      </w:r>
-      <w:proofErr w:type="spellEnd"/>
-      <w:r>
-        <w:rPr>
-          <w:sz w:val="28"/>
-          <w:szCs w:val="28"/>
-        </w:rPr>
-        <w:t>)</w:t>
+        <w:t>It can store any elements of different  types  ( integer , float , string ,etc)</w:t>
       </w:r>
     </w:p>
     <w:p>
@@ -1995,23 +1071,7 @@
           <w:sz w:val="28"/>
           <w:szCs w:val="28"/>
         </w:rPr>
-        <w:t xml:space="preserve"> Indexing ( </w:t>
-      </w:r>
-      <w:proofErr w:type="spellStart"/>
-      <w:r>
-        <w:rPr>
-          <w:sz w:val="28"/>
-          <w:szCs w:val="28"/>
-        </w:rPr>
-        <w:t>accesing</w:t>
-      </w:r>
-      <w:proofErr w:type="spellEnd"/>
-      <w:r>
-        <w:rPr>
-          <w:sz w:val="28"/>
-          <w:szCs w:val="28"/>
-        </w:rPr>
-        <w:t xml:space="preserve"> </w:t>
+        <w:t xml:space="preserve"> Indexing ( accesing </w:t>
       </w:r>
       <w:r>
         <w:rPr>
@@ -2134,21 +1194,12 @@
           <w:szCs w:val="28"/>
         </w:rPr>
       </w:pPr>
-      <w:proofErr w:type="spellStart"/>
-      <w:r>
-        <w:rPr>
-          <w:sz w:val="28"/>
-          <w:szCs w:val="28"/>
-        </w:rPr>
-        <w:t>List.append</w:t>
-      </w:r>
-      <w:proofErr w:type="spellEnd"/>
-      <w:r>
-        <w:rPr>
-          <w:sz w:val="28"/>
-          <w:szCs w:val="28"/>
-        </w:rPr>
-        <w:t xml:space="preserve">(4) </w:t>
+      <w:r>
+        <w:rPr>
+          <w:sz w:val="28"/>
+          <w:szCs w:val="28"/>
+        </w:rPr>
+        <w:t xml:space="preserve">List.append(4) </w:t>
       </w:r>
       <w:r>
         <w:rPr>
@@ -2184,21 +1235,12 @@
           <w:szCs w:val="28"/>
         </w:rPr>
       </w:pPr>
-      <w:proofErr w:type="spellStart"/>
-      <w:r>
-        <w:rPr>
-          <w:sz w:val="28"/>
-          <w:szCs w:val="28"/>
-        </w:rPr>
-        <w:t>List.sort</w:t>
-      </w:r>
-      <w:proofErr w:type="spellEnd"/>
-      <w:r>
-        <w:rPr>
-          <w:sz w:val="28"/>
-          <w:szCs w:val="28"/>
-        </w:rPr>
-        <w:t xml:space="preserve">() </w:t>
+      <w:r>
+        <w:rPr>
+          <w:sz w:val="28"/>
+          <w:szCs w:val="28"/>
+        </w:rPr>
+        <w:t xml:space="preserve">List.sort() </w:t>
       </w:r>
       <w:r>
         <w:rPr>
@@ -2226,113 +1268,8 @@
           <w:sz w:val="28"/>
           <w:szCs w:val="28"/>
         </w:rPr>
-        <w:t xml:space="preserve"> means </w:t>
-      </w:r>
-      <w:proofErr w:type="spellStart"/>
-      <w:r>
-        <w:rPr>
-          <w:sz w:val="28"/>
-          <w:szCs w:val="28"/>
-        </w:rPr>
-        <w:t>originall</w:t>
-      </w:r>
-      <w:proofErr w:type="spellEnd"/>
-      <w:r>
-        <w:rPr>
-          <w:sz w:val="28"/>
-          <w:szCs w:val="28"/>
-        </w:rPr>
-        <w:t xml:space="preserve"> list </w:t>
-      </w:r>
-      <w:proofErr w:type="spellStart"/>
-      <w:r>
-        <w:rPr>
-          <w:sz w:val="28"/>
-          <w:szCs w:val="28"/>
-        </w:rPr>
-        <w:t>mai</w:t>
-      </w:r>
-      <w:proofErr w:type="spellEnd"/>
-      <w:r>
-        <w:rPr>
-          <w:sz w:val="28"/>
-          <w:szCs w:val="28"/>
-        </w:rPr>
-        <w:t xml:space="preserve"> sort </w:t>
-      </w:r>
-      <w:proofErr w:type="spellStart"/>
-      <w:r>
-        <w:rPr>
-          <w:sz w:val="28"/>
-          <w:szCs w:val="28"/>
-        </w:rPr>
-        <w:t>karta</w:t>
-      </w:r>
-      <w:proofErr w:type="spellEnd"/>
-      <w:r>
-        <w:rPr>
-          <w:sz w:val="28"/>
-          <w:szCs w:val="28"/>
-        </w:rPr>
-        <w:t xml:space="preserve"> </w:t>
-      </w:r>
-      <w:proofErr w:type="spellStart"/>
-      <w:r>
-        <w:rPr>
-          <w:sz w:val="28"/>
-          <w:szCs w:val="28"/>
-        </w:rPr>
-        <w:t>hai</w:t>
-      </w:r>
-      <w:proofErr w:type="spellEnd"/>
-      <w:r>
-        <w:rPr>
-          <w:sz w:val="28"/>
-          <w:szCs w:val="28"/>
-        </w:rPr>
-        <w:t xml:space="preserve"> return </w:t>
-      </w:r>
-      <w:proofErr w:type="spellStart"/>
-      <w:r>
-        <w:rPr>
-          <w:sz w:val="28"/>
-          <w:szCs w:val="28"/>
-        </w:rPr>
-        <w:t>nahi</w:t>
-      </w:r>
-      <w:proofErr w:type="spellEnd"/>
-      <w:r>
-        <w:rPr>
-          <w:sz w:val="28"/>
-          <w:szCs w:val="28"/>
-        </w:rPr>
-        <w:t xml:space="preserve"> </w:t>
-      </w:r>
-      <w:proofErr w:type="spellStart"/>
-      <w:r>
-        <w:rPr>
-          <w:sz w:val="28"/>
-          <w:szCs w:val="28"/>
-        </w:rPr>
-        <w:t>krta</w:t>
-      </w:r>
-      <w:proofErr w:type="spellEnd"/>
-      <w:r>
-        <w:rPr>
-          <w:sz w:val="28"/>
-          <w:szCs w:val="28"/>
-        </w:rPr>
-        <w:t xml:space="preserve"> </w:t>
-      </w:r>
-      <w:proofErr w:type="spellStart"/>
-      <w:r>
-        <w:rPr>
-          <w:sz w:val="28"/>
-          <w:szCs w:val="28"/>
-        </w:rPr>
-        <w:t>kuch</w:t>
-      </w:r>
-      <w:proofErr w:type="spellEnd"/>
+        <w:t xml:space="preserve"> means originall list mai sort karta hai return nahi krta kuch</w:t>
+      </w:r>
     </w:p>
     <w:p>
       <w:pPr>
@@ -2346,21 +1283,12 @@
           <w:szCs w:val="28"/>
         </w:rPr>
       </w:pPr>
-      <w:proofErr w:type="spellStart"/>
-      <w:r>
-        <w:rPr>
-          <w:sz w:val="28"/>
-          <w:szCs w:val="28"/>
-        </w:rPr>
-        <w:t>List.sort</w:t>
-      </w:r>
-      <w:proofErr w:type="spellEnd"/>
-      <w:r>
-        <w:rPr>
-          <w:sz w:val="28"/>
-          <w:szCs w:val="28"/>
-        </w:rPr>
-        <w:t xml:space="preserve">(reverse=True) </w:t>
+      <w:r>
+        <w:rPr>
+          <w:sz w:val="28"/>
+          <w:szCs w:val="28"/>
+        </w:rPr>
+        <w:t xml:space="preserve">List.sort(reverse=True) </w:t>
       </w:r>
       <w:r>
         <w:rPr>
@@ -2396,21 +1324,12 @@
           <w:szCs w:val="28"/>
         </w:rPr>
       </w:pPr>
-      <w:proofErr w:type="spellStart"/>
-      <w:r>
-        <w:rPr>
-          <w:sz w:val="28"/>
-          <w:szCs w:val="28"/>
-        </w:rPr>
-        <w:t>List.reverse</w:t>
-      </w:r>
-      <w:proofErr w:type="spellEnd"/>
-      <w:r>
-        <w:rPr>
-          <w:sz w:val="28"/>
-          <w:szCs w:val="28"/>
-        </w:rPr>
-        <w:t xml:space="preserve"> </w:t>
+      <w:r>
+        <w:rPr>
+          <w:sz w:val="28"/>
+          <w:szCs w:val="28"/>
+        </w:rPr>
+        <w:t xml:space="preserve">List.reverse </w:t>
       </w:r>
       <w:r>
         <w:rPr>
@@ -2439,21 +1358,12 @@
           <w:szCs w:val="28"/>
         </w:rPr>
       </w:pPr>
-      <w:proofErr w:type="spellStart"/>
-      <w:r>
-        <w:rPr>
-          <w:sz w:val="28"/>
-          <w:szCs w:val="28"/>
-        </w:rPr>
-        <w:t>List.insert</w:t>
-      </w:r>
-      <w:proofErr w:type="spellEnd"/>
-      <w:r>
-        <w:rPr>
-          <w:sz w:val="28"/>
-          <w:szCs w:val="28"/>
-        </w:rPr>
-        <w:t xml:space="preserve">(index ,  element) </w:t>
+      <w:r>
+        <w:rPr>
+          <w:sz w:val="28"/>
+          <w:szCs w:val="28"/>
+        </w:rPr>
+        <w:t xml:space="preserve">List.insert(index ,  element) </w:t>
       </w:r>
       <w:r>
         <w:rPr>
@@ -2482,21 +1392,12 @@
           <w:szCs w:val="28"/>
         </w:rPr>
       </w:pPr>
-      <w:proofErr w:type="spellStart"/>
-      <w:r>
-        <w:rPr>
-          <w:sz w:val="28"/>
-          <w:szCs w:val="28"/>
-        </w:rPr>
-        <w:t>List.remove</w:t>
-      </w:r>
-      <w:proofErr w:type="spellEnd"/>
-      <w:r>
-        <w:rPr>
-          <w:sz w:val="28"/>
-          <w:szCs w:val="28"/>
-        </w:rPr>
-        <w:t xml:space="preserve">(1element) </w:t>
+      <w:r>
+        <w:rPr>
+          <w:sz w:val="28"/>
+          <w:szCs w:val="28"/>
+        </w:rPr>
+        <w:t xml:space="preserve">List.remove(1element) </w:t>
       </w:r>
       <w:r>
         <w:rPr>
@@ -2510,23 +1411,7 @@
           <w:sz w:val="28"/>
           <w:szCs w:val="28"/>
         </w:rPr>
-        <w:t xml:space="preserve"> remove first </w:t>
-      </w:r>
-      <w:proofErr w:type="spellStart"/>
-      <w:r>
-        <w:rPr>
-          <w:sz w:val="28"/>
-          <w:szCs w:val="28"/>
-        </w:rPr>
-        <w:t>occurance</w:t>
-      </w:r>
-      <w:proofErr w:type="spellEnd"/>
-      <w:r>
-        <w:rPr>
-          <w:sz w:val="28"/>
-          <w:szCs w:val="28"/>
-        </w:rPr>
-        <w:t xml:space="preserve"> of element</w:t>
+        <w:t xml:space="preserve"> remove first occurance of element</w:t>
       </w:r>
     </w:p>
     <w:p>
@@ -2541,21 +1426,12 @@
           <w:szCs w:val="28"/>
         </w:rPr>
       </w:pPr>
-      <w:proofErr w:type="spellStart"/>
-      <w:r>
-        <w:rPr>
-          <w:sz w:val="28"/>
-          <w:szCs w:val="28"/>
-        </w:rPr>
-        <w:t>List.pop</w:t>
-      </w:r>
-      <w:proofErr w:type="spellEnd"/>
-      <w:r>
-        <w:rPr>
-          <w:sz w:val="28"/>
-          <w:szCs w:val="28"/>
-        </w:rPr>
-        <w:t xml:space="preserve">(index) </w:t>
+      <w:r>
+        <w:rPr>
+          <w:sz w:val="28"/>
+          <w:szCs w:val="28"/>
+        </w:rPr>
+        <w:t xml:space="preserve">List.pop(index) </w:t>
       </w:r>
       <w:r>
         <w:rPr>
@@ -2591,7 +1467,6 @@
           <w:szCs w:val="28"/>
         </w:rPr>
       </w:pPr>
-      <w:proofErr w:type="spellStart"/>
       <w:r>
         <w:rPr>
           <w:sz w:val="28"/>
@@ -2604,15 +1479,7 @@
           <w:sz w:val="28"/>
           <w:szCs w:val="28"/>
         </w:rPr>
-        <w:t>.copy</w:t>
-      </w:r>
-      <w:proofErr w:type="spellEnd"/>
-      <w:r>
-        <w:rPr>
-          <w:sz w:val="28"/>
-          <w:szCs w:val="28"/>
-        </w:rPr>
-        <w:t>()</w:t>
+        <w:t>.copy()</w:t>
       </w:r>
       <w:r>
         <w:rPr>
@@ -2704,23 +1571,7 @@
           <w:sz w:val="28"/>
           <w:szCs w:val="28"/>
         </w:rPr>
-        <w:t xml:space="preserve">Tuple are immutable </w:t>
-      </w:r>
-      <w:proofErr w:type="spellStart"/>
-      <w:r>
-        <w:rPr>
-          <w:sz w:val="28"/>
-          <w:szCs w:val="28"/>
-        </w:rPr>
-        <w:t>where as</w:t>
-      </w:r>
-      <w:proofErr w:type="spellEnd"/>
-      <w:r>
-        <w:rPr>
-          <w:sz w:val="28"/>
-          <w:szCs w:val="28"/>
-        </w:rPr>
-        <w:t xml:space="preserve"> list are mutable </w:t>
+        <w:t xml:space="preserve">Tuple are immutable where as list are mutable </w:t>
       </w:r>
     </w:p>
     <w:p>
@@ -2755,53 +1606,12 @@
           <w:szCs w:val="28"/>
         </w:rPr>
       </w:pPr>
-      <w:proofErr w:type="spellStart"/>
-      <w:r>
-        <w:rPr>
-          <w:sz w:val="28"/>
-          <w:szCs w:val="28"/>
-        </w:rPr>
-        <w:t>Tup</w:t>
-      </w:r>
-      <w:proofErr w:type="spellEnd"/>
-      <w:r>
-        <w:rPr>
-          <w:sz w:val="28"/>
-          <w:szCs w:val="28"/>
-        </w:rPr>
-        <w:t xml:space="preserve"> = ( 1 , ) </w:t>
-      </w:r>
-      <w:proofErr w:type="spellStart"/>
-      <w:r>
-        <w:rPr>
-          <w:sz w:val="28"/>
-          <w:szCs w:val="28"/>
-        </w:rPr>
-        <w:t>Seperated</w:t>
-      </w:r>
-      <w:proofErr w:type="spellEnd"/>
-      <w:r>
-        <w:rPr>
-          <w:sz w:val="28"/>
-          <w:szCs w:val="28"/>
-        </w:rPr>
-        <w:t xml:space="preserve">  </w:t>
-      </w:r>
-      <w:proofErr w:type="spellStart"/>
-      <w:r>
-        <w:rPr>
-          <w:sz w:val="28"/>
-          <w:szCs w:val="28"/>
-        </w:rPr>
-        <w:t>nby</w:t>
-      </w:r>
-      <w:proofErr w:type="spellEnd"/>
-      <w:r>
-        <w:rPr>
-          <w:sz w:val="28"/>
-          <w:szCs w:val="28"/>
-        </w:rPr>
-        <w:t xml:space="preserve"> comma when we gives single value </w:t>
+      <w:r>
+        <w:rPr>
+          <w:sz w:val="28"/>
+          <w:szCs w:val="28"/>
+        </w:rPr>
+        <w:t xml:space="preserve">Tup = ( 1 , ) Seperated  nby comma when we gives single value </w:t>
       </w:r>
     </w:p>
     <w:p>
@@ -2816,21 +1626,12 @@
           <w:szCs w:val="28"/>
         </w:rPr>
       </w:pPr>
-      <w:proofErr w:type="spellStart"/>
-      <w:r>
-        <w:rPr>
-          <w:sz w:val="28"/>
-          <w:szCs w:val="28"/>
-        </w:rPr>
-        <w:t>Tup</w:t>
-      </w:r>
-      <w:proofErr w:type="spellEnd"/>
-      <w:r>
-        <w:rPr>
-          <w:sz w:val="28"/>
-          <w:szCs w:val="28"/>
-        </w:rPr>
-        <w:t xml:space="preserve"> = ( 1 ) </w:t>
+      <w:r>
+        <w:rPr>
+          <w:sz w:val="28"/>
+          <w:szCs w:val="28"/>
+        </w:rPr>
+        <w:t xml:space="preserve">Tup = ( 1 ) </w:t>
       </w:r>
       <w:r>
         <w:rPr>
@@ -2844,39 +1645,7 @@
           <w:sz w:val="28"/>
           <w:szCs w:val="28"/>
         </w:rPr>
-        <w:t xml:space="preserve"> it treats like integer when we check the type of </w:t>
-      </w:r>
-      <w:proofErr w:type="spellStart"/>
-      <w:r>
-        <w:rPr>
-          <w:sz w:val="28"/>
-          <w:szCs w:val="28"/>
-        </w:rPr>
-        <w:t>Tup</w:t>
-      </w:r>
-      <w:proofErr w:type="spellEnd"/>
-      <w:r>
-        <w:rPr>
-          <w:sz w:val="28"/>
-          <w:szCs w:val="28"/>
-        </w:rPr>
-        <w:t xml:space="preserve"> it gives </w:t>
-      </w:r>
-      <w:proofErr w:type="spellStart"/>
-      <w:r>
-        <w:rPr>
-          <w:sz w:val="28"/>
-          <w:szCs w:val="28"/>
-        </w:rPr>
-        <w:t>int</w:t>
-      </w:r>
-      <w:proofErr w:type="spellEnd"/>
-      <w:r>
-        <w:rPr>
-          <w:sz w:val="28"/>
-          <w:szCs w:val="28"/>
-        </w:rPr>
-        <w:t xml:space="preserve"> as a type </w:t>
+        <w:t xml:space="preserve"> it treats like integer when we check the type of Tup it gives int as a type </w:t>
       </w:r>
     </w:p>
     <w:p>
@@ -2931,21 +1700,12 @@
           <w:szCs w:val="28"/>
         </w:rPr>
       </w:pPr>
-      <w:proofErr w:type="spellStart"/>
-      <w:r>
-        <w:rPr>
-          <w:sz w:val="28"/>
-          <w:szCs w:val="28"/>
-        </w:rPr>
-        <w:t>Tup.index</w:t>
-      </w:r>
-      <w:proofErr w:type="spellEnd"/>
-      <w:r>
-        <w:rPr>
-          <w:sz w:val="28"/>
-          <w:szCs w:val="28"/>
-        </w:rPr>
-        <w:t xml:space="preserve">(element) </w:t>
+      <w:r>
+        <w:rPr>
+          <w:sz w:val="28"/>
+          <w:szCs w:val="28"/>
+        </w:rPr>
+        <w:t xml:space="preserve">Tup.index(element) </w:t>
       </w:r>
       <w:r>
         <w:rPr>
@@ -2959,81 +1719,8 @@
           <w:sz w:val="28"/>
           <w:szCs w:val="28"/>
         </w:rPr>
-        <w:t xml:space="preserve">ye </w:t>
-      </w:r>
-      <w:proofErr w:type="spellStart"/>
-      <w:r>
-        <w:rPr>
-          <w:sz w:val="28"/>
-          <w:szCs w:val="28"/>
-        </w:rPr>
-        <w:t>btayga</w:t>
-      </w:r>
-      <w:proofErr w:type="spellEnd"/>
-      <w:r>
-        <w:rPr>
-          <w:sz w:val="28"/>
-          <w:szCs w:val="28"/>
-        </w:rPr>
-        <w:t xml:space="preserve"> </w:t>
-      </w:r>
-      <w:proofErr w:type="spellStart"/>
-      <w:r>
-        <w:rPr>
-          <w:sz w:val="28"/>
-          <w:szCs w:val="28"/>
-        </w:rPr>
-        <w:t>ki</w:t>
-      </w:r>
-      <w:proofErr w:type="spellEnd"/>
-      <w:r>
-        <w:rPr>
-          <w:sz w:val="28"/>
-          <w:szCs w:val="28"/>
-        </w:rPr>
-        <w:t xml:space="preserve"> ye element </w:t>
-      </w:r>
-      <w:proofErr w:type="spellStart"/>
-      <w:r>
-        <w:rPr>
-          <w:sz w:val="28"/>
-          <w:szCs w:val="28"/>
-        </w:rPr>
-        <w:t>kis</w:t>
-      </w:r>
-      <w:proofErr w:type="spellEnd"/>
-      <w:r>
-        <w:rPr>
-          <w:sz w:val="28"/>
-          <w:szCs w:val="28"/>
-        </w:rPr>
-        <w:t xml:space="preserve"> index par </w:t>
-      </w:r>
-      <w:proofErr w:type="spellStart"/>
-      <w:r>
-        <w:rPr>
-          <w:sz w:val="28"/>
-          <w:szCs w:val="28"/>
-        </w:rPr>
-        <w:t>phle</w:t>
-      </w:r>
-      <w:proofErr w:type="spellEnd"/>
-      <w:r>
-        <w:rPr>
-          <w:sz w:val="28"/>
-          <w:szCs w:val="28"/>
-        </w:rPr>
-        <w:t xml:space="preserve"> </w:t>
-      </w:r>
-      <w:proofErr w:type="spellStart"/>
-      <w:r>
-        <w:rPr>
-          <w:sz w:val="28"/>
-          <w:szCs w:val="28"/>
-        </w:rPr>
-        <w:t>aya</w:t>
-      </w:r>
-      <w:proofErr w:type="spellEnd"/>
+        <w:t>ye btayga ki ye element kis index par phle aya</w:t>
+      </w:r>
     </w:p>
     <w:p>
       <w:pPr>
@@ -3052,23 +1739,7 @@
           <w:sz w:val="28"/>
           <w:szCs w:val="28"/>
         </w:rPr>
-        <w:t xml:space="preserve"> </w:t>
-      </w:r>
-      <w:proofErr w:type="spellStart"/>
-      <w:r>
-        <w:rPr>
-          <w:sz w:val="28"/>
-          <w:szCs w:val="28"/>
-        </w:rPr>
-        <w:t>Tup.count</w:t>
-      </w:r>
-      <w:proofErr w:type="spellEnd"/>
-      <w:r>
-        <w:rPr>
-          <w:sz w:val="28"/>
-          <w:szCs w:val="28"/>
-        </w:rPr>
-        <w:t xml:space="preserve">(element) </w:t>
+        <w:t xml:space="preserve"> Tup.count(element) </w:t>
       </w:r>
       <w:r>
         <w:rPr>
@@ -3082,71 +1753,7 @@
           <w:sz w:val="28"/>
           <w:szCs w:val="28"/>
         </w:rPr>
-        <w:t xml:space="preserve">  </w:t>
-      </w:r>
-      <w:proofErr w:type="spellStart"/>
-      <w:r>
-        <w:rPr>
-          <w:sz w:val="28"/>
-          <w:szCs w:val="28"/>
-        </w:rPr>
-        <w:t>kitni</w:t>
-      </w:r>
-      <w:proofErr w:type="spellEnd"/>
-      <w:r>
-        <w:rPr>
-          <w:sz w:val="28"/>
-          <w:szCs w:val="28"/>
-        </w:rPr>
-        <w:t xml:space="preserve"> </w:t>
-      </w:r>
-      <w:proofErr w:type="spellStart"/>
-      <w:r>
-        <w:rPr>
-          <w:sz w:val="28"/>
-          <w:szCs w:val="28"/>
-        </w:rPr>
-        <w:t>baar</w:t>
-      </w:r>
-      <w:proofErr w:type="spellEnd"/>
-      <w:r>
-        <w:rPr>
-          <w:sz w:val="28"/>
-          <w:szCs w:val="28"/>
-        </w:rPr>
-        <w:t xml:space="preserve"> ye element </w:t>
-      </w:r>
-      <w:proofErr w:type="spellStart"/>
-      <w:r>
-        <w:rPr>
-          <w:sz w:val="28"/>
-          <w:szCs w:val="28"/>
-        </w:rPr>
-        <w:t>aaya</w:t>
-      </w:r>
-      <w:proofErr w:type="spellEnd"/>
-      <w:r>
-        <w:rPr>
-          <w:sz w:val="28"/>
-          <w:szCs w:val="28"/>
-        </w:rPr>
-        <w:t xml:space="preserve"> count hoke aa </w:t>
-      </w:r>
-      <w:proofErr w:type="spellStart"/>
-      <w:r>
-        <w:rPr>
-          <w:sz w:val="28"/>
-          <w:szCs w:val="28"/>
-        </w:rPr>
-        <w:t>jayga</w:t>
-      </w:r>
-      <w:proofErr w:type="spellEnd"/>
-      <w:r>
-        <w:rPr>
-          <w:sz w:val="28"/>
-          <w:szCs w:val="28"/>
-        </w:rPr>
-        <w:t xml:space="preserve"> </w:t>
+        <w:t xml:space="preserve">  kitni baar ye element aaya count hoke aa jayga </w:t>
       </w:r>
     </w:p>
     <w:p>
@@ -3189,23 +1796,13 @@
         </w:rPr>
         <w:t xml:space="preserve">Dictionary are used to store data values in </w:t>
       </w:r>
-      <w:proofErr w:type="spellStart"/>
       <w:r>
         <w:rPr>
           <w:b/>
           <w:sz w:val="28"/>
           <w:szCs w:val="28"/>
         </w:rPr>
-        <w:t>Key:value</w:t>
-      </w:r>
-      <w:proofErr w:type="spellEnd"/>
-      <w:r>
-        <w:rPr>
-          <w:b/>
-          <w:sz w:val="28"/>
-          <w:szCs w:val="28"/>
-        </w:rPr>
-        <w:t xml:space="preserve"> </w:t>
+        <w:t xml:space="preserve">Key:value </w:t>
       </w:r>
       <w:r>
         <w:rPr>
@@ -3352,21 +1949,12 @@
           <w:szCs w:val="28"/>
         </w:rPr>
       </w:pPr>
-      <w:proofErr w:type="spellStart"/>
-      <w:r>
-        <w:rPr>
-          <w:sz w:val="28"/>
-          <w:szCs w:val="28"/>
-        </w:rPr>
-        <w:t>Dict.keys</w:t>
-      </w:r>
-      <w:proofErr w:type="spellEnd"/>
-      <w:r>
-        <w:rPr>
-          <w:sz w:val="28"/>
-          <w:szCs w:val="28"/>
-        </w:rPr>
-        <w:t>()</w:t>
+      <w:r>
+        <w:rPr>
+          <w:sz w:val="28"/>
+          <w:szCs w:val="28"/>
+        </w:rPr>
+        <w:t>Dict.keys()</w:t>
       </w:r>
       <w:r>
         <w:rPr>
@@ -3395,21 +1983,12 @@
           <w:szCs w:val="28"/>
         </w:rPr>
       </w:pPr>
-      <w:proofErr w:type="spellStart"/>
-      <w:r>
-        <w:rPr>
-          <w:sz w:val="28"/>
-          <w:szCs w:val="28"/>
-        </w:rPr>
-        <w:t>Dict.values</w:t>
-      </w:r>
-      <w:proofErr w:type="spellEnd"/>
-      <w:r>
-        <w:rPr>
-          <w:sz w:val="28"/>
-          <w:szCs w:val="28"/>
-        </w:rPr>
-        <w:t>()</w:t>
+      <w:r>
+        <w:rPr>
+          <w:sz w:val="28"/>
+          <w:szCs w:val="28"/>
+        </w:rPr>
+        <w:t>Dict.values()</w:t>
       </w:r>
       <w:r>
         <w:rPr>
@@ -3438,21 +2017,12 @@
           <w:szCs w:val="28"/>
         </w:rPr>
       </w:pPr>
-      <w:proofErr w:type="spellStart"/>
-      <w:r>
-        <w:rPr>
-          <w:sz w:val="28"/>
-          <w:szCs w:val="28"/>
-        </w:rPr>
-        <w:t>Dict.items</w:t>
-      </w:r>
-      <w:proofErr w:type="spellEnd"/>
-      <w:r>
-        <w:rPr>
-          <w:sz w:val="28"/>
-          <w:szCs w:val="28"/>
-        </w:rPr>
-        <w:t>()</w:t>
+      <w:r>
+        <w:rPr>
+          <w:sz w:val="28"/>
+          <w:szCs w:val="28"/>
+        </w:rPr>
+        <w:t>Dict.items()</w:t>
       </w:r>
       <w:r>
         <w:rPr>
@@ -3488,21 +2058,12 @@
           <w:szCs w:val="28"/>
         </w:rPr>
       </w:pPr>
-      <w:proofErr w:type="spellStart"/>
-      <w:r>
-        <w:rPr>
-          <w:sz w:val="28"/>
-          <w:szCs w:val="28"/>
-        </w:rPr>
-        <w:t>Dict.get</w:t>
-      </w:r>
-      <w:proofErr w:type="spellEnd"/>
-      <w:r>
-        <w:rPr>
-          <w:sz w:val="28"/>
-          <w:szCs w:val="28"/>
-        </w:rPr>
-        <w:t>()</w:t>
+      <w:r>
+        <w:rPr>
+          <w:sz w:val="28"/>
+          <w:szCs w:val="28"/>
+        </w:rPr>
+        <w:t>Dict.get()</w:t>
       </w:r>
       <w:r>
         <w:rPr>
@@ -3531,21 +2092,12 @@
           <w:szCs w:val="28"/>
         </w:rPr>
       </w:pPr>
-      <w:proofErr w:type="spellStart"/>
-      <w:r>
-        <w:rPr>
-          <w:sz w:val="28"/>
-          <w:szCs w:val="28"/>
-        </w:rPr>
-        <w:t>Dict.update</w:t>
-      </w:r>
-      <w:proofErr w:type="spellEnd"/>
-      <w:r>
-        <w:rPr>
-          <w:sz w:val="28"/>
-          <w:szCs w:val="28"/>
-        </w:rPr>
-        <w:t>()</w:t>
+      <w:r>
+        <w:rPr>
+          <w:sz w:val="28"/>
+          <w:szCs w:val="28"/>
+        </w:rPr>
+        <w:t>Dict.update()</w:t>
       </w:r>
       <w:r>
         <w:rPr>
@@ -3702,17 +2254,8 @@
           <w:sz w:val="28"/>
           <w:szCs w:val="28"/>
         </w:rPr>
-        <w:t xml:space="preserve"> that’s why we can pass tuple not list and </w:t>
-      </w:r>
-      <w:proofErr w:type="spellStart"/>
-      <w:r>
-        <w:rPr>
-          <w:sz w:val="28"/>
-          <w:szCs w:val="28"/>
-        </w:rPr>
-        <w:t>dictioanry</w:t>
-      </w:r>
-      <w:proofErr w:type="spellEnd"/>
+        <w:t xml:space="preserve"> that’s why we can pass tuple not list and dictioanry</w:t>
+      </w:r>
     </w:p>
     <w:p>
       <w:pPr>
@@ -3872,302 +2415,14 @@
           <w:sz w:val="28"/>
           <w:szCs w:val="28"/>
         </w:rPr>
-        <w:t xml:space="preserve">It consist </w:t>
-      </w:r>
-      <w:proofErr w:type="spellStart"/>
-      <w:r>
-        <w:rPr>
-          <w:sz w:val="28"/>
-          <w:szCs w:val="28"/>
-        </w:rPr>
-        <w:t>hashable</w:t>
-      </w:r>
-      <w:proofErr w:type="spellEnd"/>
-      <w:r>
-        <w:rPr>
-          <w:sz w:val="28"/>
-          <w:szCs w:val="28"/>
-        </w:rPr>
-        <w:t xml:space="preserve"> value ( original value </w:t>
-      </w:r>
-      <w:proofErr w:type="spellStart"/>
-      <w:r>
-        <w:rPr>
-          <w:sz w:val="28"/>
-          <w:szCs w:val="28"/>
-        </w:rPr>
-        <w:t>ki</w:t>
-      </w:r>
-      <w:proofErr w:type="spellEnd"/>
-      <w:r>
-        <w:rPr>
-          <w:sz w:val="28"/>
-          <w:szCs w:val="28"/>
-        </w:rPr>
-        <w:t xml:space="preserve"> 1 </w:t>
-      </w:r>
-      <w:r>
-        <w:rPr>
-          <w:sz w:val="28"/>
-          <w:szCs w:val="28"/>
-        </w:rPr>
-        <w:t xml:space="preserve">hash </w:t>
-      </w:r>
-      <w:proofErr w:type="spellStart"/>
-      <w:r>
-        <w:rPr>
-          <w:sz w:val="28"/>
-          <w:szCs w:val="28"/>
-        </w:rPr>
-        <w:t>nikal</w:t>
-      </w:r>
-      <w:proofErr w:type="spellEnd"/>
-      <w:r>
-        <w:rPr>
-          <w:sz w:val="28"/>
-          <w:szCs w:val="28"/>
-        </w:rPr>
-        <w:t xml:space="preserve"> k </w:t>
-      </w:r>
-      <w:proofErr w:type="spellStart"/>
-      <w:r>
-        <w:rPr>
-          <w:sz w:val="28"/>
-          <w:szCs w:val="28"/>
-        </w:rPr>
-        <w:t>aata</w:t>
-      </w:r>
-      <w:proofErr w:type="spellEnd"/>
-      <w:r>
-        <w:rPr>
-          <w:sz w:val="28"/>
-          <w:szCs w:val="28"/>
-        </w:rPr>
-        <w:t xml:space="preserve"> </w:t>
-      </w:r>
-      <w:proofErr w:type="spellStart"/>
-      <w:r>
-        <w:rPr>
-          <w:sz w:val="28"/>
-          <w:szCs w:val="28"/>
-        </w:rPr>
-        <w:t>hai</w:t>
-      </w:r>
-      <w:proofErr w:type="spellEnd"/>
-      <w:r>
-        <w:rPr>
-          <w:sz w:val="28"/>
-          <w:szCs w:val="28"/>
-        </w:rPr>
-        <w:t xml:space="preserve"> </w:t>
-      </w:r>
-      <w:proofErr w:type="spellStart"/>
-      <w:r>
-        <w:rPr>
-          <w:sz w:val="28"/>
-          <w:szCs w:val="28"/>
-        </w:rPr>
-        <w:t>jisme</w:t>
-      </w:r>
-      <w:proofErr w:type="spellEnd"/>
-      <w:r>
-        <w:rPr>
-          <w:sz w:val="28"/>
-          <w:szCs w:val="28"/>
-        </w:rPr>
-        <w:t xml:space="preserve"> </w:t>
-      </w:r>
-      <w:proofErr w:type="spellStart"/>
-      <w:r>
-        <w:rPr>
-          <w:sz w:val="28"/>
-          <w:szCs w:val="28"/>
-        </w:rPr>
-        <w:t>kuch</w:t>
-      </w:r>
-      <w:proofErr w:type="spellEnd"/>
-      <w:r>
-        <w:rPr>
-          <w:sz w:val="28"/>
-          <w:szCs w:val="28"/>
-        </w:rPr>
-        <w:t xml:space="preserve"> change </w:t>
-      </w:r>
-      <w:proofErr w:type="spellStart"/>
-      <w:r>
-        <w:rPr>
-          <w:sz w:val="28"/>
-          <w:szCs w:val="28"/>
-        </w:rPr>
-        <w:t>na</w:t>
-      </w:r>
-      <w:proofErr w:type="spellEnd"/>
-      <w:r>
-        <w:rPr>
-          <w:sz w:val="28"/>
-          <w:szCs w:val="28"/>
-        </w:rPr>
-        <w:t xml:space="preserve"> ho sake that’s why list </w:t>
-      </w:r>
-      <w:proofErr w:type="spellStart"/>
-      <w:r>
-        <w:rPr>
-          <w:sz w:val="28"/>
-          <w:szCs w:val="28"/>
-        </w:rPr>
-        <w:t>ko</w:t>
-      </w:r>
-      <w:proofErr w:type="spellEnd"/>
-      <w:r>
-        <w:rPr>
-          <w:sz w:val="28"/>
-          <w:szCs w:val="28"/>
-        </w:rPr>
-        <w:t xml:space="preserve"> add </w:t>
-      </w:r>
-      <w:proofErr w:type="spellStart"/>
-      <w:r>
-        <w:rPr>
-          <w:sz w:val="28"/>
-          <w:szCs w:val="28"/>
-        </w:rPr>
-        <w:t>nahi</w:t>
-      </w:r>
-      <w:proofErr w:type="spellEnd"/>
-      <w:r>
-        <w:rPr>
-          <w:sz w:val="28"/>
-          <w:szCs w:val="28"/>
-        </w:rPr>
-        <w:t xml:space="preserve"> </w:t>
-      </w:r>
-      <w:proofErr w:type="spellStart"/>
-      <w:r>
-        <w:rPr>
-          <w:sz w:val="28"/>
-          <w:szCs w:val="28"/>
-        </w:rPr>
-        <w:t>kar</w:t>
-      </w:r>
-      <w:proofErr w:type="spellEnd"/>
-      <w:r>
-        <w:rPr>
-          <w:sz w:val="28"/>
-          <w:szCs w:val="28"/>
-        </w:rPr>
-        <w:t xml:space="preserve"> </w:t>
-      </w:r>
-      <w:proofErr w:type="spellStart"/>
-      <w:r>
-        <w:rPr>
-          <w:sz w:val="28"/>
-          <w:szCs w:val="28"/>
-        </w:rPr>
-        <w:t>sakte</w:t>
-      </w:r>
-      <w:proofErr w:type="spellEnd"/>
-      <w:r>
-        <w:rPr>
-          <w:sz w:val="28"/>
-          <w:szCs w:val="28"/>
-        </w:rPr>
-        <w:t xml:space="preserve"> because list mutable </w:t>
-      </w:r>
-      <w:proofErr w:type="spellStart"/>
-      <w:r>
-        <w:rPr>
-          <w:sz w:val="28"/>
-          <w:szCs w:val="28"/>
-        </w:rPr>
-        <w:t>hai</w:t>
-      </w:r>
-      <w:proofErr w:type="spellEnd"/>
-      <w:r>
-        <w:rPr>
-          <w:sz w:val="28"/>
-          <w:szCs w:val="28"/>
-        </w:rPr>
-        <w:t xml:space="preserve"> </w:t>
-      </w:r>
-      <w:proofErr w:type="spellStart"/>
-      <w:r>
-        <w:rPr>
-          <w:sz w:val="28"/>
-          <w:szCs w:val="28"/>
-        </w:rPr>
-        <w:t>kal</w:t>
-      </w:r>
-      <w:proofErr w:type="spellEnd"/>
-      <w:r>
-        <w:rPr>
-          <w:sz w:val="28"/>
-          <w:szCs w:val="28"/>
-        </w:rPr>
-        <w:t xml:space="preserve"> </w:t>
-      </w:r>
-      <w:proofErr w:type="spellStart"/>
-      <w:r>
-        <w:rPr>
-          <w:sz w:val="28"/>
-          <w:szCs w:val="28"/>
-        </w:rPr>
-        <w:t>ko</w:t>
-      </w:r>
-      <w:proofErr w:type="spellEnd"/>
-      <w:r>
-        <w:rPr>
-          <w:sz w:val="28"/>
-          <w:szCs w:val="28"/>
-        </w:rPr>
-        <w:t xml:space="preserve"> value change ho </w:t>
-      </w:r>
-      <w:proofErr w:type="spellStart"/>
-      <w:r>
-        <w:rPr>
-          <w:sz w:val="28"/>
-          <w:szCs w:val="28"/>
-        </w:rPr>
-        <w:t>gai</w:t>
-      </w:r>
-      <w:proofErr w:type="spellEnd"/>
-      <w:r>
-        <w:rPr>
-          <w:sz w:val="28"/>
-          <w:szCs w:val="28"/>
-        </w:rPr>
-        <w:t xml:space="preserve"> to hash  </w:t>
-      </w:r>
-      <w:proofErr w:type="spellStart"/>
-      <w:r>
-        <w:rPr>
-          <w:sz w:val="28"/>
-          <w:szCs w:val="28"/>
-        </w:rPr>
-        <w:t>bhi</w:t>
-      </w:r>
-      <w:proofErr w:type="spellEnd"/>
-      <w:r>
-        <w:rPr>
-          <w:sz w:val="28"/>
-          <w:szCs w:val="28"/>
-        </w:rPr>
-        <w:t xml:space="preserve"> change ho </w:t>
-      </w:r>
-      <w:proofErr w:type="spellStart"/>
-      <w:r>
-        <w:rPr>
-          <w:sz w:val="28"/>
-          <w:szCs w:val="28"/>
-        </w:rPr>
-        <w:t>jayga</w:t>
-      </w:r>
-      <w:proofErr w:type="spellEnd"/>
-      <w:r>
-        <w:rPr>
-          <w:sz w:val="28"/>
-          <w:szCs w:val="28"/>
-        </w:rPr>
-        <w:t xml:space="preserve"> )</w:t>
+        <w:t xml:space="preserve">It consist hashable value ( original value ki 1 </w:t>
+      </w:r>
+      <w:r>
+        <w:rPr>
+          <w:sz w:val="28"/>
+          <w:szCs w:val="28"/>
+        </w:rPr>
+        <w:t>hash nikal k aata hai jisme kuch change na ho sake that’s why list ko add nahi kar sakte because list mutable hai kal ko value change ho gai to hash  bhi change ho jayga )</w:t>
       </w:r>
     </w:p>
     <w:p>
@@ -4187,23 +2442,7 @@
           <w:sz w:val="28"/>
           <w:szCs w:val="28"/>
         </w:rPr>
-        <w:t xml:space="preserve"> </w:t>
-      </w:r>
-      <w:proofErr w:type="spellStart"/>
-      <w:r>
-        <w:rPr>
-          <w:sz w:val="28"/>
-          <w:szCs w:val="28"/>
-        </w:rPr>
-        <w:t>Set.add</w:t>
-      </w:r>
-      <w:proofErr w:type="spellEnd"/>
-      <w:r>
-        <w:rPr>
-          <w:sz w:val="28"/>
-          <w:szCs w:val="28"/>
-        </w:rPr>
-        <w:t>()</w:t>
+        <w:t xml:space="preserve"> Set.add()</w:t>
       </w:r>
     </w:p>
     <w:p>
@@ -4218,21 +2457,12 @@
           <w:szCs w:val="28"/>
         </w:rPr>
       </w:pPr>
-      <w:proofErr w:type="spellStart"/>
-      <w:r>
-        <w:rPr>
-          <w:sz w:val="28"/>
-          <w:szCs w:val="28"/>
-        </w:rPr>
-        <w:t>Set.remove</w:t>
-      </w:r>
-      <w:proofErr w:type="spellEnd"/>
-      <w:r>
-        <w:rPr>
-          <w:sz w:val="28"/>
-          <w:szCs w:val="28"/>
-        </w:rPr>
-        <w:t>()</w:t>
+      <w:r>
+        <w:rPr>
+          <w:sz w:val="28"/>
+          <w:szCs w:val="28"/>
+        </w:rPr>
+        <w:t>Set.remove()</w:t>
       </w:r>
     </w:p>
     <w:p>
@@ -4247,21 +2477,12 @@
           <w:szCs w:val="28"/>
         </w:rPr>
       </w:pPr>
-      <w:proofErr w:type="spellStart"/>
-      <w:r>
-        <w:rPr>
-          <w:sz w:val="28"/>
-          <w:szCs w:val="28"/>
-        </w:rPr>
-        <w:t>Set.clear</w:t>
-      </w:r>
-      <w:proofErr w:type="spellEnd"/>
-      <w:r>
-        <w:rPr>
-          <w:sz w:val="28"/>
-          <w:szCs w:val="28"/>
-        </w:rPr>
-        <w:t>()</w:t>
+      <w:r>
+        <w:rPr>
+          <w:sz w:val="28"/>
+          <w:szCs w:val="28"/>
+        </w:rPr>
+        <w:t>Set.clear()</w:t>
       </w:r>
     </w:p>
     <w:p>
@@ -4276,21 +2497,12 @@
           <w:szCs w:val="28"/>
         </w:rPr>
       </w:pPr>
-      <w:proofErr w:type="spellStart"/>
-      <w:r>
-        <w:rPr>
-          <w:sz w:val="28"/>
-          <w:szCs w:val="28"/>
-        </w:rPr>
-        <w:t>Set.pop</w:t>
-      </w:r>
-      <w:proofErr w:type="spellEnd"/>
-      <w:r>
-        <w:rPr>
-          <w:sz w:val="28"/>
-          <w:szCs w:val="28"/>
-        </w:rPr>
-        <w:t>()</w:t>
+      <w:r>
+        <w:rPr>
+          <w:sz w:val="28"/>
+          <w:szCs w:val="28"/>
+        </w:rPr>
+        <w:t>Set.pop()</w:t>
       </w:r>
       <w:r>
         <w:rPr>
@@ -4319,21 +2531,12 @@
           <w:szCs w:val="28"/>
         </w:rPr>
       </w:pPr>
-      <w:proofErr w:type="spellStart"/>
-      <w:r>
-        <w:rPr>
-          <w:sz w:val="28"/>
-          <w:szCs w:val="28"/>
-        </w:rPr>
-        <w:t>Set.union</w:t>
-      </w:r>
-      <w:proofErr w:type="spellEnd"/>
-      <w:r>
-        <w:rPr>
-          <w:sz w:val="28"/>
-          <w:szCs w:val="28"/>
-        </w:rPr>
-        <w:t>(set2)</w:t>
+      <w:r>
+        <w:rPr>
+          <w:sz w:val="28"/>
+          <w:szCs w:val="28"/>
+        </w:rPr>
+        <w:t>Set.union(set2)</w:t>
       </w:r>
       <w:r>
         <w:rPr>
@@ -4362,21 +2565,12 @@
           <w:szCs w:val="28"/>
         </w:rPr>
       </w:pPr>
-      <w:proofErr w:type="spellStart"/>
-      <w:r>
-        <w:rPr>
-          <w:sz w:val="28"/>
-          <w:szCs w:val="28"/>
-        </w:rPr>
-        <w:t>Set.intersection</w:t>
-      </w:r>
-      <w:proofErr w:type="spellEnd"/>
-      <w:r>
-        <w:rPr>
-          <w:sz w:val="28"/>
-          <w:szCs w:val="28"/>
-        </w:rPr>
-        <w:t>(set2)</w:t>
+      <w:r>
+        <w:rPr>
+          <w:sz w:val="28"/>
+          <w:szCs w:val="28"/>
+        </w:rPr>
+        <w:t>Set.intersection(set2)</w:t>
       </w:r>
       <w:r>
         <w:rPr>
@@ -4532,23 +2726,7 @@
           <w:sz w:val="28"/>
           <w:szCs w:val="28"/>
         </w:rPr>
-        <w:t xml:space="preserve"> loops are used for sequential </w:t>
-      </w:r>
-      <w:proofErr w:type="gramStart"/>
-      <w:r>
-        <w:rPr>
-          <w:sz w:val="28"/>
-          <w:szCs w:val="28"/>
-        </w:rPr>
-        <w:t>traversal .</w:t>
-      </w:r>
-      <w:proofErr w:type="gramEnd"/>
-      <w:r>
-        <w:rPr>
-          <w:sz w:val="28"/>
-          <w:szCs w:val="28"/>
-        </w:rPr>
-        <w:t xml:space="preserve"> For traversing list , string , tuple and other</w:t>
+        <w:t xml:space="preserve"> loops are used for sequential traversal . For traversing list , string , tuple and other</w:t>
       </w:r>
     </w:p>
     <w:p>
@@ -4577,21 +2755,12 @@
         </w:rPr>
         <w:sym w:font="Wingdings" w:char="F0E0"/>
       </w:r>
-      <w:proofErr w:type="spellStart"/>
-      <w:r>
-        <w:rPr>
-          <w:sz w:val="28"/>
-          <w:szCs w:val="28"/>
-        </w:rPr>
-        <w:t>pass</w:t>
-      </w:r>
-      <w:proofErr w:type="spellEnd"/>
-      <w:r>
-        <w:rPr>
-          <w:sz w:val="28"/>
-          <w:szCs w:val="28"/>
-        </w:rPr>
-        <w:t xml:space="preserve"> is null statement that does nothing. It is used as placeholder for future code </w:t>
+      <w:r>
+        <w:rPr>
+          <w:sz w:val="28"/>
+          <w:szCs w:val="28"/>
+        </w:rPr>
+        <w:t xml:space="preserve">pass is null statement that does nothing. It is used as placeholder for future code </w:t>
       </w:r>
     </w:p>
     <w:p>
@@ -4831,17 +3000,8 @@
           <w:sz w:val="28"/>
           <w:szCs w:val="28"/>
         </w:rPr>
-        <w:t xml:space="preserve">When a function call itself </w:t>
-      </w:r>
-      <w:proofErr w:type="spellStart"/>
-      <w:r>
-        <w:rPr>
-          <w:sz w:val="28"/>
-          <w:szCs w:val="28"/>
-        </w:rPr>
-        <w:t>repeatdely</w:t>
-      </w:r>
-      <w:proofErr w:type="spellEnd"/>
+        <w:t>When a function call itself repeatdely</w:t>
+      </w:r>
     </w:p>
     <w:p>
       <w:pPr>
@@ -4874,23 +3034,7 @@
           <w:sz w:val="28"/>
           <w:szCs w:val="28"/>
         </w:rPr>
-        <w:t xml:space="preserve"> means </w:t>
-      </w:r>
-      <w:proofErr w:type="spellStart"/>
-      <w:r>
-        <w:rPr>
-          <w:sz w:val="28"/>
-          <w:szCs w:val="28"/>
-        </w:rPr>
-        <w:t>stoping</w:t>
-      </w:r>
-      <w:proofErr w:type="spellEnd"/>
-      <w:r>
-        <w:rPr>
-          <w:sz w:val="28"/>
-          <w:szCs w:val="28"/>
-        </w:rPr>
-        <w:t xml:space="preserve"> condition</w:t>
+        <w:t xml:space="preserve"> means stoping condition</w:t>
       </w:r>
     </w:p>
     <w:p>
@@ -4986,8 +3130,6 @@
           <w:szCs w:val="21"/>
         </w:rPr>
       </w:pPr>
-      <w:proofErr w:type="spellStart"/>
-      <w:proofErr w:type="gramStart"/>
       <w:r>
         <w:rPr>
           <w:rFonts w:ascii="Consolas" w:eastAsia="Times New Roman" w:hAnsi="Consolas" w:cs="Times New Roman"/>
@@ -4997,8 +3139,6 @@
         </w:rPr>
         <w:t>def</w:t>
       </w:r>
-      <w:proofErr w:type="spellEnd"/>
-      <w:proofErr w:type="gramEnd"/>
       <w:r>
         <w:rPr>
           <w:rFonts w:ascii="Consolas" w:eastAsia="Times New Roman" w:hAnsi="Consolas" w:cs="Times New Roman"/>
@@ -5065,7 +3205,6 @@
         </w:rPr>
         <w:t xml:space="preserve">  </w:t>
       </w:r>
-      <w:proofErr w:type="gramStart"/>
       <w:r>
         <w:rPr>
           <w:rFonts w:ascii="Consolas" w:eastAsia="Times New Roman" w:hAnsi="Consolas" w:cs="Times New Roman"/>
@@ -5075,7 +3214,6 @@
         </w:rPr>
         <w:t>if</w:t>
       </w:r>
-      <w:proofErr w:type="gramEnd"/>
       <w:r>
         <w:rPr>
           <w:rFonts w:ascii="Consolas" w:eastAsia="Times New Roman" w:hAnsi="Consolas" w:cs="Times New Roman"/>
@@ -5205,7 +3343,6 @@
         </w:rPr>
         <w:t xml:space="preserve">    </w:t>
       </w:r>
-      <w:proofErr w:type="gramStart"/>
       <w:r>
         <w:rPr>
           <w:rFonts w:ascii="Consolas" w:eastAsia="Times New Roman" w:hAnsi="Consolas" w:cs="Times New Roman"/>
@@ -5215,7 +3352,6 @@
         </w:rPr>
         <w:t>return</w:t>
       </w:r>
-      <w:proofErr w:type="gramEnd"/>
       <w:r>
         <w:rPr>
           <w:rFonts w:ascii="Consolas" w:eastAsia="Times New Roman" w:hAnsi="Consolas" w:cs="Times New Roman"/>
@@ -5255,7 +3391,6 @@
         </w:rPr>
         <w:t xml:space="preserve">  </w:t>
       </w:r>
-      <w:proofErr w:type="gramStart"/>
       <w:r>
         <w:rPr>
           <w:rFonts w:ascii="Consolas" w:eastAsia="Times New Roman" w:hAnsi="Consolas" w:cs="Times New Roman"/>
@@ -5265,7 +3400,6 @@
         </w:rPr>
         <w:t>else</w:t>
       </w:r>
-      <w:proofErr w:type="gramEnd"/>
       <w:r>
         <w:rPr>
           <w:rFonts w:ascii="Consolas" w:eastAsia="Times New Roman" w:hAnsi="Consolas" w:cs="Times New Roman"/>
@@ -5296,7 +3430,6 @@
         </w:rPr>
         <w:t xml:space="preserve">    </w:t>
       </w:r>
-      <w:proofErr w:type="gramStart"/>
       <w:r>
         <w:rPr>
           <w:rFonts w:ascii="Consolas" w:eastAsia="Times New Roman" w:hAnsi="Consolas" w:cs="Times New Roman"/>
@@ -5306,7 +3439,6 @@
         </w:rPr>
         <w:t>return</w:t>
       </w:r>
-      <w:proofErr w:type="gramEnd"/>
       <w:r>
         <w:rPr>
           <w:rFonts w:ascii="Consolas" w:eastAsia="Times New Roman" w:hAnsi="Consolas" w:cs="Times New Roman"/>
@@ -5430,7 +3562,6 @@
           <w:szCs w:val="21"/>
         </w:rPr>
       </w:pPr>
-      <w:proofErr w:type="gramStart"/>
       <w:r>
         <w:rPr>
           <w:rFonts w:ascii="Consolas" w:eastAsia="Times New Roman" w:hAnsi="Consolas" w:cs="Times New Roman"/>
@@ -5449,7 +3580,6 @@
         </w:rPr>
         <w:t>(</w:t>
       </w:r>
-      <w:proofErr w:type="gramEnd"/>
       <w:r>
         <w:rPr>
           <w:rFonts w:ascii="Consolas" w:eastAsia="Times New Roman" w:hAnsi="Consolas" w:cs="Times New Roman"/>
@@ -5554,37 +3684,12 @@
           <w:szCs w:val="28"/>
         </w:rPr>
       </w:pPr>
-      <w:proofErr w:type="gramStart"/>
-      <w:r>
-        <w:rPr>
-          <w:sz w:val="28"/>
-          <w:szCs w:val="28"/>
-        </w:rPr>
-        <w:t>simple</w:t>
-      </w:r>
-      <w:proofErr w:type="gramEnd"/>
-      <w:r>
-        <w:rPr>
-          <w:sz w:val="28"/>
-          <w:szCs w:val="28"/>
-        </w:rPr>
-        <w:t xml:space="preserve"> Understanding of Recursion by </w:t>
-      </w:r>
-      <w:proofErr w:type="spellStart"/>
-      <w:r>
-        <w:rPr>
-          <w:sz w:val="28"/>
-          <w:szCs w:val="28"/>
-        </w:rPr>
-        <w:t>self made</w:t>
-      </w:r>
-      <w:proofErr w:type="spellEnd"/>
-      <w:r>
-        <w:rPr>
-          <w:sz w:val="28"/>
-          <w:szCs w:val="28"/>
-        </w:rPr>
-        <w:t xml:space="preserve"> question</w:t>
+      <w:r>
+        <w:rPr>
+          <w:sz w:val="28"/>
+          <w:szCs w:val="28"/>
+        </w:rPr>
+        <w:t>simple Understanding of Recursion by self made question</w:t>
       </w:r>
     </w:p>
     <w:p>
@@ -5598,8 +3703,6 @@
           <w:szCs w:val="21"/>
         </w:rPr>
       </w:pPr>
-      <w:proofErr w:type="spellStart"/>
-      <w:proofErr w:type="gramStart"/>
       <w:r>
         <w:rPr>
           <w:rFonts w:ascii="Consolas" w:eastAsia="Times New Roman" w:hAnsi="Consolas" w:cs="Times New Roman"/>
@@ -5609,8 +3712,6 @@
         </w:rPr>
         <w:t>def</w:t>
       </w:r>
-      <w:proofErr w:type="spellEnd"/>
-      <w:proofErr w:type="gramEnd"/>
       <w:r>
         <w:rPr>
           <w:rFonts w:ascii="Consolas" w:eastAsia="Times New Roman" w:hAnsi="Consolas" w:cs="Times New Roman"/>
@@ -5659,7 +3760,6 @@
         </w:rPr>
         <w:t xml:space="preserve">  </w:t>
       </w:r>
-      <w:proofErr w:type="gramStart"/>
       <w:r>
         <w:rPr>
           <w:rFonts w:ascii="Consolas" w:eastAsia="Times New Roman" w:hAnsi="Consolas" w:cs="Times New Roman"/>
@@ -5669,7 +3769,6 @@
         </w:rPr>
         <w:t>return</w:t>
       </w:r>
-      <w:proofErr w:type="gramEnd"/>
       <w:r>
         <w:rPr>
           <w:rFonts w:ascii="Consolas" w:eastAsia="Times New Roman" w:hAnsi="Consolas" w:cs="Times New Roman"/>
@@ -5712,8 +3811,6 @@
           <w:szCs w:val="21"/>
         </w:rPr>
       </w:pPr>
-      <w:proofErr w:type="spellStart"/>
-      <w:proofErr w:type="gramStart"/>
       <w:r>
         <w:rPr>
           <w:rFonts w:ascii="Consolas" w:eastAsia="Times New Roman" w:hAnsi="Consolas" w:cs="Times New Roman"/>
@@ -5723,8 +3820,6 @@
         </w:rPr>
         <w:t>def</w:t>
       </w:r>
-      <w:proofErr w:type="spellEnd"/>
-      <w:proofErr w:type="gramEnd"/>
       <w:r>
         <w:rPr>
           <w:rFonts w:ascii="Consolas" w:eastAsia="Times New Roman" w:hAnsi="Consolas" w:cs="Times New Roman"/>
@@ -5773,7 +3868,6 @@
         </w:rPr>
         <w:t xml:space="preserve">  </w:t>
       </w:r>
-      <w:proofErr w:type="gramStart"/>
       <w:r>
         <w:rPr>
           <w:rFonts w:ascii="Consolas" w:eastAsia="Times New Roman" w:hAnsi="Consolas" w:cs="Times New Roman"/>
@@ -5783,7 +3877,6 @@
         </w:rPr>
         <w:t>return</w:t>
       </w:r>
-      <w:proofErr w:type="gramEnd"/>
       <w:r>
         <w:rPr>
           <w:rFonts w:ascii="Consolas" w:eastAsia="Times New Roman" w:hAnsi="Consolas" w:cs="Times New Roman"/>
@@ -5853,8 +3946,6 @@
           <w:szCs w:val="21"/>
         </w:rPr>
       </w:pPr>
-      <w:proofErr w:type="spellStart"/>
-      <w:proofErr w:type="gramStart"/>
       <w:r>
         <w:rPr>
           <w:rFonts w:ascii="Consolas" w:eastAsia="Times New Roman" w:hAnsi="Consolas" w:cs="Times New Roman"/>
@@ -5864,8 +3955,6 @@
         </w:rPr>
         <w:t>def</w:t>
       </w:r>
-      <w:proofErr w:type="spellEnd"/>
-      <w:proofErr w:type="gramEnd"/>
       <w:r>
         <w:rPr>
           <w:rFonts w:ascii="Consolas" w:eastAsia="Times New Roman" w:hAnsi="Consolas" w:cs="Times New Roman"/>
@@ -5914,7 +4003,6 @@
         </w:rPr>
         <w:t xml:space="preserve">  </w:t>
       </w:r>
-      <w:proofErr w:type="gramStart"/>
       <w:r>
         <w:rPr>
           <w:rFonts w:ascii="Consolas" w:eastAsia="Times New Roman" w:hAnsi="Consolas" w:cs="Times New Roman"/>
@@ -5924,7 +4012,6 @@
         </w:rPr>
         <w:t>res</w:t>
       </w:r>
-      <w:proofErr w:type="gramEnd"/>
       <w:r>
         <w:rPr>
           <w:rFonts w:ascii="Consolas" w:eastAsia="Times New Roman" w:hAnsi="Consolas" w:cs="Times New Roman"/>
@@ -6018,7 +4105,6 @@
         </w:rPr>
         <w:t xml:space="preserve">  </w:t>
       </w:r>
-      <w:proofErr w:type="gramStart"/>
       <w:r>
         <w:rPr>
           <w:rFonts w:ascii="Consolas" w:eastAsia="Times New Roman" w:hAnsi="Consolas" w:cs="Times New Roman"/>
@@ -6028,7 +4114,6 @@
         </w:rPr>
         <w:t>return</w:t>
       </w:r>
-      <w:proofErr w:type="gramEnd"/>
       <w:r>
         <w:rPr>
           <w:rFonts w:ascii="Consolas" w:eastAsia="Times New Roman" w:hAnsi="Consolas" w:cs="Times New Roman"/>
@@ -6089,7 +4174,6 @@
           <w:szCs w:val="21"/>
         </w:rPr>
       </w:pPr>
-      <w:proofErr w:type="gramStart"/>
       <w:r>
         <w:rPr>
           <w:rFonts w:ascii="Consolas" w:eastAsia="Times New Roman" w:hAnsi="Consolas" w:cs="Times New Roman"/>
@@ -6108,7 +4192,6 @@
         </w:rPr>
         <w:t>(</w:t>
       </w:r>
-      <w:proofErr w:type="gramEnd"/>
       <w:r>
         <w:rPr>
           <w:rFonts w:ascii="Consolas" w:eastAsia="Times New Roman" w:hAnsi="Consolas" w:cs="Times New Roman"/>
@@ -6189,39 +4272,7 @@
           <w:sz w:val="28"/>
           <w:szCs w:val="28"/>
         </w:rPr>
-        <w:t xml:space="preserve">Python can be used to perform </w:t>
-      </w:r>
-      <w:proofErr w:type="spellStart"/>
-      <w:r>
-        <w:rPr>
-          <w:sz w:val="28"/>
-          <w:szCs w:val="28"/>
-        </w:rPr>
-        <w:t>opearations</w:t>
-      </w:r>
-      <w:proofErr w:type="spellEnd"/>
-      <w:r>
-        <w:rPr>
-          <w:sz w:val="28"/>
-          <w:szCs w:val="28"/>
-        </w:rPr>
-        <w:t xml:space="preserve"> on a </w:t>
-      </w:r>
-      <w:proofErr w:type="gramStart"/>
-      <w:r>
-        <w:rPr>
-          <w:sz w:val="28"/>
-          <w:szCs w:val="28"/>
-        </w:rPr>
-        <w:t>file .</w:t>
-      </w:r>
-      <w:proofErr w:type="gramEnd"/>
-      <w:r>
-        <w:rPr>
-          <w:sz w:val="28"/>
-          <w:szCs w:val="28"/>
-        </w:rPr>
-        <w:t xml:space="preserve"> ( read and write)</w:t>
+        <w:t>Python can be used to perform opearations on a file . ( read and write)</w:t>
       </w:r>
     </w:p>
     <w:p>
@@ -6263,327 +4314,14 @@
           <w:sz w:val="28"/>
           <w:szCs w:val="28"/>
         </w:rPr>
-        <w:t xml:space="preserve"> </w:t>
-      </w:r>
-      <w:proofErr w:type="spellStart"/>
-      <w:r>
-        <w:rPr>
-          <w:sz w:val="28"/>
-          <w:szCs w:val="28"/>
-        </w:rPr>
-        <w:t>kisi</w:t>
-      </w:r>
-      <w:proofErr w:type="spellEnd"/>
-      <w:r>
-        <w:rPr>
-          <w:sz w:val="28"/>
-          <w:szCs w:val="28"/>
-        </w:rPr>
-        <w:t xml:space="preserve"> data </w:t>
-      </w:r>
-      <w:proofErr w:type="spellStart"/>
-      <w:r>
-        <w:rPr>
-          <w:sz w:val="28"/>
-          <w:szCs w:val="28"/>
-        </w:rPr>
-        <w:t>ko</w:t>
-      </w:r>
-      <w:proofErr w:type="spellEnd"/>
-      <w:r>
-        <w:rPr>
-          <w:sz w:val="28"/>
-          <w:szCs w:val="28"/>
-        </w:rPr>
-        <w:t xml:space="preserve"> </w:t>
-      </w:r>
-      <w:proofErr w:type="spellStart"/>
-      <w:r>
-        <w:rPr>
-          <w:sz w:val="28"/>
-          <w:szCs w:val="28"/>
-        </w:rPr>
-        <w:t>khol</w:t>
-      </w:r>
-      <w:proofErr w:type="spellEnd"/>
-      <w:r>
-        <w:rPr>
-          <w:sz w:val="28"/>
-          <w:szCs w:val="28"/>
-        </w:rPr>
-        <w:t xml:space="preserve"> </w:t>
-      </w:r>
-      <w:proofErr w:type="spellStart"/>
-      <w:r>
-        <w:rPr>
-          <w:sz w:val="28"/>
-          <w:szCs w:val="28"/>
-        </w:rPr>
-        <w:t>rahe</w:t>
-      </w:r>
-      <w:proofErr w:type="spellEnd"/>
-      <w:r>
-        <w:rPr>
-          <w:sz w:val="28"/>
-          <w:szCs w:val="28"/>
-        </w:rPr>
-        <w:t xml:space="preserve"> </w:t>
-      </w:r>
-      <w:proofErr w:type="spellStart"/>
-      <w:r>
-        <w:rPr>
-          <w:sz w:val="28"/>
-          <w:szCs w:val="28"/>
-        </w:rPr>
-        <w:t>hai</w:t>
-      </w:r>
-      <w:proofErr w:type="spellEnd"/>
-      <w:r>
-        <w:rPr>
-          <w:sz w:val="28"/>
-          <w:szCs w:val="28"/>
-        </w:rPr>
-        <w:t xml:space="preserve"> , data read </w:t>
-      </w:r>
-      <w:proofErr w:type="spellStart"/>
-      <w:r>
-        <w:rPr>
-          <w:sz w:val="28"/>
-          <w:szCs w:val="28"/>
-        </w:rPr>
-        <w:t>kar</w:t>
-      </w:r>
-      <w:proofErr w:type="spellEnd"/>
-      <w:r>
-        <w:rPr>
-          <w:sz w:val="28"/>
-          <w:szCs w:val="28"/>
-        </w:rPr>
-        <w:t xml:space="preserve">  </w:t>
-      </w:r>
-      <w:proofErr w:type="spellStart"/>
-      <w:r>
-        <w:rPr>
-          <w:sz w:val="28"/>
-          <w:szCs w:val="28"/>
-        </w:rPr>
-        <w:t>rahe</w:t>
-      </w:r>
-      <w:proofErr w:type="spellEnd"/>
-      <w:r>
-        <w:rPr>
-          <w:sz w:val="28"/>
-          <w:szCs w:val="28"/>
-        </w:rPr>
-        <w:t xml:space="preserve"> </w:t>
-      </w:r>
-      <w:proofErr w:type="spellStart"/>
-      <w:r>
-        <w:rPr>
-          <w:sz w:val="28"/>
-          <w:szCs w:val="28"/>
-        </w:rPr>
-        <w:t>hai</w:t>
-      </w:r>
-      <w:proofErr w:type="spellEnd"/>
-      <w:r>
-        <w:rPr>
-          <w:sz w:val="28"/>
-          <w:szCs w:val="28"/>
-        </w:rPr>
-        <w:t xml:space="preserve"> , </w:t>
-      </w:r>
-      <w:proofErr w:type="spellStart"/>
-      <w:r>
-        <w:rPr>
-          <w:sz w:val="28"/>
-          <w:szCs w:val="28"/>
-        </w:rPr>
-        <w:t>updation</w:t>
-      </w:r>
-      <w:proofErr w:type="spellEnd"/>
-      <w:r>
-        <w:rPr>
-          <w:sz w:val="28"/>
-          <w:szCs w:val="28"/>
-        </w:rPr>
-        <w:t xml:space="preserve"> </w:t>
-      </w:r>
-      <w:proofErr w:type="spellStart"/>
-      <w:r>
-        <w:rPr>
-          <w:sz w:val="28"/>
-          <w:szCs w:val="28"/>
-        </w:rPr>
-        <w:t>kar</w:t>
-      </w:r>
-      <w:proofErr w:type="spellEnd"/>
-      <w:r>
-        <w:rPr>
-          <w:sz w:val="28"/>
-          <w:szCs w:val="28"/>
-        </w:rPr>
-        <w:t xml:space="preserve"> </w:t>
-      </w:r>
-      <w:proofErr w:type="spellStart"/>
-      <w:r>
-        <w:rPr>
-          <w:sz w:val="28"/>
-          <w:szCs w:val="28"/>
-        </w:rPr>
-        <w:t>rahe</w:t>
-      </w:r>
-      <w:proofErr w:type="spellEnd"/>
-      <w:r>
-        <w:rPr>
-          <w:sz w:val="28"/>
-          <w:szCs w:val="28"/>
-        </w:rPr>
-        <w:t xml:space="preserve"> </w:t>
-      </w:r>
-      <w:proofErr w:type="spellStart"/>
-      <w:r>
-        <w:rPr>
-          <w:sz w:val="28"/>
-          <w:szCs w:val="28"/>
-        </w:rPr>
-        <w:t>hai</w:t>
-      </w:r>
-      <w:proofErr w:type="spellEnd"/>
-      <w:r>
-        <w:rPr>
-          <w:sz w:val="28"/>
-          <w:szCs w:val="28"/>
-        </w:rPr>
-        <w:t xml:space="preserve">, nay data </w:t>
-      </w:r>
-      <w:proofErr w:type="spellStart"/>
-      <w:r>
-        <w:rPr>
-          <w:sz w:val="28"/>
-          <w:szCs w:val="28"/>
-        </w:rPr>
-        <w:t>ko</w:t>
-      </w:r>
-      <w:proofErr w:type="spellEnd"/>
-      <w:r>
-        <w:rPr>
-          <w:sz w:val="28"/>
-          <w:szCs w:val="28"/>
-        </w:rPr>
-        <w:t xml:space="preserve"> write </w:t>
-      </w:r>
-      <w:proofErr w:type="spellStart"/>
-      <w:r>
-        <w:rPr>
-          <w:sz w:val="28"/>
-          <w:szCs w:val="28"/>
-        </w:rPr>
-        <w:t>kar</w:t>
-      </w:r>
-      <w:proofErr w:type="spellEnd"/>
-      <w:r>
-        <w:rPr>
-          <w:sz w:val="28"/>
-          <w:szCs w:val="28"/>
-        </w:rPr>
-        <w:t xml:space="preserve"> </w:t>
-      </w:r>
-      <w:proofErr w:type="spellStart"/>
-      <w:r>
-        <w:rPr>
-          <w:sz w:val="28"/>
-          <w:szCs w:val="28"/>
-        </w:rPr>
-        <w:t>rahe</w:t>
-      </w:r>
-      <w:proofErr w:type="spellEnd"/>
-      <w:r>
-        <w:rPr>
-          <w:sz w:val="28"/>
-          <w:szCs w:val="28"/>
-        </w:rPr>
-        <w:t xml:space="preserve"> </w:t>
-      </w:r>
-      <w:proofErr w:type="spellStart"/>
-      <w:r>
-        <w:rPr>
-          <w:sz w:val="28"/>
-          <w:szCs w:val="28"/>
-        </w:rPr>
-        <w:t>hai</w:t>
-      </w:r>
-      <w:proofErr w:type="spellEnd"/>
-      <w:r>
-        <w:rPr>
-          <w:sz w:val="28"/>
-          <w:szCs w:val="28"/>
-        </w:rPr>
-        <w:t xml:space="preserve"> , file </w:t>
-      </w:r>
-      <w:proofErr w:type="spellStart"/>
-      <w:r>
-        <w:rPr>
-          <w:sz w:val="28"/>
-          <w:szCs w:val="28"/>
-        </w:rPr>
-        <w:t>ko</w:t>
-      </w:r>
-      <w:proofErr w:type="spellEnd"/>
-      <w:r>
-        <w:rPr>
-          <w:sz w:val="28"/>
-          <w:szCs w:val="28"/>
-        </w:rPr>
-        <w:t xml:space="preserve"> close </w:t>
-      </w:r>
-      <w:proofErr w:type="spellStart"/>
-      <w:r>
-        <w:rPr>
-          <w:sz w:val="28"/>
-          <w:szCs w:val="28"/>
-        </w:rPr>
-        <w:t>kar</w:t>
-      </w:r>
-      <w:proofErr w:type="spellEnd"/>
-      <w:r>
-        <w:rPr>
-          <w:sz w:val="28"/>
-          <w:szCs w:val="28"/>
-        </w:rPr>
-        <w:t xml:space="preserve"> </w:t>
-      </w:r>
-      <w:proofErr w:type="spellStart"/>
-      <w:r>
-        <w:rPr>
-          <w:sz w:val="28"/>
-          <w:szCs w:val="28"/>
-        </w:rPr>
-        <w:t>rahe</w:t>
-      </w:r>
-      <w:proofErr w:type="spellEnd"/>
-      <w:r>
-        <w:rPr>
-          <w:sz w:val="28"/>
-          <w:szCs w:val="28"/>
-        </w:rPr>
-        <w:t xml:space="preserve"> </w:t>
-      </w:r>
-      <w:proofErr w:type="spellStart"/>
-      <w:r>
-        <w:rPr>
-          <w:sz w:val="28"/>
-          <w:szCs w:val="28"/>
-        </w:rPr>
-        <w:t>hai</w:t>
-      </w:r>
-      <w:proofErr w:type="spellEnd"/>
-      <w:r>
-        <w:rPr>
-          <w:sz w:val="28"/>
-          <w:szCs w:val="28"/>
-        </w:rPr>
-        <w:t xml:space="preserve"> </w:t>
+        <w:t xml:space="preserve"> kisi data ko khol rahe hai , data read kar  rahe hai , updation kar rahe hai, nay data ko write kar rahe hai</w:t>
+      </w:r>
+      <w:r>
+        <w:rPr>
+          <w:sz w:val="28"/>
+          <w:szCs w:val="28"/>
+        </w:rPr>
+        <w:t xml:space="preserve"> , file ko close kar rahe hai </w:t>
       </w:r>
     </w:p>
     <w:p>
@@ -6620,33 +4358,8 @@
           <w:sz w:val="28"/>
           <w:szCs w:val="28"/>
         </w:rPr>
-        <w:t>Text Files :- .txt , .</w:t>
-      </w:r>
-      <w:proofErr w:type="spellStart"/>
-      <w:r>
-        <w:rPr>
-          <w:sz w:val="28"/>
-          <w:szCs w:val="28"/>
-        </w:rPr>
-        <w:t>docx</w:t>
-      </w:r>
-      <w:proofErr w:type="spellEnd"/>
-      <w:r>
-        <w:rPr>
-          <w:sz w:val="28"/>
-          <w:szCs w:val="28"/>
-        </w:rPr>
-        <w:t xml:space="preserve"> , .log and </w:t>
-      </w:r>
-      <w:proofErr w:type="spellStart"/>
-      <w:r>
-        <w:rPr>
-          <w:sz w:val="28"/>
-          <w:szCs w:val="28"/>
-        </w:rPr>
-        <w:t>etc</w:t>
-      </w:r>
-      <w:proofErr w:type="spellEnd"/>
+        <w:t>Text Files :- .txt , .docx , .log and etc</w:t>
+      </w:r>
     </w:p>
     <w:p>
       <w:pPr>
@@ -6699,119 +4412,7 @@
           <w:sz w:val="28"/>
           <w:szCs w:val="28"/>
         </w:rPr>
-        <w:t xml:space="preserve"> </w:t>
-      </w:r>
-      <w:proofErr w:type="spellStart"/>
-      <w:r>
-        <w:rPr>
-          <w:sz w:val="28"/>
-          <w:szCs w:val="28"/>
-        </w:rPr>
-        <w:t>imse</w:t>
-      </w:r>
-      <w:proofErr w:type="spellEnd"/>
-      <w:r>
-        <w:rPr>
-          <w:sz w:val="28"/>
-          <w:szCs w:val="28"/>
-        </w:rPr>
-        <w:t xml:space="preserve"> cursor end </w:t>
-      </w:r>
-      <w:proofErr w:type="spellStart"/>
-      <w:r>
-        <w:rPr>
-          <w:sz w:val="28"/>
-          <w:szCs w:val="28"/>
-        </w:rPr>
-        <w:t>mai</w:t>
-      </w:r>
-      <w:proofErr w:type="spellEnd"/>
-      <w:r>
-        <w:rPr>
-          <w:sz w:val="28"/>
-          <w:szCs w:val="28"/>
-        </w:rPr>
-        <w:t xml:space="preserve"> </w:t>
-      </w:r>
-      <w:proofErr w:type="spellStart"/>
-      <w:r>
-        <w:rPr>
-          <w:sz w:val="28"/>
-          <w:szCs w:val="28"/>
-        </w:rPr>
-        <w:t>chla</w:t>
-      </w:r>
-      <w:proofErr w:type="spellEnd"/>
-      <w:r>
-        <w:rPr>
-          <w:sz w:val="28"/>
-          <w:szCs w:val="28"/>
-        </w:rPr>
-        <w:t xml:space="preserve"> </w:t>
-      </w:r>
-      <w:proofErr w:type="spellStart"/>
-      <w:r>
-        <w:rPr>
-          <w:sz w:val="28"/>
-          <w:szCs w:val="28"/>
-        </w:rPr>
-        <w:t>jayga</w:t>
-      </w:r>
-      <w:proofErr w:type="spellEnd"/>
-      <w:r>
-        <w:rPr>
-          <w:sz w:val="28"/>
-          <w:szCs w:val="28"/>
-        </w:rPr>
-        <w:t xml:space="preserve"> to </w:t>
-      </w:r>
-      <w:proofErr w:type="spellStart"/>
-      <w:r>
-        <w:rPr>
-          <w:sz w:val="28"/>
-          <w:szCs w:val="28"/>
-        </w:rPr>
-        <w:t>kuch</w:t>
-      </w:r>
-      <w:proofErr w:type="spellEnd"/>
-      <w:r>
-        <w:rPr>
-          <w:sz w:val="28"/>
-          <w:szCs w:val="28"/>
-        </w:rPr>
-        <w:t xml:space="preserve"> print </w:t>
-      </w:r>
-      <w:proofErr w:type="spellStart"/>
-      <w:r>
-        <w:rPr>
-          <w:sz w:val="28"/>
-          <w:szCs w:val="28"/>
-        </w:rPr>
-        <w:t>nahi</w:t>
-      </w:r>
-      <w:proofErr w:type="spellEnd"/>
-      <w:r>
-        <w:rPr>
-          <w:sz w:val="28"/>
-          <w:szCs w:val="28"/>
-        </w:rPr>
-        <w:t xml:space="preserve"> </w:t>
-      </w:r>
-      <w:proofErr w:type="spellStart"/>
-      <w:r>
-        <w:rPr>
-          <w:sz w:val="28"/>
-          <w:szCs w:val="28"/>
-        </w:rPr>
-        <w:t>hoga</w:t>
-      </w:r>
-      <w:proofErr w:type="spellEnd"/>
-      <w:r>
-        <w:rPr>
-          <w:sz w:val="28"/>
-          <w:szCs w:val="28"/>
-        </w:rPr>
-        <w:t xml:space="preserve"> </w:t>
+        <w:t xml:space="preserve"> imse cursor end mai chla jayga to kuch print nahi hoga </w:t>
       </w:r>
     </w:p>
     <w:p>
@@ -6826,21 +4427,12 @@
           <w:szCs w:val="28"/>
         </w:rPr>
       </w:pPr>
-      <w:proofErr w:type="spellStart"/>
-      <w:r>
-        <w:rPr>
-          <w:sz w:val="28"/>
-          <w:szCs w:val="28"/>
-        </w:rPr>
-        <w:t>Readline</w:t>
-      </w:r>
-      <w:proofErr w:type="spellEnd"/>
-      <w:r>
-        <w:rPr>
-          <w:sz w:val="28"/>
-          <w:szCs w:val="28"/>
-        </w:rPr>
-        <w:t>()</w:t>
+      <w:r>
+        <w:rPr>
+          <w:sz w:val="28"/>
+          <w:szCs w:val="28"/>
+        </w:rPr>
+        <w:t>Readline()</w:t>
       </w:r>
     </w:p>
     <w:p>
@@ -6915,71 +4507,7 @@
           <w:sz w:val="28"/>
           <w:szCs w:val="28"/>
         </w:rPr>
-        <w:t xml:space="preserve">Binary Files ( non </w:t>
-      </w:r>
-      <w:proofErr w:type="spellStart"/>
-      <w:r>
-        <w:rPr>
-          <w:sz w:val="28"/>
-          <w:szCs w:val="28"/>
-        </w:rPr>
-        <w:t>chachter</w:t>
-      </w:r>
-      <w:proofErr w:type="spellEnd"/>
-      <w:r>
-        <w:rPr>
-          <w:sz w:val="28"/>
-          <w:szCs w:val="28"/>
-        </w:rPr>
-        <w:t xml:space="preserve"> data store in binary file ):-  .mp4 ,  .</w:t>
-      </w:r>
-      <w:proofErr w:type="spellStart"/>
-      <w:r>
-        <w:rPr>
-          <w:sz w:val="28"/>
-          <w:szCs w:val="28"/>
-        </w:rPr>
-        <w:t>mov</w:t>
-      </w:r>
-      <w:proofErr w:type="spellEnd"/>
-      <w:r>
-        <w:rPr>
-          <w:sz w:val="28"/>
-          <w:szCs w:val="28"/>
-        </w:rPr>
-        <w:t xml:space="preserve"> , .</w:t>
-      </w:r>
-      <w:proofErr w:type="spellStart"/>
-      <w:r>
-        <w:rPr>
-          <w:sz w:val="28"/>
-          <w:szCs w:val="28"/>
-        </w:rPr>
-        <w:t>png</w:t>
-      </w:r>
-      <w:proofErr w:type="spellEnd"/>
-      <w:r>
-        <w:rPr>
-          <w:sz w:val="28"/>
-          <w:szCs w:val="28"/>
-        </w:rPr>
-        <w:t xml:space="preserve"> , .jpeg and </w:t>
-      </w:r>
-      <w:proofErr w:type="spellStart"/>
-      <w:r>
-        <w:rPr>
-          <w:sz w:val="28"/>
-          <w:szCs w:val="28"/>
-        </w:rPr>
-        <w:t>etc</w:t>
-      </w:r>
-      <w:proofErr w:type="spellEnd"/>
-      <w:r>
-        <w:rPr>
-          <w:sz w:val="28"/>
-          <w:szCs w:val="28"/>
-        </w:rPr>
-        <w:t xml:space="preserve"> </w:t>
+        <w:t xml:space="preserve">Binary Files ( non chachter data store in binary file ):-  .mp4 ,  .mov , .png , .jpeg and etc </w:t>
       </w:r>
     </w:p>
     <w:p>
@@ -6992,7 +4520,6 @@
           <w:szCs w:val="28"/>
         </w:rPr>
       </w:pPr>
-      <w:proofErr w:type="gramStart"/>
       <w:r>
         <w:rPr>
           <w:b/>
@@ -7001,7 +4528,6 @@
         </w:rPr>
         <w:t>Notes :</w:t>
       </w:r>
-      <w:proofErr w:type="gramEnd"/>
       <w:r>
         <w:rPr>
           <w:sz w:val="28"/>
@@ -7015,115 +4541,7 @@
           <w:sz w:val="28"/>
           <w:szCs w:val="28"/>
         </w:rPr>
-        <w:t xml:space="preserve"> ye bit ( 0 and 1 ) </w:t>
-      </w:r>
-      <w:proofErr w:type="spellStart"/>
-      <w:r>
-        <w:rPr>
-          <w:b/>
-          <w:sz w:val="28"/>
-          <w:szCs w:val="28"/>
-        </w:rPr>
-        <w:t>ki</w:t>
-      </w:r>
-      <w:proofErr w:type="spellEnd"/>
-      <w:r>
-        <w:rPr>
-          <w:b/>
-          <w:sz w:val="28"/>
-          <w:szCs w:val="28"/>
-        </w:rPr>
-        <w:t xml:space="preserve"> form </w:t>
-      </w:r>
-      <w:proofErr w:type="spellStart"/>
-      <w:r>
-        <w:rPr>
-          <w:b/>
-          <w:sz w:val="28"/>
-          <w:szCs w:val="28"/>
-        </w:rPr>
-        <w:t>mai</w:t>
-      </w:r>
-      <w:proofErr w:type="spellEnd"/>
-      <w:r>
-        <w:rPr>
-          <w:b/>
-          <w:sz w:val="28"/>
-          <w:szCs w:val="28"/>
-        </w:rPr>
-        <w:t xml:space="preserve"> </w:t>
-      </w:r>
-      <w:proofErr w:type="spellStart"/>
-      <w:r>
-        <w:rPr>
-          <w:b/>
-          <w:sz w:val="28"/>
-          <w:szCs w:val="28"/>
-        </w:rPr>
-        <w:t>jakar</w:t>
-      </w:r>
-      <w:proofErr w:type="spellEnd"/>
-      <w:r>
-        <w:rPr>
-          <w:b/>
-          <w:sz w:val="28"/>
-          <w:szCs w:val="28"/>
-        </w:rPr>
-        <w:t xml:space="preserve"> hi store </w:t>
-      </w:r>
-      <w:proofErr w:type="spellStart"/>
-      <w:r>
-        <w:rPr>
-          <w:b/>
-          <w:sz w:val="28"/>
-          <w:szCs w:val="28"/>
-        </w:rPr>
-        <w:t>hota</w:t>
-      </w:r>
-      <w:proofErr w:type="spellEnd"/>
-      <w:r>
-        <w:rPr>
-          <w:b/>
-          <w:sz w:val="28"/>
-          <w:szCs w:val="28"/>
-        </w:rPr>
-        <w:t xml:space="preserve"> </w:t>
-      </w:r>
-      <w:proofErr w:type="spellStart"/>
-      <w:r>
-        <w:rPr>
-          <w:b/>
-          <w:sz w:val="28"/>
-          <w:szCs w:val="28"/>
-        </w:rPr>
-        <w:t>hai</w:t>
-      </w:r>
-      <w:proofErr w:type="spellEnd"/>
-      <w:r>
-        <w:rPr>
-          <w:b/>
-          <w:sz w:val="28"/>
-          <w:szCs w:val="28"/>
-        </w:rPr>
-        <w:t xml:space="preserve"> memory </w:t>
-      </w:r>
-      <w:proofErr w:type="spellStart"/>
-      <w:r>
-        <w:rPr>
-          <w:b/>
-          <w:sz w:val="28"/>
-          <w:szCs w:val="28"/>
-        </w:rPr>
-        <w:t>mai</w:t>
-      </w:r>
-      <w:proofErr w:type="spellEnd"/>
-      <w:r>
-        <w:rPr>
-          <w:b/>
-          <w:sz w:val="28"/>
-          <w:szCs w:val="28"/>
-        </w:rPr>
-        <w:t xml:space="preserve"> </w:t>
+        <w:t xml:space="preserve"> ye bit ( 0 and 1 ) ki form mai jakar hi store hota hai memory mai </w:t>
       </w:r>
     </w:p>
     <w:p>
@@ -7528,23 +4946,7 @@
           <w:sz w:val="28"/>
           <w:szCs w:val="28"/>
         </w:rPr>
-        <w:t xml:space="preserve">Import </w:t>
-      </w:r>
-      <w:proofErr w:type="spellStart"/>
-      <w:r>
-        <w:rPr>
-          <w:sz w:val="28"/>
-          <w:szCs w:val="28"/>
-        </w:rPr>
-        <w:t>os</w:t>
-      </w:r>
-      <w:proofErr w:type="spellEnd"/>
-      <w:r>
-        <w:rPr>
-          <w:sz w:val="28"/>
-          <w:szCs w:val="28"/>
-        </w:rPr>
-        <w:t xml:space="preserve"> </w:t>
+        <w:t xml:space="preserve">Import os </w:t>
       </w:r>
     </w:p>
     <w:p>
@@ -7583,74 +4985,26 @@
           <w:sz w:val="28"/>
           <w:szCs w:val="28"/>
         </w:rPr>
-        <w:t xml:space="preserve">Import </w:t>
-      </w:r>
-      <w:proofErr w:type="spellStart"/>
-      <w:r>
+        <w:t>Import os</w:t>
+      </w:r>
+    </w:p>
+    <w:p>
+      <w:pPr>
+        <w:pStyle w:val="NoSpacing"/>
+        <w:ind w:left="720"/>
         <w:rPr>
           <w:b/>
           <w:sz w:val="28"/>
           <w:szCs w:val="28"/>
         </w:rPr>
-        <w:t>os</w:t>
-      </w:r>
-      <w:proofErr w:type="spellEnd"/>
-    </w:p>
-    <w:p>
-      <w:pPr>
-        <w:pStyle w:val="NoSpacing"/>
-        <w:ind w:left="720"/>
+      </w:pPr>
+      <w:r>
         <w:rPr>
           <w:b/>
           <w:sz w:val="28"/>
           <w:szCs w:val="28"/>
         </w:rPr>
-      </w:pPr>
-      <w:proofErr w:type="spellStart"/>
-      <w:proofErr w:type="gramStart"/>
-      <w:r>
-        <w:rPr>
-          <w:b/>
-          <w:sz w:val="28"/>
-          <w:szCs w:val="28"/>
-        </w:rPr>
-        <w:t>Os.remove</w:t>
-      </w:r>
-      <w:proofErr w:type="spellEnd"/>
-      <w:r>
-        <w:rPr>
-          <w:b/>
-          <w:sz w:val="28"/>
-          <w:szCs w:val="28"/>
-        </w:rPr>
-        <w:t>(</w:t>
-      </w:r>
-      <w:proofErr w:type="gramEnd"/>
-      <w:r>
-        <w:rPr>
-          <w:b/>
-          <w:sz w:val="28"/>
-          <w:szCs w:val="28"/>
-        </w:rPr>
-        <w:t>“</w:t>
-      </w:r>
-      <w:proofErr w:type="spellStart"/>
-      <w:r>
-        <w:rPr>
-          <w:b/>
-          <w:sz w:val="28"/>
-          <w:szCs w:val="28"/>
-        </w:rPr>
-        <w:t>FileName</w:t>
-      </w:r>
-      <w:proofErr w:type="spellEnd"/>
-      <w:r>
-        <w:rPr>
-          <w:b/>
-          <w:sz w:val="28"/>
-          <w:szCs w:val="28"/>
-        </w:rPr>
-        <w:t>”)</w:t>
+        <w:t>Os.remove(“FileName”)</w:t>
       </w:r>
       <w:r>
         <w:rPr>
@@ -10047,7 +7401,7 @@
 </file>
 
 <file path=customXml/itemProps1.xml><?xml version="1.0" encoding="utf-8"?>
-<ds:datastoreItem xmlns:ds="http://schemas.openxmlformats.org/officeDocument/2006/customXml" ds:itemID="{E819F164-6032-4CD4-BD2D-C69B59C872A6}">
+<ds:datastoreItem xmlns:ds="http://schemas.openxmlformats.org/officeDocument/2006/customXml" ds:itemID="{FDBEB282-FEB0-4DA3-9D3D-23AF7123DD78}">
   <ds:schemaRefs>
     <ds:schemaRef ds:uri="http://schemas.openxmlformats.org/officeDocument/2006/bibliography"/>
   </ds:schemaRefs>

--- a/Python Syllabus.docx
+++ b/Python Syllabus.docx
@@ -10,8 +10,6 @@
           <w:szCs w:val="72"/>
         </w:rPr>
       </w:pPr>
-      <w:bookmarkStart w:id="0" w:name="_GoBack"/>
-      <w:bookmarkEnd w:id="0"/>
       <w:r>
         <w:rPr>
           <w:sz w:val="28"/>
@@ -357,7 +355,23 @@
           <w:sz w:val="28"/>
           <w:szCs w:val="28"/>
         </w:rPr>
-        <w:t xml:space="preserve"> isme ham indexing se access kar skte hai manipulate nahi kar sakte (jaise kuch string  mai add nahi kar sakte )</w:t>
+        <w:t xml:space="preserve"> </w:t>
+      </w:r>
+      <w:proofErr w:type="gramStart"/>
+      <w:r>
+        <w:rPr>
+          <w:sz w:val="28"/>
+          <w:szCs w:val="28"/>
+        </w:rPr>
+        <w:t>isme</w:t>
+      </w:r>
+      <w:proofErr w:type="gramEnd"/>
+      <w:r>
+        <w:rPr>
+          <w:sz w:val="28"/>
+          <w:szCs w:val="28"/>
+        </w:rPr>
+        <w:t xml:space="preserve"> ham indexing se access kar skte hai manipulate nahi kar sakte (jaise kuch string  mai add nahi kar sakte )</w:t>
       </w:r>
     </w:p>
     <w:p>
@@ -2726,7 +2740,23 @@
           <w:sz w:val="28"/>
           <w:szCs w:val="28"/>
         </w:rPr>
-        <w:t xml:space="preserve"> loops are used for sequential traversal . For traversing list , string , tuple and other</w:t>
+        <w:t xml:space="preserve"> loops are used for sequential </w:t>
+      </w:r>
+      <w:proofErr w:type="gramStart"/>
+      <w:r>
+        <w:rPr>
+          <w:sz w:val="28"/>
+          <w:szCs w:val="28"/>
+        </w:rPr>
+        <w:t>traversal .</w:t>
+      </w:r>
+      <w:proofErr w:type="gramEnd"/>
+      <w:r>
+        <w:rPr>
+          <w:sz w:val="28"/>
+          <w:szCs w:val="28"/>
+        </w:rPr>
+        <w:t xml:space="preserve"> For traversing list , string , tuple and other</w:t>
       </w:r>
     </w:p>
     <w:p>
@@ -3130,6 +3160,7 @@
           <w:szCs w:val="21"/>
         </w:rPr>
       </w:pPr>
+      <w:proofErr w:type="gramStart"/>
       <w:r>
         <w:rPr>
           <w:rFonts w:ascii="Consolas" w:eastAsia="Times New Roman" w:hAnsi="Consolas" w:cs="Times New Roman"/>
@@ -3139,6 +3170,7 @@
         </w:rPr>
         <w:t>def</w:t>
       </w:r>
+      <w:proofErr w:type="gramEnd"/>
       <w:r>
         <w:rPr>
           <w:rFonts w:ascii="Consolas" w:eastAsia="Times New Roman" w:hAnsi="Consolas" w:cs="Times New Roman"/>
@@ -3205,6 +3237,7 @@
         </w:rPr>
         <w:t xml:space="preserve">  </w:t>
       </w:r>
+      <w:proofErr w:type="gramStart"/>
       <w:r>
         <w:rPr>
           <w:rFonts w:ascii="Consolas" w:eastAsia="Times New Roman" w:hAnsi="Consolas" w:cs="Times New Roman"/>
@@ -3214,6 +3247,7 @@
         </w:rPr>
         <w:t>if</w:t>
       </w:r>
+      <w:proofErr w:type="gramEnd"/>
       <w:r>
         <w:rPr>
           <w:rFonts w:ascii="Consolas" w:eastAsia="Times New Roman" w:hAnsi="Consolas" w:cs="Times New Roman"/>
@@ -3343,6 +3377,7 @@
         </w:rPr>
         <w:t xml:space="preserve">    </w:t>
       </w:r>
+      <w:proofErr w:type="gramStart"/>
       <w:r>
         <w:rPr>
           <w:rFonts w:ascii="Consolas" w:eastAsia="Times New Roman" w:hAnsi="Consolas" w:cs="Times New Roman"/>
@@ -3352,6 +3387,7 @@
         </w:rPr>
         <w:t>return</w:t>
       </w:r>
+      <w:proofErr w:type="gramEnd"/>
       <w:r>
         <w:rPr>
           <w:rFonts w:ascii="Consolas" w:eastAsia="Times New Roman" w:hAnsi="Consolas" w:cs="Times New Roman"/>
@@ -3391,6 +3427,7 @@
         </w:rPr>
         <w:t xml:space="preserve">  </w:t>
       </w:r>
+      <w:proofErr w:type="gramStart"/>
       <w:r>
         <w:rPr>
           <w:rFonts w:ascii="Consolas" w:eastAsia="Times New Roman" w:hAnsi="Consolas" w:cs="Times New Roman"/>
@@ -3400,6 +3437,7 @@
         </w:rPr>
         <w:t>else</w:t>
       </w:r>
+      <w:proofErr w:type="gramEnd"/>
       <w:r>
         <w:rPr>
           <w:rFonts w:ascii="Consolas" w:eastAsia="Times New Roman" w:hAnsi="Consolas" w:cs="Times New Roman"/>
@@ -3430,6 +3468,7 @@
         </w:rPr>
         <w:t xml:space="preserve">    </w:t>
       </w:r>
+      <w:proofErr w:type="gramStart"/>
       <w:r>
         <w:rPr>
           <w:rFonts w:ascii="Consolas" w:eastAsia="Times New Roman" w:hAnsi="Consolas" w:cs="Times New Roman"/>
@@ -3439,6 +3478,7 @@
         </w:rPr>
         <w:t>return</w:t>
       </w:r>
+      <w:proofErr w:type="gramEnd"/>
       <w:r>
         <w:rPr>
           <w:rFonts w:ascii="Consolas" w:eastAsia="Times New Roman" w:hAnsi="Consolas" w:cs="Times New Roman"/>
@@ -3562,6 +3602,7 @@
           <w:szCs w:val="21"/>
         </w:rPr>
       </w:pPr>
+      <w:proofErr w:type="gramStart"/>
       <w:r>
         <w:rPr>
           <w:rFonts w:ascii="Consolas" w:eastAsia="Times New Roman" w:hAnsi="Consolas" w:cs="Times New Roman"/>
@@ -3580,6 +3621,7 @@
         </w:rPr>
         <w:t>(</w:t>
       </w:r>
+      <w:proofErr w:type="gramEnd"/>
       <w:r>
         <w:rPr>
           <w:rFonts w:ascii="Consolas" w:eastAsia="Times New Roman" w:hAnsi="Consolas" w:cs="Times New Roman"/>
@@ -3684,12 +3726,21 @@
           <w:szCs w:val="28"/>
         </w:rPr>
       </w:pPr>
-      <w:r>
-        <w:rPr>
-          <w:sz w:val="28"/>
-          <w:szCs w:val="28"/>
-        </w:rPr>
-        <w:t>simple Understanding of Recursion by self made question</w:t>
+      <w:proofErr w:type="gramStart"/>
+      <w:r>
+        <w:rPr>
+          <w:sz w:val="28"/>
+          <w:szCs w:val="28"/>
+        </w:rPr>
+        <w:t>simple</w:t>
+      </w:r>
+      <w:proofErr w:type="gramEnd"/>
+      <w:r>
+        <w:rPr>
+          <w:sz w:val="28"/>
+          <w:szCs w:val="28"/>
+        </w:rPr>
+        <w:t xml:space="preserve"> Understanding of Recursion by self made question</w:t>
       </w:r>
     </w:p>
     <w:p>
@@ -3703,6 +3754,7 @@
           <w:szCs w:val="21"/>
         </w:rPr>
       </w:pPr>
+      <w:proofErr w:type="gramStart"/>
       <w:r>
         <w:rPr>
           <w:rFonts w:ascii="Consolas" w:eastAsia="Times New Roman" w:hAnsi="Consolas" w:cs="Times New Roman"/>
@@ -3712,6 +3764,7 @@
         </w:rPr>
         <w:t>def</w:t>
       </w:r>
+      <w:proofErr w:type="gramEnd"/>
       <w:r>
         <w:rPr>
           <w:rFonts w:ascii="Consolas" w:eastAsia="Times New Roman" w:hAnsi="Consolas" w:cs="Times New Roman"/>
@@ -3760,6 +3813,7 @@
         </w:rPr>
         <w:t xml:space="preserve">  </w:t>
       </w:r>
+      <w:proofErr w:type="gramStart"/>
       <w:r>
         <w:rPr>
           <w:rFonts w:ascii="Consolas" w:eastAsia="Times New Roman" w:hAnsi="Consolas" w:cs="Times New Roman"/>
@@ -3769,6 +3823,7 @@
         </w:rPr>
         <w:t>return</w:t>
       </w:r>
+      <w:proofErr w:type="gramEnd"/>
       <w:r>
         <w:rPr>
           <w:rFonts w:ascii="Consolas" w:eastAsia="Times New Roman" w:hAnsi="Consolas" w:cs="Times New Roman"/>
@@ -3811,6 +3866,7 @@
           <w:szCs w:val="21"/>
         </w:rPr>
       </w:pPr>
+      <w:proofErr w:type="gramStart"/>
       <w:r>
         <w:rPr>
           <w:rFonts w:ascii="Consolas" w:eastAsia="Times New Roman" w:hAnsi="Consolas" w:cs="Times New Roman"/>
@@ -3820,6 +3876,7 @@
         </w:rPr>
         <w:t>def</w:t>
       </w:r>
+      <w:proofErr w:type="gramEnd"/>
       <w:r>
         <w:rPr>
           <w:rFonts w:ascii="Consolas" w:eastAsia="Times New Roman" w:hAnsi="Consolas" w:cs="Times New Roman"/>
@@ -3868,6 +3925,7 @@
         </w:rPr>
         <w:t xml:space="preserve">  </w:t>
       </w:r>
+      <w:proofErr w:type="gramStart"/>
       <w:r>
         <w:rPr>
           <w:rFonts w:ascii="Consolas" w:eastAsia="Times New Roman" w:hAnsi="Consolas" w:cs="Times New Roman"/>
@@ -3877,6 +3935,7 @@
         </w:rPr>
         <w:t>return</w:t>
       </w:r>
+      <w:proofErr w:type="gramEnd"/>
       <w:r>
         <w:rPr>
           <w:rFonts w:ascii="Consolas" w:eastAsia="Times New Roman" w:hAnsi="Consolas" w:cs="Times New Roman"/>
@@ -3946,6 +4005,7 @@
           <w:szCs w:val="21"/>
         </w:rPr>
       </w:pPr>
+      <w:proofErr w:type="gramStart"/>
       <w:r>
         <w:rPr>
           <w:rFonts w:ascii="Consolas" w:eastAsia="Times New Roman" w:hAnsi="Consolas" w:cs="Times New Roman"/>
@@ -3955,6 +4015,7 @@
         </w:rPr>
         <w:t>def</w:t>
       </w:r>
+      <w:proofErr w:type="gramEnd"/>
       <w:r>
         <w:rPr>
           <w:rFonts w:ascii="Consolas" w:eastAsia="Times New Roman" w:hAnsi="Consolas" w:cs="Times New Roman"/>
@@ -4003,6 +4064,7 @@
         </w:rPr>
         <w:t xml:space="preserve">  </w:t>
       </w:r>
+      <w:proofErr w:type="gramStart"/>
       <w:r>
         <w:rPr>
           <w:rFonts w:ascii="Consolas" w:eastAsia="Times New Roman" w:hAnsi="Consolas" w:cs="Times New Roman"/>
@@ -4012,6 +4074,7 @@
         </w:rPr>
         <w:t>res</w:t>
       </w:r>
+      <w:proofErr w:type="gramEnd"/>
       <w:r>
         <w:rPr>
           <w:rFonts w:ascii="Consolas" w:eastAsia="Times New Roman" w:hAnsi="Consolas" w:cs="Times New Roman"/>
@@ -4105,6 +4168,7 @@
         </w:rPr>
         <w:t xml:space="preserve">  </w:t>
       </w:r>
+      <w:proofErr w:type="gramStart"/>
       <w:r>
         <w:rPr>
           <w:rFonts w:ascii="Consolas" w:eastAsia="Times New Roman" w:hAnsi="Consolas" w:cs="Times New Roman"/>
@@ -4114,6 +4178,7 @@
         </w:rPr>
         <w:t>return</w:t>
       </w:r>
+      <w:proofErr w:type="gramEnd"/>
       <w:r>
         <w:rPr>
           <w:rFonts w:ascii="Consolas" w:eastAsia="Times New Roman" w:hAnsi="Consolas" w:cs="Times New Roman"/>
@@ -4174,6 +4239,7 @@
           <w:szCs w:val="21"/>
         </w:rPr>
       </w:pPr>
+      <w:proofErr w:type="gramStart"/>
       <w:r>
         <w:rPr>
           <w:rFonts w:ascii="Consolas" w:eastAsia="Times New Roman" w:hAnsi="Consolas" w:cs="Times New Roman"/>
@@ -4192,6 +4258,7 @@
         </w:rPr>
         <w:t>(</w:t>
       </w:r>
+      <w:proofErr w:type="gramEnd"/>
       <w:r>
         <w:rPr>
           <w:rFonts w:ascii="Consolas" w:eastAsia="Times New Roman" w:hAnsi="Consolas" w:cs="Times New Roman"/>
@@ -4272,7 +4339,23 @@
           <w:sz w:val="28"/>
           <w:szCs w:val="28"/>
         </w:rPr>
-        <w:t>Python can be used to perform opearations on a file . ( read and write)</w:t>
+        <w:t xml:space="preserve">Python can be used to perform opearations on a </w:t>
+      </w:r>
+      <w:proofErr w:type="gramStart"/>
+      <w:r>
+        <w:rPr>
+          <w:sz w:val="28"/>
+          <w:szCs w:val="28"/>
+        </w:rPr>
+        <w:t>file .</w:t>
+      </w:r>
+      <w:proofErr w:type="gramEnd"/>
+      <w:r>
+        <w:rPr>
+          <w:sz w:val="28"/>
+          <w:szCs w:val="28"/>
+        </w:rPr>
+        <w:t xml:space="preserve"> ( read and write)</w:t>
       </w:r>
     </w:p>
     <w:p>
@@ -4520,6 +4603,7 @@
           <w:szCs w:val="28"/>
         </w:rPr>
       </w:pPr>
+      <w:proofErr w:type="gramStart"/>
       <w:r>
         <w:rPr>
           <w:b/>
@@ -4528,6 +4612,7 @@
         </w:rPr>
         <w:t>Notes :</w:t>
       </w:r>
+      <w:proofErr w:type="gramEnd"/>
       <w:r>
         <w:rPr>
           <w:sz w:val="28"/>
@@ -4886,6 +4971,21 @@
           <w:szCs w:val="28"/>
         </w:rPr>
       </w:pPr>
+      <w:bookmarkStart w:id="0" w:name="_GoBack"/>
+      <w:bookmarkEnd w:id="0"/>
+    </w:p>
+    <w:p>
+      <w:pPr>
+        <w:pStyle w:val="NoSpacing"/>
+        <w:numPr>
+          <w:ilvl w:val="0"/>
+          <w:numId w:val="14"/>
+        </w:numPr>
+        <w:rPr>
+          <w:sz w:val="28"/>
+          <w:szCs w:val="28"/>
+        </w:rPr>
+      </w:pPr>
       <w:r>
         <w:rPr>
           <w:sz w:val="28"/>
@@ -4998,13 +5098,23 @@
           <w:szCs w:val="28"/>
         </w:rPr>
       </w:pPr>
+      <w:proofErr w:type="gramStart"/>
       <w:r>
         <w:rPr>
           <w:b/>
           <w:sz w:val="28"/>
           <w:szCs w:val="28"/>
         </w:rPr>
-        <w:t>Os.remove(“FileName”)</w:t>
+        <w:t>Os.remove(</w:t>
+      </w:r>
+      <w:proofErr w:type="gramEnd"/>
+      <w:r>
+        <w:rPr>
+          <w:b/>
+          <w:sz w:val="28"/>
+          <w:szCs w:val="28"/>
+        </w:rPr>
+        <w:t>“FileName”)</w:t>
       </w:r>
       <w:r>
         <w:rPr>
@@ -7401,7 +7511,7 @@
 </file>
 
 <file path=customXml/itemProps1.xml><?xml version="1.0" encoding="utf-8"?>
-<ds:datastoreItem xmlns:ds="http://schemas.openxmlformats.org/officeDocument/2006/customXml" ds:itemID="{FDBEB282-FEB0-4DA3-9D3D-23AF7123DD78}">
+<ds:datastoreItem xmlns:ds="http://schemas.openxmlformats.org/officeDocument/2006/customXml" ds:itemID="{577F19B8-7BE1-459F-B88B-35FF6789B506}">
   <ds:schemaRefs>
     <ds:schemaRef ds:uri="http://schemas.openxmlformats.org/officeDocument/2006/bibliography"/>
   </ds:schemaRefs>
